--- a/Task1_Proposal_722957_Adewuyi_A.docx
+++ b/Task1_Proposal_722957_Adewuyi_A.docx
@@ -904,7 +904,7 @@
           <w:r>
             <w:fldChar w:fldCharType="separate"/>
           </w:r>
-          <w:hyperlink w:anchor="_Toc223963515" w:history="1">
+          <w:hyperlink w:anchor="_Toc224033333" w:history="1">
             <w:r>
               <w:rPr>
                 <w:rStyle w:val="Hyperlink"/>
@@ -933,7 +933,7 @@
                 <w:noProof/>
                 <w:webHidden/>
               </w:rPr>
-              <w:instrText xml:space="preserve"> PAGEREF _Toc223963515 \h </w:instrText>
+              <w:instrText xml:space="preserve"> PAGEREF _Toc224033333 \h </w:instrText>
             </w:r>
             <w:r>
               <w:rPr>
@@ -976,7 +976,7 @@
               <w:lang w:eastAsia="en-GB"/>
             </w:rPr>
           </w:pPr>
-          <w:hyperlink w:anchor="_Toc223963516" w:history="1">
+          <w:hyperlink w:anchor="_Toc224033334" w:history="1">
             <w:r>
               <w:rPr>
                 <w:rStyle w:val="Hyperlink"/>
@@ -1003,7 +1003,7 @@
                 <w:noProof/>
                 <w:webHidden/>
               </w:rPr>
-              <w:instrText xml:space="preserve"> PAGEREF _Toc223963516 \h </w:instrText>
+              <w:instrText xml:space="preserve"> PAGEREF _Toc224033334 \h </w:instrText>
             </w:r>
             <w:r>
               <w:rPr>
@@ -1046,7 +1046,7 @@
               <w:lang w:eastAsia="en-GB"/>
             </w:rPr>
           </w:pPr>
-          <w:hyperlink w:anchor="_Toc223963517" w:history="1">
+          <w:hyperlink w:anchor="_Toc224033335" w:history="1">
             <w:r>
               <w:rPr>
                 <w:rStyle w:val="Hyperlink"/>
@@ -1073,7 +1073,7 @@
                 <w:noProof/>
                 <w:webHidden/>
               </w:rPr>
-              <w:instrText xml:space="preserve"> PAGEREF _Toc223963517 \h </w:instrText>
+              <w:instrText xml:space="preserve"> PAGEREF _Toc224033335 \h </w:instrText>
             </w:r>
             <w:r>
               <w:rPr>
@@ -1093,7 +1093,7 @@
                 <w:noProof/>
                 <w:webHidden/>
               </w:rPr>
-              <w:t>1</w:t>
+              <w:t>2</w:t>
             </w:r>
             <w:r>
               <w:rPr>
@@ -1116,7 +1116,7 @@
               <w:lang w:eastAsia="en-GB"/>
             </w:rPr>
           </w:pPr>
-          <w:hyperlink w:anchor="_Toc223963518" w:history="1">
+          <w:hyperlink w:anchor="_Toc224033336" w:history="1">
             <w:r>
               <w:rPr>
                 <w:rStyle w:val="Hyperlink"/>
@@ -1143,7 +1143,7 @@
                 <w:noProof/>
                 <w:webHidden/>
               </w:rPr>
-              <w:instrText xml:space="preserve"> PAGEREF _Toc223963518 \h </w:instrText>
+              <w:instrText xml:space="preserve"> PAGEREF _Toc224033336 \h </w:instrText>
             </w:r>
             <w:r>
               <w:rPr>
@@ -1186,7 +1186,7 @@
               <w:lang w:eastAsia="en-GB"/>
             </w:rPr>
           </w:pPr>
-          <w:hyperlink w:anchor="_Toc223963519" w:history="1">
+          <w:hyperlink w:anchor="_Toc224033337" w:history="1">
             <w:r>
               <w:rPr>
                 <w:rStyle w:val="Hyperlink"/>
@@ -1213,7 +1213,7 @@
                 <w:noProof/>
                 <w:webHidden/>
               </w:rPr>
-              <w:instrText xml:space="preserve"> PAGEREF _Toc223963519 \h </w:instrText>
+              <w:instrText xml:space="preserve"> PAGEREF _Toc224033337 \h </w:instrText>
             </w:r>
             <w:r>
               <w:rPr>
@@ -1256,7 +1256,7 @@
               <w:lang w:eastAsia="en-GB"/>
             </w:rPr>
           </w:pPr>
-          <w:hyperlink w:anchor="_Toc223963520" w:history="1">
+          <w:hyperlink w:anchor="_Toc224033338" w:history="1">
             <w:r>
               <w:rPr>
                 <w:rStyle w:val="Hyperlink"/>
@@ -1283,7 +1283,7 @@
                 <w:noProof/>
                 <w:webHidden/>
               </w:rPr>
-              <w:instrText xml:space="preserve"> PAGEREF _Toc223963520 \h </w:instrText>
+              <w:instrText xml:space="preserve"> PAGEREF _Toc224033338 \h </w:instrText>
             </w:r>
             <w:r>
               <w:rPr>
@@ -1303,7 +1303,7 @@
                 <w:noProof/>
                 <w:webHidden/>
               </w:rPr>
-              <w:t>2</w:t>
+              <w:t>3</w:t>
             </w:r>
             <w:r>
               <w:rPr>
@@ -1326,7 +1326,7 @@
               <w:lang w:eastAsia="en-GB"/>
             </w:rPr>
           </w:pPr>
-          <w:hyperlink w:anchor="_Toc223963521" w:history="1">
+          <w:hyperlink w:anchor="_Toc224033339" w:history="1">
             <w:r>
               <w:rPr>
                 <w:rStyle w:val="Hyperlink"/>
@@ -1353,7 +1353,7 @@
                 <w:noProof/>
                 <w:webHidden/>
               </w:rPr>
-              <w:instrText xml:space="preserve"> PAGEREF _Toc223963521 \h </w:instrText>
+              <w:instrText xml:space="preserve"> PAGEREF _Toc224033339 \h </w:instrText>
             </w:r>
             <w:r>
               <w:rPr>
@@ -1373,7 +1373,7 @@
                 <w:noProof/>
                 <w:webHidden/>
               </w:rPr>
-              <w:t>2</w:t>
+              <w:t>3</w:t>
             </w:r>
             <w:r>
               <w:rPr>
@@ -1396,7 +1396,7 @@
               <w:lang w:eastAsia="en-GB"/>
             </w:rPr>
           </w:pPr>
-          <w:hyperlink w:anchor="_Toc223963522" w:history="1">
+          <w:hyperlink w:anchor="_Toc224033340" w:history="1">
             <w:r>
               <w:rPr>
                 <w:rStyle w:val="Hyperlink"/>
@@ -1423,7 +1423,7 @@
                 <w:noProof/>
                 <w:webHidden/>
               </w:rPr>
-              <w:instrText xml:space="preserve"> PAGEREF _Toc223963522 \h </w:instrText>
+              <w:instrText xml:space="preserve"> PAGEREF _Toc224033340 \h </w:instrText>
             </w:r>
             <w:r>
               <w:rPr>
@@ -1466,7 +1466,7 @@
               <w:lang w:eastAsia="en-GB"/>
             </w:rPr>
           </w:pPr>
-          <w:hyperlink w:anchor="_Toc223963523" w:history="1">
+          <w:hyperlink w:anchor="_Toc224033341" w:history="1">
             <w:r>
               <w:rPr>
                 <w:rStyle w:val="Hyperlink"/>
@@ -1493,7 +1493,7 @@
                 <w:noProof/>
                 <w:webHidden/>
               </w:rPr>
-              <w:instrText xml:space="preserve"> PAGEREF _Toc223963523 \h </w:instrText>
+              <w:instrText xml:space="preserve"> PAGEREF _Toc224033341 \h </w:instrText>
             </w:r>
             <w:r>
               <w:rPr>
@@ -1536,7 +1536,7 @@
               <w:lang w:eastAsia="en-GB"/>
             </w:rPr>
           </w:pPr>
-          <w:hyperlink w:anchor="_Toc223963524" w:history="1">
+          <w:hyperlink w:anchor="_Toc224033342" w:history="1">
             <w:r>
               <w:rPr>
                 <w:rStyle w:val="Hyperlink"/>
@@ -1565,7 +1565,7 @@
                 <w:noProof/>
                 <w:webHidden/>
               </w:rPr>
-              <w:instrText xml:space="preserve"> PAGEREF _Toc223963524 \h </w:instrText>
+              <w:instrText xml:space="preserve"> PAGEREF _Toc224033342 \h </w:instrText>
             </w:r>
             <w:r>
               <w:rPr>
@@ -1608,7 +1608,7 @@
               <w:lang w:eastAsia="en-GB"/>
             </w:rPr>
           </w:pPr>
-          <w:hyperlink w:anchor="_Toc223963525" w:history="1">
+          <w:hyperlink w:anchor="_Toc224033343" w:history="1">
             <w:r>
               <w:rPr>
                 <w:rStyle w:val="Hyperlink"/>
@@ -1637,7 +1637,7 @@
                 <w:noProof/>
                 <w:webHidden/>
               </w:rPr>
-              <w:instrText xml:space="preserve"> PAGEREF _Toc223963525 \h </w:instrText>
+              <w:instrText xml:space="preserve"> PAGEREF _Toc224033343 \h </w:instrText>
             </w:r>
             <w:r>
               <w:rPr>
@@ -1657,7 +1657,7 @@
                 <w:noProof/>
                 <w:webHidden/>
               </w:rPr>
-              <w:t>3</w:t>
+              <w:t>4</w:t>
             </w:r>
             <w:r>
               <w:rPr>
@@ -1680,7 +1680,7 @@
               <w:lang w:eastAsia="en-GB"/>
             </w:rPr>
           </w:pPr>
-          <w:hyperlink w:anchor="_Toc223963526" w:history="1">
+          <w:hyperlink w:anchor="_Toc224033344" w:history="1">
             <w:r>
               <w:rPr>
                 <w:rStyle w:val="Hyperlink"/>
@@ -1707,7 +1707,7 @@
                 <w:noProof/>
                 <w:webHidden/>
               </w:rPr>
-              <w:instrText xml:space="preserve"> PAGEREF _Toc223963526 \h </w:instrText>
+              <w:instrText xml:space="preserve"> PAGEREF _Toc224033344 \h </w:instrText>
             </w:r>
             <w:r>
               <w:rPr>
@@ -1727,7 +1727,7 @@
                 <w:noProof/>
                 <w:webHidden/>
               </w:rPr>
-              <w:t>3</w:t>
+              <w:t>4</w:t>
             </w:r>
             <w:r>
               <w:rPr>
@@ -1750,7 +1750,7 @@
               <w:lang w:eastAsia="en-GB"/>
             </w:rPr>
           </w:pPr>
-          <w:hyperlink w:anchor="_Toc223963527" w:history="1">
+          <w:hyperlink w:anchor="_Toc224033345" w:history="1">
             <w:r>
               <w:rPr>
                 <w:rStyle w:val="Hyperlink"/>
@@ -1777,7 +1777,7 @@
                 <w:noProof/>
                 <w:webHidden/>
               </w:rPr>
-              <w:instrText xml:space="preserve"> PAGEREF _Toc223963527 \h </w:instrText>
+              <w:instrText xml:space="preserve"> PAGEREF _Toc224033345 \h </w:instrText>
             </w:r>
             <w:r>
               <w:rPr>
@@ -1797,7 +1797,1067 @@
                 <w:noProof/>
                 <w:webHidden/>
               </w:rPr>
-              <w:t>3</w:t>
+              <w:t>4</w:t>
+            </w:r>
+            <w:r>
+              <w:rPr>
+                <w:noProof/>
+                <w:webHidden/>
+              </w:rPr>
+              <w:fldChar w:fldCharType="end"/>
+            </w:r>
+          </w:hyperlink>
+        </w:p>
+        <w:p>
+          <w:pPr>
+            <w:pStyle w:val="TOC1"/>
+            <w:tabs>
+              <w:tab w:val="right" w:leader="dot" w:pos="9016"/>
+            </w:tabs>
+            <w:rPr>
+              <w:rFonts w:eastAsiaTheme="minorEastAsia"/>
+              <w:noProof/>
+              <w:lang w:eastAsia="en-GB"/>
+            </w:rPr>
+          </w:pPr>
+          <w:hyperlink w:anchor="_Toc224033346" w:history="1">
+            <w:r>
+              <w:rPr>
+                <w:rStyle w:val="Hyperlink"/>
+                <w:b/>
+                <w:bCs/>
+                <w:noProof/>
+              </w:rPr>
+              <w:t>Non-Functional Requirements</w:t>
+            </w:r>
+            <w:r>
+              <w:rPr>
+                <w:noProof/>
+                <w:webHidden/>
+              </w:rPr>
+              <w:tab/>
+            </w:r>
+            <w:r>
+              <w:rPr>
+                <w:noProof/>
+                <w:webHidden/>
+              </w:rPr>
+              <w:fldChar w:fldCharType="begin"/>
+            </w:r>
+            <w:r>
+              <w:rPr>
+                <w:noProof/>
+                <w:webHidden/>
+              </w:rPr>
+              <w:instrText xml:space="preserve"> PAGEREF _Toc224033346 \h </w:instrText>
+            </w:r>
+            <w:r>
+              <w:rPr>
+                <w:noProof/>
+                <w:webHidden/>
+              </w:rPr>
+            </w:r>
+            <w:r>
+              <w:rPr>
+                <w:noProof/>
+                <w:webHidden/>
+              </w:rPr>
+              <w:fldChar w:fldCharType="separate"/>
+            </w:r>
+            <w:r>
+              <w:rPr>
+                <w:noProof/>
+                <w:webHidden/>
+              </w:rPr>
+              <w:t>13</w:t>
+            </w:r>
+            <w:r>
+              <w:rPr>
+                <w:noProof/>
+                <w:webHidden/>
+              </w:rPr>
+              <w:fldChar w:fldCharType="end"/>
+            </w:r>
+          </w:hyperlink>
+        </w:p>
+        <w:p>
+          <w:pPr>
+            <w:pStyle w:val="TOC2"/>
+            <w:tabs>
+              <w:tab w:val="right" w:leader="dot" w:pos="9016"/>
+            </w:tabs>
+            <w:rPr>
+              <w:rFonts w:eastAsiaTheme="minorEastAsia"/>
+              <w:noProof/>
+              <w:lang w:eastAsia="en-GB"/>
+            </w:rPr>
+          </w:pPr>
+          <w:hyperlink w:anchor="_Toc224033347" w:history="1">
+            <w:r>
+              <w:rPr>
+                <w:rStyle w:val="Hyperlink"/>
+                <w:noProof/>
+              </w:rPr>
+              <w:t>Performance</w:t>
+            </w:r>
+            <w:r>
+              <w:rPr>
+                <w:noProof/>
+                <w:webHidden/>
+              </w:rPr>
+              <w:tab/>
+            </w:r>
+            <w:r>
+              <w:rPr>
+                <w:noProof/>
+                <w:webHidden/>
+              </w:rPr>
+              <w:fldChar w:fldCharType="begin"/>
+            </w:r>
+            <w:r>
+              <w:rPr>
+                <w:noProof/>
+                <w:webHidden/>
+              </w:rPr>
+              <w:instrText xml:space="preserve"> PAGEREF _Toc224033347 \h </w:instrText>
+            </w:r>
+            <w:r>
+              <w:rPr>
+                <w:noProof/>
+                <w:webHidden/>
+              </w:rPr>
+            </w:r>
+            <w:r>
+              <w:rPr>
+                <w:noProof/>
+                <w:webHidden/>
+              </w:rPr>
+              <w:fldChar w:fldCharType="separate"/>
+            </w:r>
+            <w:r>
+              <w:rPr>
+                <w:noProof/>
+                <w:webHidden/>
+              </w:rPr>
+              <w:t>13</w:t>
+            </w:r>
+            <w:r>
+              <w:rPr>
+                <w:noProof/>
+                <w:webHidden/>
+              </w:rPr>
+              <w:fldChar w:fldCharType="end"/>
+            </w:r>
+          </w:hyperlink>
+        </w:p>
+        <w:p>
+          <w:pPr>
+            <w:pStyle w:val="TOC2"/>
+            <w:tabs>
+              <w:tab w:val="right" w:leader="dot" w:pos="9016"/>
+            </w:tabs>
+            <w:rPr>
+              <w:rFonts w:eastAsiaTheme="minorEastAsia"/>
+              <w:noProof/>
+              <w:lang w:eastAsia="en-GB"/>
+            </w:rPr>
+          </w:pPr>
+          <w:hyperlink w:anchor="_Toc224033348" w:history="1">
+            <w:r>
+              <w:rPr>
+                <w:rStyle w:val="Hyperlink"/>
+                <w:noProof/>
+              </w:rPr>
+              <w:t>Security</w:t>
+            </w:r>
+            <w:r>
+              <w:rPr>
+                <w:noProof/>
+                <w:webHidden/>
+              </w:rPr>
+              <w:tab/>
+            </w:r>
+            <w:r>
+              <w:rPr>
+                <w:noProof/>
+                <w:webHidden/>
+              </w:rPr>
+              <w:fldChar w:fldCharType="begin"/>
+            </w:r>
+            <w:r>
+              <w:rPr>
+                <w:noProof/>
+                <w:webHidden/>
+              </w:rPr>
+              <w:instrText xml:space="preserve"> PAGEREF _Toc224033348 \h </w:instrText>
+            </w:r>
+            <w:r>
+              <w:rPr>
+                <w:noProof/>
+                <w:webHidden/>
+              </w:rPr>
+            </w:r>
+            <w:r>
+              <w:rPr>
+                <w:noProof/>
+                <w:webHidden/>
+              </w:rPr>
+              <w:fldChar w:fldCharType="separate"/>
+            </w:r>
+            <w:r>
+              <w:rPr>
+                <w:noProof/>
+                <w:webHidden/>
+              </w:rPr>
+              <w:t>13</w:t>
+            </w:r>
+            <w:r>
+              <w:rPr>
+                <w:noProof/>
+                <w:webHidden/>
+              </w:rPr>
+              <w:fldChar w:fldCharType="end"/>
+            </w:r>
+          </w:hyperlink>
+        </w:p>
+        <w:p>
+          <w:pPr>
+            <w:pStyle w:val="TOC2"/>
+            <w:tabs>
+              <w:tab w:val="right" w:leader="dot" w:pos="9016"/>
+            </w:tabs>
+            <w:rPr>
+              <w:rFonts w:eastAsiaTheme="minorEastAsia"/>
+              <w:noProof/>
+              <w:lang w:eastAsia="en-GB"/>
+            </w:rPr>
+          </w:pPr>
+          <w:hyperlink w:anchor="_Toc224033349" w:history="1">
+            <w:r>
+              <w:rPr>
+                <w:rStyle w:val="Hyperlink"/>
+                <w:noProof/>
+              </w:rPr>
+              <w:t>Capacity</w:t>
+            </w:r>
+            <w:r>
+              <w:rPr>
+                <w:noProof/>
+                <w:webHidden/>
+              </w:rPr>
+              <w:tab/>
+            </w:r>
+            <w:r>
+              <w:rPr>
+                <w:noProof/>
+                <w:webHidden/>
+              </w:rPr>
+              <w:fldChar w:fldCharType="begin"/>
+            </w:r>
+            <w:r>
+              <w:rPr>
+                <w:noProof/>
+                <w:webHidden/>
+              </w:rPr>
+              <w:instrText xml:space="preserve"> PAGEREF _Toc224033349 \h </w:instrText>
+            </w:r>
+            <w:r>
+              <w:rPr>
+                <w:noProof/>
+                <w:webHidden/>
+              </w:rPr>
+            </w:r>
+            <w:r>
+              <w:rPr>
+                <w:noProof/>
+                <w:webHidden/>
+              </w:rPr>
+              <w:fldChar w:fldCharType="separate"/>
+            </w:r>
+            <w:r>
+              <w:rPr>
+                <w:noProof/>
+                <w:webHidden/>
+              </w:rPr>
+              <w:t>14</w:t>
+            </w:r>
+            <w:r>
+              <w:rPr>
+                <w:noProof/>
+                <w:webHidden/>
+              </w:rPr>
+              <w:fldChar w:fldCharType="end"/>
+            </w:r>
+          </w:hyperlink>
+        </w:p>
+        <w:p>
+          <w:pPr>
+            <w:pStyle w:val="TOC2"/>
+            <w:tabs>
+              <w:tab w:val="right" w:leader="dot" w:pos="9016"/>
+            </w:tabs>
+            <w:rPr>
+              <w:rFonts w:eastAsiaTheme="minorEastAsia"/>
+              <w:noProof/>
+              <w:lang w:eastAsia="en-GB"/>
+            </w:rPr>
+          </w:pPr>
+          <w:hyperlink w:anchor="_Toc224033350" w:history="1">
+            <w:r>
+              <w:rPr>
+                <w:rStyle w:val="Hyperlink"/>
+                <w:noProof/>
+              </w:rPr>
+              <w:t>Scalability</w:t>
+            </w:r>
+            <w:r>
+              <w:rPr>
+                <w:noProof/>
+                <w:webHidden/>
+              </w:rPr>
+              <w:tab/>
+            </w:r>
+            <w:r>
+              <w:rPr>
+                <w:noProof/>
+                <w:webHidden/>
+              </w:rPr>
+              <w:fldChar w:fldCharType="begin"/>
+            </w:r>
+            <w:r>
+              <w:rPr>
+                <w:noProof/>
+                <w:webHidden/>
+              </w:rPr>
+              <w:instrText xml:space="preserve"> PAGEREF _Toc224033350 \h </w:instrText>
+            </w:r>
+            <w:r>
+              <w:rPr>
+                <w:noProof/>
+                <w:webHidden/>
+              </w:rPr>
+            </w:r>
+            <w:r>
+              <w:rPr>
+                <w:noProof/>
+                <w:webHidden/>
+              </w:rPr>
+              <w:fldChar w:fldCharType="separate"/>
+            </w:r>
+            <w:r>
+              <w:rPr>
+                <w:noProof/>
+                <w:webHidden/>
+              </w:rPr>
+              <w:t>14</w:t>
+            </w:r>
+            <w:r>
+              <w:rPr>
+                <w:noProof/>
+                <w:webHidden/>
+              </w:rPr>
+              <w:fldChar w:fldCharType="end"/>
+            </w:r>
+          </w:hyperlink>
+        </w:p>
+        <w:p>
+          <w:pPr>
+            <w:pStyle w:val="TOC2"/>
+            <w:tabs>
+              <w:tab w:val="right" w:leader="dot" w:pos="9016"/>
+            </w:tabs>
+            <w:rPr>
+              <w:rFonts w:eastAsiaTheme="minorEastAsia"/>
+              <w:noProof/>
+              <w:lang w:eastAsia="en-GB"/>
+            </w:rPr>
+          </w:pPr>
+          <w:hyperlink w:anchor="_Toc224033351" w:history="1">
+            <w:r>
+              <w:rPr>
+                <w:rStyle w:val="Hyperlink"/>
+                <w:noProof/>
+              </w:rPr>
+              <w:t>Usability and Accessibility</w:t>
+            </w:r>
+            <w:r>
+              <w:rPr>
+                <w:noProof/>
+                <w:webHidden/>
+              </w:rPr>
+              <w:tab/>
+            </w:r>
+            <w:r>
+              <w:rPr>
+                <w:noProof/>
+                <w:webHidden/>
+              </w:rPr>
+              <w:fldChar w:fldCharType="begin"/>
+            </w:r>
+            <w:r>
+              <w:rPr>
+                <w:noProof/>
+                <w:webHidden/>
+              </w:rPr>
+              <w:instrText xml:space="preserve"> PAGEREF _Toc224033351 \h </w:instrText>
+            </w:r>
+            <w:r>
+              <w:rPr>
+                <w:noProof/>
+                <w:webHidden/>
+              </w:rPr>
+            </w:r>
+            <w:r>
+              <w:rPr>
+                <w:noProof/>
+                <w:webHidden/>
+              </w:rPr>
+              <w:fldChar w:fldCharType="separate"/>
+            </w:r>
+            <w:r>
+              <w:rPr>
+                <w:noProof/>
+                <w:webHidden/>
+              </w:rPr>
+              <w:t>15</w:t>
+            </w:r>
+            <w:r>
+              <w:rPr>
+                <w:noProof/>
+                <w:webHidden/>
+              </w:rPr>
+              <w:fldChar w:fldCharType="end"/>
+            </w:r>
+          </w:hyperlink>
+        </w:p>
+        <w:p>
+          <w:pPr>
+            <w:pStyle w:val="TOC1"/>
+            <w:tabs>
+              <w:tab w:val="right" w:leader="dot" w:pos="9016"/>
+            </w:tabs>
+            <w:rPr>
+              <w:rFonts w:eastAsiaTheme="minorEastAsia"/>
+              <w:noProof/>
+              <w:lang w:eastAsia="en-GB"/>
+            </w:rPr>
+          </w:pPr>
+          <w:hyperlink w:anchor="_Toc224033352" w:history="1">
+            <w:r>
+              <w:rPr>
+                <w:rStyle w:val="Hyperlink"/>
+                <w:b/>
+                <w:bCs/>
+                <w:noProof/>
+              </w:rPr>
+              <w:t>Hierarchy Diagram</w:t>
+            </w:r>
+            <w:r>
+              <w:rPr>
+                <w:noProof/>
+                <w:webHidden/>
+              </w:rPr>
+              <w:tab/>
+            </w:r>
+            <w:r>
+              <w:rPr>
+                <w:noProof/>
+                <w:webHidden/>
+              </w:rPr>
+              <w:fldChar w:fldCharType="begin"/>
+            </w:r>
+            <w:r>
+              <w:rPr>
+                <w:noProof/>
+                <w:webHidden/>
+              </w:rPr>
+              <w:instrText xml:space="preserve"> PAGEREF _Toc224033352 \h </w:instrText>
+            </w:r>
+            <w:r>
+              <w:rPr>
+                <w:noProof/>
+                <w:webHidden/>
+              </w:rPr>
+            </w:r>
+            <w:r>
+              <w:rPr>
+                <w:noProof/>
+                <w:webHidden/>
+              </w:rPr>
+              <w:fldChar w:fldCharType="separate"/>
+            </w:r>
+            <w:r>
+              <w:rPr>
+                <w:noProof/>
+                <w:webHidden/>
+              </w:rPr>
+              <w:t>15</w:t>
+            </w:r>
+            <w:r>
+              <w:rPr>
+                <w:noProof/>
+                <w:webHidden/>
+              </w:rPr>
+              <w:fldChar w:fldCharType="end"/>
+            </w:r>
+          </w:hyperlink>
+        </w:p>
+        <w:p>
+          <w:pPr>
+            <w:pStyle w:val="TOC1"/>
+            <w:tabs>
+              <w:tab w:val="right" w:leader="dot" w:pos="9016"/>
+            </w:tabs>
+            <w:rPr>
+              <w:rFonts w:eastAsiaTheme="minorEastAsia"/>
+              <w:noProof/>
+              <w:lang w:eastAsia="en-GB"/>
+            </w:rPr>
+          </w:pPr>
+          <w:hyperlink w:anchor="_Toc224033353" w:history="1">
+            <w:r>
+              <w:rPr>
+                <w:rStyle w:val="Hyperlink"/>
+                <w:b/>
+                <w:bCs/>
+                <w:noProof/>
+              </w:rPr>
+              <w:t>Risk Management</w:t>
+            </w:r>
+            <w:r>
+              <w:rPr>
+                <w:noProof/>
+                <w:webHidden/>
+              </w:rPr>
+              <w:tab/>
+            </w:r>
+            <w:r>
+              <w:rPr>
+                <w:noProof/>
+                <w:webHidden/>
+              </w:rPr>
+              <w:fldChar w:fldCharType="begin"/>
+            </w:r>
+            <w:r>
+              <w:rPr>
+                <w:noProof/>
+                <w:webHidden/>
+              </w:rPr>
+              <w:instrText xml:space="preserve"> PAGEREF _Toc224033353 \h </w:instrText>
+            </w:r>
+            <w:r>
+              <w:rPr>
+                <w:noProof/>
+                <w:webHidden/>
+              </w:rPr>
+            </w:r>
+            <w:r>
+              <w:rPr>
+                <w:noProof/>
+                <w:webHidden/>
+              </w:rPr>
+              <w:fldChar w:fldCharType="separate"/>
+            </w:r>
+            <w:r>
+              <w:rPr>
+                <w:noProof/>
+                <w:webHidden/>
+              </w:rPr>
+              <w:t>15</w:t>
+            </w:r>
+            <w:r>
+              <w:rPr>
+                <w:noProof/>
+                <w:webHidden/>
+              </w:rPr>
+              <w:fldChar w:fldCharType="end"/>
+            </w:r>
+          </w:hyperlink>
+        </w:p>
+        <w:p>
+          <w:pPr>
+            <w:pStyle w:val="TOC2"/>
+            <w:tabs>
+              <w:tab w:val="right" w:leader="dot" w:pos="9016"/>
+            </w:tabs>
+            <w:rPr>
+              <w:rFonts w:eastAsiaTheme="minorEastAsia"/>
+              <w:noProof/>
+              <w:lang w:eastAsia="en-GB"/>
+            </w:rPr>
+          </w:pPr>
+          <w:hyperlink w:anchor="_Toc224033354" w:history="1">
+            <w:r>
+              <w:rPr>
+                <w:rStyle w:val="Hyperlink"/>
+                <w:noProof/>
+              </w:rPr>
+              <w:t>General Project Risks</w:t>
+            </w:r>
+            <w:r>
+              <w:rPr>
+                <w:noProof/>
+                <w:webHidden/>
+              </w:rPr>
+              <w:tab/>
+            </w:r>
+            <w:r>
+              <w:rPr>
+                <w:noProof/>
+                <w:webHidden/>
+              </w:rPr>
+              <w:fldChar w:fldCharType="begin"/>
+            </w:r>
+            <w:r>
+              <w:rPr>
+                <w:noProof/>
+                <w:webHidden/>
+              </w:rPr>
+              <w:instrText xml:space="preserve"> PAGEREF _Toc224033354 \h </w:instrText>
+            </w:r>
+            <w:r>
+              <w:rPr>
+                <w:noProof/>
+                <w:webHidden/>
+              </w:rPr>
+            </w:r>
+            <w:r>
+              <w:rPr>
+                <w:noProof/>
+                <w:webHidden/>
+              </w:rPr>
+              <w:fldChar w:fldCharType="separate"/>
+            </w:r>
+            <w:r>
+              <w:rPr>
+                <w:noProof/>
+                <w:webHidden/>
+              </w:rPr>
+              <w:t>15</w:t>
+            </w:r>
+            <w:r>
+              <w:rPr>
+                <w:noProof/>
+                <w:webHidden/>
+              </w:rPr>
+              <w:fldChar w:fldCharType="end"/>
+            </w:r>
+          </w:hyperlink>
+        </w:p>
+        <w:p>
+          <w:pPr>
+            <w:pStyle w:val="TOC2"/>
+            <w:tabs>
+              <w:tab w:val="right" w:leader="dot" w:pos="9016"/>
+            </w:tabs>
+            <w:rPr>
+              <w:rFonts w:eastAsiaTheme="minorEastAsia"/>
+              <w:noProof/>
+              <w:lang w:eastAsia="en-GB"/>
+            </w:rPr>
+          </w:pPr>
+          <w:hyperlink w:anchor="_Toc224033355" w:history="1">
+            <w:r>
+              <w:rPr>
+                <w:rStyle w:val="Hyperlink"/>
+                <w:noProof/>
+              </w:rPr>
+              <w:t>General Technical Risks</w:t>
+            </w:r>
+            <w:r>
+              <w:rPr>
+                <w:noProof/>
+                <w:webHidden/>
+              </w:rPr>
+              <w:tab/>
+            </w:r>
+            <w:r>
+              <w:rPr>
+                <w:noProof/>
+                <w:webHidden/>
+              </w:rPr>
+              <w:fldChar w:fldCharType="begin"/>
+            </w:r>
+            <w:r>
+              <w:rPr>
+                <w:noProof/>
+                <w:webHidden/>
+              </w:rPr>
+              <w:instrText xml:space="preserve"> PAGEREF _Toc224033355 \h </w:instrText>
+            </w:r>
+            <w:r>
+              <w:rPr>
+                <w:noProof/>
+                <w:webHidden/>
+              </w:rPr>
+            </w:r>
+            <w:r>
+              <w:rPr>
+                <w:noProof/>
+                <w:webHidden/>
+              </w:rPr>
+              <w:fldChar w:fldCharType="separate"/>
+            </w:r>
+            <w:r>
+              <w:rPr>
+                <w:noProof/>
+                <w:webHidden/>
+              </w:rPr>
+              <w:t>15</w:t>
+            </w:r>
+            <w:r>
+              <w:rPr>
+                <w:noProof/>
+                <w:webHidden/>
+              </w:rPr>
+              <w:fldChar w:fldCharType="end"/>
+            </w:r>
+          </w:hyperlink>
+        </w:p>
+        <w:p>
+          <w:pPr>
+            <w:pStyle w:val="TOC2"/>
+            <w:tabs>
+              <w:tab w:val="right" w:leader="dot" w:pos="9016"/>
+            </w:tabs>
+            <w:rPr>
+              <w:rFonts w:eastAsiaTheme="minorEastAsia"/>
+              <w:noProof/>
+              <w:lang w:eastAsia="en-GB"/>
+            </w:rPr>
+          </w:pPr>
+          <w:hyperlink w:anchor="_Toc224033356" w:history="1">
+            <w:r>
+              <w:rPr>
+                <w:rStyle w:val="Hyperlink"/>
+                <w:noProof/>
+              </w:rPr>
+              <w:t>Project-Based Risks</w:t>
+            </w:r>
+            <w:r>
+              <w:rPr>
+                <w:noProof/>
+                <w:webHidden/>
+              </w:rPr>
+              <w:tab/>
+            </w:r>
+            <w:r>
+              <w:rPr>
+                <w:noProof/>
+                <w:webHidden/>
+              </w:rPr>
+              <w:fldChar w:fldCharType="begin"/>
+            </w:r>
+            <w:r>
+              <w:rPr>
+                <w:noProof/>
+                <w:webHidden/>
+              </w:rPr>
+              <w:instrText xml:space="preserve"> PAGEREF _Toc224033356 \h </w:instrText>
+            </w:r>
+            <w:r>
+              <w:rPr>
+                <w:noProof/>
+                <w:webHidden/>
+              </w:rPr>
+            </w:r>
+            <w:r>
+              <w:rPr>
+                <w:noProof/>
+                <w:webHidden/>
+              </w:rPr>
+              <w:fldChar w:fldCharType="separate"/>
+            </w:r>
+            <w:r>
+              <w:rPr>
+                <w:noProof/>
+                <w:webHidden/>
+              </w:rPr>
+              <w:t>16</w:t>
+            </w:r>
+            <w:r>
+              <w:rPr>
+                <w:noProof/>
+                <w:webHidden/>
+              </w:rPr>
+              <w:fldChar w:fldCharType="end"/>
+            </w:r>
+          </w:hyperlink>
+        </w:p>
+        <w:p>
+          <w:pPr>
+            <w:pStyle w:val="TOC2"/>
+            <w:tabs>
+              <w:tab w:val="right" w:leader="dot" w:pos="9016"/>
+            </w:tabs>
+            <w:rPr>
+              <w:rFonts w:eastAsiaTheme="minorEastAsia"/>
+              <w:noProof/>
+              <w:lang w:eastAsia="en-GB"/>
+            </w:rPr>
+          </w:pPr>
+          <w:hyperlink w:anchor="_Toc224033357" w:history="1">
+            <w:r>
+              <w:rPr>
+                <w:rStyle w:val="Hyperlink"/>
+                <w:noProof/>
+              </w:rPr>
+              <w:t>Risk Matrix</w:t>
+            </w:r>
+            <w:r>
+              <w:rPr>
+                <w:noProof/>
+                <w:webHidden/>
+              </w:rPr>
+              <w:tab/>
+            </w:r>
+            <w:r>
+              <w:rPr>
+                <w:noProof/>
+                <w:webHidden/>
+              </w:rPr>
+              <w:fldChar w:fldCharType="begin"/>
+            </w:r>
+            <w:r>
+              <w:rPr>
+                <w:noProof/>
+                <w:webHidden/>
+              </w:rPr>
+              <w:instrText xml:space="preserve"> PAGEREF _Toc224033357 \h </w:instrText>
+            </w:r>
+            <w:r>
+              <w:rPr>
+                <w:noProof/>
+                <w:webHidden/>
+              </w:rPr>
+            </w:r>
+            <w:r>
+              <w:rPr>
+                <w:noProof/>
+                <w:webHidden/>
+              </w:rPr>
+              <w:fldChar w:fldCharType="separate"/>
+            </w:r>
+            <w:r>
+              <w:rPr>
+                <w:noProof/>
+                <w:webHidden/>
+              </w:rPr>
+              <w:t>16</w:t>
+            </w:r>
+            <w:r>
+              <w:rPr>
+                <w:noProof/>
+                <w:webHidden/>
+              </w:rPr>
+              <w:fldChar w:fldCharType="end"/>
+            </w:r>
+          </w:hyperlink>
+        </w:p>
+        <w:p>
+          <w:pPr>
+            <w:pStyle w:val="TOC2"/>
+            <w:tabs>
+              <w:tab w:val="right" w:leader="dot" w:pos="9016"/>
+            </w:tabs>
+            <w:rPr>
+              <w:rFonts w:eastAsiaTheme="minorEastAsia"/>
+              <w:noProof/>
+              <w:lang w:eastAsia="en-GB"/>
+            </w:rPr>
+          </w:pPr>
+          <w:hyperlink w:anchor="_Toc224033358" w:history="1">
+            <w:r>
+              <w:rPr>
+                <w:rStyle w:val="Hyperlink"/>
+                <w:noProof/>
+              </w:rPr>
+              <w:t>Risk Mitigation</w:t>
+            </w:r>
+            <w:r>
+              <w:rPr>
+                <w:noProof/>
+                <w:webHidden/>
+              </w:rPr>
+              <w:tab/>
+            </w:r>
+            <w:r>
+              <w:rPr>
+                <w:noProof/>
+                <w:webHidden/>
+              </w:rPr>
+              <w:fldChar w:fldCharType="begin"/>
+            </w:r>
+            <w:r>
+              <w:rPr>
+                <w:noProof/>
+                <w:webHidden/>
+              </w:rPr>
+              <w:instrText xml:space="preserve"> PAGEREF _Toc224033358 \h </w:instrText>
+            </w:r>
+            <w:r>
+              <w:rPr>
+                <w:noProof/>
+                <w:webHidden/>
+              </w:rPr>
+            </w:r>
+            <w:r>
+              <w:rPr>
+                <w:noProof/>
+                <w:webHidden/>
+              </w:rPr>
+              <w:fldChar w:fldCharType="separate"/>
+            </w:r>
+            <w:r>
+              <w:rPr>
+                <w:noProof/>
+                <w:webHidden/>
+              </w:rPr>
+              <w:t>16</w:t>
+            </w:r>
+            <w:r>
+              <w:rPr>
+                <w:noProof/>
+                <w:webHidden/>
+              </w:rPr>
+              <w:fldChar w:fldCharType="end"/>
+            </w:r>
+          </w:hyperlink>
+        </w:p>
+        <w:p>
+          <w:pPr>
+            <w:pStyle w:val="TOC1"/>
+            <w:tabs>
+              <w:tab w:val="right" w:leader="dot" w:pos="9016"/>
+            </w:tabs>
+            <w:rPr>
+              <w:rFonts w:eastAsiaTheme="minorEastAsia"/>
+              <w:noProof/>
+              <w:lang w:eastAsia="en-GB"/>
+            </w:rPr>
+          </w:pPr>
+          <w:hyperlink w:anchor="_Toc224033359" w:history="1">
+            <w:r>
+              <w:rPr>
+                <w:rStyle w:val="Hyperlink"/>
+                <w:b/>
+                <w:bCs/>
+                <w:noProof/>
+              </w:rPr>
+              <w:t>Legal Consideration</w:t>
+            </w:r>
+            <w:r>
+              <w:rPr>
+                <w:noProof/>
+                <w:webHidden/>
+              </w:rPr>
+              <w:tab/>
+            </w:r>
+            <w:r>
+              <w:rPr>
+                <w:noProof/>
+                <w:webHidden/>
+              </w:rPr>
+              <w:fldChar w:fldCharType="begin"/>
+            </w:r>
+            <w:r>
+              <w:rPr>
+                <w:noProof/>
+                <w:webHidden/>
+              </w:rPr>
+              <w:instrText xml:space="preserve"> PAGEREF _Toc224033359 \h </w:instrText>
+            </w:r>
+            <w:r>
+              <w:rPr>
+                <w:noProof/>
+                <w:webHidden/>
+              </w:rPr>
+            </w:r>
+            <w:r>
+              <w:rPr>
+                <w:noProof/>
+                <w:webHidden/>
+              </w:rPr>
+              <w:fldChar w:fldCharType="separate"/>
+            </w:r>
+            <w:r>
+              <w:rPr>
+                <w:noProof/>
+                <w:webHidden/>
+              </w:rPr>
+              <w:t>16</w:t>
+            </w:r>
+            <w:r>
+              <w:rPr>
+                <w:noProof/>
+                <w:webHidden/>
+              </w:rPr>
+              <w:fldChar w:fldCharType="end"/>
+            </w:r>
+          </w:hyperlink>
+        </w:p>
+        <w:p>
+          <w:pPr>
+            <w:pStyle w:val="TOC1"/>
+            <w:tabs>
+              <w:tab w:val="right" w:leader="dot" w:pos="9016"/>
+            </w:tabs>
+            <w:rPr>
+              <w:rFonts w:eastAsiaTheme="minorEastAsia"/>
+              <w:noProof/>
+              <w:lang w:eastAsia="en-GB"/>
+            </w:rPr>
+          </w:pPr>
+          <w:hyperlink w:anchor="_Toc224033360" w:history="1">
+            <w:r>
+              <w:rPr>
+                <w:rStyle w:val="Hyperlink"/>
+                <w:b/>
+                <w:bCs/>
+                <w:noProof/>
+              </w:rPr>
+              <w:t>UI Consideration</w:t>
+            </w:r>
+            <w:r>
+              <w:rPr>
+                <w:noProof/>
+                <w:webHidden/>
+              </w:rPr>
+              <w:tab/>
+            </w:r>
+            <w:r>
+              <w:rPr>
+                <w:noProof/>
+                <w:webHidden/>
+              </w:rPr>
+              <w:fldChar w:fldCharType="begin"/>
+            </w:r>
+            <w:r>
+              <w:rPr>
+                <w:noProof/>
+                <w:webHidden/>
+              </w:rPr>
+              <w:instrText xml:space="preserve"> PAGEREF _Toc224033360 \h </w:instrText>
+            </w:r>
+            <w:r>
+              <w:rPr>
+                <w:noProof/>
+                <w:webHidden/>
+              </w:rPr>
+            </w:r>
+            <w:r>
+              <w:rPr>
+                <w:noProof/>
+                <w:webHidden/>
+              </w:rPr>
+              <w:fldChar w:fldCharType="separate"/>
+            </w:r>
+            <w:r>
+              <w:rPr>
+                <w:noProof/>
+                <w:webHidden/>
+              </w:rPr>
+              <w:t>16</w:t>
             </w:r>
             <w:r>
               <w:rPr>
@@ -1827,7 +2887,25 @@
           <w:bCs/>
         </w:rPr>
       </w:pPr>
-      <w:bookmarkStart w:id="0" w:name="_Toc223963515"/>
+      <w:bookmarkStart w:id="0" w:name="_Toc224033333"/>
+    </w:p>
+    <w:p>
+      <w:pPr>
+        <w:pStyle w:val="Heading1"/>
+        <w:rPr>
+          <w:b/>
+          <w:bCs/>
+        </w:rPr>
+      </w:pPr>
+    </w:p>
+    <w:p>
+      <w:pPr>
+        <w:pStyle w:val="Heading1"/>
+        <w:rPr>
+          <w:b/>
+          <w:bCs/>
+        </w:rPr>
+      </w:pPr>
       <w:r>
         <w:rPr>
           <w:b/>
@@ -1841,7 +2919,7 @@
       <w:pPr>
         <w:pStyle w:val="Heading2"/>
       </w:pPr>
-      <w:bookmarkStart w:id="1" w:name="_Toc223963516"/>
+      <w:bookmarkStart w:id="1" w:name="_Toc224033334"/>
       <w:r>
         <w:t>View P</w:t>
       </w:r>
@@ -1942,7 +3020,7 @@
       <w:pPr>
         <w:pStyle w:val="Heading2"/>
       </w:pPr>
-      <w:bookmarkStart w:id="2" w:name="_Toc223963517"/>
+      <w:bookmarkStart w:id="2" w:name="_Toc224033335"/>
       <w:r>
         <w:t>Place Orders</w:t>
       </w:r>
@@ -1967,15 +3045,7 @@
           <w:sz w:val="24"/>
           <w:szCs w:val="24"/>
         </w:rPr>
-        <w:t xml:space="preserve"> This feature will also help users go for the </w:t>
-      </w:r>
-      <w:r>
-        <w:rPr>
-          <w:sz w:val="24"/>
-          <w:szCs w:val="24"/>
-        </w:rPr>
-        <w:lastRenderedPageBreak/>
-        <w:t>option that fits their own schedule, as there will be less need to physically visit the store.</w:t>
+        <w:t xml:space="preserve"> This feature will also help users go for the option that fits their own schedule, as there will be less need to physically visit the store.</w:t>
       </w:r>
       <w:r>
         <w:rPr>
@@ -2052,7 +3122,7 @@
       <w:pPr>
         <w:pStyle w:val="Heading2"/>
       </w:pPr>
-      <w:bookmarkStart w:id="3" w:name="_Toc223963518"/>
+      <w:bookmarkStart w:id="3" w:name="_Toc224033336"/>
       <w:r>
         <w:t>Manage accounts</w:t>
       </w:r>
@@ -2133,8 +3203,9 @@
       <w:pPr>
         <w:pStyle w:val="Heading2"/>
       </w:pPr>
-      <w:bookmarkStart w:id="4" w:name="_Toc223963519"/>
+      <w:bookmarkStart w:id="4" w:name="_Toc224033337"/>
       <w:r>
+        <w:lastRenderedPageBreak/>
         <w:t>Producers</w:t>
       </w:r>
       <w:bookmarkEnd w:id="4"/>
@@ -2167,7 +3238,7 @@
       <w:pPr>
         <w:pStyle w:val="Heading2"/>
       </w:pPr>
-      <w:bookmarkStart w:id="5" w:name="_Toc223963520"/>
+      <w:bookmarkStart w:id="5" w:name="_Toc224033338"/>
       <w:r>
         <w:t>Dashboard</w:t>
       </w:r>
@@ -2213,7 +3284,7 @@
       <w:pPr>
         <w:pStyle w:val="Heading2"/>
       </w:pPr>
-      <w:bookmarkStart w:id="6" w:name="_Toc223963521"/>
+      <w:bookmarkStart w:id="6" w:name="_Toc224033339"/>
       <w:r>
         <w:t>Order Management</w:t>
       </w:r>
@@ -2245,22 +3316,14 @@
           <w:sz w:val="24"/>
           <w:szCs w:val="24"/>
         </w:rPr>
-        <w:t xml:space="preserve"> Transparent tracking will also build </w:t>
-      </w:r>
-      <w:r>
-        <w:rPr>
-          <w:sz w:val="24"/>
-          <w:szCs w:val="24"/>
-        </w:rPr>
-        <w:lastRenderedPageBreak/>
-        <w:t xml:space="preserve">confidence that the business is reliable. Users can also edit their orders themselves reducing the need for calls and emails about things like that helping reduce support cost. </w:t>
+        <w:t xml:space="preserve"> Transparent tracking will also build confidence that the business is reliable. Users can also edit their orders themselves reducing the need for calls and emails about things like that helping reduce support cost. </w:t>
       </w:r>
     </w:p>
     <w:p>
       <w:pPr>
         <w:pStyle w:val="Heading2"/>
       </w:pPr>
-      <w:bookmarkStart w:id="7" w:name="_Toc223963522"/>
+      <w:bookmarkStart w:id="7" w:name="_Toc224033340"/>
       <w:r>
         <w:t>Accessibility Features</w:t>
       </w:r>
@@ -2285,7 +3348,7 @@
       <w:pPr>
         <w:pStyle w:val="Heading2"/>
       </w:pPr>
-      <w:bookmarkStart w:id="8" w:name="_Toc223963523"/>
+      <w:bookmarkStart w:id="8" w:name="_Toc224033341"/>
       <w:r>
         <w:t>Loyalty</w:t>
       </w:r>
@@ -2298,9 +3361,11 @@
       <w:r>
         <w:t xml:space="preserve"> and even club cards for tokens, these types of discounts will make the users more likely to return as there’s a </w:t>
       </w:r>
+      <w:proofErr w:type="gramStart"/>
       <w:r>
         <w:t>chance</w:t>
       </w:r>
+      <w:proofErr w:type="gramEnd"/>
       <w:r>
         <w:t xml:space="preserve"> they can get those discounts again and also recommend the company to friends so they can also enjoy these benefits. Thereby increasing revenue</w:t>
       </w:r>
@@ -2316,12 +3381,13 @@
           <w:bCs/>
         </w:rPr>
       </w:pPr>
-      <w:bookmarkStart w:id="9" w:name="_Toc223963524"/>
+      <w:bookmarkStart w:id="9" w:name="_Toc224033342"/>
       <w:r>
         <w:rPr>
           <w:b/>
           <w:bCs/>
         </w:rPr>
+        <w:lastRenderedPageBreak/>
         <w:t>Project Aim</w:t>
       </w:r>
       <w:bookmarkEnd w:id="9"/>
@@ -2419,7 +3485,7 @@
           <w:bCs/>
         </w:rPr>
       </w:pPr>
-      <w:bookmarkStart w:id="10" w:name="_Toc223963525"/>
+      <w:bookmarkStart w:id="10" w:name="_Toc224033343"/>
       <w:r>
         <w:rPr>
           <w:b/>
@@ -2433,7 +3499,7 @@
       <w:pPr>
         <w:pStyle w:val="Heading2"/>
       </w:pPr>
-      <w:bookmarkStart w:id="11" w:name="_Toc223963526"/>
+      <w:bookmarkStart w:id="11" w:name="_Toc224033344"/>
       <w:r>
         <w:t>User Personas</w:t>
       </w:r>
@@ -2451,7 +3517,14 @@
           <w:sz w:val="24"/>
           <w:szCs w:val="24"/>
         </w:rPr>
-        <w:t>Yves – a user who prefers to collect his orders on his way home from work.</w:t>
+        <w:t xml:space="preserve">Yves – </w:t>
+      </w:r>
+      <w:r>
+        <w:rPr>
+          <w:sz w:val="24"/>
+          <w:szCs w:val="24"/>
+        </w:rPr>
+        <w:t>A producer who needs to use the dashboard to prepare and update orders</w:t>
       </w:r>
     </w:p>
     <w:p>
@@ -2500,9 +3573,17 @@
     </w:p>
     <w:p>
       <w:pPr>
+        <w:rPr>
+          <w:sz w:val="24"/>
+          <w:szCs w:val="24"/>
+        </w:rPr>
+      </w:pPr>
+    </w:p>
+    <w:p>
+      <w:pPr>
         <w:pStyle w:val="Heading2"/>
       </w:pPr>
-      <w:bookmarkStart w:id="12" w:name="_Toc223963527"/>
+      <w:bookmarkStart w:id="12" w:name="_Toc224033345"/>
       <w:r>
         <w:t>Functional Requirement Table</w:t>
       </w:r>
@@ -2526,12 +3607,20 @@
             <w:tcW w:w="2254" w:type="dxa"/>
           </w:tcPr>
           <w:p>
+            <w:pPr>
+              <w:rPr>
+                <w:sz w:val="24"/>
+                <w:szCs w:val="24"/>
+              </w:rPr>
+            </w:pPr>
             <w:r>
               <w:rPr>
                 <w:b/>
                 <w:bCs/>
                 <w:i/>
                 <w:iCs/>
+                <w:sz w:val="24"/>
+                <w:szCs w:val="24"/>
               </w:rPr>
               <w:t>Functional Requirement</w:t>
             </w:r>
@@ -2542,12 +3631,20 @@
             <w:tcW w:w="2254" w:type="dxa"/>
           </w:tcPr>
           <w:p>
+            <w:pPr>
+              <w:rPr>
+                <w:sz w:val="24"/>
+                <w:szCs w:val="24"/>
+              </w:rPr>
+            </w:pPr>
             <w:r>
               <w:rPr>
                 <w:b/>
                 <w:bCs/>
                 <w:i/>
                 <w:iCs/>
+                <w:sz w:val="24"/>
+                <w:szCs w:val="24"/>
               </w:rPr>
               <w:t>User Story</w:t>
             </w:r>
@@ -2558,12 +3655,20 @@
             <w:tcW w:w="2254" w:type="dxa"/>
           </w:tcPr>
           <w:p>
+            <w:pPr>
+              <w:rPr>
+                <w:sz w:val="24"/>
+                <w:szCs w:val="24"/>
+              </w:rPr>
+            </w:pPr>
             <w:r>
               <w:rPr>
                 <w:b/>
                 <w:bCs/>
                 <w:i/>
                 <w:iCs/>
+                <w:sz w:val="24"/>
+                <w:szCs w:val="24"/>
               </w:rPr>
               <w:t>User Acceptance Criteria</w:t>
             </w:r>
@@ -2574,12 +3679,20 @@
             <w:tcW w:w="2254" w:type="dxa"/>
           </w:tcPr>
           <w:p>
+            <w:pPr>
+              <w:rPr>
+                <w:sz w:val="24"/>
+                <w:szCs w:val="24"/>
+              </w:rPr>
+            </w:pPr>
             <w:r>
               <w:rPr>
                 <w:b/>
                 <w:bCs/>
                 <w:i/>
                 <w:iCs/>
+                <w:sz w:val="24"/>
+                <w:szCs w:val="24"/>
               </w:rPr>
               <w:t>Justification</w:t>
             </w:r>
@@ -2592,7 +3705,17 @@
             <w:tcW w:w="2254" w:type="dxa"/>
           </w:tcPr>
           <w:p>
-            <w:r>
+            <w:pPr>
+              <w:rPr>
+                <w:sz w:val="24"/>
+                <w:szCs w:val="24"/>
+              </w:rPr>
+            </w:pPr>
+            <w:r>
+              <w:rPr>
+                <w:sz w:val="24"/>
+                <w:szCs w:val="24"/>
+              </w:rPr>
               <w:t>Users able to register</w:t>
             </w:r>
           </w:p>
@@ -2602,18 +3725,32 @@
             <w:tcW w:w="2254" w:type="dxa"/>
           </w:tcPr>
           <w:p>
-            <w:r>
+            <w:pPr>
+              <w:rPr>
+                <w:sz w:val="24"/>
+                <w:szCs w:val="24"/>
+              </w:rPr>
+            </w:pPr>
+            <w:r>
+              <w:rPr>
+                <w:sz w:val="24"/>
+                <w:szCs w:val="24"/>
+              </w:rPr>
               <w:t xml:space="preserve">As </w:t>
             </w:r>
             <w:r>
+              <w:rPr>
+                <w:sz w:val="24"/>
+                <w:szCs w:val="24"/>
+              </w:rPr>
               <w:t>Yves, Anne and Nakamoto</w:t>
             </w:r>
             <w:r>
-              <w:t xml:space="preserve">, I want to be able to register an account for this web application so that I can access the main </w:t>
-            </w:r>
-            <w:r>
-              <w:lastRenderedPageBreak/>
-              <w:t>features of the website.</w:t>
+              <w:rPr>
+                <w:sz w:val="24"/>
+                <w:szCs w:val="24"/>
+              </w:rPr>
+              <w:t>, I want to be able to register an account for this web application so that I can access the main features of the website.</w:t>
             </w:r>
           </w:p>
         </w:tc>
@@ -2628,9 +3765,16 @@
                 <w:ilvl w:val="0"/>
                 <w:numId w:val="3"/>
               </w:numPr>
-            </w:pPr>
-            <w:r>
-              <w:lastRenderedPageBreak/>
+              <w:rPr>
+                <w:sz w:val="24"/>
+                <w:szCs w:val="24"/>
+              </w:rPr>
+            </w:pPr>
+            <w:r>
+              <w:rPr>
+                <w:sz w:val="24"/>
+                <w:szCs w:val="24"/>
+              </w:rPr>
               <w:t>View register button</w:t>
             </w:r>
           </w:p>
@@ -2641,13 +3785,17 @@
                 <w:ilvl w:val="0"/>
                 <w:numId w:val="3"/>
               </w:numPr>
-            </w:pPr>
-            <w:r>
-              <w:t xml:space="preserve">Navigate to register page on register button interaction, </w:t>
-            </w:r>
-            <w:r>
-              <w:lastRenderedPageBreak/>
-              <w:t>located in the navigation bar</w:t>
+              <w:rPr>
+                <w:sz w:val="24"/>
+                <w:szCs w:val="24"/>
+              </w:rPr>
+            </w:pPr>
+            <w:r>
+              <w:rPr>
+                <w:sz w:val="24"/>
+                <w:szCs w:val="24"/>
+              </w:rPr>
+              <w:t>Navigate to register page on register button interaction, located in the navigation bar</w:t>
             </w:r>
           </w:p>
           <w:p>
@@ -2657,8 +3805,16 @@
                 <w:ilvl w:val="0"/>
                 <w:numId w:val="3"/>
               </w:numPr>
-            </w:pPr>
-            <w:r>
+              <w:rPr>
+                <w:sz w:val="24"/>
+                <w:szCs w:val="24"/>
+              </w:rPr>
+            </w:pPr>
+            <w:r>
+              <w:rPr>
+                <w:sz w:val="24"/>
+                <w:szCs w:val="24"/>
+              </w:rPr>
               <w:t>Enter register information</w:t>
             </w:r>
           </w:p>
@@ -2669,20 +3825,54 @@
                 <w:ilvl w:val="0"/>
                 <w:numId w:val="3"/>
               </w:numPr>
-            </w:pPr>
-            <w:r>
+              <w:rPr>
+                <w:sz w:val="24"/>
+                <w:szCs w:val="24"/>
+              </w:rPr>
+            </w:pPr>
+            <w:r>
+              <w:rPr>
+                <w:sz w:val="24"/>
+                <w:szCs w:val="24"/>
+              </w:rPr>
               <w:t>Interact with create button to create an account and be redirected to the log in page</w:t>
             </w:r>
           </w:p>
           <w:p>
-            <w:r>
+            <w:pPr>
+              <w:rPr>
+                <w:sz w:val="24"/>
+                <w:szCs w:val="24"/>
+              </w:rPr>
+            </w:pPr>
+            <w:r>
+              <w:rPr>
+                <w:sz w:val="24"/>
+                <w:szCs w:val="24"/>
+              </w:rPr>
               <w:t xml:space="preserve">The page must comply with the Web Accessibility Guidelines (WCAG) </w:t>
             </w:r>
             <w:r>
+              <w:rPr>
+                <w:sz w:val="24"/>
+                <w:szCs w:val="24"/>
+              </w:rPr>
               <w:t>e.g.,</w:t>
             </w:r>
             <w:r>
-              <w:t xml:space="preserve"> keyboard navigation, adjustable text size, high contrast mode.</w:t>
+              <w:rPr>
+                <w:sz w:val="24"/>
+                <w:szCs w:val="24"/>
+              </w:rPr>
+              <w:t xml:space="preserve"> keyboard </w:t>
+            </w:r>
+            <w:r>
+              <w:rPr>
+                <w:sz w:val="24"/>
+                <w:szCs w:val="24"/>
+              </w:rPr>
+              <w:lastRenderedPageBreak/>
+              <w:t>navigation, adjustable text size, high contrast mode.</w:t>
             </w:r>
           </w:p>
         </w:tc>
@@ -2691,17 +3881,37 @@
             <w:tcW w:w="2254" w:type="dxa"/>
           </w:tcPr>
           <w:p>
-            <w:r>
+            <w:pPr>
+              <w:rPr>
+                <w:sz w:val="24"/>
+                <w:szCs w:val="24"/>
+              </w:rPr>
+            </w:pPr>
+            <w:r>
+              <w:rPr>
+                <w:sz w:val="24"/>
+                <w:szCs w:val="24"/>
+              </w:rPr>
               <w:lastRenderedPageBreak/>
-              <w:t xml:space="preserve">This feature will allow users to access the main features they need to experience the full application, since data is needed to create a properly </w:t>
-            </w:r>
-            <w:r>
-              <w:lastRenderedPageBreak/>
-              <w:t>tailored experience for the user. Which thereby improves user experience</w:t>
-            </w:r>
-          </w:p>
-          <w:p/>
-          <w:p/>
+              <w:t>This feature will allow users to access the main features they need to experience the full application, since data is needed to create a properly tailored experience for the user. Which thereby improves user experience</w:t>
+            </w:r>
+          </w:p>
+          <w:p>
+            <w:pPr>
+              <w:rPr>
+                <w:sz w:val="24"/>
+                <w:szCs w:val="24"/>
+              </w:rPr>
+            </w:pPr>
+          </w:p>
+          <w:p>
+            <w:pPr>
+              <w:rPr>
+                <w:sz w:val="24"/>
+                <w:szCs w:val="24"/>
+              </w:rPr>
+            </w:pPr>
+          </w:p>
         </w:tc>
       </w:tr>
       <w:tr>
@@ -2710,8 +3920,17 @@
             <w:tcW w:w="2254" w:type="dxa"/>
           </w:tcPr>
           <w:p>
-            <w:r>
-              <w:lastRenderedPageBreak/>
+            <w:pPr>
+              <w:rPr>
+                <w:sz w:val="24"/>
+                <w:szCs w:val="24"/>
+              </w:rPr>
+            </w:pPr>
+            <w:r>
+              <w:rPr>
+                <w:sz w:val="24"/>
+                <w:szCs w:val="24"/>
+              </w:rPr>
               <w:t>Users able to log in</w:t>
             </w:r>
           </w:p>
@@ -2721,10 +3940,24 @@
             <w:tcW w:w="2254" w:type="dxa"/>
           </w:tcPr>
           <w:p>
-            <w:r>
+            <w:pPr>
+              <w:rPr>
+                <w:sz w:val="24"/>
+                <w:szCs w:val="24"/>
+              </w:rPr>
+            </w:pPr>
+            <w:r>
+              <w:rPr>
+                <w:sz w:val="24"/>
+                <w:szCs w:val="24"/>
+              </w:rPr>
               <w:t>As Yves, Anne and Nakamoto</w:t>
             </w:r>
             <w:r>
+              <w:rPr>
+                <w:sz w:val="24"/>
+                <w:szCs w:val="24"/>
+              </w:rPr>
               <w:t>, I want to be able to log into my registered account, so that I can access and use the web application using the data I have provided and data that will be accumulated over time</w:t>
             </w:r>
           </w:p>
@@ -2740,8 +3973,16 @@
                 <w:ilvl w:val="0"/>
                 <w:numId w:val="4"/>
               </w:numPr>
-            </w:pPr>
-            <w:r>
+              <w:rPr>
+                <w:sz w:val="24"/>
+                <w:szCs w:val="24"/>
+              </w:rPr>
+            </w:pPr>
+            <w:r>
+              <w:rPr>
+                <w:sz w:val="24"/>
+                <w:szCs w:val="24"/>
+              </w:rPr>
               <w:t>View login button</w:t>
             </w:r>
           </w:p>
@@ -2752,8 +3993,16 @@
                 <w:ilvl w:val="0"/>
                 <w:numId w:val="4"/>
               </w:numPr>
-            </w:pPr>
-            <w:r>
+              <w:rPr>
+                <w:sz w:val="24"/>
+                <w:szCs w:val="24"/>
+              </w:rPr>
+            </w:pPr>
+            <w:r>
+              <w:rPr>
+                <w:sz w:val="24"/>
+                <w:szCs w:val="24"/>
+              </w:rPr>
               <w:t>Navigate to login page on login button interaction, located in the navigation bar</w:t>
             </w:r>
           </w:p>
@@ -2764,8 +4013,16 @@
                 <w:ilvl w:val="0"/>
                 <w:numId w:val="3"/>
               </w:numPr>
-            </w:pPr>
-            <w:r>
+              <w:rPr>
+                <w:sz w:val="24"/>
+                <w:szCs w:val="24"/>
+              </w:rPr>
+            </w:pPr>
+            <w:r>
+              <w:rPr>
+                <w:sz w:val="24"/>
+                <w:szCs w:val="24"/>
+              </w:rPr>
               <w:t>Enter login information</w:t>
             </w:r>
           </w:p>
@@ -2776,19 +4033,45 @@
                 <w:ilvl w:val="0"/>
                 <w:numId w:val="3"/>
               </w:numPr>
-            </w:pPr>
-            <w:r>
+              <w:rPr>
+                <w:sz w:val="24"/>
+                <w:szCs w:val="24"/>
+              </w:rPr>
+            </w:pPr>
+            <w:r>
+              <w:rPr>
+                <w:sz w:val="24"/>
+                <w:szCs w:val="24"/>
+              </w:rPr>
               <w:t>Interact with login button to login into the user’s account and be redirected to the home page</w:t>
             </w:r>
           </w:p>
           <w:p>
-            <w:r>
+            <w:pPr>
+              <w:rPr>
+                <w:sz w:val="24"/>
+                <w:szCs w:val="24"/>
+              </w:rPr>
+            </w:pPr>
+            <w:r>
+              <w:rPr>
+                <w:sz w:val="24"/>
+                <w:szCs w:val="24"/>
+              </w:rPr>
               <w:t xml:space="preserve">The page must comply with the Web Accessibility Guidelines (WCAG) </w:t>
             </w:r>
             <w:r>
+              <w:rPr>
+                <w:sz w:val="24"/>
+                <w:szCs w:val="24"/>
+              </w:rPr>
               <w:t>e.g.,</w:t>
             </w:r>
             <w:r>
+              <w:rPr>
+                <w:sz w:val="24"/>
+                <w:szCs w:val="24"/>
+              </w:rPr>
               <w:t xml:space="preserve"> keyboard navigation, adjustable text size, high contrast mode.</w:t>
             </w:r>
           </w:p>
@@ -2798,7 +4081,17 @@
             <w:tcW w:w="2254" w:type="dxa"/>
           </w:tcPr>
           <w:p>
-            <w:r>
+            <w:pPr>
+              <w:rPr>
+                <w:sz w:val="24"/>
+                <w:szCs w:val="24"/>
+              </w:rPr>
+            </w:pPr>
+            <w:r>
+              <w:rPr>
+                <w:sz w:val="24"/>
+                <w:szCs w:val="24"/>
+              </w:rPr>
               <w:t>This feature will allow users to access their accounts that they have already mad, so they can actually get access into the web application, improving user experience.</w:t>
             </w:r>
           </w:p>
@@ -2810,7 +4103,17 @@
             <w:tcW w:w="2254" w:type="dxa"/>
           </w:tcPr>
           <w:p>
-            <w:r>
+            <w:pPr>
+              <w:rPr>
+                <w:sz w:val="24"/>
+                <w:szCs w:val="24"/>
+              </w:rPr>
+            </w:pPr>
+            <w:r>
+              <w:rPr>
+                <w:sz w:val="24"/>
+                <w:szCs w:val="24"/>
+              </w:rPr>
               <w:t>Users able to change their log in details</w:t>
             </w:r>
           </w:p>
@@ -2820,10 +4123,24 @@
             <w:tcW w:w="2254" w:type="dxa"/>
           </w:tcPr>
           <w:p>
-            <w:r>
+            <w:pPr>
+              <w:rPr>
+                <w:sz w:val="24"/>
+                <w:szCs w:val="24"/>
+              </w:rPr>
+            </w:pPr>
+            <w:r>
+              <w:rPr>
+                <w:sz w:val="24"/>
+                <w:szCs w:val="24"/>
+              </w:rPr>
               <w:t>As Yves, Anne and Nakamoto</w:t>
             </w:r>
             <w:r>
+              <w:rPr>
+                <w:sz w:val="24"/>
+                <w:szCs w:val="24"/>
+              </w:rPr>
               <w:t>, I want to be able to change my log in details in case my details have been compromised or forgotten, so that I can set in new details.</w:t>
             </w:r>
           </w:p>
@@ -2839,8 +4156,16 @@
                 <w:ilvl w:val="0"/>
                 <w:numId w:val="4"/>
               </w:numPr>
-            </w:pPr>
-            <w:r>
+              <w:rPr>
+                <w:sz w:val="24"/>
+                <w:szCs w:val="24"/>
+              </w:rPr>
+            </w:pPr>
+            <w:r>
+              <w:rPr>
+                <w:sz w:val="24"/>
+                <w:szCs w:val="24"/>
+              </w:rPr>
               <w:t>View log in button</w:t>
             </w:r>
           </w:p>
@@ -2851,8 +4176,16 @@
                 <w:ilvl w:val="0"/>
                 <w:numId w:val="4"/>
               </w:numPr>
-            </w:pPr>
-            <w:r>
+              <w:rPr>
+                <w:sz w:val="24"/>
+                <w:szCs w:val="24"/>
+              </w:rPr>
+            </w:pPr>
+            <w:r>
+              <w:rPr>
+                <w:sz w:val="24"/>
+                <w:szCs w:val="24"/>
+              </w:rPr>
               <w:t>Navigate to log in page on log in button interaction, located in the navigation bar</w:t>
             </w:r>
           </w:p>
@@ -2863,8 +4196,16 @@
                 <w:ilvl w:val="0"/>
                 <w:numId w:val="3"/>
               </w:numPr>
-            </w:pPr>
-            <w:r>
+              <w:rPr>
+                <w:sz w:val="24"/>
+                <w:szCs w:val="24"/>
+              </w:rPr>
+            </w:pPr>
+            <w:r>
+              <w:rPr>
+                <w:sz w:val="24"/>
+                <w:szCs w:val="24"/>
+              </w:rPr>
               <w:t>View change log in button</w:t>
             </w:r>
           </w:p>
@@ -2875,13 +4216,17 @@
                 <w:ilvl w:val="0"/>
                 <w:numId w:val="3"/>
               </w:numPr>
-            </w:pPr>
-            <w:r>
-              <w:t xml:space="preserve">Interact with change login </w:t>
-            </w:r>
-            <w:r>
-              <w:lastRenderedPageBreak/>
-              <w:t>button to change login information</w:t>
+              <w:rPr>
+                <w:sz w:val="24"/>
+                <w:szCs w:val="24"/>
+              </w:rPr>
+            </w:pPr>
+            <w:r>
+              <w:rPr>
+                <w:sz w:val="24"/>
+                <w:szCs w:val="24"/>
+              </w:rPr>
+              <w:t>Interact with change login button to change login information</w:t>
             </w:r>
           </w:p>
           <w:p>
@@ -2891,8 +4236,16 @@
                 <w:ilvl w:val="0"/>
                 <w:numId w:val="3"/>
               </w:numPr>
-            </w:pPr>
-            <w:r>
+              <w:rPr>
+                <w:sz w:val="24"/>
+                <w:szCs w:val="24"/>
+              </w:rPr>
+            </w:pPr>
+            <w:r>
+              <w:rPr>
+                <w:sz w:val="24"/>
+                <w:szCs w:val="24"/>
+              </w:rPr>
               <w:t>Enter new login information</w:t>
             </w:r>
           </w:p>
@@ -2903,19 +4256,53 @@
                 <w:ilvl w:val="0"/>
                 <w:numId w:val="3"/>
               </w:numPr>
-            </w:pPr>
-            <w:r>
-              <w:t>Interact with confirm button to confirm login information</w:t>
-            </w:r>
-          </w:p>
-          <w:p>
-            <w:r>
+              <w:rPr>
+                <w:sz w:val="24"/>
+                <w:szCs w:val="24"/>
+              </w:rPr>
+            </w:pPr>
+            <w:r>
+              <w:rPr>
+                <w:sz w:val="24"/>
+                <w:szCs w:val="24"/>
+              </w:rPr>
+              <w:t xml:space="preserve">Interact with confirm button </w:t>
+            </w:r>
+            <w:r>
+              <w:rPr>
+                <w:sz w:val="24"/>
+                <w:szCs w:val="24"/>
+              </w:rPr>
+              <w:lastRenderedPageBreak/>
+              <w:t>to confirm login information</w:t>
+            </w:r>
+          </w:p>
+          <w:p>
+            <w:pPr>
+              <w:rPr>
+                <w:sz w:val="24"/>
+                <w:szCs w:val="24"/>
+              </w:rPr>
+            </w:pPr>
+            <w:r>
+              <w:rPr>
+                <w:sz w:val="24"/>
+                <w:szCs w:val="24"/>
+              </w:rPr>
               <w:t xml:space="preserve">The page must comply with the Web Accessibility Guidelines (WCAG) </w:t>
             </w:r>
             <w:r>
+              <w:rPr>
+                <w:sz w:val="24"/>
+                <w:szCs w:val="24"/>
+              </w:rPr>
               <w:t>e.g.,</w:t>
             </w:r>
             <w:r>
+              <w:rPr>
+                <w:sz w:val="24"/>
+                <w:szCs w:val="24"/>
+              </w:rPr>
               <w:t xml:space="preserve"> keyboard navigation, adjustable text size, high contrast mode.</w:t>
             </w:r>
           </w:p>
@@ -2925,13 +4312,27 @@
             <w:tcW w:w="2254" w:type="dxa"/>
           </w:tcPr>
           <w:p>
-            <w:r>
+            <w:pPr>
+              <w:rPr>
+                <w:sz w:val="24"/>
+                <w:szCs w:val="24"/>
+              </w:rPr>
+            </w:pPr>
+            <w:r>
+              <w:rPr>
+                <w:sz w:val="24"/>
+                <w:szCs w:val="24"/>
+              </w:rPr>
               <w:lastRenderedPageBreak/>
-              <w:t xml:space="preserve">This feature will allow users to update their log in details and information bound to their accounts if they choose to change them when needed. This improves account safety as they can change their details if they are suspicious </w:t>
-            </w:r>
-            <w:r>
+              <w:t xml:space="preserve">This feature will allow users to update their log in details and information bound to their accounts if they choose to change them when needed. This improves account safety as they can change their details if they are suspicious that their data might be compromised, and it will also negate user dissatisfaction if they happened to </w:t>
+            </w:r>
+            <w:r>
+              <w:rPr>
+                <w:sz w:val="24"/>
+                <w:szCs w:val="24"/>
+              </w:rPr>
               <w:lastRenderedPageBreak/>
-              <w:t xml:space="preserve">that their data might be compromised, and it will also negate user dissatisfaction if they happened to forget their login, they can simply choose to have it changed to something more memorable. </w:t>
+              <w:t xml:space="preserve">forget their login, they can simply choose to have it changed to something more memorable. </w:t>
             </w:r>
           </w:p>
         </w:tc>
@@ -2942,8 +4343,17 @@
             <w:tcW w:w="2254" w:type="dxa"/>
           </w:tcPr>
           <w:p>
-            <w:r>
-              <w:lastRenderedPageBreak/>
+            <w:pPr>
+              <w:rPr>
+                <w:sz w:val="24"/>
+                <w:szCs w:val="24"/>
+              </w:rPr>
+            </w:pPr>
+            <w:r>
+              <w:rPr>
+                <w:sz w:val="24"/>
+                <w:szCs w:val="24"/>
+              </w:rPr>
               <w:t>Users able to view privacy information</w:t>
             </w:r>
           </w:p>
@@ -2953,14 +4363,18 @@
             <w:tcW w:w="2254" w:type="dxa"/>
           </w:tcPr>
           <w:p>
-            <w:r>
-              <w:t xml:space="preserve">As </w:t>
-            </w:r>
-            <w:r>
-              <w:t>Y</w:t>
-            </w:r>
-            <w:r>
-              <w:t>ves, Anne or Nakamoto, I want to be able to view privacy information, so that I can see and monitor how my data is being used.</w:t>
+            <w:pPr>
+              <w:rPr>
+                <w:sz w:val="24"/>
+                <w:szCs w:val="24"/>
+              </w:rPr>
+            </w:pPr>
+            <w:r>
+              <w:rPr>
+                <w:sz w:val="24"/>
+                <w:szCs w:val="24"/>
+              </w:rPr>
+              <w:t>As Anne or Nakamoto, I want to be able to view privacy information, so that I can see and monitor how my data is being used.</w:t>
             </w:r>
           </w:p>
         </w:tc>
@@ -2975,9 +4389,17 @@
                 <w:ilvl w:val="0"/>
                 <w:numId w:val="4"/>
               </w:numPr>
-            </w:pPr>
-            <w:r>
-              <w:t>View privacy button</w:t>
+              <w:rPr>
+                <w:sz w:val="24"/>
+                <w:szCs w:val="24"/>
+              </w:rPr>
+            </w:pPr>
+            <w:r>
+              <w:rPr>
+                <w:sz w:val="24"/>
+                <w:szCs w:val="24"/>
+              </w:rPr>
+              <w:t>View Homepage</w:t>
             </w:r>
           </w:p>
           <w:p>
@@ -2987,11 +4409,477 @@
                 <w:ilvl w:val="0"/>
                 <w:numId w:val="4"/>
               </w:numPr>
-            </w:pPr>
-            <w:r>
+              <w:rPr>
+                <w:sz w:val="24"/>
+                <w:szCs w:val="24"/>
+              </w:rPr>
+            </w:pPr>
+            <w:r>
+              <w:rPr>
+                <w:sz w:val="24"/>
+                <w:szCs w:val="24"/>
+              </w:rPr>
+              <w:t>View navigation bar</w:t>
+            </w:r>
+          </w:p>
+          <w:p>
+            <w:pPr>
+              <w:pStyle w:val="ListParagraph"/>
+              <w:numPr>
+                <w:ilvl w:val="0"/>
+                <w:numId w:val="4"/>
+              </w:numPr>
+              <w:rPr>
+                <w:sz w:val="24"/>
+                <w:szCs w:val="24"/>
+              </w:rPr>
+            </w:pPr>
+            <w:r>
+              <w:rPr>
+                <w:sz w:val="24"/>
+                <w:szCs w:val="24"/>
+              </w:rPr>
+              <w:t>View privacy button</w:t>
+            </w:r>
+          </w:p>
+          <w:p>
+            <w:pPr>
+              <w:pStyle w:val="ListParagraph"/>
+              <w:numPr>
+                <w:ilvl w:val="0"/>
+                <w:numId w:val="4"/>
+              </w:numPr>
+              <w:rPr>
+                <w:sz w:val="24"/>
+                <w:szCs w:val="24"/>
+              </w:rPr>
+            </w:pPr>
+            <w:r>
+              <w:rPr>
+                <w:sz w:val="24"/>
+                <w:szCs w:val="24"/>
+              </w:rPr>
               <w:t>Navigate to privacy page on privacy button interaction, located in the navigation bar</w:t>
             </w:r>
           </w:p>
+          <w:p>
+            <w:pPr>
+              <w:pStyle w:val="ListParagraph"/>
+              <w:numPr>
+                <w:ilvl w:val="0"/>
+                <w:numId w:val="4"/>
+              </w:numPr>
+              <w:rPr>
+                <w:sz w:val="24"/>
+                <w:szCs w:val="24"/>
+              </w:rPr>
+            </w:pPr>
+            <w:r>
+              <w:rPr>
+                <w:sz w:val="24"/>
+                <w:szCs w:val="24"/>
+              </w:rPr>
+              <w:t>View privacy information</w:t>
+            </w:r>
+          </w:p>
+          <w:p>
+            <w:pPr>
+              <w:rPr>
+                <w:sz w:val="24"/>
+                <w:szCs w:val="24"/>
+              </w:rPr>
+            </w:pPr>
+            <w:r>
+              <w:rPr>
+                <w:sz w:val="24"/>
+                <w:szCs w:val="24"/>
+              </w:rPr>
+              <w:t xml:space="preserve">The page must comply with the Web Accessibility Guidelines (WCAG) </w:t>
+            </w:r>
+            <w:r>
+              <w:rPr>
+                <w:sz w:val="24"/>
+                <w:szCs w:val="24"/>
+              </w:rPr>
+              <w:t>e.g.,</w:t>
+            </w:r>
+            <w:r>
+              <w:rPr>
+                <w:sz w:val="24"/>
+                <w:szCs w:val="24"/>
+              </w:rPr>
+              <w:t xml:space="preserve"> keyboard navigation, adjustable text size, high contrast mode.</w:t>
+            </w:r>
+          </w:p>
+        </w:tc>
+        <w:tc>
+          <w:tcPr>
+            <w:tcW w:w="2254" w:type="dxa"/>
+          </w:tcPr>
+          <w:p>
+            <w:pPr>
+              <w:rPr>
+                <w:sz w:val="24"/>
+                <w:szCs w:val="24"/>
+              </w:rPr>
+            </w:pPr>
+            <w:r>
+              <w:rPr>
+                <w:sz w:val="24"/>
+                <w:szCs w:val="24"/>
+              </w:rPr>
+              <w:t>This feature will ensure that the client is compliant with GDPR laws by being transparent about how user data is used by the application.</w:t>
+            </w:r>
+          </w:p>
+        </w:tc>
+      </w:tr>
+      <w:tr>
+        <w:trPr>
+          <w:trHeight w:val="2967"/>
+        </w:trPr>
+        <w:tc>
+          <w:tcPr>
+            <w:tcW w:w="2254" w:type="dxa"/>
+          </w:tcPr>
+          <w:p>
+            <w:pPr>
+              <w:rPr>
+                <w:sz w:val="24"/>
+                <w:szCs w:val="24"/>
+              </w:rPr>
+            </w:pPr>
+            <w:r>
+              <w:rPr>
+                <w:sz w:val="24"/>
+                <w:szCs w:val="24"/>
+              </w:rPr>
+              <w:t>Users are able to view Information page</w:t>
+            </w:r>
+          </w:p>
+        </w:tc>
+        <w:tc>
+          <w:tcPr>
+            <w:tcW w:w="2254" w:type="dxa"/>
+          </w:tcPr>
+          <w:p>
+            <w:pPr>
+              <w:rPr>
+                <w:sz w:val="24"/>
+                <w:szCs w:val="24"/>
+              </w:rPr>
+            </w:pPr>
+            <w:r>
+              <w:rPr>
+                <w:sz w:val="24"/>
+                <w:szCs w:val="24"/>
+              </w:rPr>
+              <w:t>As</w:t>
+            </w:r>
+            <w:r>
+              <w:rPr>
+                <w:sz w:val="24"/>
+                <w:szCs w:val="24"/>
+              </w:rPr>
+              <w:t xml:space="preserve"> </w:t>
+            </w:r>
+            <w:r>
+              <w:rPr>
+                <w:sz w:val="24"/>
+                <w:szCs w:val="24"/>
+              </w:rPr>
+              <w:t>Anne or Nakamoto, I want to be able to view the information page, so that I can see where the products are coming from and how they are being sourced and farmed</w:t>
+            </w:r>
+            <w:r>
+              <w:rPr>
+                <w:sz w:val="24"/>
+                <w:szCs w:val="24"/>
+              </w:rPr>
+              <w:t xml:space="preserve"> to ensure safety</w:t>
+            </w:r>
+            <w:r>
+              <w:rPr>
+                <w:sz w:val="24"/>
+                <w:szCs w:val="24"/>
+              </w:rPr>
+              <w:t>.</w:t>
+            </w:r>
+          </w:p>
+        </w:tc>
+        <w:tc>
+          <w:tcPr>
+            <w:tcW w:w="2254" w:type="dxa"/>
+          </w:tcPr>
+          <w:p>
+            <w:pPr>
+              <w:pStyle w:val="ListParagraph"/>
+              <w:numPr>
+                <w:ilvl w:val="0"/>
+                <w:numId w:val="4"/>
+              </w:numPr>
+              <w:rPr>
+                <w:sz w:val="24"/>
+                <w:szCs w:val="24"/>
+              </w:rPr>
+            </w:pPr>
+            <w:r>
+              <w:rPr>
+                <w:sz w:val="24"/>
+                <w:szCs w:val="24"/>
+              </w:rPr>
+              <w:t>View Homepage</w:t>
+            </w:r>
+          </w:p>
+          <w:p>
+            <w:pPr>
+              <w:pStyle w:val="ListParagraph"/>
+              <w:numPr>
+                <w:ilvl w:val="0"/>
+                <w:numId w:val="4"/>
+              </w:numPr>
+              <w:rPr>
+                <w:sz w:val="24"/>
+                <w:szCs w:val="24"/>
+              </w:rPr>
+            </w:pPr>
+            <w:r>
+              <w:rPr>
+                <w:sz w:val="24"/>
+                <w:szCs w:val="24"/>
+              </w:rPr>
+              <w:t>View navigation bar</w:t>
+            </w:r>
+          </w:p>
+          <w:p>
+            <w:pPr>
+              <w:pStyle w:val="ListParagraph"/>
+              <w:numPr>
+                <w:ilvl w:val="0"/>
+                <w:numId w:val="4"/>
+              </w:numPr>
+              <w:rPr>
+                <w:sz w:val="24"/>
+                <w:szCs w:val="24"/>
+              </w:rPr>
+            </w:pPr>
+            <w:r>
+              <w:rPr>
+                <w:sz w:val="24"/>
+                <w:szCs w:val="24"/>
+              </w:rPr>
+              <w:t>View Info button</w:t>
+            </w:r>
+          </w:p>
+          <w:p>
+            <w:pPr>
+              <w:pStyle w:val="ListParagraph"/>
+              <w:numPr>
+                <w:ilvl w:val="0"/>
+                <w:numId w:val="4"/>
+              </w:numPr>
+              <w:rPr>
+                <w:sz w:val="24"/>
+                <w:szCs w:val="24"/>
+              </w:rPr>
+            </w:pPr>
+            <w:r>
+              <w:rPr>
+                <w:sz w:val="24"/>
+                <w:szCs w:val="24"/>
+              </w:rPr>
+              <w:t>Navigate to Info page on Info button interaction, located in the navigation bar</w:t>
+            </w:r>
+          </w:p>
+          <w:p>
+            <w:pPr>
+              <w:pStyle w:val="ListParagraph"/>
+              <w:numPr>
+                <w:ilvl w:val="0"/>
+                <w:numId w:val="4"/>
+              </w:numPr>
+              <w:rPr>
+                <w:sz w:val="24"/>
+                <w:szCs w:val="24"/>
+              </w:rPr>
+            </w:pPr>
+            <w:r>
+              <w:rPr>
+                <w:sz w:val="24"/>
+                <w:szCs w:val="24"/>
+              </w:rPr>
+              <w:t>View information</w:t>
+            </w:r>
+          </w:p>
+          <w:p>
+            <w:pPr>
+              <w:rPr>
+                <w:sz w:val="24"/>
+                <w:szCs w:val="24"/>
+              </w:rPr>
+            </w:pPr>
+            <w:r>
+              <w:rPr>
+                <w:sz w:val="24"/>
+                <w:szCs w:val="24"/>
+              </w:rPr>
+              <w:t xml:space="preserve">The page must comply with the Web Accessibility Guidelines (WCAG) </w:t>
+            </w:r>
+            <w:r>
+              <w:rPr>
+                <w:sz w:val="24"/>
+                <w:szCs w:val="24"/>
+              </w:rPr>
+              <w:lastRenderedPageBreak/>
+              <w:t>e.g.,</w:t>
+            </w:r>
+            <w:r>
+              <w:rPr>
+                <w:sz w:val="24"/>
+                <w:szCs w:val="24"/>
+              </w:rPr>
+              <w:t xml:space="preserve"> keyboard navigation, adjustable text size, high contrast mode.</w:t>
+            </w:r>
+          </w:p>
+        </w:tc>
+        <w:tc>
+          <w:tcPr>
+            <w:tcW w:w="2254" w:type="dxa"/>
+          </w:tcPr>
+          <w:p>
+            <w:pPr>
+              <w:rPr>
+                <w:sz w:val="24"/>
+                <w:szCs w:val="24"/>
+              </w:rPr>
+            </w:pPr>
+            <w:r>
+              <w:rPr>
+                <w:sz w:val="24"/>
+                <w:szCs w:val="24"/>
+              </w:rPr>
+              <w:lastRenderedPageBreak/>
+              <w:t>This feature will ensure that the user is educated about the producers, their methods and the benefits of buying locally</w:t>
+            </w:r>
+            <w:r>
+              <w:rPr>
+                <w:sz w:val="24"/>
+                <w:szCs w:val="24"/>
+              </w:rPr>
+              <w:t>.</w:t>
+            </w:r>
+            <w:r>
+              <w:rPr>
+                <w:sz w:val="24"/>
+                <w:szCs w:val="24"/>
+              </w:rPr>
+              <w:br/>
+              <w:t xml:space="preserve">This builds trust between the client and its customers as they are upholding utmost transparency by providing this information. This also supports ethics about </w:t>
+            </w:r>
+            <w:r>
+              <w:rPr>
+                <w:sz w:val="24"/>
+                <w:szCs w:val="24"/>
+              </w:rPr>
+              <w:lastRenderedPageBreak/>
+              <w:t>communication to customers, commitment to local producers</w:t>
+            </w:r>
+            <w:r>
+              <w:rPr>
+                <w:sz w:val="24"/>
+                <w:szCs w:val="24"/>
+              </w:rPr>
+              <w:t xml:space="preserve"> and ethical sourcing.</w:t>
+            </w:r>
+            <w:r>
+              <w:rPr>
+                <w:sz w:val="24"/>
+                <w:szCs w:val="24"/>
+              </w:rPr>
+              <w:br/>
+            </w:r>
+            <w:r>
+              <w:rPr>
+                <w:sz w:val="24"/>
+                <w:szCs w:val="24"/>
+              </w:rPr>
+              <w:t>T</w:t>
+            </w:r>
+            <w:r>
+              <w:rPr>
+                <w:sz w:val="24"/>
+                <w:szCs w:val="24"/>
+              </w:rPr>
+              <w:t>he information page will also help the web application align itself with laws guiding companies like GLH such as the EU Food Information to Consumers Regulation</w:t>
+            </w:r>
+          </w:p>
+        </w:tc>
+      </w:tr>
+      <w:tr>
+        <w:tc>
+          <w:tcPr>
+            <w:tcW w:w="2254" w:type="dxa"/>
+          </w:tcPr>
+          <w:p>
+            <w:pPr>
+              <w:rPr>
+                <w:sz w:val="24"/>
+                <w:szCs w:val="24"/>
+              </w:rPr>
+            </w:pPr>
+            <w:r>
+              <w:rPr>
+                <w:sz w:val="24"/>
+                <w:szCs w:val="24"/>
+              </w:rPr>
+              <w:lastRenderedPageBreak/>
+              <w:t>Customers’</w:t>
+            </w:r>
+            <w:r>
+              <w:rPr>
+                <w:sz w:val="24"/>
+                <w:szCs w:val="24"/>
+              </w:rPr>
+              <w:t xml:space="preserve"> ability to view products and their details and availability</w:t>
+            </w:r>
+          </w:p>
+        </w:tc>
+        <w:tc>
+          <w:tcPr>
+            <w:tcW w:w="2254" w:type="dxa"/>
+          </w:tcPr>
+          <w:p>
+            <w:pPr>
+              <w:rPr>
+                <w:sz w:val="24"/>
+                <w:szCs w:val="24"/>
+              </w:rPr>
+            </w:pPr>
+            <w:r>
+              <w:rPr>
+                <w:sz w:val="24"/>
+                <w:szCs w:val="24"/>
+              </w:rPr>
+              <w:t xml:space="preserve">As </w:t>
+            </w:r>
+            <w:r>
+              <w:rPr>
+                <w:sz w:val="24"/>
+                <w:szCs w:val="24"/>
+              </w:rPr>
+              <w:t>Anne</w:t>
+            </w:r>
+            <w:r>
+              <w:rPr>
+                <w:sz w:val="24"/>
+                <w:szCs w:val="24"/>
+              </w:rPr>
+              <w:t>, I would want to see all products that are in stock and their prices to help me make an informed decision on products I would want.</w:t>
+            </w:r>
+          </w:p>
+        </w:tc>
+        <w:tc>
+          <w:tcPr>
+            <w:tcW w:w="2254" w:type="dxa"/>
+          </w:tcPr>
           <w:p>
             <w:pPr>
               <w:pStyle w:val="ListParagraph"/>
@@ -2999,96 +4887,17 @@
                 <w:ilvl w:val="0"/>
                 <w:numId w:val="3"/>
               </w:numPr>
-            </w:pPr>
-            <w:r>
-              <w:t>View privacy information</w:t>
-            </w:r>
-          </w:p>
-          <w:p>
-            <w:r>
-              <w:t xml:space="preserve">The page must comply with the Web Accessibility Guidelines (WCAG) </w:t>
-            </w:r>
-            <w:r>
-              <w:t>e.g.,</w:t>
-            </w:r>
-            <w:r>
-              <w:t xml:space="preserve"> keyboard navigation, adjustable text size, high contrast mode.</w:t>
-            </w:r>
-          </w:p>
-        </w:tc>
-        <w:tc>
-          <w:tcPr>
-            <w:tcW w:w="2254" w:type="dxa"/>
-          </w:tcPr>
-          <w:p>
-            <w:r>
-              <w:t>This feature will ensure that the client is compliant with GDPR laws by being transparent about how user data is used by the application.</w:t>
-            </w:r>
-          </w:p>
-        </w:tc>
-      </w:tr>
-      <w:tr>
-        <w:trPr>
-          <w:trHeight w:val="2967"/>
-        </w:trPr>
-        <w:tc>
-          <w:tcPr>
-            <w:tcW w:w="2254" w:type="dxa"/>
-          </w:tcPr>
-          <w:p>
-            <w:r>
-              <w:t>Users are able to view Information page</w:t>
-            </w:r>
-          </w:p>
-        </w:tc>
-        <w:tc>
-          <w:tcPr>
-            <w:tcW w:w="2254" w:type="dxa"/>
-          </w:tcPr>
-          <w:p>
-            <w:r>
-              <w:t xml:space="preserve">As </w:t>
-            </w:r>
-            <w:r>
-              <w:t>Yves</w:t>
-            </w:r>
-            <w:r>
-              <w:t>, Anne or Nakamoto, I want to be able to view the information page, so that I can see where the products are coming from and how they are being sourced and farmed</w:t>
-            </w:r>
-            <w:r>
-              <w:t xml:space="preserve"> to ensure safety</w:t>
-            </w:r>
-            <w:r>
-              <w:t>.</w:t>
-            </w:r>
-          </w:p>
-        </w:tc>
-        <w:tc>
-          <w:tcPr>
-            <w:tcW w:w="2254" w:type="dxa"/>
-          </w:tcPr>
-          <w:p>
-            <w:pPr>
-              <w:pStyle w:val="ListParagraph"/>
-              <w:numPr>
-                <w:ilvl w:val="0"/>
-                <w:numId w:val="4"/>
-              </w:numPr>
-            </w:pPr>
-            <w:r>
-              <w:t>View Info button</w:t>
-            </w:r>
-          </w:p>
-          <w:p>
-            <w:pPr>
-              <w:pStyle w:val="ListParagraph"/>
-              <w:numPr>
-                <w:ilvl w:val="0"/>
-                <w:numId w:val="4"/>
-              </w:numPr>
-            </w:pPr>
-            <w:r>
-              <w:t>Navigate to Info page on Info button interaction, located in the navigation bar</w:t>
+              <w:rPr>
+                <w:sz w:val="24"/>
+                <w:szCs w:val="24"/>
+              </w:rPr>
+            </w:pPr>
+            <w:r>
+              <w:rPr>
+                <w:sz w:val="24"/>
+                <w:szCs w:val="24"/>
+              </w:rPr>
+              <w:t>View Homepage</w:t>
             </w:r>
           </w:p>
           <w:p>
@@ -3098,86 +4907,19 @@
                 <w:ilvl w:val="0"/>
                 <w:numId w:val="3"/>
               </w:numPr>
-            </w:pPr>
-            <w:r>
-              <w:t>View information</w:t>
-            </w:r>
-          </w:p>
-          <w:p>
-            <w:r>
-              <w:t xml:space="preserve">The page must comply with the Web Accessibility Guidelines (WCAG) </w:t>
-            </w:r>
-            <w:r>
-              <w:t>e.g.,</w:t>
-            </w:r>
-            <w:r>
-              <w:t xml:space="preserve"> keyboard navigation, adjustable text size, high contrast mode.</w:t>
-            </w:r>
-          </w:p>
-        </w:tc>
-        <w:tc>
-          <w:tcPr>
-            <w:tcW w:w="2254" w:type="dxa"/>
-          </w:tcPr>
-          <w:p>
-            <w:r>
-              <w:t>This feature will ensure that the user is educated</w:t>
-            </w:r>
-            <w:r>
-              <w:t xml:space="preserve"> about the producers, their methods and the benefits of buying locally</w:t>
-            </w:r>
-            <w:r>
-              <w:t>.</w:t>
-            </w:r>
-            <w:r>
-              <w:br/>
-              <w:t xml:space="preserve">This builds trust between the client and its customers as they are upholding utmost transparency by providing this information. This also supports ethics about communication to customers, </w:t>
-            </w:r>
-            <w:r>
-              <w:lastRenderedPageBreak/>
-              <w:t>commitment to local producers, environmental sustainability</w:t>
-            </w:r>
-            <w:r>
-              <w:t xml:space="preserve"> and ethical sourcing.</w:t>
-            </w:r>
-            <w:r>
-              <w:br/>
-              <w:t>Educated customers may share this information with others, boosting word of mouth marketing.</w:t>
-            </w:r>
-          </w:p>
-        </w:tc>
-      </w:tr>
-      <w:tr>
-        <w:tc>
-          <w:tcPr>
-            <w:tcW w:w="2254" w:type="dxa"/>
-          </w:tcPr>
-          <w:p>
-            <w:proofErr w:type="spellStart"/>
-            <w:r>
-              <w:lastRenderedPageBreak/>
-              <w:t>Customers</w:t>
-            </w:r>
-            <w:proofErr w:type="spellEnd"/>
-            <w:r>
-              <w:t xml:space="preserve"> ability to view products and their details and availability</w:t>
-            </w:r>
-          </w:p>
-        </w:tc>
-        <w:tc>
-          <w:tcPr>
-            <w:tcW w:w="2254" w:type="dxa"/>
-          </w:tcPr>
-          <w:p>
-            <w:r>
-              <w:t>As Yves, I would want to see all products that are in stock and their prices to help me make an informed decision on products I would want.</w:t>
-            </w:r>
-          </w:p>
-        </w:tc>
-        <w:tc>
-          <w:tcPr>
-            <w:tcW w:w="2254" w:type="dxa"/>
-          </w:tcPr>
+              <w:rPr>
+                <w:sz w:val="24"/>
+                <w:szCs w:val="24"/>
+              </w:rPr>
+            </w:pPr>
+            <w:r>
+              <w:rPr>
+                <w:sz w:val="24"/>
+                <w:szCs w:val="24"/>
+              </w:rPr>
+              <w:t>View navigation bar</w:t>
+            </w:r>
+          </w:p>
           <w:p>
             <w:pPr>
               <w:pStyle w:val="ListParagraph"/>
@@ -3185,9 +4927,17 @@
                 <w:ilvl w:val="0"/>
                 <w:numId w:val="3"/>
               </w:numPr>
-            </w:pPr>
-            <w:r>
-              <w:t>View Homepage</w:t>
+              <w:rPr>
+                <w:sz w:val="24"/>
+                <w:szCs w:val="24"/>
+              </w:rPr>
+            </w:pPr>
+            <w:r>
+              <w:rPr>
+                <w:sz w:val="24"/>
+                <w:szCs w:val="24"/>
+              </w:rPr>
+              <w:t>Click on “Shop” button on the navigation bar</w:t>
             </w:r>
           </w:p>
           <w:p>
@@ -3197,9 +4947,17 @@
                 <w:ilvl w:val="0"/>
                 <w:numId w:val="3"/>
               </w:numPr>
-            </w:pPr>
-            <w:r>
-              <w:t>View navigation bar</w:t>
+              <w:rPr>
+                <w:sz w:val="24"/>
+                <w:szCs w:val="24"/>
+              </w:rPr>
+            </w:pPr>
+            <w:r>
+              <w:rPr>
+                <w:sz w:val="24"/>
+                <w:szCs w:val="24"/>
+              </w:rPr>
+              <w:t>Be redirected to the Shop page when Shop button is clicked on</w:t>
             </w:r>
           </w:p>
           <w:p>
@@ -3209,9 +4967,17 @@
                 <w:ilvl w:val="0"/>
                 <w:numId w:val="3"/>
               </w:numPr>
-            </w:pPr>
-            <w:r>
-              <w:t>Click on “Shop” button on the navigation bar</w:t>
+              <w:rPr>
+                <w:sz w:val="24"/>
+                <w:szCs w:val="24"/>
+              </w:rPr>
+            </w:pPr>
+            <w:r>
+              <w:rPr>
+                <w:sz w:val="24"/>
+                <w:szCs w:val="24"/>
+              </w:rPr>
+              <w:t>View the Shop page</w:t>
             </w:r>
           </w:p>
           <w:p>
@@ -3221,11 +4987,128 @@
                 <w:ilvl w:val="0"/>
                 <w:numId w:val="3"/>
               </w:numPr>
-            </w:pPr>
-            <w:r>
-              <w:t>Be redirected to the Shop page when Shop button is clicked on</w:t>
-            </w:r>
-          </w:p>
+              <w:rPr>
+                <w:sz w:val="24"/>
+                <w:szCs w:val="24"/>
+              </w:rPr>
+            </w:pPr>
+            <w:r>
+              <w:rPr>
+                <w:sz w:val="24"/>
+                <w:szCs w:val="24"/>
+              </w:rPr>
+              <w:t>The page must comply with the Web Accessibility Guidelines (WCAG) e.g., keyboard navigation, adjustable text size, high contrast mode.</w:t>
+            </w:r>
+          </w:p>
+        </w:tc>
+        <w:tc>
+          <w:tcPr>
+            <w:tcW w:w="2254" w:type="dxa"/>
+          </w:tcPr>
+          <w:p>
+            <w:pPr>
+              <w:rPr>
+                <w:sz w:val="24"/>
+                <w:szCs w:val="24"/>
+              </w:rPr>
+            </w:pPr>
+            <w:r>
+              <w:rPr>
+                <w:sz w:val="24"/>
+                <w:szCs w:val="24"/>
+              </w:rPr>
+              <w:t>This feature ensures that users can properly tell apart products that are available and unavailable at the time. This also makes sure that users can see all products and their details to help make informed decisions on their orders. This will help boost customer experience and satisfaction as customers will have a smooth and seamless experience while using the solution as products will be properly labelled and their details will be properly displayed.</w:t>
+            </w:r>
+          </w:p>
+        </w:tc>
+      </w:tr>
+      <w:tr>
+        <w:tc>
+          <w:tcPr>
+            <w:tcW w:w="2254" w:type="dxa"/>
+          </w:tcPr>
+          <w:p>
+            <w:pPr>
+              <w:rPr>
+                <w:sz w:val="24"/>
+                <w:szCs w:val="24"/>
+              </w:rPr>
+            </w:pPr>
+            <w:r>
+              <w:rPr>
+                <w:sz w:val="24"/>
+                <w:szCs w:val="24"/>
+              </w:rPr>
+              <w:t xml:space="preserve">Allow customers to </w:t>
+            </w:r>
+            <w:r>
+              <w:rPr>
+                <w:sz w:val="24"/>
+                <w:szCs w:val="24"/>
+              </w:rPr>
+              <w:t>create orders</w:t>
+            </w:r>
+          </w:p>
+        </w:tc>
+        <w:tc>
+          <w:tcPr>
+            <w:tcW w:w="2254" w:type="dxa"/>
+          </w:tcPr>
+          <w:p>
+            <w:pPr>
+              <w:rPr>
+                <w:sz w:val="24"/>
+                <w:szCs w:val="24"/>
+              </w:rPr>
+            </w:pPr>
+            <w:r>
+              <w:rPr>
+                <w:sz w:val="24"/>
+                <w:szCs w:val="24"/>
+              </w:rPr>
+              <w:t>As</w:t>
+            </w:r>
+            <w:r>
+              <w:rPr>
+                <w:sz w:val="24"/>
+                <w:szCs w:val="24"/>
+              </w:rPr>
+              <w:t xml:space="preserve"> </w:t>
+            </w:r>
+            <w:r>
+              <w:rPr>
+                <w:sz w:val="24"/>
+                <w:szCs w:val="24"/>
+              </w:rPr>
+              <w:t>Anne and Nakamoto,</w:t>
+            </w:r>
+            <w:r>
+              <w:rPr>
+                <w:sz w:val="24"/>
+                <w:szCs w:val="24"/>
+              </w:rPr>
+              <w:t xml:space="preserve"> I would like to be able to create an orde</w:t>
+            </w:r>
+            <w:r>
+              <w:rPr>
+                <w:sz w:val="24"/>
+                <w:szCs w:val="24"/>
+              </w:rPr>
+              <w:t>r</w:t>
+            </w:r>
+            <w:r>
+              <w:rPr>
+                <w:sz w:val="24"/>
+                <w:szCs w:val="24"/>
+              </w:rPr>
+              <w:t>.</w:t>
+            </w:r>
+          </w:p>
+        </w:tc>
+        <w:tc>
+          <w:tcPr>
+            <w:tcW w:w="2254" w:type="dxa"/>
+          </w:tcPr>
           <w:p>
             <w:pPr>
               <w:pStyle w:val="ListParagraph"/>
@@ -3233,9 +5116,17 @@
                 <w:ilvl w:val="0"/>
                 <w:numId w:val="3"/>
               </w:numPr>
-            </w:pPr>
-            <w:r>
-              <w:t>View the Shop page</w:t>
+              <w:rPr>
+                <w:sz w:val="24"/>
+                <w:szCs w:val="24"/>
+              </w:rPr>
+            </w:pPr>
+            <w:r>
+              <w:rPr>
+                <w:sz w:val="24"/>
+                <w:szCs w:val="24"/>
+              </w:rPr>
+              <w:t>View Homepage</w:t>
             </w:r>
           </w:p>
           <w:p>
@@ -3245,51 +5136,19 @@
                 <w:ilvl w:val="0"/>
                 <w:numId w:val="3"/>
               </w:numPr>
-            </w:pPr>
-            <w:r>
-              <w:t>The page must comply with the Web Accessibility Guidelines (WCAG) e.g., keyboard navigation, adjustable text size, high contrast mode.</w:t>
-            </w:r>
-          </w:p>
-        </w:tc>
-        <w:tc>
-          <w:tcPr>
-            <w:tcW w:w="2254" w:type="dxa"/>
-          </w:tcPr>
-          <w:p>
-            <w:r>
-              <w:t>This feature ensures that users can properly tell apart products that are available and unavailable at the time. This also makes sure that users can see all products and their details to help make informed decisions on their orders. This will help boost customer experience and satisfaction as customers will have a smooth and seamless experience while using the solution as products will be properly labelled and their details will be properly displayed.</w:t>
-            </w:r>
-          </w:p>
-        </w:tc>
-      </w:tr>
-      <w:tr>
-        <w:tc>
-          <w:tcPr>
-            <w:tcW w:w="2254" w:type="dxa"/>
-          </w:tcPr>
-          <w:p>
-            <w:r>
-              <w:t xml:space="preserve">Allow customers to </w:t>
-            </w:r>
-            <w:r>
-              <w:t>create orders</w:t>
-            </w:r>
-          </w:p>
-        </w:tc>
-        <w:tc>
-          <w:tcPr>
-            <w:tcW w:w="2254" w:type="dxa"/>
-          </w:tcPr>
-          <w:p>
-            <w:r>
-              <w:t>As Nakamoto, I would like to be able to create an order so I can pick it up on my way home from work.</w:t>
-            </w:r>
-          </w:p>
-        </w:tc>
-        <w:tc>
-          <w:tcPr>
-            <w:tcW w:w="2254" w:type="dxa"/>
-          </w:tcPr>
+              <w:rPr>
+                <w:sz w:val="24"/>
+                <w:szCs w:val="24"/>
+              </w:rPr>
+            </w:pPr>
+            <w:r>
+              <w:rPr>
+                <w:sz w:val="24"/>
+                <w:szCs w:val="24"/>
+              </w:rPr>
+              <w:t>View navigation bar</w:t>
+            </w:r>
+          </w:p>
           <w:p>
             <w:pPr>
               <w:pStyle w:val="ListParagraph"/>
@@ -3297,9 +5156,17 @@
                 <w:ilvl w:val="0"/>
                 <w:numId w:val="3"/>
               </w:numPr>
-            </w:pPr>
-            <w:r>
-              <w:t>View Homepage</w:t>
+              <w:rPr>
+                <w:sz w:val="24"/>
+                <w:szCs w:val="24"/>
+              </w:rPr>
+            </w:pPr>
+            <w:r>
+              <w:rPr>
+                <w:sz w:val="24"/>
+                <w:szCs w:val="24"/>
+              </w:rPr>
+              <w:t>Click on “Shop” button on the navigation bar</w:t>
             </w:r>
           </w:p>
           <w:p>
@@ -3309,9 +5176,18 @@
                 <w:ilvl w:val="0"/>
                 <w:numId w:val="3"/>
               </w:numPr>
-            </w:pPr>
-            <w:r>
-              <w:t>View navigation bar</w:t>
+              <w:rPr>
+                <w:sz w:val="24"/>
+                <w:szCs w:val="24"/>
+              </w:rPr>
+            </w:pPr>
+            <w:r>
+              <w:rPr>
+                <w:sz w:val="24"/>
+                <w:szCs w:val="24"/>
+              </w:rPr>
+              <w:lastRenderedPageBreak/>
+              <w:t>Be redirected to the Shop page when Shop button is clicked on</w:t>
             </w:r>
           </w:p>
           <w:p>
@@ -3321,9 +5197,17 @@
                 <w:ilvl w:val="0"/>
                 <w:numId w:val="3"/>
               </w:numPr>
-            </w:pPr>
-            <w:r>
-              <w:t>Click on “Shop” button on the navigation bar</w:t>
+              <w:rPr>
+                <w:sz w:val="24"/>
+                <w:szCs w:val="24"/>
+              </w:rPr>
+            </w:pPr>
+            <w:r>
+              <w:rPr>
+                <w:sz w:val="24"/>
+                <w:szCs w:val="24"/>
+              </w:rPr>
+              <w:t>View the Shop page</w:t>
             </w:r>
           </w:p>
           <w:p>
@@ -3333,9 +5217,17 @@
                 <w:ilvl w:val="0"/>
                 <w:numId w:val="3"/>
               </w:numPr>
-            </w:pPr>
-            <w:r>
-              <w:t>Be redirected to the Shop page when Shop button is clicked on</w:t>
+              <w:rPr>
+                <w:sz w:val="24"/>
+                <w:szCs w:val="24"/>
+              </w:rPr>
+            </w:pPr>
+            <w:r>
+              <w:rPr>
+                <w:sz w:val="24"/>
+                <w:szCs w:val="24"/>
+              </w:rPr>
+              <w:t>View Products</w:t>
             </w:r>
           </w:p>
           <w:p>
@@ -3345,9 +5237,17 @@
                 <w:ilvl w:val="0"/>
                 <w:numId w:val="3"/>
               </w:numPr>
-            </w:pPr>
-            <w:r>
-              <w:t>View the Shop page</w:t>
+              <w:rPr>
+                <w:sz w:val="24"/>
+                <w:szCs w:val="24"/>
+              </w:rPr>
+            </w:pPr>
+            <w:r>
+              <w:rPr>
+                <w:sz w:val="24"/>
+                <w:szCs w:val="24"/>
+              </w:rPr>
+              <w:t>Click “Add to basket button”</w:t>
             </w:r>
           </w:p>
           <w:p>
@@ -3357,9 +5257,17 @@
                 <w:ilvl w:val="0"/>
                 <w:numId w:val="3"/>
               </w:numPr>
-            </w:pPr>
-            <w:r>
-              <w:t>View Products</w:t>
+              <w:rPr>
+                <w:sz w:val="24"/>
+                <w:szCs w:val="24"/>
+              </w:rPr>
+            </w:pPr>
+            <w:r>
+              <w:rPr>
+                <w:sz w:val="24"/>
+                <w:szCs w:val="24"/>
+              </w:rPr>
+              <w:t>Click “Basket” Button</w:t>
             </w:r>
           </w:p>
           <w:p>
@@ -3369,9 +5277,17 @@
                 <w:ilvl w:val="0"/>
                 <w:numId w:val="3"/>
               </w:numPr>
-            </w:pPr>
-            <w:r>
-              <w:t>Click “Add to basket button”</w:t>
+              <w:rPr>
+                <w:sz w:val="24"/>
+                <w:szCs w:val="24"/>
+              </w:rPr>
+            </w:pPr>
+            <w:r>
+              <w:rPr>
+                <w:sz w:val="24"/>
+                <w:szCs w:val="24"/>
+              </w:rPr>
+              <w:t>Be redirected to basket page when basket button is clicked</w:t>
             </w:r>
           </w:p>
           <w:p>
@@ -3381,10 +5297,17 @@
                 <w:ilvl w:val="0"/>
                 <w:numId w:val="3"/>
               </w:numPr>
-            </w:pPr>
-            <w:r>
-              <w:lastRenderedPageBreak/>
-              <w:t>Click “Basket” Button</w:t>
+              <w:rPr>
+                <w:sz w:val="24"/>
+                <w:szCs w:val="24"/>
+              </w:rPr>
+            </w:pPr>
+            <w:r>
+              <w:rPr>
+                <w:sz w:val="24"/>
+                <w:szCs w:val="24"/>
+              </w:rPr>
+              <w:t>View basket page</w:t>
             </w:r>
           </w:p>
           <w:p>
@@ -3394,9 +5317,17 @@
                 <w:ilvl w:val="0"/>
                 <w:numId w:val="3"/>
               </w:numPr>
-            </w:pPr>
-            <w:r>
-              <w:t>Be redirected to basket page when basket button is clicked</w:t>
+              <w:rPr>
+                <w:sz w:val="24"/>
+                <w:szCs w:val="24"/>
+              </w:rPr>
+            </w:pPr>
+            <w:r>
+              <w:rPr>
+                <w:sz w:val="24"/>
+                <w:szCs w:val="24"/>
+              </w:rPr>
+              <w:t>Click checkout button</w:t>
             </w:r>
           </w:p>
           <w:p>
@@ -3406,9 +5337,17 @@
                 <w:ilvl w:val="0"/>
                 <w:numId w:val="3"/>
               </w:numPr>
-            </w:pPr>
-            <w:r>
-              <w:t>View basket page</w:t>
+              <w:rPr>
+                <w:sz w:val="24"/>
+                <w:szCs w:val="24"/>
+              </w:rPr>
+            </w:pPr>
+            <w:r>
+              <w:rPr>
+                <w:sz w:val="24"/>
+                <w:szCs w:val="24"/>
+              </w:rPr>
+              <w:t>Be redirected to checkout page</w:t>
             </w:r>
           </w:p>
           <w:p>
@@ -3418,9 +5357,17 @@
                 <w:ilvl w:val="0"/>
                 <w:numId w:val="3"/>
               </w:numPr>
-            </w:pPr>
-            <w:r>
-              <w:t>Click checkout button</w:t>
+              <w:rPr>
+                <w:sz w:val="24"/>
+                <w:szCs w:val="24"/>
+              </w:rPr>
+            </w:pPr>
+            <w:r>
+              <w:rPr>
+                <w:sz w:val="24"/>
+                <w:szCs w:val="24"/>
+              </w:rPr>
+              <w:t>Pay for order</w:t>
             </w:r>
           </w:p>
           <w:p>
@@ -3430,9 +5377,17 @@
                 <w:ilvl w:val="0"/>
                 <w:numId w:val="3"/>
               </w:numPr>
-            </w:pPr>
-            <w:r>
-              <w:t>Be redirected to checkout page</w:t>
+              <w:rPr>
+                <w:sz w:val="24"/>
+                <w:szCs w:val="24"/>
+              </w:rPr>
+            </w:pPr>
+            <w:r>
+              <w:rPr>
+                <w:sz w:val="24"/>
+                <w:szCs w:val="24"/>
+              </w:rPr>
+              <w:t>Order created</w:t>
             </w:r>
           </w:p>
           <w:p>
@@ -3442,11 +5397,110 @@
                 <w:ilvl w:val="0"/>
                 <w:numId w:val="3"/>
               </w:numPr>
-            </w:pPr>
-            <w:r>
-              <w:t>Pay for order</w:t>
-            </w:r>
-          </w:p>
+              <w:rPr>
+                <w:sz w:val="24"/>
+                <w:szCs w:val="24"/>
+              </w:rPr>
+            </w:pPr>
+            <w:r>
+              <w:rPr>
+                <w:sz w:val="24"/>
+                <w:szCs w:val="24"/>
+              </w:rPr>
+              <w:t>The page must comply with the Web Accessibility Guidelines (WCAG) e.g., keyboard navigation, adjustable text size, high contrast mode.</w:t>
+            </w:r>
+          </w:p>
+        </w:tc>
+        <w:tc>
+          <w:tcPr>
+            <w:tcW w:w="2254" w:type="dxa"/>
+          </w:tcPr>
+          <w:p>
+            <w:pPr>
+              <w:rPr>
+                <w:sz w:val="24"/>
+                <w:szCs w:val="24"/>
+              </w:rPr>
+            </w:pPr>
+            <w:r>
+              <w:rPr>
+                <w:sz w:val="24"/>
+                <w:szCs w:val="24"/>
+              </w:rPr>
+              <w:lastRenderedPageBreak/>
+              <w:t xml:space="preserve">This feature ensures users can properly create an order. This makes sure that users can browse products, select items and complete </w:t>
+            </w:r>
+            <w:r>
+              <w:rPr>
+                <w:sz w:val="24"/>
+                <w:szCs w:val="24"/>
+              </w:rPr>
+              <w:lastRenderedPageBreak/>
+              <w:t>orders quickly and efficiently accommodating both quick shopping and browsing.</w:t>
+            </w:r>
+            <w:r>
+              <w:rPr>
+                <w:sz w:val="24"/>
+                <w:szCs w:val="24"/>
+              </w:rPr>
+              <w:br/>
+              <w:t xml:space="preserve"> A clear and </w:t>
+            </w:r>
+            <w:r>
+              <w:rPr>
+                <w:sz w:val="24"/>
+                <w:szCs w:val="24"/>
+              </w:rPr>
+              <w:t xml:space="preserve">reliable ordering process shows professionalism, helping to build a good brand reputation. </w:t>
+            </w:r>
+          </w:p>
+        </w:tc>
+      </w:tr>
+      <w:tr>
+        <w:tc>
+          <w:tcPr>
+            <w:tcW w:w="2254" w:type="dxa"/>
+          </w:tcPr>
+          <w:p>
+            <w:pPr>
+              <w:rPr>
+                <w:sz w:val="24"/>
+                <w:szCs w:val="24"/>
+              </w:rPr>
+            </w:pPr>
+            <w:r>
+              <w:rPr>
+                <w:sz w:val="24"/>
+                <w:szCs w:val="24"/>
+              </w:rPr>
+              <w:t>Allow users to manage their account</w:t>
+            </w:r>
+          </w:p>
+        </w:tc>
+        <w:tc>
+          <w:tcPr>
+            <w:tcW w:w="2254" w:type="dxa"/>
+          </w:tcPr>
+          <w:p>
+            <w:pPr>
+              <w:rPr>
+                <w:sz w:val="24"/>
+                <w:szCs w:val="24"/>
+              </w:rPr>
+            </w:pPr>
+            <w:r>
+              <w:rPr>
+                <w:sz w:val="24"/>
+                <w:szCs w:val="24"/>
+              </w:rPr>
+              <w:t>As Anne and Nakamoto, I would like to manage my account details to change the data that I have previously provided.</w:t>
+            </w:r>
+          </w:p>
+        </w:tc>
+        <w:tc>
+          <w:tcPr>
+            <w:tcW w:w="2254" w:type="dxa"/>
+          </w:tcPr>
           <w:p>
             <w:pPr>
               <w:pStyle w:val="ListParagraph"/>
@@ -3454,9 +5508,17 @@
                 <w:ilvl w:val="0"/>
                 <w:numId w:val="3"/>
               </w:numPr>
-            </w:pPr>
-            <w:r>
-              <w:t>Order created</w:t>
+              <w:rPr>
+                <w:sz w:val="24"/>
+                <w:szCs w:val="24"/>
+              </w:rPr>
+            </w:pPr>
+            <w:r>
+              <w:rPr>
+                <w:sz w:val="24"/>
+                <w:szCs w:val="24"/>
+              </w:rPr>
+              <w:t>View Homepage</w:t>
             </w:r>
           </w:p>
           <w:p>
@@ -3466,8 +5528,302 @@
                 <w:ilvl w:val="0"/>
                 <w:numId w:val="3"/>
               </w:numPr>
-            </w:pPr>
-            <w:r>
+              <w:rPr>
+                <w:sz w:val="24"/>
+                <w:szCs w:val="24"/>
+              </w:rPr>
+            </w:pPr>
+            <w:r>
+              <w:rPr>
+                <w:sz w:val="24"/>
+                <w:szCs w:val="24"/>
+              </w:rPr>
+              <w:t>View navigation bar</w:t>
+            </w:r>
+          </w:p>
+          <w:p>
+            <w:pPr>
+              <w:pStyle w:val="ListParagraph"/>
+              <w:numPr>
+                <w:ilvl w:val="0"/>
+                <w:numId w:val="3"/>
+              </w:numPr>
+              <w:rPr>
+                <w:sz w:val="24"/>
+                <w:szCs w:val="24"/>
+              </w:rPr>
+            </w:pPr>
+            <w:r>
+              <w:rPr>
+                <w:sz w:val="24"/>
+                <w:szCs w:val="24"/>
+              </w:rPr>
+              <w:t>View profile button on navigation Bar</w:t>
+            </w:r>
+          </w:p>
+          <w:p>
+            <w:pPr>
+              <w:pStyle w:val="ListParagraph"/>
+              <w:numPr>
+                <w:ilvl w:val="0"/>
+                <w:numId w:val="3"/>
+              </w:numPr>
+              <w:rPr>
+                <w:sz w:val="24"/>
+                <w:szCs w:val="24"/>
+              </w:rPr>
+            </w:pPr>
+            <w:r>
+              <w:rPr>
+                <w:sz w:val="24"/>
+                <w:szCs w:val="24"/>
+              </w:rPr>
+              <w:t>Click on “Profile” button</w:t>
+            </w:r>
+          </w:p>
+          <w:p>
+            <w:pPr>
+              <w:pStyle w:val="ListParagraph"/>
+              <w:numPr>
+                <w:ilvl w:val="0"/>
+                <w:numId w:val="3"/>
+              </w:numPr>
+              <w:rPr>
+                <w:sz w:val="24"/>
+                <w:szCs w:val="24"/>
+              </w:rPr>
+            </w:pPr>
+            <w:r>
+              <w:rPr>
+                <w:sz w:val="24"/>
+                <w:szCs w:val="24"/>
+              </w:rPr>
+              <w:t xml:space="preserve">Be redirected to the Profile page when Profile </w:t>
+            </w:r>
+            <w:r>
+              <w:rPr>
+                <w:sz w:val="24"/>
+                <w:szCs w:val="24"/>
+              </w:rPr>
+              <w:lastRenderedPageBreak/>
+              <w:t>button is clicked on</w:t>
+            </w:r>
+          </w:p>
+          <w:p>
+            <w:pPr>
+              <w:pStyle w:val="ListParagraph"/>
+              <w:numPr>
+                <w:ilvl w:val="0"/>
+                <w:numId w:val="3"/>
+              </w:numPr>
+              <w:rPr>
+                <w:sz w:val="24"/>
+                <w:szCs w:val="24"/>
+              </w:rPr>
+            </w:pPr>
+            <w:r>
+              <w:rPr>
+                <w:sz w:val="24"/>
+                <w:szCs w:val="24"/>
+              </w:rPr>
+              <w:t>View the Profile page</w:t>
+            </w:r>
+          </w:p>
+          <w:p>
+            <w:pPr>
+              <w:pStyle w:val="ListParagraph"/>
+              <w:numPr>
+                <w:ilvl w:val="0"/>
+                <w:numId w:val="3"/>
+              </w:numPr>
+              <w:rPr>
+                <w:sz w:val="24"/>
+                <w:szCs w:val="24"/>
+              </w:rPr>
+            </w:pPr>
+            <w:r>
+              <w:rPr>
+                <w:sz w:val="24"/>
+                <w:szCs w:val="24"/>
+              </w:rPr>
+              <w:t xml:space="preserve">View </w:t>
+            </w:r>
+            <w:r>
+              <w:rPr>
+                <w:sz w:val="24"/>
+                <w:szCs w:val="24"/>
+              </w:rPr>
+              <w:t>Manage profile</w:t>
+            </w:r>
+            <w:r>
+              <w:rPr>
+                <w:sz w:val="24"/>
+                <w:szCs w:val="24"/>
+              </w:rPr>
+              <w:t xml:space="preserve"> button</w:t>
+            </w:r>
+          </w:p>
+          <w:p>
+            <w:pPr>
+              <w:pStyle w:val="ListParagraph"/>
+              <w:numPr>
+                <w:ilvl w:val="0"/>
+                <w:numId w:val="3"/>
+              </w:numPr>
+              <w:rPr>
+                <w:sz w:val="24"/>
+                <w:szCs w:val="24"/>
+              </w:rPr>
+            </w:pPr>
+            <w:r>
+              <w:rPr>
+                <w:sz w:val="24"/>
+                <w:szCs w:val="24"/>
+              </w:rPr>
+              <w:t xml:space="preserve">Click on </w:t>
+            </w:r>
+            <w:r>
+              <w:rPr>
+                <w:sz w:val="24"/>
+                <w:szCs w:val="24"/>
+              </w:rPr>
+              <w:t>manage profile</w:t>
+            </w:r>
+            <w:r>
+              <w:rPr>
+                <w:sz w:val="24"/>
+                <w:szCs w:val="24"/>
+              </w:rPr>
+              <w:t xml:space="preserve"> button</w:t>
+            </w:r>
+          </w:p>
+          <w:p>
+            <w:pPr>
+              <w:pStyle w:val="ListParagraph"/>
+              <w:numPr>
+                <w:ilvl w:val="0"/>
+                <w:numId w:val="3"/>
+              </w:numPr>
+              <w:rPr>
+                <w:sz w:val="24"/>
+                <w:szCs w:val="24"/>
+              </w:rPr>
+            </w:pPr>
+            <w:r>
+              <w:rPr>
+                <w:sz w:val="24"/>
+                <w:szCs w:val="24"/>
+              </w:rPr>
+              <w:t>Make necessary changes</w:t>
+            </w:r>
+          </w:p>
+          <w:p>
+            <w:pPr>
+              <w:pStyle w:val="ListParagraph"/>
+              <w:numPr>
+                <w:ilvl w:val="0"/>
+                <w:numId w:val="3"/>
+              </w:numPr>
+              <w:rPr>
+                <w:sz w:val="24"/>
+                <w:szCs w:val="24"/>
+              </w:rPr>
+            </w:pPr>
+            <w:r>
+              <w:rPr>
+                <w:sz w:val="24"/>
+                <w:szCs w:val="24"/>
+              </w:rPr>
+              <w:t xml:space="preserve">View </w:t>
+            </w:r>
+            <w:proofErr w:type="gramStart"/>
+            <w:r>
+              <w:rPr>
+                <w:sz w:val="24"/>
+                <w:szCs w:val="24"/>
+              </w:rPr>
+              <w:t>save</w:t>
+            </w:r>
+            <w:proofErr w:type="gramEnd"/>
+            <w:r>
+              <w:rPr>
+                <w:sz w:val="24"/>
+                <w:szCs w:val="24"/>
+              </w:rPr>
+              <w:t xml:space="preserve"> changes button</w:t>
+            </w:r>
+          </w:p>
+          <w:p>
+            <w:pPr>
+              <w:pStyle w:val="ListParagraph"/>
+              <w:numPr>
+                <w:ilvl w:val="0"/>
+                <w:numId w:val="3"/>
+              </w:numPr>
+              <w:rPr>
+                <w:sz w:val="24"/>
+                <w:szCs w:val="24"/>
+              </w:rPr>
+            </w:pPr>
+            <w:r>
+              <w:rPr>
+                <w:sz w:val="24"/>
+                <w:szCs w:val="24"/>
+              </w:rPr>
+              <w:t>Click save changes button</w:t>
+            </w:r>
+          </w:p>
+          <w:p>
+            <w:pPr>
+              <w:pStyle w:val="ListParagraph"/>
+              <w:numPr>
+                <w:ilvl w:val="0"/>
+                <w:numId w:val="3"/>
+              </w:numPr>
+              <w:rPr>
+                <w:sz w:val="24"/>
+                <w:szCs w:val="24"/>
+              </w:rPr>
+            </w:pPr>
+            <w:r>
+              <w:rPr>
+                <w:sz w:val="24"/>
+                <w:szCs w:val="24"/>
+              </w:rPr>
+              <w:t xml:space="preserve">Be redirected to </w:t>
+            </w:r>
+            <w:r>
+              <w:rPr>
+                <w:sz w:val="24"/>
+                <w:szCs w:val="24"/>
+              </w:rPr>
+              <w:t>profile</w:t>
+            </w:r>
+            <w:r>
+              <w:rPr>
+                <w:sz w:val="24"/>
+                <w:szCs w:val="24"/>
+              </w:rPr>
+              <w:t xml:space="preserve"> page after clicking save changes button</w:t>
+            </w:r>
+          </w:p>
+          <w:p>
+            <w:pPr>
+              <w:pStyle w:val="ListParagraph"/>
+              <w:numPr>
+                <w:ilvl w:val="0"/>
+                <w:numId w:val="3"/>
+              </w:numPr>
+              <w:rPr>
+                <w:sz w:val="24"/>
+                <w:szCs w:val="24"/>
+              </w:rPr>
+            </w:pPr>
+            <w:r>
+              <w:rPr>
+                <w:sz w:val="24"/>
+                <w:szCs w:val="24"/>
+              </w:rPr>
               <w:t>The page must comply with the Web Accessibility Guidelines (WCAG) e.g., keyboard navigation, adjustable text size, high contrast mode.</w:t>
             </w:r>
           </w:p>
@@ -3477,20 +5833,55 @@
             <w:tcW w:w="2254" w:type="dxa"/>
           </w:tcPr>
           <w:p>
-            <w:r>
+            <w:pPr>
+              <w:rPr>
+                <w:sz w:val="24"/>
+                <w:szCs w:val="24"/>
+              </w:rPr>
+            </w:pPr>
+            <w:r>
+              <w:rPr>
+                <w:sz w:val="24"/>
+                <w:szCs w:val="24"/>
+              </w:rPr>
               <w:lastRenderedPageBreak/>
-              <w:t>This feature ensures users can properly create an order. This makes sure that users can browse products, select items and complete orders quickly and efficiently accommodating both quick shopping and browsing.</w:t>
-            </w:r>
-            <w:r>
+              <w:t xml:space="preserve">This feature allows a user to control their data accuracy, as they can keep their own data up to date, reducing errors in orders, or communication. This feature gives privacy compliance to the </w:t>
+            </w:r>
+            <w:r>
+              <w:rPr>
+                <w:sz w:val="24"/>
+                <w:szCs w:val="24"/>
+              </w:rPr>
+              <w:t>u</w:t>
+            </w:r>
+            <w:r>
+              <w:rPr>
+                <w:sz w:val="24"/>
+                <w:szCs w:val="24"/>
+              </w:rPr>
+              <w:t xml:space="preserve">sers, as they are given control over </w:t>
+            </w:r>
+            <w:r>
+              <w:rPr>
+                <w:sz w:val="24"/>
+                <w:szCs w:val="24"/>
+              </w:rPr>
+              <w:lastRenderedPageBreak/>
+              <w:t>their own personal data which aligns with the GDPR and EU DPA</w:t>
+            </w:r>
+            <w:r>
+              <w:rPr>
+                <w:sz w:val="24"/>
+                <w:szCs w:val="24"/>
+              </w:rPr>
+              <w:t>, this enables features like deletion or export, which are legal requirements under GDPR. This also helps with security as users can update their passwords or security questions themselves. Helping prevent unauthorised access or account breaches.</w:t>
+            </w:r>
+            <w:r>
+              <w:rPr>
+                <w:sz w:val="24"/>
+                <w:szCs w:val="24"/>
+              </w:rPr>
               <w:br/>
-              <w:t xml:space="preserve"> A clear and </w:t>
-            </w:r>
-            <w:r>
-              <w:t xml:space="preserve">reliable ordering process shows professionalism, helping to build a </w:t>
-            </w:r>
-            <w:r>
-              <w:lastRenderedPageBreak/>
-              <w:t xml:space="preserve">good brand reputation. </w:t>
             </w:r>
           </w:p>
         </w:tc>
@@ -3500,13 +5891,41 @@
           <w:tcPr>
             <w:tcW w:w="2254" w:type="dxa"/>
           </w:tcPr>
-          <w:p/>
+          <w:p>
+            <w:pPr>
+              <w:rPr>
+                <w:sz w:val="24"/>
+                <w:szCs w:val="24"/>
+              </w:rPr>
+            </w:pPr>
+            <w:r>
+              <w:rPr>
+                <w:sz w:val="24"/>
+                <w:szCs w:val="24"/>
+              </w:rPr>
+              <w:t>Allow users to manage their order details</w:t>
+            </w:r>
+          </w:p>
         </w:tc>
         <w:tc>
           <w:tcPr>
             <w:tcW w:w="2254" w:type="dxa"/>
           </w:tcPr>
-          <w:p/>
+          <w:p>
+            <w:pPr>
+              <w:rPr>
+                <w:sz w:val="24"/>
+                <w:szCs w:val="24"/>
+              </w:rPr>
+            </w:pPr>
+            <w:r>
+              <w:rPr>
+                <w:sz w:val="24"/>
+                <w:szCs w:val="24"/>
+              </w:rPr>
+              <w:t>As Nakamoto, I would like to reschedule my time of delivery as I will not be home at the initial time of delivery</w:t>
+            </w:r>
+          </w:p>
         </w:tc>
         <w:tc>
           <w:tcPr>
@@ -3515,15 +5934,505 @@
           <w:p>
             <w:pPr>
               <w:pStyle w:val="ListParagraph"/>
-              <w:ind w:left="360"/>
-            </w:pPr>
+              <w:numPr>
+                <w:ilvl w:val="0"/>
+                <w:numId w:val="3"/>
+              </w:numPr>
+              <w:rPr>
+                <w:sz w:val="24"/>
+                <w:szCs w:val="24"/>
+              </w:rPr>
+            </w:pPr>
+            <w:r>
+              <w:rPr>
+                <w:sz w:val="24"/>
+                <w:szCs w:val="24"/>
+              </w:rPr>
+              <w:t>View Homepage</w:t>
+            </w:r>
+          </w:p>
+          <w:p>
+            <w:pPr>
+              <w:pStyle w:val="ListParagraph"/>
+              <w:numPr>
+                <w:ilvl w:val="0"/>
+                <w:numId w:val="3"/>
+              </w:numPr>
+              <w:rPr>
+                <w:sz w:val="24"/>
+                <w:szCs w:val="24"/>
+              </w:rPr>
+            </w:pPr>
+            <w:r>
+              <w:rPr>
+                <w:sz w:val="24"/>
+                <w:szCs w:val="24"/>
+              </w:rPr>
+              <w:t>View navigation bar</w:t>
+            </w:r>
+          </w:p>
+          <w:p>
+            <w:pPr>
+              <w:pStyle w:val="ListParagraph"/>
+              <w:numPr>
+                <w:ilvl w:val="0"/>
+                <w:numId w:val="3"/>
+              </w:numPr>
+              <w:rPr>
+                <w:sz w:val="24"/>
+                <w:szCs w:val="24"/>
+              </w:rPr>
+            </w:pPr>
+            <w:r>
+              <w:rPr>
+                <w:sz w:val="24"/>
+                <w:szCs w:val="24"/>
+              </w:rPr>
+              <w:t>View profile button on navigation Bar</w:t>
+            </w:r>
+          </w:p>
+          <w:p>
+            <w:pPr>
+              <w:pStyle w:val="ListParagraph"/>
+              <w:numPr>
+                <w:ilvl w:val="0"/>
+                <w:numId w:val="3"/>
+              </w:numPr>
+              <w:rPr>
+                <w:sz w:val="24"/>
+                <w:szCs w:val="24"/>
+              </w:rPr>
+            </w:pPr>
+            <w:r>
+              <w:rPr>
+                <w:sz w:val="24"/>
+                <w:szCs w:val="24"/>
+              </w:rPr>
+              <w:t>Click on “</w:t>
+            </w:r>
+            <w:r>
+              <w:rPr>
+                <w:sz w:val="24"/>
+                <w:szCs w:val="24"/>
+              </w:rPr>
+              <w:t>Profile</w:t>
+            </w:r>
+            <w:r>
+              <w:rPr>
+                <w:sz w:val="24"/>
+                <w:szCs w:val="24"/>
+              </w:rPr>
+              <w:t>” button</w:t>
+            </w:r>
+          </w:p>
+          <w:p>
+            <w:pPr>
+              <w:pStyle w:val="ListParagraph"/>
+              <w:numPr>
+                <w:ilvl w:val="0"/>
+                <w:numId w:val="3"/>
+              </w:numPr>
+              <w:rPr>
+                <w:sz w:val="24"/>
+                <w:szCs w:val="24"/>
+              </w:rPr>
+            </w:pPr>
+            <w:r>
+              <w:rPr>
+                <w:sz w:val="24"/>
+                <w:szCs w:val="24"/>
+              </w:rPr>
+              <w:t xml:space="preserve">Be redirected to the </w:t>
+            </w:r>
+            <w:r>
+              <w:rPr>
+                <w:sz w:val="24"/>
+                <w:szCs w:val="24"/>
+              </w:rPr>
+              <w:t>Profile</w:t>
+            </w:r>
+            <w:r>
+              <w:rPr>
+                <w:sz w:val="24"/>
+                <w:szCs w:val="24"/>
+              </w:rPr>
+              <w:t xml:space="preserve"> page when </w:t>
+            </w:r>
+            <w:r>
+              <w:rPr>
+                <w:sz w:val="24"/>
+                <w:szCs w:val="24"/>
+              </w:rPr>
+              <w:t>Profile</w:t>
+            </w:r>
+            <w:r>
+              <w:rPr>
+                <w:sz w:val="24"/>
+                <w:szCs w:val="24"/>
+              </w:rPr>
+              <w:t xml:space="preserve"> button is clicked on</w:t>
+            </w:r>
+          </w:p>
+          <w:p>
+            <w:pPr>
+              <w:pStyle w:val="ListParagraph"/>
+              <w:numPr>
+                <w:ilvl w:val="0"/>
+                <w:numId w:val="3"/>
+              </w:numPr>
+              <w:rPr>
+                <w:sz w:val="24"/>
+                <w:szCs w:val="24"/>
+              </w:rPr>
+            </w:pPr>
+            <w:r>
+              <w:rPr>
+                <w:sz w:val="24"/>
+                <w:szCs w:val="24"/>
+              </w:rPr>
+              <w:t xml:space="preserve">View the </w:t>
+            </w:r>
+            <w:r>
+              <w:rPr>
+                <w:sz w:val="24"/>
+                <w:szCs w:val="24"/>
+              </w:rPr>
+              <w:t>Profile</w:t>
+            </w:r>
+            <w:r>
+              <w:rPr>
+                <w:sz w:val="24"/>
+                <w:szCs w:val="24"/>
+              </w:rPr>
+              <w:t xml:space="preserve"> page</w:t>
+            </w:r>
+          </w:p>
+          <w:p>
+            <w:pPr>
+              <w:pStyle w:val="ListParagraph"/>
+              <w:numPr>
+                <w:ilvl w:val="0"/>
+                <w:numId w:val="3"/>
+              </w:numPr>
+              <w:rPr>
+                <w:sz w:val="24"/>
+                <w:szCs w:val="24"/>
+              </w:rPr>
+            </w:pPr>
+            <w:r>
+              <w:rPr>
+                <w:sz w:val="24"/>
+                <w:szCs w:val="24"/>
+              </w:rPr>
+              <w:lastRenderedPageBreak/>
+              <w:t>View orders button</w:t>
+            </w:r>
+          </w:p>
+          <w:p>
+            <w:pPr>
+              <w:pStyle w:val="ListParagraph"/>
+              <w:numPr>
+                <w:ilvl w:val="0"/>
+                <w:numId w:val="3"/>
+              </w:numPr>
+              <w:rPr>
+                <w:sz w:val="24"/>
+                <w:szCs w:val="24"/>
+              </w:rPr>
+            </w:pPr>
+            <w:r>
+              <w:rPr>
+                <w:sz w:val="24"/>
+                <w:szCs w:val="24"/>
+              </w:rPr>
+              <w:t>Click on Orders button</w:t>
+            </w:r>
+          </w:p>
+          <w:p>
+            <w:pPr>
+              <w:pStyle w:val="ListParagraph"/>
+              <w:numPr>
+                <w:ilvl w:val="0"/>
+                <w:numId w:val="3"/>
+              </w:numPr>
+              <w:rPr>
+                <w:sz w:val="24"/>
+                <w:szCs w:val="24"/>
+              </w:rPr>
+            </w:pPr>
+            <w:r>
+              <w:rPr>
+                <w:sz w:val="24"/>
+                <w:szCs w:val="24"/>
+              </w:rPr>
+              <w:t>View Orders</w:t>
+            </w:r>
+          </w:p>
+          <w:p>
+            <w:pPr>
+              <w:pStyle w:val="ListParagraph"/>
+              <w:numPr>
+                <w:ilvl w:val="0"/>
+                <w:numId w:val="3"/>
+              </w:numPr>
+              <w:rPr>
+                <w:sz w:val="24"/>
+                <w:szCs w:val="24"/>
+              </w:rPr>
+            </w:pPr>
+            <w:r>
+              <w:rPr>
+                <w:sz w:val="24"/>
+                <w:szCs w:val="24"/>
+              </w:rPr>
+              <w:t>View “Edit Order” Button</w:t>
+            </w:r>
+          </w:p>
+          <w:p>
+            <w:pPr>
+              <w:pStyle w:val="ListParagraph"/>
+              <w:numPr>
+                <w:ilvl w:val="0"/>
+                <w:numId w:val="3"/>
+              </w:numPr>
+              <w:rPr>
+                <w:sz w:val="24"/>
+                <w:szCs w:val="24"/>
+              </w:rPr>
+            </w:pPr>
+            <w:r>
+              <w:rPr>
+                <w:sz w:val="24"/>
+                <w:szCs w:val="24"/>
+              </w:rPr>
+              <w:t>Be redirected to edit order page</w:t>
+            </w:r>
+          </w:p>
+          <w:p>
+            <w:pPr>
+              <w:pStyle w:val="ListParagraph"/>
+              <w:numPr>
+                <w:ilvl w:val="0"/>
+                <w:numId w:val="3"/>
+              </w:numPr>
+              <w:rPr>
+                <w:sz w:val="24"/>
+                <w:szCs w:val="24"/>
+              </w:rPr>
+            </w:pPr>
+            <w:r>
+              <w:rPr>
+                <w:sz w:val="24"/>
+                <w:szCs w:val="24"/>
+              </w:rPr>
+              <w:t>Change delivery time/date</w:t>
+            </w:r>
+          </w:p>
+          <w:p>
+            <w:pPr>
+              <w:pStyle w:val="ListParagraph"/>
+              <w:numPr>
+                <w:ilvl w:val="0"/>
+                <w:numId w:val="3"/>
+              </w:numPr>
+              <w:rPr>
+                <w:sz w:val="24"/>
+                <w:szCs w:val="24"/>
+              </w:rPr>
+            </w:pPr>
+            <w:r>
+              <w:rPr>
+                <w:sz w:val="24"/>
+                <w:szCs w:val="24"/>
+              </w:rPr>
+              <w:t xml:space="preserve">View </w:t>
+            </w:r>
+            <w:proofErr w:type="gramStart"/>
+            <w:r>
+              <w:rPr>
+                <w:sz w:val="24"/>
+                <w:szCs w:val="24"/>
+              </w:rPr>
+              <w:t>save</w:t>
+            </w:r>
+            <w:proofErr w:type="gramEnd"/>
+            <w:r>
+              <w:rPr>
+                <w:sz w:val="24"/>
+                <w:szCs w:val="24"/>
+              </w:rPr>
+              <w:t xml:space="preserve"> changes button</w:t>
+            </w:r>
+          </w:p>
+          <w:p>
+            <w:pPr>
+              <w:pStyle w:val="ListParagraph"/>
+              <w:numPr>
+                <w:ilvl w:val="0"/>
+                <w:numId w:val="3"/>
+              </w:numPr>
+              <w:rPr>
+                <w:sz w:val="24"/>
+                <w:szCs w:val="24"/>
+              </w:rPr>
+            </w:pPr>
+            <w:r>
+              <w:rPr>
+                <w:sz w:val="24"/>
+                <w:szCs w:val="24"/>
+              </w:rPr>
+              <w:t>Click save changes button</w:t>
+            </w:r>
+          </w:p>
+          <w:p>
+            <w:pPr>
+              <w:pStyle w:val="ListParagraph"/>
+              <w:numPr>
+                <w:ilvl w:val="0"/>
+                <w:numId w:val="3"/>
+              </w:numPr>
+              <w:rPr>
+                <w:sz w:val="24"/>
+                <w:szCs w:val="24"/>
+              </w:rPr>
+            </w:pPr>
+            <w:r>
+              <w:rPr>
+                <w:sz w:val="24"/>
+                <w:szCs w:val="24"/>
+              </w:rPr>
+              <w:t>Be redirected to orders page after clicking save changes button</w:t>
+            </w:r>
+          </w:p>
+          <w:p>
+            <w:pPr>
+              <w:pStyle w:val="ListParagraph"/>
+              <w:numPr>
+                <w:ilvl w:val="0"/>
+                <w:numId w:val="3"/>
+              </w:numPr>
+              <w:rPr>
+                <w:sz w:val="24"/>
+                <w:szCs w:val="24"/>
+              </w:rPr>
+            </w:pPr>
+            <w:r>
+              <w:rPr>
+                <w:sz w:val="24"/>
+                <w:szCs w:val="24"/>
+              </w:rPr>
+              <w:t>The page must comply with the Web Accessibility Guidelines (WCAG) e.g., keyboard navigation, adjustable text size, high contrast mode.</w:t>
+            </w:r>
           </w:p>
         </w:tc>
         <w:tc>
           <w:tcPr>
             <w:tcW w:w="2254" w:type="dxa"/>
           </w:tcPr>
-          <w:p/>
+          <w:p>
+            <w:pPr>
+              <w:rPr>
+                <w:sz w:val="24"/>
+                <w:szCs w:val="24"/>
+              </w:rPr>
+            </w:pPr>
+            <w:r>
+              <w:rPr>
+                <w:sz w:val="24"/>
+                <w:szCs w:val="24"/>
+              </w:rPr>
+              <w:lastRenderedPageBreak/>
+              <w:t xml:space="preserve">This feature allows users full access to their orders and its details. It gives them the ability to change details of their order, including rescheduling their delivery or pickup, </w:t>
+            </w:r>
+            <w:r>
+              <w:rPr>
+                <w:sz w:val="24"/>
+                <w:szCs w:val="24"/>
+              </w:rPr>
+              <w:t>changing quantity, etc.</w:t>
+            </w:r>
+            <w:r>
+              <w:rPr>
+                <w:sz w:val="24"/>
+                <w:szCs w:val="24"/>
+              </w:rPr>
+              <w:br/>
+              <w:t xml:space="preserve">This </w:t>
+            </w:r>
+            <w:r>
+              <w:rPr>
+                <w:sz w:val="24"/>
+                <w:szCs w:val="24"/>
+              </w:rPr>
+              <w:t>accommodates user error and reduces</w:t>
+            </w:r>
+            <w:r>
+              <w:rPr>
+                <w:sz w:val="24"/>
+                <w:szCs w:val="24"/>
+              </w:rPr>
+              <w:t xml:space="preserve"> support costs as there will be a reduced </w:t>
+            </w:r>
+            <w:r>
+              <w:rPr>
+                <w:sz w:val="24"/>
+                <w:szCs w:val="24"/>
+              </w:rPr>
+              <w:t>number</w:t>
+            </w:r>
+            <w:r>
+              <w:rPr>
+                <w:sz w:val="24"/>
+                <w:szCs w:val="24"/>
+              </w:rPr>
+              <w:t xml:space="preserve"> of emails </w:t>
+            </w:r>
+            <w:r>
+              <w:rPr>
+                <w:sz w:val="24"/>
+                <w:szCs w:val="24"/>
+              </w:rPr>
+              <w:t xml:space="preserve">or calls </w:t>
+            </w:r>
+            <w:r>
+              <w:rPr>
+                <w:sz w:val="24"/>
+                <w:szCs w:val="24"/>
+              </w:rPr>
+              <w:lastRenderedPageBreak/>
+              <w:t>about rescheduling or editing orders as this can be done by the users themselves.</w:t>
+            </w:r>
+            <w:r>
+              <w:rPr>
+                <w:sz w:val="24"/>
+                <w:szCs w:val="24"/>
+              </w:rPr>
+              <w:br/>
+              <w:t>A good system like this shows professionalism, helping build the brands reputation</w:t>
+            </w:r>
+            <w:r>
+              <w:rPr>
+                <w:sz w:val="24"/>
+                <w:szCs w:val="24"/>
+              </w:rPr>
+              <w:t>.</w:t>
+            </w:r>
+            <w:r>
+              <w:rPr>
+                <w:sz w:val="24"/>
+                <w:szCs w:val="24"/>
+              </w:rPr>
+              <w:br/>
+              <w:t>This fea</w:t>
+            </w:r>
+            <w:r>
+              <w:rPr>
+                <w:sz w:val="24"/>
+                <w:szCs w:val="24"/>
+              </w:rPr>
+              <w:t>ture gives the user a faster workflow as they don’t have to wait around for email confirmation about edits.</w:t>
+            </w:r>
+          </w:p>
         </w:tc>
       </w:tr>
       <w:tr>
@@ -3531,13 +6440,41 @@
           <w:tcPr>
             <w:tcW w:w="2254" w:type="dxa"/>
           </w:tcPr>
-          <w:p/>
+          <w:p>
+            <w:pPr>
+              <w:rPr>
+                <w:sz w:val="24"/>
+                <w:szCs w:val="24"/>
+              </w:rPr>
+            </w:pPr>
+            <w:r>
+              <w:rPr>
+                <w:sz w:val="24"/>
+                <w:szCs w:val="24"/>
+              </w:rPr>
+              <w:t>Accessibility Features</w:t>
+            </w:r>
+          </w:p>
         </w:tc>
         <w:tc>
           <w:tcPr>
             <w:tcW w:w="2254" w:type="dxa"/>
           </w:tcPr>
-          <w:p/>
+          <w:p>
+            <w:pPr>
+              <w:rPr>
+                <w:sz w:val="24"/>
+                <w:szCs w:val="24"/>
+              </w:rPr>
+            </w:pPr>
+            <w:r>
+              <w:rPr>
+                <w:sz w:val="24"/>
+                <w:szCs w:val="24"/>
+              </w:rPr>
+              <w:t>As Anne, I would like to be able to properly view the website as with my old age I would need the text to be more legible and colours to be customisable.</w:t>
+            </w:r>
+          </w:p>
         </w:tc>
         <w:tc>
           <w:tcPr>
@@ -3546,15 +6483,179 @@
           <w:p>
             <w:pPr>
               <w:pStyle w:val="ListParagraph"/>
-              <w:ind w:left="360"/>
-            </w:pPr>
+              <w:numPr>
+                <w:ilvl w:val="0"/>
+                <w:numId w:val="3"/>
+              </w:numPr>
+              <w:rPr>
+                <w:sz w:val="24"/>
+                <w:szCs w:val="24"/>
+              </w:rPr>
+            </w:pPr>
+            <w:r>
+              <w:rPr>
+                <w:sz w:val="24"/>
+                <w:szCs w:val="24"/>
+              </w:rPr>
+              <w:t>View Homepage</w:t>
+            </w:r>
+          </w:p>
+          <w:p>
+            <w:pPr>
+              <w:pStyle w:val="ListParagraph"/>
+              <w:numPr>
+                <w:ilvl w:val="0"/>
+                <w:numId w:val="3"/>
+              </w:numPr>
+              <w:rPr>
+                <w:sz w:val="24"/>
+                <w:szCs w:val="24"/>
+              </w:rPr>
+            </w:pPr>
+            <w:r>
+              <w:rPr>
+                <w:sz w:val="24"/>
+                <w:szCs w:val="24"/>
+              </w:rPr>
+              <w:t>View navigation bar</w:t>
+            </w:r>
+          </w:p>
+          <w:p>
+            <w:pPr>
+              <w:pStyle w:val="ListParagraph"/>
+              <w:numPr>
+                <w:ilvl w:val="0"/>
+                <w:numId w:val="3"/>
+              </w:numPr>
+              <w:rPr>
+                <w:sz w:val="24"/>
+                <w:szCs w:val="24"/>
+              </w:rPr>
+            </w:pPr>
+            <w:r>
+              <w:rPr>
+                <w:sz w:val="24"/>
+                <w:szCs w:val="24"/>
+              </w:rPr>
+              <w:t>View Accessibility Icon on navigation bar</w:t>
+            </w:r>
+          </w:p>
+          <w:p>
+            <w:pPr>
+              <w:pStyle w:val="ListParagraph"/>
+              <w:numPr>
+                <w:ilvl w:val="0"/>
+                <w:numId w:val="3"/>
+              </w:numPr>
+              <w:rPr>
+                <w:sz w:val="24"/>
+                <w:szCs w:val="24"/>
+              </w:rPr>
+            </w:pPr>
+            <w:r>
+              <w:rPr>
+                <w:sz w:val="24"/>
+                <w:szCs w:val="24"/>
+              </w:rPr>
+              <w:t>View accessibility features</w:t>
+            </w:r>
+          </w:p>
+          <w:p>
+            <w:pPr>
+              <w:pStyle w:val="ListParagraph"/>
+              <w:numPr>
+                <w:ilvl w:val="0"/>
+                <w:numId w:val="3"/>
+              </w:numPr>
+              <w:rPr>
+                <w:sz w:val="24"/>
+                <w:szCs w:val="24"/>
+              </w:rPr>
+            </w:pPr>
+            <w:r>
+              <w:rPr>
+                <w:sz w:val="24"/>
+                <w:szCs w:val="24"/>
+              </w:rPr>
+              <w:t xml:space="preserve">The page must comply with the Web Accessibility Guidelines </w:t>
+            </w:r>
+            <w:r>
+              <w:rPr>
+                <w:sz w:val="24"/>
+                <w:szCs w:val="24"/>
+              </w:rPr>
+              <w:lastRenderedPageBreak/>
+              <w:t>(WCAG) e.g., keyboard navigation, adjustable text size, high contrast mode.</w:t>
+            </w:r>
           </w:p>
         </w:tc>
         <w:tc>
           <w:tcPr>
             <w:tcW w:w="2254" w:type="dxa"/>
           </w:tcPr>
-          <w:p/>
+          <w:p>
+            <w:pPr>
+              <w:rPr>
+                <w:sz w:val="24"/>
+                <w:szCs w:val="24"/>
+              </w:rPr>
+            </w:pPr>
+            <w:r>
+              <w:rPr>
+                <w:sz w:val="24"/>
+                <w:szCs w:val="24"/>
+              </w:rPr>
+              <w:lastRenderedPageBreak/>
+              <w:t xml:space="preserve">The provision of Accessibility Features opens the scope of the website </w:t>
+            </w:r>
+            <w:r>
+              <w:rPr>
+                <w:sz w:val="24"/>
+                <w:szCs w:val="24"/>
+              </w:rPr>
+              <w:t>to accommodate people with disabilities</w:t>
+            </w:r>
+            <w:r>
+              <w:rPr>
+                <w:sz w:val="24"/>
+                <w:szCs w:val="24"/>
+              </w:rPr>
+              <w:t xml:space="preserve">. Features like Text </w:t>
+            </w:r>
+            <w:proofErr w:type="gramStart"/>
+            <w:r>
+              <w:rPr>
+                <w:sz w:val="24"/>
+                <w:szCs w:val="24"/>
+              </w:rPr>
+              <w:t>To</w:t>
+            </w:r>
+            <w:proofErr w:type="gramEnd"/>
+            <w:r>
+              <w:rPr>
+                <w:sz w:val="24"/>
+                <w:szCs w:val="24"/>
+              </w:rPr>
+              <w:t xml:space="preserve"> Speech, Dark mode, Contrast mode etc will be added to meet legal guidelines put in place such as WCAG 2.1, the Web accessibility Directive and others. </w:t>
+            </w:r>
+            <w:r>
+              <w:rPr>
+                <w:sz w:val="24"/>
+                <w:szCs w:val="24"/>
+              </w:rPr>
+              <w:lastRenderedPageBreak/>
+              <w:t>This will give the web application good UX and help it tend to a wider audience.</w:t>
+            </w:r>
+          </w:p>
+          <w:p>
+            <w:pPr>
+              <w:jc w:val="center"/>
+              <w:rPr>
+                <w:sz w:val="24"/>
+                <w:szCs w:val="24"/>
+              </w:rPr>
+            </w:pPr>
+          </w:p>
         </w:tc>
       </w:tr>
       <w:tr>
@@ -3562,13 +6663,49 @@
           <w:tcPr>
             <w:tcW w:w="2254" w:type="dxa"/>
           </w:tcPr>
-          <w:p/>
+          <w:p>
+            <w:pPr>
+              <w:rPr>
+                <w:sz w:val="24"/>
+                <w:szCs w:val="24"/>
+              </w:rPr>
+            </w:pPr>
+            <w:r>
+              <w:rPr>
+                <w:sz w:val="24"/>
+                <w:szCs w:val="24"/>
+              </w:rPr>
+              <w:lastRenderedPageBreak/>
+              <w:t>Authorization</w:t>
+            </w:r>
+          </w:p>
         </w:tc>
         <w:tc>
           <w:tcPr>
             <w:tcW w:w="2254" w:type="dxa"/>
           </w:tcPr>
-          <w:p/>
+          <w:p>
+            <w:pPr>
+              <w:rPr>
+                <w:sz w:val="24"/>
+                <w:szCs w:val="24"/>
+              </w:rPr>
+            </w:pPr>
+            <w:r>
+              <w:rPr>
+                <w:sz w:val="24"/>
+                <w:szCs w:val="24"/>
+              </w:rPr>
+              <w:t>As Yves, I would like to</w:t>
+            </w:r>
+            <w:r>
+              <w:rPr>
+                <w:sz w:val="24"/>
+                <w:szCs w:val="24"/>
+              </w:rPr>
+              <w:t xml:space="preserve"> go on the producer dashboard to check if I have any orders to prepare</w:t>
+            </w:r>
+          </w:p>
         </w:tc>
         <w:tc>
           <w:tcPr>
@@ -3577,15 +6714,255 @@
           <w:p>
             <w:pPr>
               <w:pStyle w:val="ListParagraph"/>
-              <w:ind w:left="360"/>
-            </w:pPr>
+              <w:numPr>
+                <w:ilvl w:val="0"/>
+                <w:numId w:val="3"/>
+              </w:numPr>
+              <w:rPr>
+                <w:sz w:val="24"/>
+                <w:szCs w:val="24"/>
+              </w:rPr>
+            </w:pPr>
+            <w:r>
+              <w:rPr>
+                <w:sz w:val="24"/>
+                <w:szCs w:val="24"/>
+              </w:rPr>
+              <w:t>View Homepage</w:t>
+            </w:r>
+          </w:p>
+          <w:p>
+            <w:pPr>
+              <w:pStyle w:val="ListParagraph"/>
+              <w:numPr>
+                <w:ilvl w:val="0"/>
+                <w:numId w:val="3"/>
+              </w:numPr>
+              <w:rPr>
+                <w:sz w:val="24"/>
+                <w:szCs w:val="24"/>
+              </w:rPr>
+            </w:pPr>
+            <w:r>
+              <w:rPr>
+                <w:sz w:val="24"/>
+                <w:szCs w:val="24"/>
+              </w:rPr>
+              <w:t>View navigation bar</w:t>
+            </w:r>
+          </w:p>
+          <w:p>
+            <w:pPr>
+              <w:pStyle w:val="ListParagraph"/>
+              <w:numPr>
+                <w:ilvl w:val="0"/>
+                <w:numId w:val="3"/>
+              </w:numPr>
+              <w:rPr>
+                <w:sz w:val="24"/>
+                <w:szCs w:val="24"/>
+              </w:rPr>
+            </w:pPr>
+            <w:r>
+              <w:rPr>
+                <w:sz w:val="24"/>
+                <w:szCs w:val="24"/>
+              </w:rPr>
+              <w:t xml:space="preserve">View </w:t>
+            </w:r>
+            <w:r>
+              <w:rPr>
+                <w:sz w:val="24"/>
+                <w:szCs w:val="24"/>
+              </w:rPr>
+              <w:t>Dashboard</w:t>
+            </w:r>
+            <w:r>
+              <w:rPr>
+                <w:sz w:val="24"/>
+                <w:szCs w:val="24"/>
+              </w:rPr>
+              <w:t xml:space="preserve"> button on navigation Bar</w:t>
+            </w:r>
+          </w:p>
+          <w:p>
+            <w:pPr>
+              <w:pStyle w:val="ListParagraph"/>
+              <w:numPr>
+                <w:ilvl w:val="0"/>
+                <w:numId w:val="3"/>
+              </w:numPr>
+              <w:rPr>
+                <w:sz w:val="24"/>
+                <w:szCs w:val="24"/>
+              </w:rPr>
+            </w:pPr>
+            <w:r>
+              <w:rPr>
+                <w:sz w:val="24"/>
+                <w:szCs w:val="24"/>
+              </w:rPr>
+              <w:t>Click on “</w:t>
+            </w:r>
+            <w:r>
+              <w:rPr>
+                <w:sz w:val="24"/>
+                <w:szCs w:val="24"/>
+              </w:rPr>
+              <w:t>Dashboard</w:t>
+            </w:r>
+            <w:r>
+              <w:rPr>
+                <w:sz w:val="24"/>
+                <w:szCs w:val="24"/>
+              </w:rPr>
+              <w:t>” button</w:t>
+            </w:r>
+          </w:p>
+          <w:p>
+            <w:pPr>
+              <w:pStyle w:val="ListParagraph"/>
+              <w:numPr>
+                <w:ilvl w:val="0"/>
+                <w:numId w:val="3"/>
+              </w:numPr>
+              <w:rPr>
+                <w:sz w:val="24"/>
+                <w:szCs w:val="24"/>
+              </w:rPr>
+            </w:pPr>
+            <w:r>
+              <w:rPr>
+                <w:sz w:val="24"/>
+                <w:szCs w:val="24"/>
+              </w:rPr>
+              <w:t>Be redirected to the Profile page when</w:t>
+            </w:r>
+            <w:r>
+              <w:rPr>
+                <w:sz w:val="24"/>
+                <w:szCs w:val="24"/>
+              </w:rPr>
+              <w:t xml:space="preserve"> Dashboard</w:t>
+            </w:r>
+            <w:r>
+              <w:rPr>
+                <w:sz w:val="24"/>
+                <w:szCs w:val="24"/>
+              </w:rPr>
+              <w:t xml:space="preserve"> button is clicked on</w:t>
+            </w:r>
+          </w:p>
+          <w:p>
+            <w:pPr>
+              <w:pStyle w:val="ListParagraph"/>
+              <w:numPr>
+                <w:ilvl w:val="0"/>
+                <w:numId w:val="3"/>
+              </w:numPr>
+              <w:rPr>
+                <w:sz w:val="24"/>
+                <w:szCs w:val="24"/>
+              </w:rPr>
+            </w:pPr>
+            <w:r>
+              <w:rPr>
+                <w:sz w:val="24"/>
+                <w:szCs w:val="24"/>
+              </w:rPr>
+              <w:t xml:space="preserve">View the </w:t>
+            </w:r>
+            <w:r>
+              <w:rPr>
+                <w:sz w:val="24"/>
+                <w:szCs w:val="24"/>
+              </w:rPr>
+              <w:t xml:space="preserve">Dashboard </w:t>
+            </w:r>
+            <w:r>
+              <w:rPr>
+                <w:sz w:val="24"/>
+                <w:szCs w:val="24"/>
+              </w:rPr>
+              <w:t>page</w:t>
+            </w:r>
+          </w:p>
+          <w:p>
+            <w:pPr>
+              <w:pStyle w:val="ListParagraph"/>
+              <w:numPr>
+                <w:ilvl w:val="0"/>
+                <w:numId w:val="3"/>
+              </w:numPr>
+              <w:rPr>
+                <w:sz w:val="24"/>
+                <w:szCs w:val="24"/>
+              </w:rPr>
+            </w:pPr>
+            <w:r>
+              <w:rPr>
+                <w:sz w:val="24"/>
+                <w:szCs w:val="24"/>
+              </w:rPr>
+              <w:t>The page must comply with the Web Accessibility Guidelines (WCAG) e.g., keyboard navigation, adjustable text size, high contrast mode.</w:t>
+            </w:r>
           </w:p>
         </w:tc>
         <w:tc>
           <w:tcPr>
             <w:tcW w:w="2254" w:type="dxa"/>
           </w:tcPr>
-          <w:p/>
+          <w:p>
+            <w:pPr>
+              <w:rPr>
+                <w:sz w:val="24"/>
+                <w:szCs w:val="24"/>
+              </w:rPr>
+            </w:pPr>
+            <w:r>
+              <w:rPr>
+                <w:sz w:val="24"/>
+                <w:szCs w:val="24"/>
+              </w:rPr>
+              <w:t xml:space="preserve">An authorization feature makes it possible to stop certain users from seeing certain things and other features. A normal user shouldn’t be able to view the producer dashboard, only producers should be able to do so, this aligns the web application with the data protection </w:t>
+            </w:r>
+            <w:r>
+              <w:rPr>
+                <w:sz w:val="24"/>
+                <w:szCs w:val="24"/>
+              </w:rPr>
+              <w:t>laws such as GDPR and the DPA</w:t>
+            </w:r>
+            <w:r>
+              <w:rPr>
+                <w:sz w:val="24"/>
+                <w:szCs w:val="24"/>
+              </w:rPr>
+              <w:t>,</w:t>
+            </w:r>
+            <w:r>
+              <w:rPr>
+                <w:sz w:val="24"/>
+                <w:szCs w:val="24"/>
+              </w:rPr>
+              <w:t xml:space="preserve"> as unnecessary data is not being shared or used, this also guarantees safety for the producers that their data isn’t public to</w:t>
+            </w:r>
+            <w:r>
+              <w:rPr>
+                <w:sz w:val="24"/>
+                <w:szCs w:val="24"/>
+              </w:rPr>
+              <w:t xml:space="preserve"> regular users.</w:t>
+            </w:r>
+            <w:r>
+              <w:rPr>
+                <w:sz w:val="24"/>
+                <w:szCs w:val="24"/>
+              </w:rPr>
+              <w:br/>
+              <w:t xml:space="preserve">Authorization features are also scalable as the company grows and certain features and member roles are added. </w:t>
+            </w:r>
+          </w:p>
         </w:tc>
       </w:tr>
       <w:tr>
@@ -3593,13 +6970,25 @@
           <w:tcPr>
             <w:tcW w:w="2254" w:type="dxa"/>
           </w:tcPr>
-          <w:p/>
+          <w:p>
+            <w:r>
+              <w:t>Dashboard</w:t>
+            </w:r>
+          </w:p>
         </w:tc>
         <w:tc>
           <w:tcPr>
             <w:tcW w:w="2254" w:type="dxa"/>
           </w:tcPr>
-          <w:p/>
+          <w:p>
+            <w:r>
+              <w:rPr>
+                <w:sz w:val="24"/>
+                <w:szCs w:val="24"/>
+              </w:rPr>
+              <w:t>As Yves, I would like to go on the producer dashboard to check if I have any orders to prepare</w:t>
+            </w:r>
+          </w:p>
         </w:tc>
         <w:tc>
           <w:tcPr>
@@ -3608,18 +6997,4431 @@
           <w:p>
             <w:pPr>
               <w:pStyle w:val="ListParagraph"/>
-              <w:ind w:left="360"/>
-            </w:pPr>
+              <w:numPr>
+                <w:ilvl w:val="0"/>
+                <w:numId w:val="3"/>
+              </w:numPr>
+              <w:rPr>
+                <w:sz w:val="24"/>
+                <w:szCs w:val="24"/>
+              </w:rPr>
+            </w:pPr>
+            <w:r>
+              <w:rPr>
+                <w:sz w:val="24"/>
+                <w:szCs w:val="24"/>
+              </w:rPr>
+              <w:t>View Homepage</w:t>
+            </w:r>
+          </w:p>
+          <w:p>
+            <w:pPr>
+              <w:pStyle w:val="ListParagraph"/>
+              <w:numPr>
+                <w:ilvl w:val="0"/>
+                <w:numId w:val="3"/>
+              </w:numPr>
+              <w:rPr>
+                <w:sz w:val="24"/>
+                <w:szCs w:val="24"/>
+              </w:rPr>
+            </w:pPr>
+            <w:r>
+              <w:rPr>
+                <w:sz w:val="24"/>
+                <w:szCs w:val="24"/>
+              </w:rPr>
+              <w:t>View navigation bar</w:t>
+            </w:r>
+          </w:p>
+          <w:p>
+            <w:pPr>
+              <w:pStyle w:val="ListParagraph"/>
+              <w:numPr>
+                <w:ilvl w:val="0"/>
+                <w:numId w:val="3"/>
+              </w:numPr>
+              <w:rPr>
+                <w:sz w:val="24"/>
+                <w:szCs w:val="24"/>
+              </w:rPr>
+            </w:pPr>
+            <w:r>
+              <w:rPr>
+                <w:sz w:val="24"/>
+                <w:szCs w:val="24"/>
+              </w:rPr>
+              <w:t>View Dashboard button on navigation Bar</w:t>
+            </w:r>
+          </w:p>
+          <w:p>
+            <w:pPr>
+              <w:pStyle w:val="ListParagraph"/>
+              <w:numPr>
+                <w:ilvl w:val="0"/>
+                <w:numId w:val="3"/>
+              </w:numPr>
+              <w:rPr>
+                <w:sz w:val="24"/>
+                <w:szCs w:val="24"/>
+              </w:rPr>
+            </w:pPr>
+            <w:r>
+              <w:rPr>
+                <w:sz w:val="24"/>
+                <w:szCs w:val="24"/>
+              </w:rPr>
+              <w:t>Click on “</w:t>
+            </w:r>
+            <w:r>
+              <w:rPr>
+                <w:sz w:val="24"/>
+                <w:szCs w:val="24"/>
+              </w:rPr>
+              <w:t>Dashboard</w:t>
+            </w:r>
+            <w:r>
+              <w:rPr>
+                <w:sz w:val="24"/>
+                <w:szCs w:val="24"/>
+              </w:rPr>
+              <w:t>” button</w:t>
+            </w:r>
+          </w:p>
+          <w:p>
+            <w:pPr>
+              <w:pStyle w:val="ListParagraph"/>
+              <w:numPr>
+                <w:ilvl w:val="0"/>
+                <w:numId w:val="3"/>
+              </w:numPr>
+              <w:rPr>
+                <w:sz w:val="24"/>
+                <w:szCs w:val="24"/>
+              </w:rPr>
+            </w:pPr>
+            <w:r>
+              <w:rPr>
+                <w:sz w:val="24"/>
+                <w:szCs w:val="24"/>
+              </w:rPr>
+              <w:lastRenderedPageBreak/>
+              <w:t>Be redirected to the Profile page when</w:t>
+            </w:r>
+            <w:r>
+              <w:rPr>
+                <w:sz w:val="24"/>
+                <w:szCs w:val="24"/>
+              </w:rPr>
+              <w:t xml:space="preserve"> Dashboard</w:t>
+            </w:r>
+            <w:r>
+              <w:rPr>
+                <w:sz w:val="24"/>
+                <w:szCs w:val="24"/>
+              </w:rPr>
+              <w:t xml:space="preserve"> button is clicked on</w:t>
+            </w:r>
+          </w:p>
+          <w:p>
+            <w:pPr>
+              <w:pStyle w:val="ListParagraph"/>
+              <w:numPr>
+                <w:ilvl w:val="0"/>
+                <w:numId w:val="3"/>
+              </w:numPr>
+            </w:pPr>
+            <w:r>
+              <w:rPr>
+                <w:sz w:val="24"/>
+                <w:szCs w:val="24"/>
+              </w:rPr>
+              <w:t>View the Dashboard page</w:t>
+            </w:r>
+          </w:p>
+          <w:p>
+            <w:pPr>
+              <w:pStyle w:val="ListParagraph"/>
+              <w:numPr>
+                <w:ilvl w:val="0"/>
+                <w:numId w:val="3"/>
+              </w:numPr>
+            </w:pPr>
+            <w:r>
+              <w:t>View Orders</w:t>
+            </w:r>
+          </w:p>
+          <w:p>
+            <w:pPr>
+              <w:pStyle w:val="ListParagraph"/>
+              <w:numPr>
+                <w:ilvl w:val="0"/>
+                <w:numId w:val="3"/>
+              </w:numPr>
+            </w:pPr>
+            <w:r>
+              <w:rPr>
+                <w:sz w:val="24"/>
+                <w:szCs w:val="24"/>
+              </w:rPr>
+              <w:t>The page must comply with the Web Accessibility Guidelines (WCAG) e.g., keyboard navigation, adjustable text size, high contrast mode.</w:t>
+            </w:r>
           </w:p>
         </w:tc>
         <w:tc>
           <w:tcPr>
             <w:tcW w:w="2254" w:type="dxa"/>
           </w:tcPr>
-          <w:p/>
+          <w:p>
+            <w:r>
+              <w:lastRenderedPageBreak/>
+              <w:t xml:space="preserve">This feature helps centralise all information the producers will need in one place. Reducing errors and saving time, this in turn allows the producers to plan their production schedule </w:t>
+            </w:r>
+            <w:r>
+              <w:lastRenderedPageBreak/>
+              <w:t>effectively and correctly. Producers having real-time control and visibility of their orders will help with their user experience helping simplify their workflow.</w:t>
+            </w:r>
+            <w:r>
+              <w:br/>
+            </w:r>
+          </w:p>
+        </w:tc>
+      </w:tr>
+      <w:tr>
+        <w:tc>
+          <w:tcPr>
+            <w:tcW w:w="2254" w:type="dxa"/>
+          </w:tcPr>
+          <w:p>
+            <w:pPr>
+              <w:rPr>
+                <w:sz w:val="24"/>
+                <w:szCs w:val="24"/>
+              </w:rPr>
+            </w:pPr>
+            <w:r>
+              <w:rPr>
+                <w:sz w:val="24"/>
+                <w:szCs w:val="24"/>
+              </w:rPr>
+              <w:lastRenderedPageBreak/>
+              <w:t>Loyalty Features</w:t>
+            </w:r>
+          </w:p>
+        </w:tc>
+        <w:tc>
+          <w:tcPr>
+            <w:tcW w:w="2254" w:type="dxa"/>
+          </w:tcPr>
+          <w:p>
+            <w:pPr>
+              <w:rPr>
+                <w:sz w:val="24"/>
+                <w:szCs w:val="24"/>
+              </w:rPr>
+            </w:pPr>
+            <w:r>
+              <w:rPr>
+                <w:sz w:val="24"/>
+                <w:szCs w:val="24"/>
+              </w:rPr>
+              <w:t xml:space="preserve">As a returning customer, I want to receive discounts or rewards so that I feel appreciated and valued and encouraged to continue shopping at GLH. </w:t>
+            </w:r>
+          </w:p>
+        </w:tc>
+        <w:tc>
+          <w:tcPr>
+            <w:tcW w:w="2254" w:type="dxa"/>
+          </w:tcPr>
+          <w:p>
+            <w:pPr>
+              <w:pStyle w:val="ListParagraph"/>
+              <w:numPr>
+                <w:ilvl w:val="0"/>
+                <w:numId w:val="3"/>
+              </w:numPr>
+              <w:rPr>
+                <w:sz w:val="24"/>
+                <w:szCs w:val="24"/>
+              </w:rPr>
+            </w:pPr>
+            <w:r>
+              <w:rPr>
+                <w:sz w:val="24"/>
+                <w:szCs w:val="24"/>
+              </w:rPr>
+              <w:t>View Homepage</w:t>
+            </w:r>
+          </w:p>
+          <w:p>
+            <w:pPr>
+              <w:pStyle w:val="ListParagraph"/>
+              <w:numPr>
+                <w:ilvl w:val="0"/>
+                <w:numId w:val="3"/>
+              </w:numPr>
+              <w:rPr>
+                <w:sz w:val="24"/>
+                <w:szCs w:val="24"/>
+              </w:rPr>
+            </w:pPr>
+            <w:r>
+              <w:rPr>
+                <w:sz w:val="24"/>
+                <w:szCs w:val="24"/>
+              </w:rPr>
+              <w:t>View Loyalty Program details</w:t>
+            </w:r>
+          </w:p>
+          <w:p>
+            <w:pPr>
+              <w:pStyle w:val="ListParagraph"/>
+              <w:numPr>
+                <w:ilvl w:val="0"/>
+                <w:numId w:val="3"/>
+              </w:numPr>
+              <w:rPr>
+                <w:sz w:val="24"/>
+                <w:szCs w:val="24"/>
+              </w:rPr>
+            </w:pPr>
+            <w:r>
+              <w:rPr>
+                <w:sz w:val="24"/>
+                <w:szCs w:val="24"/>
+              </w:rPr>
+              <w:t>The page must comply with the Web Accessibility Guidelines (WCAG) e.g., keyboard navigation, adjustable text size, high contrast mode.</w:t>
+            </w:r>
+          </w:p>
+          <w:p>
+            <w:pPr>
+              <w:pStyle w:val="ListParagraph"/>
+              <w:numPr>
+                <w:ilvl w:val="0"/>
+                <w:numId w:val="3"/>
+              </w:numPr>
+              <w:rPr>
+                <w:sz w:val="24"/>
+                <w:szCs w:val="24"/>
+              </w:rPr>
+            </w:pPr>
+            <w:r>
+              <w:rPr>
+                <w:sz w:val="24"/>
+                <w:szCs w:val="24"/>
+              </w:rPr>
+              <w:t>Tracking of points must follow GDPR, users must be able to see collected data.</w:t>
+            </w:r>
+          </w:p>
+        </w:tc>
+        <w:tc>
+          <w:tcPr>
+            <w:tcW w:w="2254" w:type="dxa"/>
+          </w:tcPr>
+          <w:p>
+            <w:pPr>
+              <w:rPr>
+                <w:sz w:val="24"/>
+                <w:szCs w:val="24"/>
+              </w:rPr>
+            </w:pPr>
+            <w:r>
+              <w:rPr>
+                <w:sz w:val="24"/>
+                <w:szCs w:val="24"/>
+              </w:rPr>
+              <w:t>This feature will help with customer retention and engagement, rewards and discounts encourage repeat purchases and strengthen customer loyalty.</w:t>
+            </w:r>
+            <w:r>
+              <w:rPr>
+                <w:sz w:val="24"/>
+                <w:szCs w:val="24"/>
+              </w:rPr>
+              <w:br/>
+              <w:t>using the information displayed about the Loyalty program users can</w:t>
+            </w:r>
+            <w:r>
+              <w:rPr>
+                <w:sz w:val="24"/>
+                <w:szCs w:val="24"/>
+              </w:rPr>
+              <w:t xml:space="preserve"> clearly see how many points have been earned through their purchases and how they can be redeemed ensuring fairness which helps with customer trust as they can fully understand and see that they are being treated fairly, promoting ethical marketing by </w:t>
+            </w:r>
+            <w:r>
+              <w:rPr>
+                <w:sz w:val="24"/>
+                <w:szCs w:val="24"/>
+              </w:rPr>
+              <w:lastRenderedPageBreak/>
+              <w:t>avoiding hidden conditions, boosting UX. With such high UX this will also enable word of mouth marketing, as users are more likely to talk to their friends about the points system or other loyalty features.</w:t>
+            </w:r>
+          </w:p>
         </w:tc>
       </w:tr>
     </w:tbl>
+    <w:p>
+      <w:pPr>
+        <w:pStyle w:val="Heading1"/>
+        <w:rPr>
+          <w:b/>
+          <w:bCs/>
+        </w:rPr>
+      </w:pPr>
+      <w:r>
+        <w:lastRenderedPageBreak/>
+        <w:br/>
+      </w:r>
+      <w:r>
+        <w:br/>
+      </w:r>
+      <w:bookmarkStart w:id="13" w:name="_Toc224033346"/>
+      <w:r>
+        <w:rPr>
+          <w:b/>
+          <w:bCs/>
+        </w:rPr>
+        <w:t>Non-Functional Requirements</w:t>
+      </w:r>
+      <w:bookmarkEnd w:id="13"/>
+    </w:p>
+    <w:p>
+      <w:pPr>
+        <w:pStyle w:val="Heading2"/>
+      </w:pPr>
+      <w:bookmarkStart w:id="14" w:name="_Toc224033347"/>
+      <w:r>
+        <w:t>Performance</w:t>
+      </w:r>
+      <w:bookmarkEnd w:id="14"/>
+    </w:p>
+    <w:tbl>
+      <w:tblPr>
+        <w:tblStyle w:val="TableGrid"/>
+        <w:tblW w:w="0" w:type="auto"/>
+        <w:tblLook w:val="04A0" w:firstRow="1" w:lastRow="0" w:firstColumn="1" w:lastColumn="0" w:noHBand="0" w:noVBand="1"/>
+      </w:tblPr>
+      <w:tblGrid>
+        <w:gridCol w:w="3005"/>
+        <w:gridCol w:w="3005"/>
+        <w:gridCol w:w="3006"/>
+      </w:tblGrid>
+      <w:tr>
+        <w:tc>
+          <w:tcPr>
+            <w:tcW w:w="3005" w:type="dxa"/>
+          </w:tcPr>
+          <w:p>
+            <w:pPr>
+              <w:rPr>
+                <w:b/>
+                <w:bCs/>
+                <w:i/>
+                <w:iCs/>
+              </w:rPr>
+            </w:pPr>
+            <w:r>
+              <w:rPr>
+                <w:b/>
+                <w:bCs/>
+                <w:i/>
+                <w:iCs/>
+                <w:sz w:val="24"/>
+                <w:szCs w:val="24"/>
+              </w:rPr>
+              <w:t>Requirement</w:t>
+            </w:r>
+          </w:p>
+        </w:tc>
+        <w:tc>
+          <w:tcPr>
+            <w:tcW w:w="3005" w:type="dxa"/>
+          </w:tcPr>
+          <w:p>
+            <w:pPr>
+              <w:rPr>
+                <w:b/>
+                <w:bCs/>
+                <w:i/>
+                <w:iCs/>
+              </w:rPr>
+            </w:pPr>
+            <w:r>
+              <w:rPr>
+                <w:b/>
+                <w:bCs/>
+                <w:i/>
+                <w:iCs/>
+                <w:sz w:val="24"/>
+                <w:szCs w:val="24"/>
+              </w:rPr>
+              <w:t>Justification</w:t>
+            </w:r>
+          </w:p>
+        </w:tc>
+        <w:tc>
+          <w:tcPr>
+            <w:tcW w:w="3006" w:type="dxa"/>
+          </w:tcPr>
+          <w:p>
+            <w:pPr>
+              <w:rPr>
+                <w:b/>
+                <w:bCs/>
+                <w:i/>
+                <w:iCs/>
+              </w:rPr>
+            </w:pPr>
+            <w:r>
+              <w:rPr>
+                <w:b/>
+                <w:bCs/>
+                <w:i/>
+                <w:iCs/>
+                <w:sz w:val="24"/>
+                <w:szCs w:val="24"/>
+              </w:rPr>
+              <w:t>KPI</w:t>
+            </w:r>
+          </w:p>
+        </w:tc>
+      </w:tr>
+      <w:tr>
+        <w:tc>
+          <w:tcPr>
+            <w:tcW w:w="3005" w:type="dxa"/>
+          </w:tcPr>
+          <w:p>
+            <w:pPr>
+              <w:rPr>
+                <w:sz w:val="24"/>
+                <w:szCs w:val="24"/>
+              </w:rPr>
+            </w:pPr>
+            <w:r>
+              <w:rPr>
+                <w:sz w:val="24"/>
+                <w:szCs w:val="24"/>
+              </w:rPr>
+              <w:t>The webpages must load in a time according to industry standards.</w:t>
+            </w:r>
+          </w:p>
+        </w:tc>
+        <w:tc>
+          <w:tcPr>
+            <w:tcW w:w="3005" w:type="dxa"/>
+          </w:tcPr>
+          <w:p>
+            <w:pPr>
+              <w:rPr>
+                <w:sz w:val="24"/>
+                <w:szCs w:val="24"/>
+              </w:rPr>
+            </w:pPr>
+            <w:r>
+              <w:rPr>
+                <w:sz w:val="24"/>
+                <w:szCs w:val="24"/>
+              </w:rPr>
+              <w:t xml:space="preserve">Webpages loading quickly leads to good user experience and good reputation for </w:t>
+            </w:r>
+            <w:r>
+              <w:rPr>
+                <w:sz w:val="24"/>
+                <w:szCs w:val="24"/>
+              </w:rPr>
+              <w:t>GLH</w:t>
+            </w:r>
+          </w:p>
+        </w:tc>
+        <w:tc>
+          <w:tcPr>
+            <w:tcW w:w="3006" w:type="dxa"/>
+          </w:tcPr>
+          <w:p>
+            <w:pPr>
+              <w:rPr>
+                <w:sz w:val="24"/>
+                <w:szCs w:val="24"/>
+              </w:rPr>
+            </w:pPr>
+            <w:r>
+              <w:rPr>
+                <w:sz w:val="24"/>
+                <w:szCs w:val="24"/>
+              </w:rPr>
+              <w:t>Webpages should load fully</w:t>
+            </w:r>
+            <w:r>
+              <w:rPr>
+                <w:sz w:val="24"/>
+                <w:szCs w:val="24"/>
+              </w:rPr>
+              <w:t xml:space="preserve"> in less than 2 seconds on average</w:t>
+            </w:r>
+          </w:p>
+        </w:tc>
+      </w:tr>
+      <w:tr>
+        <w:tc>
+          <w:tcPr>
+            <w:tcW w:w="3005" w:type="dxa"/>
+          </w:tcPr>
+          <w:p>
+            <w:pPr>
+              <w:rPr>
+                <w:sz w:val="24"/>
+                <w:szCs w:val="24"/>
+              </w:rPr>
+            </w:pPr>
+            <w:r>
+              <w:rPr>
+                <w:sz w:val="24"/>
+                <w:szCs w:val="24"/>
+              </w:rPr>
+              <w:t>The system must be able to handle a specific number of requests without slowing down.</w:t>
+            </w:r>
+          </w:p>
+        </w:tc>
+        <w:tc>
+          <w:tcPr>
+            <w:tcW w:w="3005" w:type="dxa"/>
+          </w:tcPr>
+          <w:p>
+            <w:pPr>
+              <w:rPr>
+                <w:sz w:val="24"/>
+                <w:szCs w:val="24"/>
+              </w:rPr>
+            </w:pPr>
+            <w:r>
+              <w:rPr>
+                <w:sz w:val="24"/>
+                <w:szCs w:val="24"/>
+              </w:rPr>
+              <w:t>This will ensure the core function of the website will still work at peak hours or busy days without slowing down the website significantly leading to bad user experience.</w:t>
+            </w:r>
+          </w:p>
+        </w:tc>
+        <w:tc>
+          <w:tcPr>
+            <w:tcW w:w="3006" w:type="dxa"/>
+          </w:tcPr>
+          <w:p>
+            <w:pPr>
+              <w:rPr>
+                <w:sz w:val="24"/>
+                <w:szCs w:val="24"/>
+              </w:rPr>
+            </w:pPr>
+            <w:r>
+              <w:rPr>
+                <w:sz w:val="24"/>
+                <w:szCs w:val="24"/>
+              </w:rPr>
+              <w:t xml:space="preserve">On average the system should be able to handle </w:t>
+            </w:r>
+            <w:r>
+              <w:rPr>
+                <w:sz w:val="24"/>
+                <w:szCs w:val="24"/>
+              </w:rPr>
+              <w:t>10-15</w:t>
+            </w:r>
+            <w:r>
+              <w:rPr>
+                <w:sz w:val="24"/>
+                <w:szCs w:val="24"/>
+              </w:rPr>
+              <w:t xml:space="preserve"> requests per second without slowing down.</w:t>
+            </w:r>
+          </w:p>
+        </w:tc>
+      </w:tr>
+      <w:tr>
+        <w:tc>
+          <w:tcPr>
+            <w:tcW w:w="3005" w:type="dxa"/>
+          </w:tcPr>
+          <w:p>
+            <w:pPr>
+              <w:rPr>
+                <w:sz w:val="24"/>
+                <w:szCs w:val="24"/>
+              </w:rPr>
+            </w:pPr>
+            <w:r>
+              <w:rPr>
+                <w:sz w:val="24"/>
+                <w:szCs w:val="24"/>
+              </w:rPr>
+              <w:t>The web application must not put a lot of loads onto the CPU</w:t>
+            </w:r>
+          </w:p>
+        </w:tc>
+        <w:tc>
+          <w:tcPr>
+            <w:tcW w:w="3005" w:type="dxa"/>
+          </w:tcPr>
+          <w:p>
+            <w:pPr>
+              <w:rPr>
+                <w:sz w:val="24"/>
+                <w:szCs w:val="24"/>
+              </w:rPr>
+            </w:pPr>
+            <w:r>
+              <w:rPr>
+                <w:sz w:val="24"/>
+                <w:szCs w:val="24"/>
+              </w:rPr>
+              <w:t>This will ensure low end devices can use the website without sacrificing significant speed of the website.</w:t>
+            </w:r>
+          </w:p>
+        </w:tc>
+        <w:tc>
+          <w:tcPr>
+            <w:tcW w:w="3006" w:type="dxa"/>
+          </w:tcPr>
+          <w:p>
+            <w:pPr>
+              <w:rPr>
+                <w:sz w:val="24"/>
+                <w:szCs w:val="24"/>
+              </w:rPr>
+            </w:pPr>
+            <w:r>
+              <w:rPr>
+                <w:sz w:val="24"/>
+                <w:szCs w:val="24"/>
+              </w:rPr>
+              <w:t xml:space="preserve">The CPU usage should be </w:t>
+            </w:r>
+            <w:r>
+              <w:rPr>
+                <w:sz w:val="24"/>
+                <w:szCs w:val="24"/>
+              </w:rPr>
+              <w:t>low enough that pages remain responsive on low end to typical user devices.</w:t>
+            </w:r>
+          </w:p>
+        </w:tc>
+      </w:tr>
+      <w:tr>
+        <w:tc>
+          <w:tcPr>
+            <w:tcW w:w="3005" w:type="dxa"/>
+          </w:tcPr>
+          <w:p>
+            <w:pPr>
+              <w:rPr>
+                <w:sz w:val="24"/>
+                <w:szCs w:val="24"/>
+              </w:rPr>
+            </w:pPr>
+            <w:r>
+              <w:rPr>
+                <w:sz w:val="24"/>
+                <w:szCs w:val="24"/>
+              </w:rPr>
+              <w:t>The website must be responsive on devices with different size screens</w:t>
+            </w:r>
+          </w:p>
+        </w:tc>
+        <w:tc>
+          <w:tcPr>
+            <w:tcW w:w="3005" w:type="dxa"/>
+          </w:tcPr>
+          <w:p>
+            <w:pPr>
+              <w:rPr>
+                <w:sz w:val="24"/>
+                <w:szCs w:val="24"/>
+              </w:rPr>
+            </w:pPr>
+            <w:r>
+              <w:rPr>
+                <w:sz w:val="24"/>
+                <w:szCs w:val="24"/>
+              </w:rPr>
+              <w:t>This ensures users have a good experience despite the type of device they are on.</w:t>
+            </w:r>
+          </w:p>
+        </w:tc>
+        <w:tc>
+          <w:tcPr>
+            <w:tcW w:w="3006" w:type="dxa"/>
+          </w:tcPr>
+          <w:p>
+            <w:pPr>
+              <w:rPr>
+                <w:sz w:val="24"/>
+                <w:szCs w:val="24"/>
+              </w:rPr>
+            </w:pPr>
+            <w:r>
+              <w:rPr>
+                <w:sz w:val="24"/>
+                <w:szCs w:val="24"/>
+              </w:rPr>
+              <w:t>The website should pass mobile responsiveness tests as well as PC, tablet responsiveness tests.</w:t>
+            </w:r>
+          </w:p>
+        </w:tc>
+      </w:tr>
+      <w:tr>
+        <w:tc>
+          <w:tcPr>
+            <w:tcW w:w="3005" w:type="dxa"/>
+          </w:tcPr>
+          <w:p>
+            <w:pPr>
+              <w:rPr>
+                <w:sz w:val="24"/>
+                <w:szCs w:val="24"/>
+              </w:rPr>
+            </w:pPr>
+            <w:r>
+              <w:rPr>
+                <w:sz w:val="24"/>
+                <w:szCs w:val="24"/>
+              </w:rPr>
+              <w:t>The application should maintain minimal downtime</w:t>
+            </w:r>
+          </w:p>
+        </w:tc>
+        <w:tc>
+          <w:tcPr>
+            <w:tcW w:w="3005" w:type="dxa"/>
+          </w:tcPr>
+          <w:p>
+            <w:pPr>
+              <w:rPr>
+                <w:sz w:val="24"/>
+                <w:szCs w:val="24"/>
+              </w:rPr>
+            </w:pPr>
+            <w:r>
+              <w:rPr>
+                <w:sz w:val="24"/>
+                <w:szCs w:val="24"/>
+              </w:rPr>
+              <w:t>Having extended amounts of downtime could lead to loss of revenue, and create a bad reputation for the company</w:t>
+            </w:r>
+          </w:p>
+        </w:tc>
+        <w:tc>
+          <w:tcPr>
+            <w:tcW w:w="3006" w:type="dxa"/>
+          </w:tcPr>
+          <w:p>
+            <w:pPr>
+              <w:rPr>
+                <w:sz w:val="24"/>
+                <w:szCs w:val="24"/>
+              </w:rPr>
+            </w:pPr>
+            <w:r>
+              <w:rPr>
+                <w:sz w:val="24"/>
+                <w:szCs w:val="24"/>
+              </w:rPr>
+              <w:t>The system uptime should be at least 99.9% over a 30-day period.</w:t>
+            </w:r>
+          </w:p>
+        </w:tc>
+      </w:tr>
+    </w:tbl>
+    <w:p/>
+    <w:p>
+      <w:pPr>
+        <w:pStyle w:val="Heading2"/>
+      </w:pPr>
+      <w:bookmarkStart w:id="15" w:name="_Toc220396083"/>
+      <w:bookmarkStart w:id="16" w:name="_Toc224033348"/>
+      <w:r>
+        <w:lastRenderedPageBreak/>
+        <w:t>Security</w:t>
+      </w:r>
+      <w:bookmarkEnd w:id="15"/>
+      <w:bookmarkEnd w:id="16"/>
+    </w:p>
+    <w:tbl>
+      <w:tblPr>
+        <w:tblStyle w:val="TableGrid"/>
+        <w:tblW w:w="0" w:type="auto"/>
+        <w:tblLook w:val="04A0" w:firstRow="1" w:lastRow="0" w:firstColumn="1" w:lastColumn="0" w:noHBand="0" w:noVBand="1"/>
+      </w:tblPr>
+      <w:tblGrid>
+        <w:gridCol w:w="3005"/>
+        <w:gridCol w:w="3005"/>
+        <w:gridCol w:w="3006"/>
+      </w:tblGrid>
+      <w:tr>
+        <w:tc>
+          <w:tcPr>
+            <w:tcW w:w="3005" w:type="dxa"/>
+          </w:tcPr>
+          <w:p>
+            <w:r>
+              <w:rPr>
+                <w:b/>
+                <w:bCs/>
+                <w:i/>
+                <w:iCs/>
+                <w:sz w:val="24"/>
+                <w:szCs w:val="24"/>
+              </w:rPr>
+              <w:t>Requirement</w:t>
+            </w:r>
+          </w:p>
+        </w:tc>
+        <w:tc>
+          <w:tcPr>
+            <w:tcW w:w="3005" w:type="dxa"/>
+          </w:tcPr>
+          <w:p>
+            <w:r>
+              <w:rPr>
+                <w:b/>
+                <w:bCs/>
+                <w:i/>
+                <w:iCs/>
+                <w:sz w:val="24"/>
+                <w:szCs w:val="24"/>
+              </w:rPr>
+              <w:t>Justification</w:t>
+            </w:r>
+          </w:p>
+        </w:tc>
+        <w:tc>
+          <w:tcPr>
+            <w:tcW w:w="3006" w:type="dxa"/>
+          </w:tcPr>
+          <w:p>
+            <w:r>
+              <w:rPr>
+                <w:b/>
+                <w:bCs/>
+                <w:i/>
+                <w:iCs/>
+                <w:sz w:val="24"/>
+                <w:szCs w:val="24"/>
+              </w:rPr>
+              <w:t>KPI</w:t>
+            </w:r>
+          </w:p>
+        </w:tc>
+      </w:tr>
+      <w:tr>
+        <w:tc>
+          <w:tcPr>
+            <w:tcW w:w="3005" w:type="dxa"/>
+          </w:tcPr>
+          <w:p>
+            <w:pPr>
+              <w:rPr>
+                <w:sz w:val="24"/>
+                <w:szCs w:val="24"/>
+              </w:rPr>
+            </w:pPr>
+            <w:r>
+              <w:rPr>
+                <w:sz w:val="24"/>
+                <w:szCs w:val="24"/>
+              </w:rPr>
+              <w:t>The system must use encryption methods to protect sensitive data or information of users</w:t>
+            </w:r>
+          </w:p>
+        </w:tc>
+        <w:tc>
+          <w:tcPr>
+            <w:tcW w:w="3005" w:type="dxa"/>
+          </w:tcPr>
+          <w:p>
+            <w:pPr>
+              <w:rPr>
+                <w:sz w:val="24"/>
+                <w:szCs w:val="24"/>
+              </w:rPr>
+            </w:pPr>
+            <w:r>
+              <w:rPr>
+                <w:sz w:val="24"/>
+                <w:szCs w:val="24"/>
+              </w:rPr>
+              <w:t>Protecting user data is important for ensuring privacy and compliance with data protection laws such as the GDPR</w:t>
+            </w:r>
+          </w:p>
+        </w:tc>
+        <w:tc>
+          <w:tcPr>
+            <w:tcW w:w="3006" w:type="dxa"/>
+          </w:tcPr>
+          <w:p>
+            <w:pPr>
+              <w:rPr>
+                <w:sz w:val="24"/>
+                <w:szCs w:val="24"/>
+              </w:rPr>
+            </w:pPr>
+            <w:r>
+              <w:rPr>
+                <w:sz w:val="24"/>
+                <w:szCs w:val="24"/>
+              </w:rPr>
+              <w:t>All sensitive data, including payment information and personal data, should be encrypted using SHA256 Encryption.</w:t>
+            </w:r>
+          </w:p>
+        </w:tc>
+      </w:tr>
+      <w:tr>
+        <w:tc>
+          <w:tcPr>
+            <w:tcW w:w="3005" w:type="dxa"/>
+          </w:tcPr>
+          <w:p>
+            <w:pPr>
+              <w:rPr>
+                <w:sz w:val="24"/>
+                <w:szCs w:val="24"/>
+              </w:rPr>
+            </w:pPr>
+            <w:r>
+              <w:rPr>
+                <w:sz w:val="24"/>
+                <w:szCs w:val="24"/>
+              </w:rPr>
+              <w:t>The system must enforce strong password policies</w:t>
+            </w:r>
+          </w:p>
+        </w:tc>
+        <w:tc>
+          <w:tcPr>
+            <w:tcW w:w="3005" w:type="dxa"/>
+          </w:tcPr>
+          <w:p>
+            <w:pPr>
+              <w:rPr>
+                <w:sz w:val="24"/>
+                <w:szCs w:val="24"/>
+              </w:rPr>
+            </w:pPr>
+            <w:r>
+              <w:rPr>
+                <w:sz w:val="24"/>
+                <w:szCs w:val="24"/>
+              </w:rPr>
+              <w:t>This reduces the risk of accounts being easily compromised through brute-force attacks</w:t>
+            </w:r>
+          </w:p>
+        </w:tc>
+        <w:tc>
+          <w:tcPr>
+            <w:tcW w:w="3006" w:type="dxa"/>
+          </w:tcPr>
+          <w:p>
+            <w:pPr>
+              <w:rPr>
+                <w:sz w:val="24"/>
+                <w:szCs w:val="24"/>
+              </w:rPr>
+            </w:pPr>
+            <w:r>
+              <w:rPr>
+                <w:sz w:val="24"/>
+                <w:szCs w:val="24"/>
+              </w:rPr>
+              <w:t>Passwords must be a minimum of 8 characters and include a lix of uppercase, lowercase, numbers and special characters</w:t>
+            </w:r>
+          </w:p>
+        </w:tc>
+      </w:tr>
+      <w:tr>
+        <w:tc>
+          <w:tcPr>
+            <w:tcW w:w="3005" w:type="dxa"/>
+          </w:tcPr>
+          <w:p>
+            <w:pPr>
+              <w:rPr>
+                <w:sz w:val="24"/>
+                <w:szCs w:val="24"/>
+              </w:rPr>
+            </w:pPr>
+            <w:r>
+              <w:rPr>
+                <w:sz w:val="24"/>
+                <w:szCs w:val="24"/>
+              </w:rPr>
+              <w:t>The application must use HTTPS for all pages and APIs</w:t>
+            </w:r>
+          </w:p>
+        </w:tc>
+        <w:tc>
+          <w:tcPr>
+            <w:tcW w:w="3005" w:type="dxa"/>
+          </w:tcPr>
+          <w:p>
+            <w:pPr>
+              <w:rPr>
+                <w:sz w:val="24"/>
+                <w:szCs w:val="24"/>
+              </w:rPr>
+            </w:pPr>
+            <w:r>
+              <w:rPr>
+                <w:sz w:val="24"/>
+                <w:szCs w:val="24"/>
+              </w:rPr>
+              <w:t>HTTPs ensures that data transmitted between the user’s browser and the server is encrypted, preventing attackers from stealing information using man-in-the-middle attacks</w:t>
+            </w:r>
+          </w:p>
+        </w:tc>
+        <w:tc>
+          <w:tcPr>
+            <w:tcW w:w="3006" w:type="dxa"/>
+          </w:tcPr>
+          <w:p>
+            <w:pPr>
+              <w:rPr>
+                <w:sz w:val="24"/>
+                <w:szCs w:val="24"/>
+              </w:rPr>
+            </w:pPr>
+            <w:r>
+              <w:rPr>
+                <w:sz w:val="24"/>
+                <w:szCs w:val="24"/>
+              </w:rPr>
+              <w:t>All pages must feature HTTPS security with valid SSL certificates, ensuring 0 traffic over HTTP.</w:t>
+            </w:r>
+          </w:p>
+        </w:tc>
+      </w:tr>
+      <w:tr>
+        <w:tc>
+          <w:tcPr>
+            <w:tcW w:w="3005" w:type="dxa"/>
+          </w:tcPr>
+          <w:p>
+            <w:pPr>
+              <w:rPr>
+                <w:sz w:val="24"/>
+                <w:szCs w:val="24"/>
+              </w:rPr>
+            </w:pPr>
+            <w:r>
+              <w:rPr>
+                <w:sz w:val="24"/>
+                <w:szCs w:val="24"/>
+              </w:rPr>
+              <w:t>Payment details should be hidden by default</w:t>
+            </w:r>
+          </w:p>
+        </w:tc>
+        <w:tc>
+          <w:tcPr>
+            <w:tcW w:w="3005" w:type="dxa"/>
+          </w:tcPr>
+          <w:p>
+            <w:pPr>
+              <w:rPr>
+                <w:sz w:val="24"/>
+                <w:szCs w:val="24"/>
+              </w:rPr>
+            </w:pPr>
+            <w:r>
+              <w:rPr>
+                <w:sz w:val="24"/>
+                <w:szCs w:val="24"/>
+              </w:rPr>
+              <w:t>This ensures customer data can’t be stolen by someone shoulder surfing and viewing their screen</w:t>
+            </w:r>
+          </w:p>
+        </w:tc>
+        <w:tc>
+          <w:tcPr>
+            <w:tcW w:w="3006" w:type="dxa"/>
+          </w:tcPr>
+          <w:p>
+            <w:pPr>
+              <w:rPr>
+                <w:sz w:val="24"/>
+                <w:szCs w:val="24"/>
+              </w:rPr>
+            </w:pPr>
+            <w:r>
+              <w:rPr>
+                <w:sz w:val="24"/>
+                <w:szCs w:val="24"/>
+              </w:rPr>
+              <w:t>Card numbers and sensitive information should be replaced with asterisk characters to help hide said information</w:t>
+            </w:r>
+          </w:p>
+        </w:tc>
+      </w:tr>
+    </w:tbl>
+    <w:p/>
+    <w:p>
+      <w:pPr>
+        <w:pStyle w:val="Heading2"/>
+      </w:pPr>
+      <w:bookmarkStart w:id="17" w:name="_Toc220396084"/>
+      <w:bookmarkStart w:id="18" w:name="_Toc224033349"/>
+      <w:r>
+        <w:t>Capacity</w:t>
+      </w:r>
+      <w:bookmarkEnd w:id="17"/>
+      <w:bookmarkEnd w:id="18"/>
+    </w:p>
+    <w:tbl>
+      <w:tblPr>
+        <w:tblStyle w:val="TableGrid"/>
+        <w:tblW w:w="0" w:type="auto"/>
+        <w:tblLook w:val="04A0" w:firstRow="1" w:lastRow="0" w:firstColumn="1" w:lastColumn="0" w:noHBand="0" w:noVBand="1"/>
+      </w:tblPr>
+      <w:tblGrid>
+        <w:gridCol w:w="3005"/>
+        <w:gridCol w:w="3005"/>
+        <w:gridCol w:w="3006"/>
+      </w:tblGrid>
+      <w:tr>
+        <w:tc>
+          <w:tcPr>
+            <w:tcW w:w="3005" w:type="dxa"/>
+          </w:tcPr>
+          <w:p>
+            <w:pPr>
+              <w:rPr>
+                <w:b/>
+                <w:bCs/>
+                <w:i/>
+                <w:iCs/>
+                <w:sz w:val="24"/>
+                <w:szCs w:val="24"/>
+              </w:rPr>
+            </w:pPr>
+            <w:r>
+              <w:rPr>
+                <w:b/>
+                <w:bCs/>
+                <w:i/>
+                <w:iCs/>
+                <w:sz w:val="24"/>
+                <w:szCs w:val="24"/>
+              </w:rPr>
+              <w:t>Requirement</w:t>
+            </w:r>
+          </w:p>
+        </w:tc>
+        <w:tc>
+          <w:tcPr>
+            <w:tcW w:w="3005" w:type="dxa"/>
+          </w:tcPr>
+          <w:p>
+            <w:pPr>
+              <w:rPr>
+                <w:b/>
+                <w:bCs/>
+                <w:i/>
+                <w:iCs/>
+                <w:sz w:val="24"/>
+                <w:szCs w:val="24"/>
+              </w:rPr>
+            </w:pPr>
+            <w:r>
+              <w:rPr>
+                <w:b/>
+                <w:bCs/>
+                <w:i/>
+                <w:iCs/>
+                <w:sz w:val="24"/>
+                <w:szCs w:val="24"/>
+              </w:rPr>
+              <w:t>Justification</w:t>
+            </w:r>
+          </w:p>
+        </w:tc>
+        <w:tc>
+          <w:tcPr>
+            <w:tcW w:w="3006" w:type="dxa"/>
+          </w:tcPr>
+          <w:p>
+            <w:pPr>
+              <w:rPr>
+                <w:b/>
+                <w:bCs/>
+                <w:i/>
+                <w:iCs/>
+                <w:sz w:val="24"/>
+                <w:szCs w:val="24"/>
+              </w:rPr>
+            </w:pPr>
+            <w:r>
+              <w:rPr>
+                <w:b/>
+                <w:bCs/>
+                <w:i/>
+                <w:iCs/>
+                <w:sz w:val="24"/>
+                <w:szCs w:val="24"/>
+              </w:rPr>
+              <w:t>KPI</w:t>
+            </w:r>
+          </w:p>
+        </w:tc>
+      </w:tr>
+      <w:tr>
+        <w:tc>
+          <w:tcPr>
+            <w:tcW w:w="3005" w:type="dxa"/>
+          </w:tcPr>
+          <w:p>
+            <w:pPr>
+              <w:rPr>
+                <w:sz w:val="24"/>
+                <w:szCs w:val="24"/>
+              </w:rPr>
+            </w:pPr>
+            <w:r>
+              <w:rPr>
+                <w:sz w:val="24"/>
+                <w:szCs w:val="24"/>
+              </w:rPr>
+              <w:t>The system must handle peak traffic without performance degradation</w:t>
+            </w:r>
+          </w:p>
+        </w:tc>
+        <w:tc>
+          <w:tcPr>
+            <w:tcW w:w="3005" w:type="dxa"/>
+          </w:tcPr>
+          <w:p>
+            <w:pPr>
+              <w:rPr>
+                <w:sz w:val="24"/>
+                <w:szCs w:val="24"/>
+              </w:rPr>
+            </w:pPr>
+            <w:r>
+              <w:rPr>
+                <w:sz w:val="24"/>
+                <w:szCs w:val="24"/>
+              </w:rPr>
+              <w:t>During peak hours, the platform should not slow down due to the amount of people on the web app at the time</w:t>
+            </w:r>
+          </w:p>
+        </w:tc>
+        <w:tc>
+          <w:tcPr>
+            <w:tcW w:w="3006" w:type="dxa"/>
+          </w:tcPr>
+          <w:p>
+            <w:pPr>
+              <w:rPr>
+                <w:sz w:val="24"/>
+                <w:szCs w:val="24"/>
+              </w:rPr>
+            </w:pPr>
+            <w:r>
+              <w:rPr>
+                <w:sz w:val="24"/>
+                <w:szCs w:val="24"/>
+              </w:rPr>
+              <w:t xml:space="preserve">The system should support </w:t>
+            </w:r>
+            <w:r>
+              <w:rPr>
+                <w:sz w:val="24"/>
+                <w:szCs w:val="24"/>
+              </w:rPr>
+              <w:t>extreme user load for testing/demo</w:t>
+            </w:r>
+            <w:r>
+              <w:rPr>
+                <w:sz w:val="24"/>
+                <w:szCs w:val="24"/>
+              </w:rPr>
+              <w:t xml:space="preserve"> without any noticeable slow down</w:t>
+            </w:r>
+          </w:p>
+        </w:tc>
+      </w:tr>
+      <w:tr>
+        <w:tc>
+          <w:tcPr>
+            <w:tcW w:w="3005" w:type="dxa"/>
+          </w:tcPr>
+          <w:p>
+            <w:pPr>
+              <w:rPr>
+                <w:sz w:val="24"/>
+                <w:szCs w:val="24"/>
+              </w:rPr>
+            </w:pPr>
+            <w:r>
+              <w:rPr>
+                <w:sz w:val="24"/>
+                <w:szCs w:val="24"/>
+              </w:rPr>
+              <w:t>The system must have enough storage capacity for user data and logs</w:t>
+            </w:r>
+          </w:p>
+        </w:tc>
+        <w:tc>
+          <w:tcPr>
+            <w:tcW w:w="3005" w:type="dxa"/>
+          </w:tcPr>
+          <w:p>
+            <w:pPr>
+              <w:rPr>
+                <w:sz w:val="24"/>
+                <w:szCs w:val="24"/>
+              </w:rPr>
+            </w:pPr>
+            <w:r>
+              <w:rPr>
+                <w:sz w:val="24"/>
+                <w:szCs w:val="24"/>
+              </w:rPr>
+              <w:t>Proper data storage ensures that booking history and logs are preserved for future referencing while preventing the system from running out of space</w:t>
+            </w:r>
+          </w:p>
+        </w:tc>
+        <w:tc>
+          <w:tcPr>
+            <w:tcW w:w="3006" w:type="dxa"/>
+          </w:tcPr>
+          <w:p>
+            <w:pPr>
+              <w:rPr>
+                <w:sz w:val="24"/>
+                <w:szCs w:val="24"/>
+              </w:rPr>
+            </w:pPr>
+            <w:r>
+              <w:rPr>
+                <w:sz w:val="24"/>
+                <w:szCs w:val="24"/>
+              </w:rPr>
+              <w:t xml:space="preserve">The system should be able to store </w:t>
+            </w:r>
+            <w:r>
+              <w:rPr>
+                <w:sz w:val="24"/>
+                <w:szCs w:val="24"/>
+              </w:rPr>
+              <w:t xml:space="preserve">high volumes </w:t>
+            </w:r>
+            <w:r>
+              <w:rPr>
+                <w:sz w:val="24"/>
+                <w:szCs w:val="24"/>
+              </w:rPr>
+              <w:t>of data and must be scaled up when necessary</w:t>
+            </w:r>
+          </w:p>
+        </w:tc>
+      </w:tr>
+      <w:tr>
+        <w:tc>
+          <w:tcPr>
+            <w:tcW w:w="3005" w:type="dxa"/>
+          </w:tcPr>
+          <w:p>
+            <w:pPr>
+              <w:rPr>
+                <w:sz w:val="24"/>
+                <w:szCs w:val="24"/>
+              </w:rPr>
+            </w:pPr>
+            <w:r>
+              <w:rPr>
+                <w:sz w:val="24"/>
+                <w:szCs w:val="24"/>
+              </w:rPr>
+              <w:t>The system should maintain health during scaling</w:t>
+            </w:r>
+          </w:p>
+        </w:tc>
+        <w:tc>
+          <w:tcPr>
+            <w:tcW w:w="3005" w:type="dxa"/>
+          </w:tcPr>
+          <w:p>
+            <w:pPr>
+              <w:rPr>
+                <w:sz w:val="24"/>
+                <w:szCs w:val="24"/>
+              </w:rPr>
+            </w:pPr>
+            <w:r>
+              <w:rPr>
+                <w:sz w:val="24"/>
+                <w:szCs w:val="24"/>
+              </w:rPr>
+              <w:t>As the system scales, it should maintain function and performance and have minimal downtime during scaling operations</w:t>
+            </w:r>
+          </w:p>
+        </w:tc>
+        <w:tc>
+          <w:tcPr>
+            <w:tcW w:w="3006" w:type="dxa"/>
+          </w:tcPr>
+          <w:p>
+            <w:pPr>
+              <w:rPr>
+                <w:sz w:val="24"/>
+                <w:szCs w:val="24"/>
+              </w:rPr>
+            </w:pPr>
+            <w:r>
+              <w:rPr>
+                <w:sz w:val="24"/>
+                <w:szCs w:val="24"/>
+              </w:rPr>
+              <w:t>The system should be able to maintain its uptime during scaling events</w:t>
+            </w:r>
+          </w:p>
+        </w:tc>
+      </w:tr>
+    </w:tbl>
+    <w:p>
+      <w:pPr>
+        <w:rPr>
+          <w:sz w:val="24"/>
+          <w:szCs w:val="24"/>
+        </w:rPr>
+      </w:pPr>
+    </w:p>
+    <w:p>
+      <w:pPr>
+        <w:pStyle w:val="Heading2"/>
+        <w:rPr>
+          <w:sz w:val="24"/>
+          <w:szCs w:val="24"/>
+        </w:rPr>
+      </w:pPr>
+      <w:bookmarkStart w:id="19" w:name="_Toc220396085"/>
+      <w:bookmarkStart w:id="20" w:name="_Toc224033350"/>
+      <w:r>
+        <w:rPr>
+          <w:sz w:val="24"/>
+          <w:szCs w:val="24"/>
+        </w:rPr>
+        <w:lastRenderedPageBreak/>
+        <w:t>Scalability</w:t>
+      </w:r>
+      <w:bookmarkEnd w:id="19"/>
+      <w:bookmarkEnd w:id="20"/>
+    </w:p>
+    <w:tbl>
+      <w:tblPr>
+        <w:tblStyle w:val="TableGrid"/>
+        <w:tblW w:w="0" w:type="auto"/>
+        <w:tblLook w:val="04A0" w:firstRow="1" w:lastRow="0" w:firstColumn="1" w:lastColumn="0" w:noHBand="0" w:noVBand="1"/>
+      </w:tblPr>
+      <w:tblGrid>
+        <w:gridCol w:w="3005"/>
+        <w:gridCol w:w="3005"/>
+        <w:gridCol w:w="3006"/>
+      </w:tblGrid>
+      <w:tr>
+        <w:tc>
+          <w:tcPr>
+            <w:tcW w:w="3005" w:type="dxa"/>
+          </w:tcPr>
+          <w:p>
+            <w:pPr>
+              <w:rPr>
+                <w:sz w:val="24"/>
+                <w:szCs w:val="24"/>
+              </w:rPr>
+            </w:pPr>
+            <w:r>
+              <w:rPr>
+                <w:b/>
+                <w:bCs/>
+                <w:i/>
+                <w:iCs/>
+                <w:sz w:val="24"/>
+                <w:szCs w:val="24"/>
+              </w:rPr>
+              <w:t>Requirement</w:t>
+            </w:r>
+          </w:p>
+        </w:tc>
+        <w:tc>
+          <w:tcPr>
+            <w:tcW w:w="3005" w:type="dxa"/>
+          </w:tcPr>
+          <w:p>
+            <w:pPr>
+              <w:rPr>
+                <w:sz w:val="24"/>
+                <w:szCs w:val="24"/>
+              </w:rPr>
+            </w:pPr>
+            <w:r>
+              <w:rPr>
+                <w:b/>
+                <w:bCs/>
+                <w:i/>
+                <w:iCs/>
+                <w:sz w:val="24"/>
+                <w:szCs w:val="24"/>
+              </w:rPr>
+              <w:t>Justification</w:t>
+            </w:r>
+          </w:p>
+        </w:tc>
+        <w:tc>
+          <w:tcPr>
+            <w:tcW w:w="3006" w:type="dxa"/>
+          </w:tcPr>
+          <w:p>
+            <w:pPr>
+              <w:rPr>
+                <w:sz w:val="24"/>
+                <w:szCs w:val="24"/>
+              </w:rPr>
+            </w:pPr>
+            <w:r>
+              <w:rPr>
+                <w:b/>
+                <w:bCs/>
+                <w:i/>
+                <w:iCs/>
+                <w:sz w:val="24"/>
+                <w:szCs w:val="24"/>
+              </w:rPr>
+              <w:t>KPI</w:t>
+            </w:r>
+          </w:p>
+        </w:tc>
+      </w:tr>
+      <w:tr>
+        <w:tc>
+          <w:tcPr>
+            <w:tcW w:w="3005" w:type="dxa"/>
+          </w:tcPr>
+          <w:p>
+            <w:pPr>
+              <w:rPr>
+                <w:sz w:val="24"/>
+                <w:szCs w:val="24"/>
+              </w:rPr>
+            </w:pPr>
+            <w:r>
+              <w:rPr>
+                <w:sz w:val="24"/>
+                <w:szCs w:val="24"/>
+              </w:rPr>
+              <w:t>The system should be able to handle increasing storage needs as data grows</w:t>
+            </w:r>
+          </w:p>
+        </w:tc>
+        <w:tc>
+          <w:tcPr>
+            <w:tcW w:w="3005" w:type="dxa"/>
+          </w:tcPr>
+          <w:p>
+            <w:pPr>
+              <w:rPr>
+                <w:sz w:val="24"/>
+                <w:szCs w:val="24"/>
+              </w:rPr>
+            </w:pPr>
+            <w:r>
+              <w:rPr>
+                <w:sz w:val="24"/>
+                <w:szCs w:val="24"/>
+              </w:rPr>
+              <w:t>Storage requirements for the system will increase as more users create bookings. The system should be able to provide additional storage when needed.</w:t>
+            </w:r>
+          </w:p>
+        </w:tc>
+        <w:tc>
+          <w:tcPr>
+            <w:tcW w:w="3006" w:type="dxa"/>
+          </w:tcPr>
+          <w:p>
+            <w:pPr>
+              <w:rPr>
+                <w:sz w:val="24"/>
+                <w:szCs w:val="24"/>
+              </w:rPr>
+            </w:pPr>
+            <w:r>
+              <w:rPr>
+                <w:sz w:val="24"/>
+                <w:szCs w:val="24"/>
+              </w:rPr>
+              <w:t>Storage should be able to be increased/modified</w:t>
+            </w:r>
+          </w:p>
+        </w:tc>
+      </w:tr>
+      <w:tr>
+        <w:tc>
+          <w:tcPr>
+            <w:tcW w:w="3005" w:type="dxa"/>
+          </w:tcPr>
+          <w:p>
+            <w:pPr>
+              <w:rPr>
+                <w:sz w:val="24"/>
+                <w:szCs w:val="24"/>
+              </w:rPr>
+            </w:pPr>
+            <w:r>
+              <w:rPr>
+                <w:sz w:val="24"/>
+                <w:szCs w:val="24"/>
+              </w:rPr>
+              <w:t>New functions should be added at an industry standard pace to the application</w:t>
+            </w:r>
+          </w:p>
+        </w:tc>
+        <w:tc>
+          <w:tcPr>
+            <w:tcW w:w="3005" w:type="dxa"/>
+          </w:tcPr>
+          <w:p>
+            <w:pPr>
+              <w:rPr>
+                <w:sz w:val="24"/>
+                <w:szCs w:val="24"/>
+              </w:rPr>
+            </w:pPr>
+            <w:r>
+              <w:rPr>
+                <w:sz w:val="24"/>
+                <w:szCs w:val="24"/>
+              </w:rPr>
+              <w:t>This will allow the client to show that they care about their customers user experience using the website, which will make the client seem more trustworthy.</w:t>
+            </w:r>
+          </w:p>
+        </w:tc>
+        <w:tc>
+          <w:tcPr>
+            <w:tcW w:w="3006" w:type="dxa"/>
+          </w:tcPr>
+          <w:p>
+            <w:pPr>
+              <w:rPr>
+                <w:sz w:val="24"/>
+                <w:szCs w:val="24"/>
+              </w:rPr>
+            </w:pPr>
+            <w:r>
+              <w:rPr>
+                <w:sz w:val="24"/>
+                <w:szCs w:val="24"/>
+              </w:rPr>
+              <w:t>On average, every new major function should be added within 5 to 10 days.</w:t>
+            </w:r>
+          </w:p>
+        </w:tc>
+      </w:tr>
+      <w:tr>
+        <w:tc>
+          <w:tcPr>
+            <w:tcW w:w="3005" w:type="dxa"/>
+          </w:tcPr>
+          <w:p>
+            <w:pPr>
+              <w:rPr>
+                <w:sz w:val="24"/>
+                <w:szCs w:val="24"/>
+              </w:rPr>
+            </w:pPr>
+            <w:r>
+              <w:rPr>
+                <w:sz w:val="24"/>
+                <w:szCs w:val="24"/>
+              </w:rPr>
+              <w:t>The code for the application should be easily maintained and understandable to others</w:t>
+            </w:r>
+          </w:p>
+        </w:tc>
+        <w:tc>
+          <w:tcPr>
+            <w:tcW w:w="3005" w:type="dxa"/>
+          </w:tcPr>
+          <w:p>
+            <w:pPr>
+              <w:rPr>
+                <w:sz w:val="24"/>
+                <w:szCs w:val="24"/>
+              </w:rPr>
+            </w:pPr>
+            <w:r>
+              <w:rPr>
+                <w:sz w:val="24"/>
+                <w:szCs w:val="24"/>
+              </w:rPr>
+              <w:t>This will allow the website to get updates and features efficiently as other developers can understand and edit the code easily</w:t>
+            </w:r>
+          </w:p>
+        </w:tc>
+        <w:tc>
+          <w:tcPr>
+            <w:tcW w:w="3006" w:type="dxa"/>
+          </w:tcPr>
+          <w:p>
+            <w:pPr>
+              <w:rPr>
+                <w:sz w:val="24"/>
+                <w:szCs w:val="24"/>
+              </w:rPr>
+            </w:pPr>
+            <w:r>
+              <w:rPr>
+                <w:sz w:val="24"/>
+                <w:szCs w:val="24"/>
+              </w:rPr>
+              <w:t>A third party should be able to understand the coding conventions and basic functions and logics being used.</w:t>
+            </w:r>
+          </w:p>
+        </w:tc>
+      </w:tr>
+    </w:tbl>
+    <w:p/>
+    <w:p>
+      <w:pPr>
+        <w:pStyle w:val="Heading2"/>
+      </w:pPr>
+      <w:bookmarkStart w:id="21" w:name="_Toc220396086"/>
+      <w:bookmarkStart w:id="22" w:name="_Toc224033351"/>
+      <w:r>
+        <w:t>Usability and Accessibility</w:t>
+      </w:r>
+      <w:bookmarkEnd w:id="21"/>
+      <w:bookmarkEnd w:id="22"/>
+    </w:p>
+    <w:tbl>
+      <w:tblPr>
+        <w:tblStyle w:val="TableGrid"/>
+        <w:tblW w:w="0" w:type="auto"/>
+        <w:tblLook w:val="04A0" w:firstRow="1" w:lastRow="0" w:firstColumn="1" w:lastColumn="0" w:noHBand="0" w:noVBand="1"/>
+      </w:tblPr>
+      <w:tblGrid>
+        <w:gridCol w:w="3005"/>
+        <w:gridCol w:w="3005"/>
+        <w:gridCol w:w="3006"/>
+      </w:tblGrid>
+      <w:tr>
+        <w:tc>
+          <w:tcPr>
+            <w:tcW w:w="3005" w:type="dxa"/>
+          </w:tcPr>
+          <w:p>
+            <w:pPr>
+              <w:rPr>
+                <w:sz w:val="24"/>
+                <w:szCs w:val="24"/>
+              </w:rPr>
+            </w:pPr>
+            <w:r>
+              <w:rPr>
+                <w:b/>
+                <w:bCs/>
+                <w:i/>
+                <w:iCs/>
+                <w:sz w:val="24"/>
+                <w:szCs w:val="24"/>
+              </w:rPr>
+              <w:t>Requirement</w:t>
+            </w:r>
+          </w:p>
+        </w:tc>
+        <w:tc>
+          <w:tcPr>
+            <w:tcW w:w="3005" w:type="dxa"/>
+          </w:tcPr>
+          <w:p>
+            <w:pPr>
+              <w:rPr>
+                <w:sz w:val="24"/>
+                <w:szCs w:val="24"/>
+              </w:rPr>
+            </w:pPr>
+            <w:r>
+              <w:rPr>
+                <w:b/>
+                <w:bCs/>
+                <w:i/>
+                <w:iCs/>
+                <w:sz w:val="24"/>
+                <w:szCs w:val="24"/>
+              </w:rPr>
+              <w:t>Justification</w:t>
+            </w:r>
+          </w:p>
+        </w:tc>
+        <w:tc>
+          <w:tcPr>
+            <w:tcW w:w="3006" w:type="dxa"/>
+          </w:tcPr>
+          <w:p>
+            <w:pPr>
+              <w:rPr>
+                <w:sz w:val="24"/>
+                <w:szCs w:val="24"/>
+              </w:rPr>
+            </w:pPr>
+            <w:r>
+              <w:rPr>
+                <w:b/>
+                <w:bCs/>
+                <w:i/>
+                <w:iCs/>
+                <w:sz w:val="24"/>
+                <w:szCs w:val="24"/>
+              </w:rPr>
+              <w:t>KPI</w:t>
+            </w:r>
+          </w:p>
+        </w:tc>
+      </w:tr>
+      <w:tr>
+        <w:tc>
+          <w:tcPr>
+            <w:tcW w:w="3005" w:type="dxa"/>
+          </w:tcPr>
+          <w:p>
+            <w:pPr>
+              <w:rPr>
+                <w:sz w:val="24"/>
+                <w:szCs w:val="24"/>
+              </w:rPr>
+            </w:pPr>
+            <w:r>
+              <w:rPr>
+                <w:sz w:val="24"/>
+                <w:szCs w:val="24"/>
+              </w:rPr>
+              <w:t>The system should have an intuitive user interface (Ui)</w:t>
+            </w:r>
+          </w:p>
+        </w:tc>
+        <w:tc>
+          <w:tcPr>
+            <w:tcW w:w="3005" w:type="dxa"/>
+          </w:tcPr>
+          <w:p>
+            <w:pPr>
+              <w:rPr>
+                <w:sz w:val="24"/>
+                <w:szCs w:val="24"/>
+              </w:rPr>
+            </w:pPr>
+            <w:r>
+              <w:rPr>
+                <w:sz w:val="24"/>
+                <w:szCs w:val="24"/>
+              </w:rPr>
+              <w:t>This will ensure that suers do not get lost or confused when trying to navigate the system, improving satisfaction</w:t>
+            </w:r>
+          </w:p>
+        </w:tc>
+        <w:tc>
+          <w:tcPr>
+            <w:tcW w:w="3006" w:type="dxa"/>
+          </w:tcPr>
+          <w:p>
+            <w:pPr>
+              <w:rPr>
+                <w:sz w:val="24"/>
+                <w:szCs w:val="24"/>
+              </w:rPr>
+            </w:pPr>
+            <w:r>
+              <w:rPr>
+                <w:sz w:val="24"/>
+                <w:szCs w:val="24"/>
+              </w:rPr>
+              <w:t>&gt; 70%</w:t>
+            </w:r>
+            <w:r>
+              <w:rPr>
+                <w:sz w:val="24"/>
+                <w:szCs w:val="24"/>
+              </w:rPr>
+              <w:t xml:space="preserve"> of users should be able to complete key tasks without needing help from workers or developers on their first attempt.</w:t>
+            </w:r>
+          </w:p>
+        </w:tc>
+      </w:tr>
+      <w:tr>
+        <w:tc>
+          <w:tcPr>
+            <w:tcW w:w="3005" w:type="dxa"/>
+          </w:tcPr>
+          <w:p>
+            <w:pPr>
+              <w:rPr>
+                <w:sz w:val="24"/>
+                <w:szCs w:val="24"/>
+              </w:rPr>
+            </w:pPr>
+            <w:r>
+              <w:rPr>
+                <w:sz w:val="24"/>
+                <w:szCs w:val="24"/>
+              </w:rPr>
+              <w:t>The system should support multiple languages</w:t>
+            </w:r>
+          </w:p>
+        </w:tc>
+        <w:tc>
+          <w:tcPr>
+            <w:tcW w:w="3005" w:type="dxa"/>
+          </w:tcPr>
+          <w:p>
+            <w:pPr>
+              <w:rPr>
+                <w:sz w:val="24"/>
+                <w:szCs w:val="24"/>
+              </w:rPr>
+            </w:pPr>
+            <w:r>
+              <w:rPr>
+                <w:sz w:val="24"/>
+                <w:szCs w:val="24"/>
+              </w:rPr>
+              <w:t>Offering multi-language support helps on-native speakers use the platform comfortably improving satisfaction and accessibility</w:t>
+            </w:r>
+          </w:p>
+        </w:tc>
+        <w:tc>
+          <w:tcPr>
+            <w:tcW w:w="3006" w:type="dxa"/>
+          </w:tcPr>
+          <w:p>
+            <w:pPr>
+              <w:rPr>
+                <w:sz w:val="24"/>
+                <w:szCs w:val="24"/>
+              </w:rPr>
+            </w:pPr>
+            <w:r>
+              <w:rPr>
+                <w:sz w:val="24"/>
+                <w:szCs w:val="24"/>
+              </w:rPr>
+              <w:t xml:space="preserve">The system should support </w:t>
+            </w:r>
+            <w:r>
+              <w:rPr>
+                <w:sz w:val="24"/>
+                <w:szCs w:val="24"/>
+              </w:rPr>
+              <w:t xml:space="preserve">1-2 </w:t>
+            </w:r>
+            <w:r>
+              <w:rPr>
+                <w:sz w:val="24"/>
+                <w:szCs w:val="24"/>
+              </w:rPr>
+              <w:t>different languages which users can switch between easily.</w:t>
+            </w:r>
+          </w:p>
+        </w:tc>
+      </w:tr>
+      <w:tr>
+        <w:tc>
+          <w:tcPr>
+            <w:tcW w:w="3005" w:type="dxa"/>
+          </w:tcPr>
+          <w:p>
+            <w:pPr>
+              <w:rPr>
+                <w:sz w:val="24"/>
+                <w:szCs w:val="24"/>
+              </w:rPr>
+            </w:pPr>
+            <w:r>
+              <w:rPr>
+                <w:sz w:val="24"/>
+                <w:szCs w:val="24"/>
+              </w:rPr>
+              <w:t>The system must comply with Web Content Accessibility (WCAG) 2.1</w:t>
+            </w:r>
+          </w:p>
+        </w:tc>
+        <w:tc>
+          <w:tcPr>
+            <w:tcW w:w="3005" w:type="dxa"/>
+          </w:tcPr>
+          <w:p>
+            <w:pPr>
+              <w:rPr>
+                <w:sz w:val="24"/>
+                <w:szCs w:val="24"/>
+              </w:rPr>
+            </w:pPr>
+            <w:r>
+              <w:rPr>
+                <w:sz w:val="24"/>
+                <w:szCs w:val="24"/>
+              </w:rPr>
+              <w:t>This ensures that the web application creates a conducive environment for users with different disabilities or difficulties including visual, auditory and motor impairments</w:t>
+            </w:r>
+          </w:p>
+        </w:tc>
+        <w:tc>
+          <w:tcPr>
+            <w:tcW w:w="3006" w:type="dxa"/>
+          </w:tcPr>
+          <w:p>
+            <w:pPr>
+              <w:rPr>
+                <w:sz w:val="24"/>
+                <w:szCs w:val="24"/>
+              </w:rPr>
+            </w:pPr>
+            <w:r>
+              <w:rPr>
+                <w:sz w:val="24"/>
+                <w:szCs w:val="24"/>
+              </w:rPr>
+              <w:t>The system should pass WCAG 2.1 AA accessibility standards with 0% critical violations</w:t>
+            </w:r>
+          </w:p>
+        </w:tc>
+      </w:tr>
+      <w:tr>
+        <w:tc>
+          <w:tcPr>
+            <w:tcW w:w="3005" w:type="dxa"/>
+          </w:tcPr>
+          <w:p>
+            <w:pPr>
+              <w:rPr>
+                <w:sz w:val="24"/>
+                <w:szCs w:val="24"/>
+              </w:rPr>
+            </w:pPr>
+            <w:r>
+              <w:rPr>
+                <w:sz w:val="24"/>
+                <w:szCs w:val="24"/>
+              </w:rPr>
+              <w:t>The system should have consistent navigation</w:t>
+            </w:r>
+          </w:p>
+        </w:tc>
+        <w:tc>
+          <w:tcPr>
+            <w:tcW w:w="3005" w:type="dxa"/>
+          </w:tcPr>
+          <w:p>
+            <w:pPr>
+              <w:rPr>
+                <w:sz w:val="24"/>
+                <w:szCs w:val="24"/>
+              </w:rPr>
+            </w:pPr>
+            <w:r>
+              <w:rPr>
+                <w:sz w:val="24"/>
+                <w:szCs w:val="24"/>
+              </w:rPr>
+              <w:t>Consistency in navigation reduces confusion for users especially those with cognitive disabilities</w:t>
+            </w:r>
+          </w:p>
+        </w:tc>
+        <w:tc>
+          <w:tcPr>
+            <w:tcW w:w="3006" w:type="dxa"/>
+          </w:tcPr>
+          <w:p>
+            <w:pPr>
+              <w:rPr>
+                <w:sz w:val="24"/>
+                <w:szCs w:val="24"/>
+              </w:rPr>
+            </w:pPr>
+            <w:r>
+              <w:rPr>
+                <w:sz w:val="24"/>
+                <w:szCs w:val="24"/>
+              </w:rPr>
+              <w:t>95% of users must report that the navigation is intuitive and consistent across the platform</w:t>
+            </w:r>
+          </w:p>
+        </w:tc>
+      </w:tr>
+    </w:tbl>
+    <w:p>
+      <w:pPr>
+        <w:pStyle w:val="Heading1"/>
+        <w:rPr>
+          <w:b/>
+          <w:bCs/>
+        </w:rPr>
+      </w:pPr>
+      <w:r>
+        <w:lastRenderedPageBreak/>
+        <w:br/>
+      </w:r>
+      <w:bookmarkStart w:id="23" w:name="_Toc224033352"/>
+      <w:r>
+        <w:rPr>
+          <w:b/>
+          <w:bCs/>
+        </w:rPr>
+        <w:t>Hierarchy Diagram</w:t>
+      </w:r>
+      <w:bookmarkEnd w:id="23"/>
+    </w:p>
+    <w:p>
+      <w:pPr>
+        <w:rPr>
+          <w:b/>
+          <w:bCs/>
+          <w:color w:val="FF0000"/>
+          <w:sz w:val="40"/>
+          <w:szCs w:val="40"/>
+        </w:rPr>
+      </w:pPr>
+      <w:r>
+        <w:rPr>
+          <w:b/>
+          <w:bCs/>
+          <w:color w:val="FF0000"/>
+          <w:sz w:val="40"/>
+          <w:szCs w:val="40"/>
+        </w:rPr>
+        <w:t>DO YOUR HIERARCHY DIAGRAM</w:t>
+      </w:r>
+    </w:p>
+    <w:p>
+      <w:pPr>
+        <w:pStyle w:val="Heading1"/>
+        <w:rPr>
+          <w:b/>
+          <w:bCs/>
+        </w:rPr>
+      </w:pPr>
+      <w:bookmarkStart w:id="24" w:name="_Toc224033353"/>
+      <w:r>
+        <w:rPr>
+          <w:b/>
+          <w:bCs/>
+        </w:rPr>
+        <w:t>Risk Management</w:t>
+      </w:r>
+      <w:bookmarkEnd w:id="24"/>
+    </w:p>
+    <w:p>
+      <w:pPr>
+        <w:pStyle w:val="Heading2"/>
+      </w:pPr>
+      <w:bookmarkStart w:id="25" w:name="_Toc224033354"/>
+      <w:r>
+        <w:t>General Project Risks</w:t>
+      </w:r>
+      <w:bookmarkEnd w:id="25"/>
+    </w:p>
+    <w:p>
+      <w:pPr>
+        <w:pStyle w:val="ListParagraph"/>
+        <w:numPr>
+          <w:ilvl w:val="0"/>
+          <w:numId w:val="5"/>
+        </w:numPr>
+        <w:rPr>
+          <w:sz w:val="24"/>
+          <w:szCs w:val="24"/>
+        </w:rPr>
+      </w:pPr>
+      <w:r>
+        <w:rPr>
+          <w:sz w:val="24"/>
+          <w:szCs w:val="24"/>
+        </w:rPr>
+        <w:t>Scope creep</w:t>
+      </w:r>
+    </w:p>
+    <w:p>
+      <w:pPr>
+        <w:pStyle w:val="ListParagraph"/>
+        <w:numPr>
+          <w:ilvl w:val="0"/>
+          <w:numId w:val="5"/>
+        </w:numPr>
+        <w:rPr>
+          <w:sz w:val="24"/>
+          <w:szCs w:val="24"/>
+        </w:rPr>
+      </w:pPr>
+      <w:r>
+        <w:rPr>
+          <w:sz w:val="24"/>
+          <w:szCs w:val="24"/>
+        </w:rPr>
+        <w:t>Schedule delays</w:t>
+      </w:r>
+    </w:p>
+    <w:p>
+      <w:pPr>
+        <w:pStyle w:val="ListParagraph"/>
+        <w:numPr>
+          <w:ilvl w:val="0"/>
+          <w:numId w:val="5"/>
+        </w:numPr>
+        <w:rPr>
+          <w:sz w:val="24"/>
+          <w:szCs w:val="24"/>
+        </w:rPr>
+      </w:pPr>
+      <w:r>
+        <w:rPr>
+          <w:sz w:val="24"/>
+          <w:szCs w:val="24"/>
+        </w:rPr>
+        <w:t>Lack of skilled Resources</w:t>
+      </w:r>
+    </w:p>
+    <w:p>
+      <w:pPr>
+        <w:pStyle w:val="Heading2"/>
+      </w:pPr>
+      <w:bookmarkStart w:id="26" w:name="_Toc224033355"/>
+      <w:r>
+        <w:t>General Technical Risks</w:t>
+      </w:r>
+      <w:bookmarkEnd w:id="26"/>
+    </w:p>
+    <w:p>
+      <w:pPr>
+        <w:pStyle w:val="ListParagraph"/>
+        <w:numPr>
+          <w:ilvl w:val="0"/>
+          <w:numId w:val="6"/>
+        </w:numPr>
+        <w:rPr>
+          <w:sz w:val="24"/>
+          <w:szCs w:val="24"/>
+        </w:rPr>
+      </w:pPr>
+      <w:r>
+        <w:rPr>
+          <w:sz w:val="24"/>
+          <w:szCs w:val="24"/>
+        </w:rPr>
+        <w:t>Data corruption</w:t>
+      </w:r>
+    </w:p>
+    <w:p>
+      <w:pPr>
+        <w:pStyle w:val="ListParagraph"/>
+        <w:numPr>
+          <w:ilvl w:val="0"/>
+          <w:numId w:val="6"/>
+        </w:numPr>
+        <w:rPr>
+          <w:sz w:val="24"/>
+          <w:szCs w:val="24"/>
+        </w:rPr>
+      </w:pPr>
+      <w:r>
+        <w:rPr>
+          <w:sz w:val="24"/>
+          <w:szCs w:val="24"/>
+        </w:rPr>
+        <w:t>Scalability issues</w:t>
+      </w:r>
+    </w:p>
+    <w:p>
+      <w:pPr>
+        <w:pStyle w:val="ListParagraph"/>
+        <w:numPr>
+          <w:ilvl w:val="0"/>
+          <w:numId w:val="6"/>
+        </w:numPr>
+        <w:rPr>
+          <w:sz w:val="24"/>
+          <w:szCs w:val="24"/>
+        </w:rPr>
+      </w:pPr>
+      <w:r>
+        <w:rPr>
+          <w:sz w:val="24"/>
+          <w:szCs w:val="24"/>
+        </w:rPr>
+        <w:t>Integration Failures</w:t>
+      </w:r>
+    </w:p>
+    <w:p>
+      <w:pPr>
+        <w:pStyle w:val="ListParagraph"/>
+        <w:numPr>
+          <w:ilvl w:val="0"/>
+          <w:numId w:val="6"/>
+        </w:numPr>
+        <w:rPr>
+          <w:sz w:val="24"/>
+          <w:szCs w:val="24"/>
+        </w:rPr>
+      </w:pPr>
+      <w:r>
+        <w:rPr>
+          <w:sz w:val="24"/>
+          <w:szCs w:val="24"/>
+        </w:rPr>
+        <w:t>DDOS Attacks</w:t>
+      </w:r>
+    </w:p>
+    <w:p>
+      <w:pPr>
+        <w:pStyle w:val="ListParagraph"/>
+        <w:numPr>
+          <w:ilvl w:val="0"/>
+          <w:numId w:val="6"/>
+        </w:numPr>
+        <w:rPr>
+          <w:sz w:val="24"/>
+          <w:szCs w:val="24"/>
+        </w:rPr>
+      </w:pPr>
+      <w:r>
+        <w:rPr>
+          <w:sz w:val="24"/>
+          <w:szCs w:val="24"/>
+        </w:rPr>
+        <w:t>Server Outages</w:t>
+      </w:r>
+    </w:p>
+    <w:p>
+      <w:pPr>
+        <w:pStyle w:val="ListParagraph"/>
+        <w:numPr>
+          <w:ilvl w:val="0"/>
+          <w:numId w:val="6"/>
+        </w:numPr>
+        <w:rPr>
+          <w:sz w:val="24"/>
+          <w:szCs w:val="24"/>
+        </w:rPr>
+      </w:pPr>
+      <w:r>
+        <w:rPr>
+          <w:sz w:val="24"/>
+          <w:szCs w:val="24"/>
+        </w:rPr>
+        <w:t>Broken functionality after updates</w:t>
+      </w:r>
+    </w:p>
+    <w:p>
+      <w:pPr>
+        <w:pStyle w:val="Heading2"/>
+      </w:pPr>
+      <w:bookmarkStart w:id="27" w:name="_Toc224033356"/>
+      <w:r>
+        <w:t>Project-Based Risks</w:t>
+      </w:r>
+      <w:bookmarkEnd w:id="27"/>
+    </w:p>
+    <w:p>
+      <w:pPr>
+        <w:pStyle w:val="ListParagraph"/>
+        <w:numPr>
+          <w:ilvl w:val="0"/>
+          <w:numId w:val="7"/>
+        </w:numPr>
+        <w:rPr>
+          <w:sz w:val="24"/>
+          <w:szCs w:val="24"/>
+        </w:rPr>
+      </w:pPr>
+      <w:r>
+        <w:rPr>
+          <w:sz w:val="24"/>
+          <w:szCs w:val="24"/>
+        </w:rPr>
+        <w:t>Order editor not working</w:t>
+      </w:r>
+    </w:p>
+    <w:p>
+      <w:pPr>
+        <w:pStyle w:val="ListParagraph"/>
+        <w:numPr>
+          <w:ilvl w:val="0"/>
+          <w:numId w:val="7"/>
+        </w:numPr>
+        <w:rPr>
+          <w:sz w:val="24"/>
+          <w:szCs w:val="24"/>
+        </w:rPr>
+      </w:pPr>
+      <w:r>
+        <w:rPr>
+          <w:sz w:val="24"/>
+          <w:szCs w:val="24"/>
+        </w:rPr>
+        <w:t>Product Stock count being wrong</w:t>
+      </w:r>
+    </w:p>
+    <w:p>
+      <w:pPr>
+        <w:pStyle w:val="ListParagraph"/>
+        <w:numPr>
+          <w:ilvl w:val="0"/>
+          <w:numId w:val="7"/>
+        </w:numPr>
+        <w:rPr>
+          <w:sz w:val="24"/>
+          <w:szCs w:val="24"/>
+        </w:rPr>
+      </w:pPr>
+      <w:r>
+        <w:rPr>
+          <w:sz w:val="24"/>
+          <w:szCs w:val="24"/>
+        </w:rPr>
+        <w:t>Producers not being able to view Orders</w:t>
+      </w:r>
+    </w:p>
+    <w:p>
+      <w:pPr>
+        <w:pStyle w:val="Heading2"/>
+      </w:pPr>
+      <w:bookmarkStart w:id="28" w:name="_Toc224033357"/>
+      <w:r>
+        <w:t>Risk Matrix</w:t>
+      </w:r>
+      <w:bookmarkEnd w:id="28"/>
+    </w:p>
+    <w:p>
+      <w:pPr>
+        <w:rPr>
+          <w:sz w:val="24"/>
+          <w:szCs w:val="24"/>
+        </w:rPr>
+      </w:pPr>
+      <w:r>
+        <w:rPr>
+          <w:sz w:val="24"/>
+          <w:szCs w:val="24"/>
+        </w:rPr>
+        <w:t>Key:</w:t>
+      </w:r>
+      <w:r>
+        <w:rPr>
+          <w:sz w:val="24"/>
+          <w:szCs w:val="24"/>
+        </w:rPr>
+        <w:br/>
+        <w:t>Red coloured cells – High priority tasks</w:t>
+      </w:r>
+    </w:p>
+    <w:tbl>
+      <w:tblPr>
+        <w:tblStyle w:val="TableGrid"/>
+        <w:tblW w:w="8143" w:type="dxa"/>
+        <w:tblLayout w:type="fixed"/>
+        <w:tblLook w:val="04A0" w:firstRow="1" w:lastRow="0" w:firstColumn="1" w:lastColumn="0" w:noHBand="0" w:noVBand="1"/>
+      </w:tblPr>
+      <w:tblGrid>
+        <w:gridCol w:w="575"/>
+        <w:gridCol w:w="1413"/>
+        <w:gridCol w:w="1521"/>
+        <w:gridCol w:w="1596"/>
+        <w:gridCol w:w="1598"/>
+        <w:gridCol w:w="1440"/>
+      </w:tblGrid>
+      <w:tr>
+        <w:trPr>
+          <w:trHeight w:val="426"/>
+        </w:trPr>
+        <w:tc>
+          <w:tcPr>
+            <w:tcW w:w="575" w:type="dxa"/>
+            <w:vMerge w:val="restart"/>
+            <w:tcBorders>
+              <w:top w:val="single" w:sz="4" w:space="0" w:color="auto"/>
+              <w:left w:val="single" w:sz="4" w:space="0" w:color="auto"/>
+              <w:bottom w:val="single" w:sz="4" w:space="0" w:color="auto"/>
+              <w:right w:val="single" w:sz="4" w:space="0" w:color="auto"/>
+            </w:tcBorders>
+            <w:textDirection w:val="btLr"/>
+            <w:hideMark/>
+          </w:tcPr>
+          <w:p>
+            <w:pPr>
+              <w:spacing w:after="160" w:line="278" w:lineRule="auto"/>
+              <w:rPr>
+                <w:b/>
+                <w:bCs/>
+              </w:rPr>
+            </w:pPr>
+            <w:r>
+              <w:rPr>
+                <w:b/>
+                <w:bCs/>
+              </w:rPr>
+              <w:t>Impact</w:t>
+            </w:r>
+          </w:p>
+        </w:tc>
+        <w:tc>
+          <w:tcPr>
+            <w:tcW w:w="1412" w:type="dxa"/>
+            <w:tcBorders>
+              <w:top w:val="single" w:sz="4" w:space="0" w:color="auto"/>
+              <w:left w:val="single" w:sz="4" w:space="0" w:color="auto"/>
+              <w:bottom w:val="single" w:sz="4" w:space="0" w:color="auto"/>
+              <w:right w:val="single" w:sz="4" w:space="0" w:color="auto"/>
+            </w:tcBorders>
+            <w:hideMark/>
+          </w:tcPr>
+          <w:p>
+            <w:pPr>
+              <w:spacing w:after="160" w:line="278" w:lineRule="auto"/>
+            </w:pPr>
+            <w:r>
+              <w:t>High</w:t>
+            </w:r>
+          </w:p>
+        </w:tc>
+        <w:tc>
+          <w:tcPr>
+            <w:tcW w:w="1521" w:type="dxa"/>
+            <w:tcBorders>
+              <w:top w:val="single" w:sz="4" w:space="0" w:color="auto"/>
+              <w:left w:val="single" w:sz="4" w:space="0" w:color="auto"/>
+              <w:bottom w:val="single" w:sz="4" w:space="0" w:color="auto"/>
+              <w:right w:val="single" w:sz="4" w:space="0" w:color="auto"/>
+            </w:tcBorders>
+            <w:hideMark/>
+          </w:tcPr>
+          <w:p>
+            <w:pPr>
+              <w:spacing w:after="160" w:line="278" w:lineRule="auto"/>
+            </w:pPr>
+          </w:p>
+        </w:tc>
+        <w:tc>
+          <w:tcPr>
+            <w:tcW w:w="1596" w:type="dxa"/>
+            <w:tcBorders>
+              <w:top w:val="single" w:sz="4" w:space="0" w:color="auto"/>
+              <w:left w:val="single" w:sz="4" w:space="0" w:color="auto"/>
+              <w:bottom w:val="single" w:sz="4" w:space="0" w:color="auto"/>
+              <w:right w:val="single" w:sz="4" w:space="0" w:color="auto"/>
+            </w:tcBorders>
+            <w:shd w:val="clear" w:color="auto" w:fill="FA0000"/>
+            <w:hideMark/>
+          </w:tcPr>
+          <w:p>
+            <w:pPr>
+              <w:spacing w:after="160" w:line="278" w:lineRule="auto"/>
+            </w:pPr>
+          </w:p>
+        </w:tc>
+        <w:tc>
+          <w:tcPr>
+            <w:tcW w:w="1598" w:type="dxa"/>
+            <w:tcBorders>
+              <w:top w:val="single" w:sz="4" w:space="0" w:color="auto"/>
+              <w:left w:val="single" w:sz="4" w:space="0" w:color="auto"/>
+              <w:bottom w:val="single" w:sz="4" w:space="0" w:color="auto"/>
+              <w:right w:val="single" w:sz="4" w:space="0" w:color="auto"/>
+            </w:tcBorders>
+            <w:shd w:val="clear" w:color="auto" w:fill="FA0000"/>
+            <w:hideMark/>
+          </w:tcPr>
+          <w:p>
+            <w:pPr>
+              <w:spacing w:after="160" w:line="278" w:lineRule="auto"/>
+            </w:pPr>
+          </w:p>
+        </w:tc>
+        <w:tc>
+          <w:tcPr>
+            <w:tcW w:w="1439" w:type="dxa"/>
+            <w:tcBorders>
+              <w:top w:val="single" w:sz="4" w:space="0" w:color="auto"/>
+              <w:left w:val="single" w:sz="4" w:space="0" w:color="auto"/>
+              <w:bottom w:val="single" w:sz="4" w:space="0" w:color="auto"/>
+              <w:right w:val="single" w:sz="4" w:space="0" w:color="auto"/>
+            </w:tcBorders>
+            <w:shd w:val="clear" w:color="auto" w:fill="FA0000"/>
+            <w:hideMark/>
+          </w:tcPr>
+          <w:p>
+            <w:pPr>
+              <w:spacing w:after="160" w:line="278" w:lineRule="auto"/>
+            </w:pPr>
+          </w:p>
+        </w:tc>
+      </w:tr>
+      <w:tr>
+        <w:trPr>
+          <w:trHeight w:val="115"/>
+        </w:trPr>
+        <w:tc>
+          <w:tcPr>
+            <w:tcW w:w="575" w:type="dxa"/>
+            <w:vMerge/>
+            <w:tcBorders>
+              <w:top w:val="single" w:sz="4" w:space="0" w:color="auto"/>
+              <w:left w:val="single" w:sz="4" w:space="0" w:color="auto"/>
+              <w:bottom w:val="single" w:sz="4" w:space="0" w:color="auto"/>
+              <w:right w:val="single" w:sz="4" w:space="0" w:color="auto"/>
+            </w:tcBorders>
+            <w:vAlign w:val="center"/>
+            <w:hideMark/>
+          </w:tcPr>
+          <w:p>
+            <w:pPr>
+              <w:spacing w:after="160" w:line="278" w:lineRule="auto"/>
+              <w:rPr>
+                <w:b/>
+                <w:bCs/>
+              </w:rPr>
+            </w:pPr>
+          </w:p>
+        </w:tc>
+        <w:tc>
+          <w:tcPr>
+            <w:tcW w:w="1412" w:type="dxa"/>
+            <w:tcBorders>
+              <w:top w:val="single" w:sz="4" w:space="0" w:color="auto"/>
+              <w:left w:val="single" w:sz="4" w:space="0" w:color="auto"/>
+              <w:bottom w:val="single" w:sz="4" w:space="0" w:color="auto"/>
+              <w:right w:val="single" w:sz="4" w:space="0" w:color="auto"/>
+            </w:tcBorders>
+            <w:hideMark/>
+          </w:tcPr>
+          <w:p>
+            <w:pPr>
+              <w:spacing w:after="160" w:line="278" w:lineRule="auto"/>
+            </w:pPr>
+            <w:r>
+              <w:t>Significant</w:t>
+            </w:r>
+          </w:p>
+        </w:tc>
+        <w:tc>
+          <w:tcPr>
+            <w:tcW w:w="1521" w:type="dxa"/>
+            <w:tcBorders>
+              <w:top w:val="single" w:sz="4" w:space="0" w:color="auto"/>
+              <w:left w:val="single" w:sz="4" w:space="0" w:color="auto"/>
+              <w:bottom w:val="single" w:sz="4" w:space="0" w:color="auto"/>
+              <w:right w:val="single" w:sz="4" w:space="0" w:color="auto"/>
+            </w:tcBorders>
+          </w:tcPr>
+          <w:p>
+            <w:pPr>
+              <w:spacing w:after="160" w:line="278" w:lineRule="auto"/>
+            </w:pPr>
+          </w:p>
+        </w:tc>
+        <w:tc>
+          <w:tcPr>
+            <w:tcW w:w="1596" w:type="dxa"/>
+            <w:tcBorders>
+              <w:top w:val="single" w:sz="4" w:space="0" w:color="auto"/>
+              <w:left w:val="single" w:sz="4" w:space="0" w:color="auto"/>
+              <w:bottom w:val="single" w:sz="4" w:space="0" w:color="auto"/>
+              <w:right w:val="single" w:sz="4" w:space="0" w:color="auto"/>
+            </w:tcBorders>
+          </w:tcPr>
+          <w:p>
+            <w:pPr>
+              <w:spacing w:after="160" w:line="278" w:lineRule="auto"/>
+            </w:pPr>
+          </w:p>
+        </w:tc>
+        <w:tc>
+          <w:tcPr>
+            <w:tcW w:w="1598" w:type="dxa"/>
+            <w:tcBorders>
+              <w:top w:val="single" w:sz="4" w:space="0" w:color="auto"/>
+              <w:left w:val="single" w:sz="4" w:space="0" w:color="auto"/>
+              <w:bottom w:val="single" w:sz="4" w:space="0" w:color="auto"/>
+              <w:right w:val="single" w:sz="4" w:space="0" w:color="auto"/>
+            </w:tcBorders>
+            <w:hideMark/>
+          </w:tcPr>
+          <w:p>
+            <w:pPr>
+              <w:spacing w:after="160" w:line="278" w:lineRule="auto"/>
+            </w:pPr>
+          </w:p>
+        </w:tc>
+        <w:tc>
+          <w:tcPr>
+            <w:tcW w:w="1439" w:type="dxa"/>
+            <w:tcBorders>
+              <w:top w:val="single" w:sz="4" w:space="0" w:color="auto"/>
+              <w:left w:val="single" w:sz="4" w:space="0" w:color="auto"/>
+              <w:bottom w:val="single" w:sz="4" w:space="0" w:color="auto"/>
+              <w:right w:val="single" w:sz="4" w:space="0" w:color="auto"/>
+            </w:tcBorders>
+            <w:shd w:val="clear" w:color="auto" w:fill="FA0000"/>
+          </w:tcPr>
+          <w:p>
+            <w:pPr>
+              <w:spacing w:after="160" w:line="278" w:lineRule="auto"/>
+            </w:pPr>
+          </w:p>
+        </w:tc>
+      </w:tr>
+      <w:tr>
+        <w:trPr>
+          <w:trHeight w:val="72"/>
+        </w:trPr>
+        <w:tc>
+          <w:tcPr>
+            <w:tcW w:w="575" w:type="dxa"/>
+            <w:vMerge/>
+            <w:tcBorders>
+              <w:top w:val="single" w:sz="4" w:space="0" w:color="auto"/>
+              <w:left w:val="single" w:sz="4" w:space="0" w:color="auto"/>
+              <w:bottom w:val="single" w:sz="4" w:space="0" w:color="auto"/>
+              <w:right w:val="single" w:sz="4" w:space="0" w:color="auto"/>
+            </w:tcBorders>
+            <w:vAlign w:val="center"/>
+            <w:hideMark/>
+          </w:tcPr>
+          <w:p>
+            <w:pPr>
+              <w:spacing w:after="160" w:line="278" w:lineRule="auto"/>
+              <w:rPr>
+                <w:b/>
+                <w:bCs/>
+              </w:rPr>
+            </w:pPr>
+          </w:p>
+        </w:tc>
+        <w:tc>
+          <w:tcPr>
+            <w:tcW w:w="1412" w:type="dxa"/>
+            <w:tcBorders>
+              <w:top w:val="single" w:sz="4" w:space="0" w:color="auto"/>
+              <w:left w:val="single" w:sz="4" w:space="0" w:color="auto"/>
+              <w:bottom w:val="single" w:sz="4" w:space="0" w:color="auto"/>
+              <w:right w:val="single" w:sz="4" w:space="0" w:color="auto"/>
+            </w:tcBorders>
+            <w:hideMark/>
+          </w:tcPr>
+          <w:p>
+            <w:pPr>
+              <w:spacing w:after="160" w:line="278" w:lineRule="auto"/>
+            </w:pPr>
+            <w:r>
+              <w:t>Moderate</w:t>
+            </w:r>
+          </w:p>
+        </w:tc>
+        <w:tc>
+          <w:tcPr>
+            <w:tcW w:w="1521" w:type="dxa"/>
+            <w:tcBorders>
+              <w:top w:val="single" w:sz="4" w:space="0" w:color="auto"/>
+              <w:left w:val="single" w:sz="4" w:space="0" w:color="auto"/>
+              <w:bottom w:val="single" w:sz="4" w:space="0" w:color="auto"/>
+              <w:right w:val="single" w:sz="4" w:space="0" w:color="auto"/>
+            </w:tcBorders>
+          </w:tcPr>
+          <w:p>
+            <w:pPr>
+              <w:spacing w:after="160" w:line="278" w:lineRule="auto"/>
+            </w:pPr>
+          </w:p>
+        </w:tc>
+        <w:tc>
+          <w:tcPr>
+            <w:tcW w:w="1596" w:type="dxa"/>
+            <w:tcBorders>
+              <w:top w:val="single" w:sz="4" w:space="0" w:color="auto"/>
+              <w:left w:val="single" w:sz="4" w:space="0" w:color="auto"/>
+              <w:bottom w:val="single" w:sz="4" w:space="0" w:color="auto"/>
+              <w:right w:val="single" w:sz="4" w:space="0" w:color="auto"/>
+            </w:tcBorders>
+          </w:tcPr>
+          <w:p>
+            <w:pPr>
+              <w:spacing w:after="160" w:line="278" w:lineRule="auto"/>
+            </w:pPr>
+          </w:p>
+        </w:tc>
+        <w:tc>
+          <w:tcPr>
+            <w:tcW w:w="1598" w:type="dxa"/>
+            <w:tcBorders>
+              <w:top w:val="single" w:sz="4" w:space="0" w:color="auto"/>
+              <w:left w:val="single" w:sz="4" w:space="0" w:color="auto"/>
+              <w:bottom w:val="single" w:sz="4" w:space="0" w:color="auto"/>
+              <w:right w:val="single" w:sz="4" w:space="0" w:color="auto"/>
+            </w:tcBorders>
+          </w:tcPr>
+          <w:p>
+            <w:pPr>
+              <w:spacing w:after="160" w:line="278" w:lineRule="auto"/>
+            </w:pPr>
+          </w:p>
+        </w:tc>
+        <w:tc>
+          <w:tcPr>
+            <w:tcW w:w="1439" w:type="dxa"/>
+            <w:tcBorders>
+              <w:top w:val="single" w:sz="4" w:space="0" w:color="auto"/>
+              <w:left w:val="single" w:sz="4" w:space="0" w:color="auto"/>
+              <w:bottom w:val="single" w:sz="4" w:space="0" w:color="auto"/>
+              <w:right w:val="single" w:sz="4" w:space="0" w:color="auto"/>
+            </w:tcBorders>
+          </w:tcPr>
+          <w:p>
+            <w:pPr>
+              <w:spacing w:after="160" w:line="278" w:lineRule="auto"/>
+            </w:pPr>
+          </w:p>
+        </w:tc>
+      </w:tr>
+      <w:tr>
+        <w:trPr>
+          <w:trHeight w:val="72"/>
+        </w:trPr>
+        <w:tc>
+          <w:tcPr>
+            <w:tcW w:w="575" w:type="dxa"/>
+            <w:vMerge/>
+            <w:tcBorders>
+              <w:top w:val="single" w:sz="4" w:space="0" w:color="auto"/>
+              <w:left w:val="single" w:sz="4" w:space="0" w:color="auto"/>
+              <w:bottom w:val="single" w:sz="4" w:space="0" w:color="auto"/>
+              <w:right w:val="single" w:sz="4" w:space="0" w:color="auto"/>
+            </w:tcBorders>
+            <w:vAlign w:val="center"/>
+            <w:hideMark/>
+          </w:tcPr>
+          <w:p>
+            <w:pPr>
+              <w:spacing w:after="160" w:line="278" w:lineRule="auto"/>
+              <w:rPr>
+                <w:b/>
+                <w:bCs/>
+              </w:rPr>
+            </w:pPr>
+          </w:p>
+        </w:tc>
+        <w:tc>
+          <w:tcPr>
+            <w:tcW w:w="1412" w:type="dxa"/>
+            <w:tcBorders>
+              <w:top w:val="single" w:sz="4" w:space="0" w:color="auto"/>
+              <w:left w:val="single" w:sz="4" w:space="0" w:color="auto"/>
+              <w:bottom w:val="single" w:sz="4" w:space="0" w:color="auto"/>
+              <w:right w:val="single" w:sz="4" w:space="0" w:color="auto"/>
+            </w:tcBorders>
+            <w:hideMark/>
+          </w:tcPr>
+          <w:p>
+            <w:pPr>
+              <w:spacing w:after="160" w:line="278" w:lineRule="auto"/>
+            </w:pPr>
+            <w:r>
+              <w:t>Low</w:t>
+            </w:r>
+          </w:p>
+        </w:tc>
+        <w:tc>
+          <w:tcPr>
+            <w:tcW w:w="1521" w:type="dxa"/>
+            <w:tcBorders>
+              <w:top w:val="single" w:sz="4" w:space="0" w:color="auto"/>
+              <w:left w:val="single" w:sz="4" w:space="0" w:color="auto"/>
+              <w:bottom w:val="single" w:sz="4" w:space="0" w:color="auto"/>
+              <w:right w:val="single" w:sz="4" w:space="0" w:color="auto"/>
+            </w:tcBorders>
+          </w:tcPr>
+          <w:p>
+            <w:pPr>
+              <w:spacing w:after="160" w:line="278" w:lineRule="auto"/>
+            </w:pPr>
+          </w:p>
+        </w:tc>
+        <w:tc>
+          <w:tcPr>
+            <w:tcW w:w="1596" w:type="dxa"/>
+            <w:tcBorders>
+              <w:top w:val="single" w:sz="4" w:space="0" w:color="auto"/>
+              <w:left w:val="single" w:sz="4" w:space="0" w:color="auto"/>
+              <w:bottom w:val="single" w:sz="4" w:space="0" w:color="auto"/>
+              <w:right w:val="single" w:sz="4" w:space="0" w:color="auto"/>
+            </w:tcBorders>
+          </w:tcPr>
+          <w:p>
+            <w:pPr>
+              <w:spacing w:after="160" w:line="278" w:lineRule="auto"/>
+            </w:pPr>
+          </w:p>
+        </w:tc>
+        <w:tc>
+          <w:tcPr>
+            <w:tcW w:w="1598" w:type="dxa"/>
+            <w:tcBorders>
+              <w:top w:val="single" w:sz="4" w:space="0" w:color="auto"/>
+              <w:left w:val="single" w:sz="4" w:space="0" w:color="auto"/>
+              <w:bottom w:val="single" w:sz="4" w:space="0" w:color="auto"/>
+              <w:right w:val="single" w:sz="4" w:space="0" w:color="auto"/>
+            </w:tcBorders>
+          </w:tcPr>
+          <w:p>
+            <w:pPr>
+              <w:spacing w:after="160" w:line="278" w:lineRule="auto"/>
+            </w:pPr>
+          </w:p>
+        </w:tc>
+        <w:tc>
+          <w:tcPr>
+            <w:tcW w:w="1439" w:type="dxa"/>
+            <w:tcBorders>
+              <w:top w:val="single" w:sz="4" w:space="0" w:color="auto"/>
+              <w:left w:val="single" w:sz="4" w:space="0" w:color="auto"/>
+              <w:bottom w:val="single" w:sz="4" w:space="0" w:color="auto"/>
+              <w:right w:val="single" w:sz="4" w:space="0" w:color="auto"/>
+            </w:tcBorders>
+          </w:tcPr>
+          <w:p>
+            <w:pPr>
+              <w:spacing w:after="160" w:line="278" w:lineRule="auto"/>
+            </w:pPr>
+          </w:p>
+        </w:tc>
+      </w:tr>
+      <w:tr>
+        <w:trPr>
+          <w:trHeight w:val="250"/>
+        </w:trPr>
+        <w:tc>
+          <w:tcPr>
+            <w:tcW w:w="1988" w:type="dxa"/>
+            <w:gridSpan w:val="2"/>
+            <w:vMerge w:val="restart"/>
+            <w:tcBorders>
+              <w:top w:val="single" w:sz="4" w:space="0" w:color="auto"/>
+              <w:left w:val="single" w:sz="4" w:space="0" w:color="auto"/>
+              <w:bottom w:val="single" w:sz="4" w:space="0" w:color="auto"/>
+              <w:right w:val="single" w:sz="4" w:space="0" w:color="auto"/>
+            </w:tcBorders>
+          </w:tcPr>
+          <w:p>
+            <w:pPr>
+              <w:spacing w:after="160" w:line="278" w:lineRule="auto"/>
+            </w:pPr>
+          </w:p>
+        </w:tc>
+        <w:tc>
+          <w:tcPr>
+            <w:tcW w:w="1521" w:type="dxa"/>
+            <w:tcBorders>
+              <w:top w:val="single" w:sz="4" w:space="0" w:color="auto"/>
+              <w:left w:val="single" w:sz="4" w:space="0" w:color="auto"/>
+              <w:bottom w:val="single" w:sz="4" w:space="0" w:color="auto"/>
+              <w:right w:val="single" w:sz="4" w:space="0" w:color="auto"/>
+            </w:tcBorders>
+            <w:hideMark/>
+          </w:tcPr>
+          <w:p>
+            <w:pPr>
+              <w:spacing w:after="160" w:line="278" w:lineRule="auto"/>
+            </w:pPr>
+            <w:r>
+              <w:t>Low</w:t>
+            </w:r>
+          </w:p>
+        </w:tc>
+        <w:tc>
+          <w:tcPr>
+            <w:tcW w:w="1596" w:type="dxa"/>
+            <w:tcBorders>
+              <w:top w:val="single" w:sz="4" w:space="0" w:color="auto"/>
+              <w:left w:val="single" w:sz="4" w:space="0" w:color="auto"/>
+              <w:bottom w:val="single" w:sz="4" w:space="0" w:color="auto"/>
+              <w:right w:val="single" w:sz="4" w:space="0" w:color="auto"/>
+            </w:tcBorders>
+            <w:hideMark/>
+          </w:tcPr>
+          <w:p>
+            <w:pPr>
+              <w:spacing w:after="160" w:line="278" w:lineRule="auto"/>
+            </w:pPr>
+            <w:r>
+              <w:t>Significant</w:t>
+            </w:r>
+          </w:p>
+        </w:tc>
+        <w:tc>
+          <w:tcPr>
+            <w:tcW w:w="1598" w:type="dxa"/>
+            <w:tcBorders>
+              <w:top w:val="single" w:sz="4" w:space="0" w:color="auto"/>
+              <w:left w:val="single" w:sz="4" w:space="0" w:color="auto"/>
+              <w:bottom w:val="single" w:sz="4" w:space="0" w:color="auto"/>
+              <w:right w:val="single" w:sz="4" w:space="0" w:color="auto"/>
+            </w:tcBorders>
+            <w:hideMark/>
+          </w:tcPr>
+          <w:p>
+            <w:pPr>
+              <w:spacing w:after="160" w:line="278" w:lineRule="auto"/>
+            </w:pPr>
+            <w:r>
+              <w:t>Moderate</w:t>
+            </w:r>
+          </w:p>
+        </w:tc>
+        <w:tc>
+          <w:tcPr>
+            <w:tcW w:w="1439" w:type="dxa"/>
+            <w:tcBorders>
+              <w:top w:val="single" w:sz="4" w:space="0" w:color="auto"/>
+              <w:left w:val="single" w:sz="4" w:space="0" w:color="auto"/>
+              <w:bottom w:val="single" w:sz="4" w:space="0" w:color="auto"/>
+              <w:right w:val="single" w:sz="4" w:space="0" w:color="auto"/>
+            </w:tcBorders>
+            <w:hideMark/>
+          </w:tcPr>
+          <w:p>
+            <w:pPr>
+              <w:spacing w:after="160" w:line="278" w:lineRule="auto"/>
+            </w:pPr>
+            <w:r>
+              <w:t>High</w:t>
+            </w:r>
+          </w:p>
+        </w:tc>
+      </w:tr>
+      <w:tr>
+        <w:trPr>
+          <w:trHeight w:val="72"/>
+        </w:trPr>
+        <w:tc>
+          <w:tcPr>
+            <w:tcW w:w="1988" w:type="dxa"/>
+            <w:gridSpan w:val="2"/>
+            <w:vMerge/>
+            <w:tcBorders>
+              <w:top w:val="single" w:sz="4" w:space="0" w:color="auto"/>
+              <w:left w:val="single" w:sz="4" w:space="0" w:color="auto"/>
+              <w:bottom w:val="single" w:sz="4" w:space="0" w:color="auto"/>
+              <w:right w:val="single" w:sz="4" w:space="0" w:color="auto"/>
+            </w:tcBorders>
+            <w:vAlign w:val="center"/>
+            <w:hideMark/>
+          </w:tcPr>
+          <w:p>
+            <w:pPr>
+              <w:spacing w:after="160" w:line="278" w:lineRule="auto"/>
+            </w:pPr>
+          </w:p>
+        </w:tc>
+        <w:tc>
+          <w:tcPr>
+            <w:tcW w:w="6155" w:type="dxa"/>
+            <w:gridSpan w:val="4"/>
+            <w:tcBorders>
+              <w:top w:val="single" w:sz="4" w:space="0" w:color="auto"/>
+              <w:left w:val="single" w:sz="4" w:space="0" w:color="auto"/>
+              <w:bottom w:val="single" w:sz="4" w:space="0" w:color="auto"/>
+              <w:right w:val="single" w:sz="4" w:space="0" w:color="auto"/>
+            </w:tcBorders>
+            <w:hideMark/>
+          </w:tcPr>
+          <w:p>
+            <w:pPr>
+              <w:spacing w:after="160" w:line="278" w:lineRule="auto"/>
+              <w:rPr>
+                <w:b/>
+                <w:bCs/>
+              </w:rPr>
+            </w:pPr>
+            <w:r>
+              <w:rPr>
+                <w:b/>
+                <w:bCs/>
+              </w:rPr>
+              <w:t>Probability</w:t>
+            </w:r>
+          </w:p>
+        </w:tc>
+      </w:tr>
+    </w:tbl>
+    <w:p/>
+    <w:p>
+      <w:pPr>
+        <w:pStyle w:val="Heading2"/>
+      </w:pPr>
+      <w:bookmarkStart w:id="29" w:name="_Toc224033358"/>
+      <w:r>
+        <w:t>Risk Mitigation</w:t>
+      </w:r>
+      <w:bookmarkEnd w:id="29"/>
+    </w:p>
+    <w:tbl>
+      <w:tblPr>
+        <w:tblStyle w:val="TableGrid"/>
+        <w:tblW w:w="0" w:type="auto"/>
+        <w:tblLook w:val="04A0" w:firstRow="1" w:lastRow="0" w:firstColumn="1" w:lastColumn="0" w:noHBand="0" w:noVBand="1"/>
+      </w:tblPr>
+      <w:tblGrid>
+        <w:gridCol w:w="2254"/>
+        <w:gridCol w:w="2254"/>
+        <w:gridCol w:w="2254"/>
+        <w:gridCol w:w="2254"/>
+      </w:tblGrid>
+      <w:tr>
+        <w:tc>
+          <w:tcPr>
+            <w:tcW w:w="2254" w:type="dxa"/>
+          </w:tcPr>
+          <w:p>
+            <w:pPr>
+              <w:rPr>
+                <w:b/>
+                <w:bCs/>
+                <w:i/>
+                <w:iCs/>
+                <w:sz w:val="24"/>
+                <w:szCs w:val="24"/>
+              </w:rPr>
+            </w:pPr>
+            <w:r>
+              <w:rPr>
+                <w:b/>
+                <w:bCs/>
+                <w:i/>
+                <w:iCs/>
+                <w:sz w:val="24"/>
+                <w:szCs w:val="24"/>
+              </w:rPr>
+              <w:t>Risk Description</w:t>
+            </w:r>
+          </w:p>
+        </w:tc>
+        <w:tc>
+          <w:tcPr>
+            <w:tcW w:w="2254" w:type="dxa"/>
+          </w:tcPr>
+          <w:p>
+            <w:pPr>
+              <w:rPr>
+                <w:b/>
+                <w:bCs/>
+                <w:i/>
+                <w:iCs/>
+                <w:sz w:val="24"/>
+                <w:szCs w:val="24"/>
+              </w:rPr>
+            </w:pPr>
+            <w:r>
+              <w:rPr>
+                <w:b/>
+                <w:bCs/>
+                <w:i/>
+                <w:iCs/>
+                <w:sz w:val="24"/>
+                <w:szCs w:val="24"/>
+              </w:rPr>
+              <w:t>Probability</w:t>
+            </w:r>
+          </w:p>
+        </w:tc>
+        <w:tc>
+          <w:tcPr>
+            <w:tcW w:w="2254" w:type="dxa"/>
+          </w:tcPr>
+          <w:p>
+            <w:pPr>
+              <w:rPr>
+                <w:b/>
+                <w:bCs/>
+                <w:i/>
+                <w:iCs/>
+                <w:sz w:val="24"/>
+                <w:szCs w:val="24"/>
+              </w:rPr>
+            </w:pPr>
+            <w:r>
+              <w:rPr>
+                <w:b/>
+                <w:bCs/>
+                <w:i/>
+                <w:iCs/>
+                <w:sz w:val="24"/>
+                <w:szCs w:val="24"/>
+              </w:rPr>
+              <w:t>Impact</w:t>
+            </w:r>
+          </w:p>
+        </w:tc>
+        <w:tc>
+          <w:tcPr>
+            <w:tcW w:w="2254" w:type="dxa"/>
+          </w:tcPr>
+          <w:p>
+            <w:pPr>
+              <w:rPr>
+                <w:b/>
+                <w:bCs/>
+                <w:i/>
+                <w:iCs/>
+                <w:sz w:val="24"/>
+                <w:szCs w:val="24"/>
+              </w:rPr>
+            </w:pPr>
+            <w:r>
+              <w:rPr>
+                <w:b/>
+                <w:bCs/>
+                <w:i/>
+                <w:iCs/>
+                <w:sz w:val="24"/>
+                <w:szCs w:val="24"/>
+              </w:rPr>
+              <w:t>Mitigation strategy</w:t>
+            </w:r>
+          </w:p>
+        </w:tc>
+      </w:tr>
+      <w:tr>
+        <w:tc>
+          <w:tcPr>
+            <w:tcW w:w="2254" w:type="dxa"/>
+          </w:tcPr>
+          <w:p>
+            <w:pPr>
+              <w:rPr>
+                <w:sz w:val="24"/>
+                <w:szCs w:val="24"/>
+              </w:rPr>
+            </w:pPr>
+            <w:r>
+              <w:rPr>
+                <w:sz w:val="24"/>
+                <w:szCs w:val="24"/>
+              </w:rPr>
+              <w:t>Scope creep</w:t>
+            </w:r>
+          </w:p>
+        </w:tc>
+        <w:tc>
+          <w:tcPr>
+            <w:tcW w:w="2254" w:type="dxa"/>
+          </w:tcPr>
+          <w:p>
+            <w:pPr>
+              <w:rPr>
+                <w:sz w:val="24"/>
+                <w:szCs w:val="24"/>
+              </w:rPr>
+            </w:pPr>
+            <w:r>
+              <w:rPr>
+                <w:sz w:val="24"/>
+                <w:szCs w:val="24"/>
+              </w:rPr>
+              <w:t>Medium</w:t>
+            </w:r>
+          </w:p>
+        </w:tc>
+        <w:tc>
+          <w:tcPr>
+            <w:tcW w:w="2254" w:type="dxa"/>
+          </w:tcPr>
+          <w:p>
+            <w:pPr>
+              <w:rPr>
+                <w:sz w:val="24"/>
+                <w:szCs w:val="24"/>
+              </w:rPr>
+            </w:pPr>
+            <w:r>
+              <w:rPr>
+                <w:sz w:val="24"/>
+                <w:szCs w:val="24"/>
+              </w:rPr>
+              <w:t>High</w:t>
+            </w:r>
+          </w:p>
+        </w:tc>
+        <w:tc>
+          <w:tcPr>
+            <w:tcW w:w="2254" w:type="dxa"/>
+          </w:tcPr>
+          <w:p>
+            <w:pPr>
+              <w:rPr>
+                <w:sz w:val="24"/>
+                <w:szCs w:val="24"/>
+              </w:rPr>
+            </w:pPr>
+            <w:r>
+              <w:rPr>
+                <w:sz w:val="24"/>
+                <w:szCs w:val="24"/>
+              </w:rPr>
+              <w:t xml:space="preserve">Define and set requirements clearly and use a </w:t>
+            </w:r>
+            <w:r>
+              <w:rPr>
+                <w:sz w:val="24"/>
+                <w:szCs w:val="24"/>
+              </w:rPr>
+              <w:t>top-down</w:t>
+            </w:r>
+            <w:r>
+              <w:rPr>
+                <w:sz w:val="24"/>
+                <w:szCs w:val="24"/>
+              </w:rPr>
+              <w:t xml:space="preserve"> </w:t>
+            </w:r>
+            <w:r>
+              <w:rPr>
+                <w:sz w:val="24"/>
+                <w:szCs w:val="24"/>
+              </w:rPr>
+              <w:lastRenderedPageBreak/>
+              <w:t>approach when planning.</w:t>
+            </w:r>
+          </w:p>
+        </w:tc>
+      </w:tr>
+      <w:tr>
+        <w:tc>
+          <w:tcPr>
+            <w:tcW w:w="2254" w:type="dxa"/>
+          </w:tcPr>
+          <w:p>
+            <w:pPr>
+              <w:rPr>
+                <w:sz w:val="24"/>
+                <w:szCs w:val="24"/>
+              </w:rPr>
+            </w:pPr>
+            <w:r>
+              <w:rPr>
+                <w:sz w:val="24"/>
+                <w:szCs w:val="24"/>
+              </w:rPr>
+              <w:lastRenderedPageBreak/>
+              <w:t>Schedule delays</w:t>
+            </w:r>
+          </w:p>
+        </w:tc>
+        <w:tc>
+          <w:tcPr>
+            <w:tcW w:w="2254" w:type="dxa"/>
+          </w:tcPr>
+          <w:p>
+            <w:pPr>
+              <w:rPr>
+                <w:sz w:val="24"/>
+                <w:szCs w:val="24"/>
+              </w:rPr>
+            </w:pPr>
+            <w:r>
+              <w:rPr>
+                <w:sz w:val="24"/>
+                <w:szCs w:val="24"/>
+              </w:rPr>
+              <w:t>Medium</w:t>
+            </w:r>
+          </w:p>
+        </w:tc>
+        <w:tc>
+          <w:tcPr>
+            <w:tcW w:w="2254" w:type="dxa"/>
+          </w:tcPr>
+          <w:p>
+            <w:pPr>
+              <w:rPr>
+                <w:sz w:val="24"/>
+                <w:szCs w:val="24"/>
+              </w:rPr>
+            </w:pPr>
+            <w:r>
+              <w:rPr>
+                <w:sz w:val="24"/>
+                <w:szCs w:val="24"/>
+              </w:rPr>
+              <w:t>High</w:t>
+            </w:r>
+          </w:p>
+        </w:tc>
+        <w:tc>
+          <w:tcPr>
+            <w:tcW w:w="2254" w:type="dxa"/>
+          </w:tcPr>
+          <w:p>
+            <w:pPr>
+              <w:rPr>
+                <w:sz w:val="24"/>
+                <w:szCs w:val="24"/>
+              </w:rPr>
+            </w:pPr>
+            <w:r>
+              <w:rPr>
+                <w:sz w:val="24"/>
+                <w:szCs w:val="24"/>
+              </w:rPr>
+              <w:t>Use realistic timelines and track progress with milestones and regularly check progress.</w:t>
+            </w:r>
+          </w:p>
+        </w:tc>
+      </w:tr>
+      <w:tr>
+        <w:tc>
+          <w:tcPr>
+            <w:tcW w:w="2254" w:type="dxa"/>
+          </w:tcPr>
+          <w:p>
+            <w:pPr>
+              <w:rPr>
+                <w:sz w:val="24"/>
+                <w:szCs w:val="24"/>
+              </w:rPr>
+            </w:pPr>
+            <w:r>
+              <w:rPr>
+                <w:sz w:val="24"/>
+                <w:szCs w:val="24"/>
+              </w:rPr>
+              <w:t>Lack of skilled resources</w:t>
+            </w:r>
+          </w:p>
+        </w:tc>
+        <w:tc>
+          <w:tcPr>
+            <w:tcW w:w="2254" w:type="dxa"/>
+          </w:tcPr>
+          <w:p>
+            <w:pPr>
+              <w:rPr>
+                <w:sz w:val="24"/>
+                <w:szCs w:val="24"/>
+              </w:rPr>
+            </w:pPr>
+            <w:r>
+              <w:rPr>
+                <w:sz w:val="24"/>
+                <w:szCs w:val="24"/>
+              </w:rPr>
+              <w:t>Medium</w:t>
+            </w:r>
+          </w:p>
+        </w:tc>
+        <w:tc>
+          <w:tcPr>
+            <w:tcW w:w="2254" w:type="dxa"/>
+          </w:tcPr>
+          <w:p>
+            <w:pPr>
+              <w:rPr>
+                <w:sz w:val="24"/>
+                <w:szCs w:val="24"/>
+              </w:rPr>
+            </w:pPr>
+            <w:r>
+              <w:rPr>
+                <w:sz w:val="24"/>
+                <w:szCs w:val="24"/>
+              </w:rPr>
+              <w:t>High</w:t>
+            </w:r>
+          </w:p>
+        </w:tc>
+        <w:tc>
+          <w:tcPr>
+            <w:tcW w:w="2254" w:type="dxa"/>
+          </w:tcPr>
+          <w:p>
+            <w:pPr>
+              <w:rPr>
+                <w:sz w:val="24"/>
+                <w:szCs w:val="24"/>
+              </w:rPr>
+            </w:pPr>
+            <w:r>
+              <w:rPr>
+                <w:sz w:val="24"/>
+                <w:szCs w:val="24"/>
+              </w:rPr>
+              <w:t>Hire experts for the job and use resources that help with knowledge sharing and documentation</w:t>
+            </w:r>
+          </w:p>
+        </w:tc>
+      </w:tr>
+      <w:tr>
+        <w:tc>
+          <w:tcPr>
+            <w:tcW w:w="2254" w:type="dxa"/>
+          </w:tcPr>
+          <w:p>
+            <w:pPr>
+              <w:rPr>
+                <w:sz w:val="24"/>
+                <w:szCs w:val="24"/>
+              </w:rPr>
+            </w:pPr>
+            <w:r>
+              <w:rPr>
+                <w:sz w:val="24"/>
+                <w:szCs w:val="24"/>
+              </w:rPr>
+              <w:t>Data corruption</w:t>
+            </w:r>
+          </w:p>
+        </w:tc>
+        <w:tc>
+          <w:tcPr>
+            <w:tcW w:w="2254" w:type="dxa"/>
+          </w:tcPr>
+          <w:p>
+            <w:pPr>
+              <w:rPr>
+                <w:sz w:val="24"/>
+                <w:szCs w:val="24"/>
+              </w:rPr>
+            </w:pPr>
+            <w:r>
+              <w:rPr>
+                <w:sz w:val="24"/>
+                <w:szCs w:val="24"/>
+              </w:rPr>
+              <w:t>Low</w:t>
+            </w:r>
+          </w:p>
+        </w:tc>
+        <w:tc>
+          <w:tcPr>
+            <w:tcW w:w="2254" w:type="dxa"/>
+          </w:tcPr>
+          <w:p>
+            <w:pPr>
+              <w:rPr>
+                <w:sz w:val="24"/>
+                <w:szCs w:val="24"/>
+              </w:rPr>
+            </w:pPr>
+            <w:r>
+              <w:rPr>
+                <w:sz w:val="24"/>
+                <w:szCs w:val="24"/>
+              </w:rPr>
+              <w:t>High</w:t>
+            </w:r>
+          </w:p>
+        </w:tc>
+        <w:tc>
+          <w:tcPr>
+            <w:tcW w:w="2254" w:type="dxa"/>
+          </w:tcPr>
+          <w:p>
+            <w:pPr>
+              <w:rPr>
+                <w:sz w:val="24"/>
+                <w:szCs w:val="24"/>
+              </w:rPr>
+            </w:pPr>
+            <w:r>
+              <w:rPr>
+                <w:sz w:val="24"/>
+                <w:szCs w:val="24"/>
+              </w:rPr>
+              <w:t>Create regular backups, validation checks</w:t>
+            </w:r>
+          </w:p>
+        </w:tc>
+      </w:tr>
+      <w:tr>
+        <w:tc>
+          <w:tcPr>
+            <w:tcW w:w="2254" w:type="dxa"/>
+          </w:tcPr>
+          <w:p>
+            <w:pPr>
+              <w:rPr>
+                <w:sz w:val="24"/>
+                <w:szCs w:val="24"/>
+              </w:rPr>
+            </w:pPr>
+            <w:r>
+              <w:rPr>
+                <w:sz w:val="24"/>
+                <w:szCs w:val="24"/>
+              </w:rPr>
+              <w:t>Scalability issues</w:t>
+            </w:r>
+          </w:p>
+        </w:tc>
+        <w:tc>
+          <w:tcPr>
+            <w:tcW w:w="2254" w:type="dxa"/>
+          </w:tcPr>
+          <w:p>
+            <w:pPr>
+              <w:rPr>
+                <w:sz w:val="24"/>
+                <w:szCs w:val="24"/>
+              </w:rPr>
+            </w:pPr>
+            <w:r>
+              <w:rPr>
+                <w:sz w:val="24"/>
+                <w:szCs w:val="24"/>
+              </w:rPr>
+              <w:t>Medium</w:t>
+            </w:r>
+          </w:p>
+        </w:tc>
+        <w:tc>
+          <w:tcPr>
+            <w:tcW w:w="2254" w:type="dxa"/>
+          </w:tcPr>
+          <w:p>
+            <w:pPr>
+              <w:rPr>
+                <w:sz w:val="24"/>
+                <w:szCs w:val="24"/>
+              </w:rPr>
+            </w:pPr>
+            <w:r>
+              <w:rPr>
+                <w:sz w:val="24"/>
+                <w:szCs w:val="24"/>
+              </w:rPr>
+              <w:t>Medium</w:t>
+            </w:r>
+          </w:p>
+        </w:tc>
+        <w:tc>
+          <w:tcPr>
+            <w:tcW w:w="2254" w:type="dxa"/>
+          </w:tcPr>
+          <w:p>
+            <w:pPr>
+              <w:rPr>
+                <w:sz w:val="24"/>
+                <w:szCs w:val="24"/>
+              </w:rPr>
+            </w:pPr>
+            <w:r>
+              <w:rPr>
+                <w:sz w:val="24"/>
+                <w:szCs w:val="24"/>
+              </w:rPr>
+              <w:t>Implement load testing, auto-scaling into plan, and have fall back procedures in case of failures</w:t>
+            </w:r>
+          </w:p>
+        </w:tc>
+      </w:tr>
+      <w:tr>
+        <w:tc>
+          <w:tcPr>
+            <w:tcW w:w="2254" w:type="dxa"/>
+          </w:tcPr>
+          <w:p>
+            <w:pPr>
+              <w:rPr>
+                <w:sz w:val="24"/>
+                <w:szCs w:val="24"/>
+              </w:rPr>
+            </w:pPr>
+            <w:r>
+              <w:rPr>
+                <w:sz w:val="24"/>
+                <w:szCs w:val="24"/>
+              </w:rPr>
+              <w:t>Integration Failures</w:t>
+            </w:r>
+          </w:p>
+        </w:tc>
+        <w:tc>
+          <w:tcPr>
+            <w:tcW w:w="2254" w:type="dxa"/>
+          </w:tcPr>
+          <w:p>
+            <w:pPr>
+              <w:rPr>
+                <w:sz w:val="24"/>
+                <w:szCs w:val="24"/>
+              </w:rPr>
+            </w:pPr>
+            <w:r>
+              <w:rPr>
+                <w:sz w:val="24"/>
+                <w:szCs w:val="24"/>
+              </w:rPr>
+              <w:t>Medium</w:t>
+            </w:r>
+          </w:p>
+        </w:tc>
+        <w:tc>
+          <w:tcPr>
+            <w:tcW w:w="2254" w:type="dxa"/>
+          </w:tcPr>
+          <w:p>
+            <w:pPr>
+              <w:rPr>
+                <w:sz w:val="24"/>
+                <w:szCs w:val="24"/>
+              </w:rPr>
+            </w:pPr>
+            <w:r>
+              <w:rPr>
+                <w:sz w:val="24"/>
+                <w:szCs w:val="24"/>
+              </w:rPr>
+              <w:t>High</w:t>
+            </w:r>
+          </w:p>
+        </w:tc>
+        <w:tc>
+          <w:tcPr>
+            <w:tcW w:w="2254" w:type="dxa"/>
+          </w:tcPr>
+          <w:p>
+            <w:pPr>
+              <w:rPr>
+                <w:sz w:val="24"/>
+                <w:szCs w:val="24"/>
+              </w:rPr>
+            </w:pPr>
+            <w:r>
+              <w:rPr>
+                <w:sz w:val="24"/>
+                <w:szCs w:val="24"/>
+              </w:rPr>
+              <w:t>Test integrations and implement fall back procedures</w:t>
+            </w:r>
+          </w:p>
+        </w:tc>
+      </w:tr>
+      <w:tr>
+        <w:tc>
+          <w:tcPr>
+            <w:tcW w:w="2254" w:type="dxa"/>
+          </w:tcPr>
+          <w:p>
+            <w:pPr>
+              <w:rPr>
+                <w:sz w:val="24"/>
+                <w:szCs w:val="24"/>
+              </w:rPr>
+            </w:pPr>
+            <w:r>
+              <w:rPr>
+                <w:sz w:val="24"/>
+                <w:szCs w:val="24"/>
+              </w:rPr>
+              <w:t>DDOS attacks</w:t>
+            </w:r>
+          </w:p>
+        </w:tc>
+        <w:tc>
+          <w:tcPr>
+            <w:tcW w:w="2254" w:type="dxa"/>
+          </w:tcPr>
+          <w:p>
+            <w:pPr>
+              <w:rPr>
+                <w:sz w:val="24"/>
+                <w:szCs w:val="24"/>
+              </w:rPr>
+            </w:pPr>
+            <w:r>
+              <w:rPr>
+                <w:sz w:val="24"/>
+                <w:szCs w:val="24"/>
+              </w:rPr>
+              <w:t>Low</w:t>
+            </w:r>
+          </w:p>
+        </w:tc>
+        <w:tc>
+          <w:tcPr>
+            <w:tcW w:w="2254" w:type="dxa"/>
+          </w:tcPr>
+          <w:p>
+            <w:pPr>
+              <w:rPr>
+                <w:sz w:val="24"/>
+                <w:szCs w:val="24"/>
+              </w:rPr>
+            </w:pPr>
+            <w:r>
+              <w:rPr>
+                <w:sz w:val="24"/>
+                <w:szCs w:val="24"/>
+              </w:rPr>
+              <w:t>High</w:t>
+            </w:r>
+          </w:p>
+        </w:tc>
+        <w:tc>
+          <w:tcPr>
+            <w:tcW w:w="2254" w:type="dxa"/>
+          </w:tcPr>
+          <w:p>
+            <w:pPr>
+              <w:rPr>
+                <w:sz w:val="24"/>
+                <w:szCs w:val="24"/>
+              </w:rPr>
+            </w:pPr>
+            <w:r>
+              <w:rPr>
+                <w:sz w:val="24"/>
+                <w:szCs w:val="24"/>
+              </w:rPr>
+              <w:t>Use rate limitations, cloud protection services</w:t>
+            </w:r>
+          </w:p>
+        </w:tc>
+      </w:tr>
+      <w:tr>
+        <w:tc>
+          <w:tcPr>
+            <w:tcW w:w="2254" w:type="dxa"/>
+          </w:tcPr>
+          <w:p>
+            <w:pPr>
+              <w:rPr>
+                <w:sz w:val="24"/>
+                <w:szCs w:val="24"/>
+              </w:rPr>
+            </w:pPr>
+            <w:r>
+              <w:rPr>
+                <w:sz w:val="24"/>
+                <w:szCs w:val="24"/>
+              </w:rPr>
+              <w:t>Server outages</w:t>
+            </w:r>
+          </w:p>
+        </w:tc>
+        <w:tc>
+          <w:tcPr>
+            <w:tcW w:w="2254" w:type="dxa"/>
+          </w:tcPr>
+          <w:p>
+            <w:pPr>
+              <w:rPr>
+                <w:sz w:val="24"/>
+                <w:szCs w:val="24"/>
+              </w:rPr>
+            </w:pPr>
+            <w:r>
+              <w:rPr>
+                <w:sz w:val="24"/>
+                <w:szCs w:val="24"/>
+              </w:rPr>
+              <w:t>Low</w:t>
+            </w:r>
+          </w:p>
+        </w:tc>
+        <w:tc>
+          <w:tcPr>
+            <w:tcW w:w="2254" w:type="dxa"/>
+          </w:tcPr>
+          <w:p>
+            <w:pPr>
+              <w:rPr>
+                <w:sz w:val="24"/>
+                <w:szCs w:val="24"/>
+              </w:rPr>
+            </w:pPr>
+            <w:r>
+              <w:rPr>
+                <w:sz w:val="24"/>
+                <w:szCs w:val="24"/>
+              </w:rPr>
+              <w:t>High</w:t>
+            </w:r>
+          </w:p>
+        </w:tc>
+        <w:tc>
+          <w:tcPr>
+            <w:tcW w:w="2254" w:type="dxa"/>
+          </w:tcPr>
+          <w:p>
+            <w:pPr>
+              <w:rPr>
+                <w:sz w:val="24"/>
+                <w:szCs w:val="24"/>
+              </w:rPr>
+            </w:pPr>
+            <w:r>
+              <w:rPr>
+                <w:sz w:val="24"/>
+                <w:szCs w:val="24"/>
+              </w:rPr>
+              <w:t xml:space="preserve">Use redundancy fail over services. Disaster recovery plans </w:t>
+            </w:r>
+          </w:p>
+        </w:tc>
+      </w:tr>
+      <w:tr>
+        <w:tc>
+          <w:tcPr>
+            <w:tcW w:w="2254" w:type="dxa"/>
+          </w:tcPr>
+          <w:p>
+            <w:pPr>
+              <w:rPr>
+                <w:sz w:val="24"/>
+                <w:szCs w:val="24"/>
+              </w:rPr>
+            </w:pPr>
+            <w:r>
+              <w:rPr>
+                <w:sz w:val="24"/>
+                <w:szCs w:val="24"/>
+              </w:rPr>
+              <w:t>Broken functionality after update</w:t>
+            </w:r>
+          </w:p>
+        </w:tc>
+        <w:tc>
+          <w:tcPr>
+            <w:tcW w:w="2254" w:type="dxa"/>
+          </w:tcPr>
+          <w:p>
+            <w:pPr>
+              <w:rPr>
+                <w:sz w:val="24"/>
+                <w:szCs w:val="24"/>
+              </w:rPr>
+            </w:pPr>
+            <w:r>
+              <w:rPr>
+                <w:sz w:val="24"/>
+                <w:szCs w:val="24"/>
+              </w:rPr>
+              <w:t>Medium</w:t>
+            </w:r>
+          </w:p>
+        </w:tc>
+        <w:tc>
+          <w:tcPr>
+            <w:tcW w:w="2254" w:type="dxa"/>
+          </w:tcPr>
+          <w:p>
+            <w:pPr>
+              <w:rPr>
+                <w:sz w:val="24"/>
+                <w:szCs w:val="24"/>
+              </w:rPr>
+            </w:pPr>
+            <w:r>
+              <w:rPr>
+                <w:sz w:val="24"/>
+                <w:szCs w:val="24"/>
+              </w:rPr>
+              <w:t>High</w:t>
+            </w:r>
+          </w:p>
+        </w:tc>
+        <w:tc>
+          <w:tcPr>
+            <w:tcW w:w="2254" w:type="dxa"/>
+          </w:tcPr>
+          <w:tbl>
+            <w:tblPr>
+              <w:tblW w:w="0" w:type="auto"/>
+              <w:tblCellSpacing w:w="15" w:type="dxa"/>
+              <w:tblCellMar>
+                <w:top w:w="15" w:type="dxa"/>
+                <w:left w:w="15" w:type="dxa"/>
+                <w:bottom w:w="15" w:type="dxa"/>
+                <w:right w:w="15" w:type="dxa"/>
+              </w:tblCellMar>
+              <w:tblLook w:val="04A0" w:firstRow="1" w:lastRow="0" w:firstColumn="1" w:lastColumn="0" w:noHBand="0" w:noVBand="1"/>
+            </w:tblPr>
+            <w:tblGrid>
+              <w:gridCol w:w="96"/>
+            </w:tblGrid>
+            <w:tr>
+              <w:trPr>
+                <w:tblCellSpacing w:w="15" w:type="dxa"/>
+              </w:trPr>
+              <w:tc>
+                <w:tcPr>
+                  <w:tcW w:w="0" w:type="auto"/>
+                  <w:vAlign w:val="center"/>
+                  <w:hideMark/>
+                </w:tcPr>
+                <w:p>
+                  <w:pPr>
+                    <w:spacing w:after="0" w:line="240" w:lineRule="auto"/>
+                    <w:rPr>
+                      <w:sz w:val="24"/>
+                      <w:szCs w:val="24"/>
+                    </w:rPr>
+                  </w:pPr>
+                </w:p>
+              </w:tc>
+            </w:tr>
+          </w:tbl>
+          <w:p>
+            <w:pPr>
+              <w:rPr>
+                <w:vanish/>
+                <w:sz w:val="24"/>
+                <w:szCs w:val="24"/>
+              </w:rPr>
+            </w:pPr>
+          </w:p>
+          <w:tbl>
+            <w:tblPr>
+              <w:tblW w:w="0" w:type="auto"/>
+              <w:tblCellSpacing w:w="15" w:type="dxa"/>
+              <w:tblCellMar>
+                <w:top w:w="15" w:type="dxa"/>
+                <w:left w:w="15" w:type="dxa"/>
+                <w:bottom w:w="15" w:type="dxa"/>
+                <w:right w:w="15" w:type="dxa"/>
+              </w:tblCellMar>
+              <w:tblLook w:val="04A0" w:firstRow="1" w:lastRow="0" w:firstColumn="1" w:lastColumn="0" w:noHBand="0" w:noVBand="1"/>
+            </w:tblPr>
+            <w:tblGrid>
+              <w:gridCol w:w="2038"/>
+            </w:tblGrid>
+            <w:tr>
+              <w:trPr>
+                <w:tblCellSpacing w:w="15" w:type="dxa"/>
+              </w:trPr>
+              <w:tc>
+                <w:tcPr>
+                  <w:tcW w:w="0" w:type="auto"/>
+                  <w:vAlign w:val="center"/>
+                  <w:hideMark/>
+                </w:tcPr>
+                <w:p>
+                  <w:pPr>
+                    <w:spacing w:after="0" w:line="240" w:lineRule="auto"/>
+                    <w:rPr>
+                      <w:sz w:val="24"/>
+                      <w:szCs w:val="24"/>
+                    </w:rPr>
+                  </w:pPr>
+                  <w:r>
+                    <w:rPr>
+                      <w:sz w:val="24"/>
+                      <w:szCs w:val="24"/>
+                    </w:rPr>
+                    <w:t>Automated testing, staging environment, rollback plan, code reviews</w:t>
+                  </w:r>
+                </w:p>
+              </w:tc>
+            </w:tr>
+          </w:tbl>
+          <w:p>
+            <w:pPr>
+              <w:rPr>
+                <w:sz w:val="24"/>
+                <w:szCs w:val="24"/>
+              </w:rPr>
+            </w:pPr>
+          </w:p>
+        </w:tc>
+      </w:tr>
+      <w:tr>
+        <w:tc>
+          <w:tcPr>
+            <w:tcW w:w="2254" w:type="dxa"/>
+          </w:tcPr>
+          <w:p>
+            <w:pPr>
+              <w:rPr>
+                <w:sz w:val="24"/>
+                <w:szCs w:val="24"/>
+              </w:rPr>
+            </w:pPr>
+            <w:r>
+              <w:rPr>
+                <w:sz w:val="24"/>
+                <w:szCs w:val="24"/>
+              </w:rPr>
+              <w:t>Order editor not working</w:t>
+            </w:r>
+          </w:p>
+        </w:tc>
+        <w:tc>
+          <w:tcPr>
+            <w:tcW w:w="2254" w:type="dxa"/>
+          </w:tcPr>
+          <w:p>
+            <w:pPr>
+              <w:rPr>
+                <w:sz w:val="24"/>
+                <w:szCs w:val="24"/>
+              </w:rPr>
+            </w:pPr>
+          </w:p>
+        </w:tc>
+        <w:tc>
+          <w:tcPr>
+            <w:tcW w:w="2254" w:type="dxa"/>
+          </w:tcPr>
+          <w:p>
+            <w:pPr>
+              <w:rPr>
+                <w:sz w:val="24"/>
+                <w:szCs w:val="24"/>
+              </w:rPr>
+            </w:pPr>
+          </w:p>
+        </w:tc>
+        <w:tc>
+          <w:tcPr>
+            <w:tcW w:w="2254" w:type="dxa"/>
+          </w:tcPr>
+          <w:p>
+            <w:pPr>
+              <w:rPr>
+                <w:sz w:val="24"/>
+                <w:szCs w:val="24"/>
+              </w:rPr>
+            </w:pPr>
+          </w:p>
+        </w:tc>
+      </w:tr>
+      <w:tr>
+        <w:tc>
+          <w:tcPr>
+            <w:tcW w:w="2254" w:type="dxa"/>
+          </w:tcPr>
+          <w:p>
+            <w:pPr>
+              <w:rPr>
+                <w:sz w:val="24"/>
+                <w:szCs w:val="24"/>
+              </w:rPr>
+            </w:pPr>
+            <w:r>
+              <w:rPr>
+                <w:sz w:val="24"/>
+                <w:szCs w:val="24"/>
+              </w:rPr>
+              <w:t>Product Stock count being wrong</w:t>
+            </w:r>
+          </w:p>
+        </w:tc>
+        <w:tc>
+          <w:tcPr>
+            <w:tcW w:w="2254" w:type="dxa"/>
+          </w:tcPr>
+          <w:p>
+            <w:pPr>
+              <w:rPr>
+                <w:sz w:val="24"/>
+                <w:szCs w:val="24"/>
+              </w:rPr>
+            </w:pPr>
+          </w:p>
+        </w:tc>
+        <w:tc>
+          <w:tcPr>
+            <w:tcW w:w="2254" w:type="dxa"/>
+          </w:tcPr>
+          <w:p>
+            <w:pPr>
+              <w:rPr>
+                <w:sz w:val="24"/>
+                <w:szCs w:val="24"/>
+              </w:rPr>
+            </w:pPr>
+          </w:p>
+        </w:tc>
+        <w:tc>
+          <w:tcPr>
+            <w:tcW w:w="2254" w:type="dxa"/>
+          </w:tcPr>
+          <w:p>
+            <w:pPr>
+              <w:rPr>
+                <w:sz w:val="24"/>
+                <w:szCs w:val="24"/>
+              </w:rPr>
+            </w:pPr>
+          </w:p>
+        </w:tc>
+      </w:tr>
+      <w:tr>
+        <w:tc>
+          <w:tcPr>
+            <w:tcW w:w="2254" w:type="dxa"/>
+          </w:tcPr>
+          <w:p>
+            <w:pPr>
+              <w:rPr>
+                <w:sz w:val="24"/>
+                <w:szCs w:val="24"/>
+              </w:rPr>
+            </w:pPr>
+            <w:r>
+              <w:rPr>
+                <w:sz w:val="24"/>
+                <w:szCs w:val="24"/>
+              </w:rPr>
+              <w:t>Producers not being able to view Orders</w:t>
+            </w:r>
+          </w:p>
+        </w:tc>
+        <w:tc>
+          <w:tcPr>
+            <w:tcW w:w="2254" w:type="dxa"/>
+          </w:tcPr>
+          <w:p>
+            <w:pPr>
+              <w:rPr>
+                <w:sz w:val="24"/>
+                <w:szCs w:val="24"/>
+              </w:rPr>
+            </w:pPr>
+          </w:p>
+        </w:tc>
+        <w:tc>
+          <w:tcPr>
+            <w:tcW w:w="2254" w:type="dxa"/>
+          </w:tcPr>
+          <w:p>
+            <w:pPr>
+              <w:rPr>
+                <w:sz w:val="24"/>
+                <w:szCs w:val="24"/>
+              </w:rPr>
+            </w:pPr>
+          </w:p>
+        </w:tc>
+        <w:tc>
+          <w:tcPr>
+            <w:tcW w:w="2254" w:type="dxa"/>
+          </w:tcPr>
+          <w:p>
+            <w:pPr>
+              <w:rPr>
+                <w:sz w:val="24"/>
+                <w:szCs w:val="24"/>
+              </w:rPr>
+            </w:pPr>
+          </w:p>
+        </w:tc>
+      </w:tr>
+    </w:tbl>
+    <w:p/>
+    <w:p>
+      <w:pPr>
+        <w:pStyle w:val="Heading1"/>
+        <w:rPr>
+          <w:b/>
+          <w:bCs/>
+        </w:rPr>
+      </w:pPr>
+      <w:bookmarkStart w:id="30" w:name="_Toc224033359"/>
+      <w:r>
+        <w:rPr>
+          <w:b/>
+          <w:bCs/>
+        </w:rPr>
+        <w:lastRenderedPageBreak/>
+        <w:t>Legal Consideration</w:t>
+      </w:r>
+      <w:bookmarkEnd w:id="30"/>
+    </w:p>
+    <w:p>
+      <w:pPr>
+        <w:rPr>
+          <w:b/>
+          <w:bCs/>
+          <w:color w:val="FF0000"/>
+          <w:sz w:val="40"/>
+          <w:szCs w:val="40"/>
+        </w:rPr>
+      </w:pPr>
+      <w:r>
+        <w:rPr>
+          <w:b/>
+          <w:bCs/>
+          <w:color w:val="FF0000"/>
+          <w:sz w:val="40"/>
+          <w:szCs w:val="40"/>
+        </w:rPr>
+        <w:t xml:space="preserve">DO YOUR </w:t>
+      </w:r>
+      <w:r>
+        <w:rPr>
+          <w:b/>
+          <w:bCs/>
+          <w:color w:val="FF0000"/>
+          <w:sz w:val="40"/>
+          <w:szCs w:val="40"/>
+        </w:rPr>
+        <w:t>LEGAL CONSIDERATIONS</w:t>
+      </w:r>
+    </w:p>
+    <w:p/>
+    <w:p>
+      <w:pPr>
+        <w:pStyle w:val="Heading1"/>
+        <w:rPr>
+          <w:b/>
+          <w:bCs/>
+        </w:rPr>
+      </w:pPr>
+      <w:bookmarkStart w:id="31" w:name="_Toc224033360"/>
+      <w:r>
+        <w:rPr>
+          <w:b/>
+          <w:bCs/>
+        </w:rPr>
+        <w:t>UI Consideration</w:t>
+      </w:r>
+      <w:bookmarkEnd w:id="31"/>
+    </w:p>
+    <w:p>
+      <w:pPr>
+        <w:rPr>
+          <w:b/>
+          <w:bCs/>
+          <w:color w:val="FF0000"/>
+          <w:sz w:val="40"/>
+          <w:szCs w:val="40"/>
+        </w:rPr>
+      </w:pPr>
+      <w:r>
+        <w:rPr>
+          <w:b/>
+          <w:bCs/>
+          <w:color w:val="FF0000"/>
+          <w:sz w:val="40"/>
+          <w:szCs w:val="40"/>
+        </w:rPr>
+        <w:t xml:space="preserve">DO YOUR </w:t>
+      </w:r>
+      <w:r>
+        <w:rPr>
+          <w:b/>
+          <w:bCs/>
+          <w:color w:val="FF0000"/>
+          <w:sz w:val="40"/>
+          <w:szCs w:val="40"/>
+        </w:rPr>
+        <w:t>UI CONSIDERATIONS</w:t>
+      </w:r>
+    </w:p>
     <w:p/>
     <w:sectPr>
       <w:pgSz w:w="11906" w:h="16838"/>
@@ -3638,7 +11440,7 @@
   <w:abstractNum w:abstractNumId="0" w15:restartNumberingAfterBreak="0">
     <w:nsid w:val="069D5F21"/>
     <w:multiLevelType w:val="hybridMultilevel"/>
-    <w:tmpl w:val="9886E2B6"/>
+    <w:tmpl w:val="0B1A44DA"/>
     <w:lvl w:ilvl="0" w:tplc="08090001">
       <w:start w:val="1"/>
       <w:numFmt w:val="bullet"/>
@@ -3975,6 +11777,264 @@
     </w:lvl>
   </w:abstractNum>
   <w:abstractNum w:abstractNumId="3" w15:restartNumberingAfterBreak="0">
+    <w:nsid w:val="25EC76E3"/>
+    <w:multiLevelType w:val="hybridMultilevel"/>
+    <w:tmpl w:val="4D041798"/>
+    <w:lvl w:ilvl="0" w:tplc="0809000F">
+      <w:start w:val="1"/>
+      <w:numFmt w:val="decimal"/>
+      <w:lvlText w:val="%1."/>
+      <w:lvlJc w:val="left"/>
+      <w:pPr>
+        <w:ind w:left="720" w:hanging="360"/>
+      </w:pPr>
+    </w:lvl>
+    <w:lvl w:ilvl="1" w:tplc="08090019" w:tentative="1">
+      <w:start w:val="1"/>
+      <w:numFmt w:val="lowerLetter"/>
+      <w:lvlText w:val="%2."/>
+      <w:lvlJc w:val="left"/>
+      <w:pPr>
+        <w:ind w:left="1440" w:hanging="360"/>
+      </w:pPr>
+    </w:lvl>
+    <w:lvl w:ilvl="2" w:tplc="0809001B" w:tentative="1">
+      <w:start w:val="1"/>
+      <w:numFmt w:val="lowerRoman"/>
+      <w:lvlText w:val="%3."/>
+      <w:lvlJc w:val="right"/>
+      <w:pPr>
+        <w:ind w:left="2160" w:hanging="180"/>
+      </w:pPr>
+    </w:lvl>
+    <w:lvl w:ilvl="3" w:tplc="0809000F" w:tentative="1">
+      <w:start w:val="1"/>
+      <w:numFmt w:val="decimal"/>
+      <w:lvlText w:val="%4."/>
+      <w:lvlJc w:val="left"/>
+      <w:pPr>
+        <w:ind w:left="2880" w:hanging="360"/>
+      </w:pPr>
+    </w:lvl>
+    <w:lvl w:ilvl="4" w:tplc="08090019" w:tentative="1">
+      <w:start w:val="1"/>
+      <w:numFmt w:val="lowerLetter"/>
+      <w:lvlText w:val="%5."/>
+      <w:lvlJc w:val="left"/>
+      <w:pPr>
+        <w:ind w:left="3600" w:hanging="360"/>
+      </w:pPr>
+    </w:lvl>
+    <w:lvl w:ilvl="5" w:tplc="0809001B" w:tentative="1">
+      <w:start w:val="1"/>
+      <w:numFmt w:val="lowerRoman"/>
+      <w:lvlText w:val="%6."/>
+      <w:lvlJc w:val="right"/>
+      <w:pPr>
+        <w:ind w:left="4320" w:hanging="180"/>
+      </w:pPr>
+    </w:lvl>
+    <w:lvl w:ilvl="6" w:tplc="0809000F" w:tentative="1">
+      <w:start w:val="1"/>
+      <w:numFmt w:val="decimal"/>
+      <w:lvlText w:val="%7."/>
+      <w:lvlJc w:val="left"/>
+      <w:pPr>
+        <w:ind w:left="5040" w:hanging="360"/>
+      </w:pPr>
+    </w:lvl>
+    <w:lvl w:ilvl="7" w:tplc="08090019" w:tentative="1">
+      <w:start w:val="1"/>
+      <w:numFmt w:val="lowerLetter"/>
+      <w:lvlText w:val="%8."/>
+      <w:lvlJc w:val="left"/>
+      <w:pPr>
+        <w:ind w:left="5760" w:hanging="360"/>
+      </w:pPr>
+    </w:lvl>
+    <w:lvl w:ilvl="8" w:tplc="0809001B" w:tentative="1">
+      <w:start w:val="1"/>
+      <w:numFmt w:val="lowerRoman"/>
+      <w:lvlText w:val="%9."/>
+      <w:lvlJc w:val="right"/>
+      <w:pPr>
+        <w:ind w:left="6480" w:hanging="180"/>
+      </w:pPr>
+    </w:lvl>
+  </w:abstractNum>
+  <w:abstractNum w:abstractNumId="4" w15:restartNumberingAfterBreak="0">
+    <w:nsid w:val="26C03EB8"/>
+    <w:multiLevelType w:val="hybridMultilevel"/>
+    <w:tmpl w:val="A6F0B5B0"/>
+    <w:lvl w:ilvl="0" w:tplc="0809000F">
+      <w:start w:val="1"/>
+      <w:numFmt w:val="decimal"/>
+      <w:lvlText w:val="%1."/>
+      <w:lvlJc w:val="left"/>
+      <w:pPr>
+        <w:ind w:left="720" w:hanging="360"/>
+      </w:pPr>
+    </w:lvl>
+    <w:lvl w:ilvl="1" w:tplc="08090019" w:tentative="1">
+      <w:start w:val="1"/>
+      <w:numFmt w:val="lowerLetter"/>
+      <w:lvlText w:val="%2."/>
+      <w:lvlJc w:val="left"/>
+      <w:pPr>
+        <w:ind w:left="1440" w:hanging="360"/>
+      </w:pPr>
+    </w:lvl>
+    <w:lvl w:ilvl="2" w:tplc="0809001B" w:tentative="1">
+      <w:start w:val="1"/>
+      <w:numFmt w:val="lowerRoman"/>
+      <w:lvlText w:val="%3."/>
+      <w:lvlJc w:val="right"/>
+      <w:pPr>
+        <w:ind w:left="2160" w:hanging="180"/>
+      </w:pPr>
+    </w:lvl>
+    <w:lvl w:ilvl="3" w:tplc="0809000F" w:tentative="1">
+      <w:start w:val="1"/>
+      <w:numFmt w:val="decimal"/>
+      <w:lvlText w:val="%4."/>
+      <w:lvlJc w:val="left"/>
+      <w:pPr>
+        <w:ind w:left="2880" w:hanging="360"/>
+      </w:pPr>
+    </w:lvl>
+    <w:lvl w:ilvl="4" w:tplc="08090019" w:tentative="1">
+      <w:start w:val="1"/>
+      <w:numFmt w:val="lowerLetter"/>
+      <w:lvlText w:val="%5."/>
+      <w:lvlJc w:val="left"/>
+      <w:pPr>
+        <w:ind w:left="3600" w:hanging="360"/>
+      </w:pPr>
+    </w:lvl>
+    <w:lvl w:ilvl="5" w:tplc="0809001B" w:tentative="1">
+      <w:start w:val="1"/>
+      <w:numFmt w:val="lowerRoman"/>
+      <w:lvlText w:val="%6."/>
+      <w:lvlJc w:val="right"/>
+      <w:pPr>
+        <w:ind w:left="4320" w:hanging="180"/>
+      </w:pPr>
+    </w:lvl>
+    <w:lvl w:ilvl="6" w:tplc="0809000F" w:tentative="1">
+      <w:start w:val="1"/>
+      <w:numFmt w:val="decimal"/>
+      <w:lvlText w:val="%7."/>
+      <w:lvlJc w:val="left"/>
+      <w:pPr>
+        <w:ind w:left="5040" w:hanging="360"/>
+      </w:pPr>
+    </w:lvl>
+    <w:lvl w:ilvl="7" w:tplc="08090019" w:tentative="1">
+      <w:start w:val="1"/>
+      <w:numFmt w:val="lowerLetter"/>
+      <w:lvlText w:val="%8."/>
+      <w:lvlJc w:val="left"/>
+      <w:pPr>
+        <w:ind w:left="5760" w:hanging="360"/>
+      </w:pPr>
+    </w:lvl>
+    <w:lvl w:ilvl="8" w:tplc="0809001B" w:tentative="1">
+      <w:start w:val="1"/>
+      <w:numFmt w:val="lowerRoman"/>
+      <w:lvlText w:val="%9."/>
+      <w:lvlJc w:val="right"/>
+      <w:pPr>
+        <w:ind w:left="6480" w:hanging="180"/>
+      </w:pPr>
+    </w:lvl>
+  </w:abstractNum>
+  <w:abstractNum w:abstractNumId="5" w15:restartNumberingAfterBreak="0">
+    <w:nsid w:val="577C08E8"/>
+    <w:multiLevelType w:val="hybridMultilevel"/>
+    <w:tmpl w:val="A564742E"/>
+    <w:lvl w:ilvl="0" w:tplc="0809000F">
+      <w:start w:val="1"/>
+      <w:numFmt w:val="decimal"/>
+      <w:lvlText w:val="%1."/>
+      <w:lvlJc w:val="left"/>
+      <w:pPr>
+        <w:ind w:left="720" w:hanging="360"/>
+      </w:pPr>
+    </w:lvl>
+    <w:lvl w:ilvl="1" w:tplc="08090019" w:tentative="1">
+      <w:start w:val="1"/>
+      <w:numFmt w:val="lowerLetter"/>
+      <w:lvlText w:val="%2."/>
+      <w:lvlJc w:val="left"/>
+      <w:pPr>
+        <w:ind w:left="1440" w:hanging="360"/>
+      </w:pPr>
+    </w:lvl>
+    <w:lvl w:ilvl="2" w:tplc="0809001B" w:tentative="1">
+      <w:start w:val="1"/>
+      <w:numFmt w:val="lowerRoman"/>
+      <w:lvlText w:val="%3."/>
+      <w:lvlJc w:val="right"/>
+      <w:pPr>
+        <w:ind w:left="2160" w:hanging="180"/>
+      </w:pPr>
+    </w:lvl>
+    <w:lvl w:ilvl="3" w:tplc="0809000F" w:tentative="1">
+      <w:start w:val="1"/>
+      <w:numFmt w:val="decimal"/>
+      <w:lvlText w:val="%4."/>
+      <w:lvlJc w:val="left"/>
+      <w:pPr>
+        <w:ind w:left="2880" w:hanging="360"/>
+      </w:pPr>
+    </w:lvl>
+    <w:lvl w:ilvl="4" w:tplc="08090019" w:tentative="1">
+      <w:start w:val="1"/>
+      <w:numFmt w:val="lowerLetter"/>
+      <w:lvlText w:val="%5."/>
+      <w:lvlJc w:val="left"/>
+      <w:pPr>
+        <w:ind w:left="3600" w:hanging="360"/>
+      </w:pPr>
+    </w:lvl>
+    <w:lvl w:ilvl="5" w:tplc="0809001B" w:tentative="1">
+      <w:start w:val="1"/>
+      <w:numFmt w:val="lowerRoman"/>
+      <w:lvlText w:val="%6."/>
+      <w:lvlJc w:val="right"/>
+      <w:pPr>
+        <w:ind w:left="4320" w:hanging="180"/>
+      </w:pPr>
+    </w:lvl>
+    <w:lvl w:ilvl="6" w:tplc="0809000F" w:tentative="1">
+      <w:start w:val="1"/>
+      <w:numFmt w:val="decimal"/>
+      <w:lvlText w:val="%7."/>
+      <w:lvlJc w:val="left"/>
+      <w:pPr>
+        <w:ind w:left="5040" w:hanging="360"/>
+      </w:pPr>
+    </w:lvl>
+    <w:lvl w:ilvl="7" w:tplc="08090019" w:tentative="1">
+      <w:start w:val="1"/>
+      <w:numFmt w:val="lowerLetter"/>
+      <w:lvlText w:val="%8."/>
+      <w:lvlJc w:val="left"/>
+      <w:pPr>
+        <w:ind w:left="5760" w:hanging="360"/>
+      </w:pPr>
+    </w:lvl>
+    <w:lvl w:ilvl="8" w:tplc="0809001B" w:tentative="1">
+      <w:start w:val="1"/>
+      <w:numFmt w:val="lowerRoman"/>
+      <w:lvlText w:val="%9."/>
+      <w:lvlJc w:val="right"/>
+      <w:pPr>
+        <w:ind w:left="6480" w:hanging="180"/>
+      </w:pPr>
+    </w:lvl>
+  </w:abstractNum>
+  <w:abstractNum w:abstractNumId="6" w15:restartNumberingAfterBreak="0">
     <w:nsid w:val="6F015B97"/>
     <w:multiLevelType w:val="hybridMultilevel"/>
     <w:tmpl w:val="FA485D3E"/>
@@ -4088,7 +12148,7 @@
     </w:lvl>
   </w:abstractNum>
   <w:num w:numId="1">
-    <w:abstractNumId w:val="3"/>
+    <w:abstractNumId w:val="6"/>
   </w:num>
   <w:num w:numId="2">
     <w:abstractNumId w:val="1"/>
@@ -4098,6 +12158,15 @@
   </w:num>
   <w:num w:numId="4">
     <w:abstractNumId w:val="2"/>
+  </w:num>
+  <w:num w:numId="5">
+    <w:abstractNumId w:val="4"/>
+  </w:num>
+  <w:num w:numId="6">
+    <w:abstractNumId w:val="5"/>
+  </w:num>
+  <w:num w:numId="7">
+    <w:abstractNumId w:val="3"/>
   </w:num>
 </w:numbering>
 </file>

--- a/Task1_Proposal_722957_Adewuyi_A.docx
+++ b/Task1_Proposal_722957_Adewuyi_A.docx
@@ -904,7 +904,7 @@
           <w:r>
             <w:fldChar w:fldCharType="separate"/>
           </w:r>
-          <w:hyperlink w:anchor="_Toc224033333" w:history="1">
+          <w:hyperlink w:anchor="_Toc224299083" w:history="1">
             <w:r>
               <w:rPr>
                 <w:rStyle w:val="Hyperlink"/>
@@ -933,7 +933,7 @@
                 <w:noProof/>
                 <w:webHidden/>
               </w:rPr>
-              <w:instrText xml:space="preserve"> PAGEREF _Toc224033333 \h </w:instrText>
+              <w:instrText xml:space="preserve"> PAGEREF _Toc224299083 \h </w:instrText>
             </w:r>
             <w:r>
               <w:rPr>
@@ -953,7 +953,7 @@
                 <w:noProof/>
                 <w:webHidden/>
               </w:rPr>
-              <w:t>1</w:t>
+              <w:t>2</w:t>
             </w:r>
             <w:r>
               <w:rPr>
@@ -976,7 +976,7 @@
               <w:lang w:eastAsia="en-GB"/>
             </w:rPr>
           </w:pPr>
-          <w:hyperlink w:anchor="_Toc224033334" w:history="1">
+          <w:hyperlink w:anchor="_Toc224299084" w:history="1">
             <w:r>
               <w:rPr>
                 <w:rStyle w:val="Hyperlink"/>
@@ -1003,7 +1003,7 @@
                 <w:noProof/>
                 <w:webHidden/>
               </w:rPr>
-              <w:instrText xml:space="preserve"> PAGEREF _Toc224033334 \h </w:instrText>
+              <w:instrText xml:space="preserve"> PAGEREF _Toc224299084 \h </w:instrText>
             </w:r>
             <w:r>
               <w:rPr>
@@ -1023,7 +1023,7 @@
                 <w:noProof/>
                 <w:webHidden/>
               </w:rPr>
-              <w:t>1</w:t>
+              <w:t>2</w:t>
             </w:r>
             <w:r>
               <w:rPr>
@@ -1046,7 +1046,7 @@
               <w:lang w:eastAsia="en-GB"/>
             </w:rPr>
           </w:pPr>
-          <w:hyperlink w:anchor="_Toc224033335" w:history="1">
+          <w:hyperlink w:anchor="_Toc224299085" w:history="1">
             <w:r>
               <w:rPr>
                 <w:rStyle w:val="Hyperlink"/>
@@ -1073,7 +1073,7 @@
                 <w:noProof/>
                 <w:webHidden/>
               </w:rPr>
-              <w:instrText xml:space="preserve"> PAGEREF _Toc224033335 \h </w:instrText>
+              <w:instrText xml:space="preserve"> PAGEREF _Toc224299085 \h </w:instrText>
             </w:r>
             <w:r>
               <w:rPr>
@@ -1116,7 +1116,7 @@
               <w:lang w:eastAsia="en-GB"/>
             </w:rPr>
           </w:pPr>
-          <w:hyperlink w:anchor="_Toc224033336" w:history="1">
+          <w:hyperlink w:anchor="_Toc224299086" w:history="1">
             <w:r>
               <w:rPr>
                 <w:rStyle w:val="Hyperlink"/>
@@ -1143,7 +1143,7 @@
                 <w:noProof/>
                 <w:webHidden/>
               </w:rPr>
-              <w:instrText xml:space="preserve"> PAGEREF _Toc224033336 \h </w:instrText>
+              <w:instrText xml:space="preserve"> PAGEREF _Toc224299086 \h </w:instrText>
             </w:r>
             <w:r>
               <w:rPr>
@@ -1186,7 +1186,7 @@
               <w:lang w:eastAsia="en-GB"/>
             </w:rPr>
           </w:pPr>
-          <w:hyperlink w:anchor="_Toc224033337" w:history="1">
+          <w:hyperlink w:anchor="_Toc224299087" w:history="1">
             <w:r>
               <w:rPr>
                 <w:rStyle w:val="Hyperlink"/>
@@ -1213,7 +1213,7 @@
                 <w:noProof/>
                 <w:webHidden/>
               </w:rPr>
-              <w:instrText xml:space="preserve"> PAGEREF _Toc224033337 \h </w:instrText>
+              <w:instrText xml:space="preserve"> PAGEREF _Toc224299087 \h </w:instrText>
             </w:r>
             <w:r>
               <w:rPr>
@@ -1233,7 +1233,7 @@
                 <w:noProof/>
                 <w:webHidden/>
               </w:rPr>
-              <w:t>2</w:t>
+              <w:t>3</w:t>
             </w:r>
             <w:r>
               <w:rPr>
@@ -1256,7 +1256,7 @@
               <w:lang w:eastAsia="en-GB"/>
             </w:rPr>
           </w:pPr>
-          <w:hyperlink w:anchor="_Toc224033338" w:history="1">
+          <w:hyperlink w:anchor="_Toc224299088" w:history="1">
             <w:r>
               <w:rPr>
                 <w:rStyle w:val="Hyperlink"/>
@@ -1283,7 +1283,7 @@
                 <w:noProof/>
                 <w:webHidden/>
               </w:rPr>
-              <w:instrText xml:space="preserve"> PAGEREF _Toc224033338 \h </w:instrText>
+              <w:instrText xml:space="preserve"> PAGEREF _Toc224299088 \h </w:instrText>
             </w:r>
             <w:r>
               <w:rPr>
@@ -1326,7 +1326,7 @@
               <w:lang w:eastAsia="en-GB"/>
             </w:rPr>
           </w:pPr>
-          <w:hyperlink w:anchor="_Toc224033339" w:history="1">
+          <w:hyperlink w:anchor="_Toc224299089" w:history="1">
             <w:r>
               <w:rPr>
                 <w:rStyle w:val="Hyperlink"/>
@@ -1353,7 +1353,7 @@
                 <w:noProof/>
                 <w:webHidden/>
               </w:rPr>
-              <w:instrText xml:space="preserve"> PAGEREF _Toc224033339 \h </w:instrText>
+              <w:instrText xml:space="preserve"> PAGEREF _Toc224299089 \h </w:instrText>
             </w:r>
             <w:r>
               <w:rPr>
@@ -1396,7 +1396,7 @@
               <w:lang w:eastAsia="en-GB"/>
             </w:rPr>
           </w:pPr>
-          <w:hyperlink w:anchor="_Toc224033340" w:history="1">
+          <w:hyperlink w:anchor="_Toc224299090" w:history="1">
             <w:r>
               <w:rPr>
                 <w:rStyle w:val="Hyperlink"/>
@@ -1423,7 +1423,7 @@
                 <w:noProof/>
                 <w:webHidden/>
               </w:rPr>
-              <w:instrText xml:space="preserve"> PAGEREF _Toc224033340 \h </w:instrText>
+              <w:instrText xml:space="preserve"> PAGEREF _Toc224299090 \h </w:instrText>
             </w:r>
             <w:r>
               <w:rPr>
@@ -1466,7 +1466,7 @@
               <w:lang w:eastAsia="en-GB"/>
             </w:rPr>
           </w:pPr>
-          <w:hyperlink w:anchor="_Toc224033341" w:history="1">
+          <w:hyperlink w:anchor="_Toc224299091" w:history="1">
             <w:r>
               <w:rPr>
                 <w:rStyle w:val="Hyperlink"/>
@@ -1493,7 +1493,7 @@
                 <w:noProof/>
                 <w:webHidden/>
               </w:rPr>
-              <w:instrText xml:space="preserve"> PAGEREF _Toc224033341 \h </w:instrText>
+              <w:instrText xml:space="preserve"> PAGEREF _Toc224299091 \h </w:instrText>
             </w:r>
             <w:r>
               <w:rPr>
@@ -1536,7 +1536,7 @@
               <w:lang w:eastAsia="en-GB"/>
             </w:rPr>
           </w:pPr>
-          <w:hyperlink w:anchor="_Toc224033342" w:history="1">
+          <w:hyperlink w:anchor="_Toc224299092" w:history="1">
             <w:r>
               <w:rPr>
                 <w:rStyle w:val="Hyperlink"/>
@@ -1565,7 +1565,7 @@
                 <w:noProof/>
                 <w:webHidden/>
               </w:rPr>
-              <w:instrText xml:space="preserve"> PAGEREF _Toc224033342 \h </w:instrText>
+              <w:instrText xml:space="preserve"> PAGEREF _Toc224299092 \h </w:instrText>
             </w:r>
             <w:r>
               <w:rPr>
@@ -1585,7 +1585,7 @@
                 <w:noProof/>
                 <w:webHidden/>
               </w:rPr>
-              <w:t>3</w:t>
+              <w:t>4</w:t>
             </w:r>
             <w:r>
               <w:rPr>
@@ -1608,7 +1608,7 @@
               <w:lang w:eastAsia="en-GB"/>
             </w:rPr>
           </w:pPr>
-          <w:hyperlink w:anchor="_Toc224033343" w:history="1">
+          <w:hyperlink w:anchor="_Toc224299093" w:history="1">
             <w:r>
               <w:rPr>
                 <w:rStyle w:val="Hyperlink"/>
@@ -1637,7 +1637,7 @@
                 <w:noProof/>
                 <w:webHidden/>
               </w:rPr>
-              <w:instrText xml:space="preserve"> PAGEREF _Toc224033343 \h </w:instrText>
+              <w:instrText xml:space="preserve"> PAGEREF _Toc224299093 \h </w:instrText>
             </w:r>
             <w:r>
               <w:rPr>
@@ -1680,7 +1680,7 @@
               <w:lang w:eastAsia="en-GB"/>
             </w:rPr>
           </w:pPr>
-          <w:hyperlink w:anchor="_Toc224033344" w:history="1">
+          <w:hyperlink w:anchor="_Toc224299094" w:history="1">
             <w:r>
               <w:rPr>
                 <w:rStyle w:val="Hyperlink"/>
@@ -1707,7 +1707,7 @@
                 <w:noProof/>
                 <w:webHidden/>
               </w:rPr>
-              <w:instrText xml:space="preserve"> PAGEREF _Toc224033344 \h </w:instrText>
+              <w:instrText xml:space="preserve"> PAGEREF _Toc224299094 \h </w:instrText>
             </w:r>
             <w:r>
               <w:rPr>
@@ -1750,7 +1750,7 @@
               <w:lang w:eastAsia="en-GB"/>
             </w:rPr>
           </w:pPr>
-          <w:hyperlink w:anchor="_Toc224033345" w:history="1">
+          <w:hyperlink w:anchor="_Toc224299095" w:history="1">
             <w:r>
               <w:rPr>
                 <w:rStyle w:val="Hyperlink"/>
@@ -1777,7 +1777,7 @@
                 <w:noProof/>
                 <w:webHidden/>
               </w:rPr>
-              <w:instrText xml:space="preserve"> PAGEREF _Toc224033345 \h </w:instrText>
+              <w:instrText xml:space="preserve"> PAGEREF _Toc224299095 \h </w:instrText>
             </w:r>
             <w:r>
               <w:rPr>
@@ -1820,7 +1820,7 @@
               <w:lang w:eastAsia="en-GB"/>
             </w:rPr>
           </w:pPr>
-          <w:hyperlink w:anchor="_Toc224033346" w:history="1">
+          <w:hyperlink w:anchor="_Toc224299096" w:history="1">
             <w:r>
               <w:rPr>
                 <w:rStyle w:val="Hyperlink"/>
@@ -1849,7 +1849,7 @@
                 <w:noProof/>
                 <w:webHidden/>
               </w:rPr>
-              <w:instrText xml:space="preserve"> PAGEREF _Toc224033346 \h </w:instrText>
+              <w:instrText xml:space="preserve"> PAGEREF _Toc224299096 \h </w:instrText>
             </w:r>
             <w:r>
               <w:rPr>
@@ -1892,7 +1892,7 @@
               <w:lang w:eastAsia="en-GB"/>
             </w:rPr>
           </w:pPr>
-          <w:hyperlink w:anchor="_Toc224033347" w:history="1">
+          <w:hyperlink w:anchor="_Toc224299097" w:history="1">
             <w:r>
               <w:rPr>
                 <w:rStyle w:val="Hyperlink"/>
@@ -1919,7 +1919,7 @@
                 <w:noProof/>
                 <w:webHidden/>
               </w:rPr>
-              <w:instrText xml:space="preserve"> PAGEREF _Toc224033347 \h </w:instrText>
+              <w:instrText xml:space="preserve"> PAGEREF _Toc224299097 \h </w:instrText>
             </w:r>
             <w:r>
               <w:rPr>
@@ -1962,7 +1962,7 @@
               <w:lang w:eastAsia="en-GB"/>
             </w:rPr>
           </w:pPr>
-          <w:hyperlink w:anchor="_Toc224033348" w:history="1">
+          <w:hyperlink w:anchor="_Toc224299098" w:history="1">
             <w:r>
               <w:rPr>
                 <w:rStyle w:val="Hyperlink"/>
@@ -1989,7 +1989,7 @@
                 <w:noProof/>
                 <w:webHidden/>
               </w:rPr>
-              <w:instrText xml:space="preserve"> PAGEREF _Toc224033348 \h </w:instrText>
+              <w:instrText xml:space="preserve"> PAGEREF _Toc224299098 \h </w:instrText>
             </w:r>
             <w:r>
               <w:rPr>
@@ -2009,7 +2009,7 @@
                 <w:noProof/>
                 <w:webHidden/>
               </w:rPr>
-              <w:t>13</w:t>
+              <w:t>14</w:t>
             </w:r>
             <w:r>
               <w:rPr>
@@ -2032,7 +2032,7 @@
               <w:lang w:eastAsia="en-GB"/>
             </w:rPr>
           </w:pPr>
-          <w:hyperlink w:anchor="_Toc224033349" w:history="1">
+          <w:hyperlink w:anchor="_Toc224299099" w:history="1">
             <w:r>
               <w:rPr>
                 <w:rStyle w:val="Hyperlink"/>
@@ -2059,7 +2059,7 @@
                 <w:noProof/>
                 <w:webHidden/>
               </w:rPr>
-              <w:instrText xml:space="preserve"> PAGEREF _Toc224033349 \h </w:instrText>
+              <w:instrText xml:space="preserve"> PAGEREF _Toc224299099 \h </w:instrText>
             </w:r>
             <w:r>
               <w:rPr>
@@ -2102,7 +2102,7 @@
               <w:lang w:eastAsia="en-GB"/>
             </w:rPr>
           </w:pPr>
-          <w:hyperlink w:anchor="_Toc224033350" w:history="1">
+          <w:hyperlink w:anchor="_Toc224299100" w:history="1">
             <w:r>
               <w:rPr>
                 <w:rStyle w:val="Hyperlink"/>
@@ -2129,7 +2129,7 @@
                 <w:noProof/>
                 <w:webHidden/>
               </w:rPr>
-              <w:instrText xml:space="preserve"> PAGEREF _Toc224033350 \h </w:instrText>
+              <w:instrText xml:space="preserve"> PAGEREF _Toc224299100 \h </w:instrText>
             </w:r>
             <w:r>
               <w:rPr>
@@ -2149,7 +2149,7 @@
                 <w:noProof/>
                 <w:webHidden/>
               </w:rPr>
-              <w:t>14</w:t>
+              <w:t>15</w:t>
             </w:r>
             <w:r>
               <w:rPr>
@@ -2172,7 +2172,7 @@
               <w:lang w:eastAsia="en-GB"/>
             </w:rPr>
           </w:pPr>
-          <w:hyperlink w:anchor="_Toc224033351" w:history="1">
+          <w:hyperlink w:anchor="_Toc224299101" w:history="1">
             <w:r>
               <w:rPr>
                 <w:rStyle w:val="Hyperlink"/>
@@ -2199,7 +2199,7 @@
                 <w:noProof/>
                 <w:webHidden/>
               </w:rPr>
-              <w:instrText xml:space="preserve"> PAGEREF _Toc224033351 \h </w:instrText>
+              <w:instrText xml:space="preserve"> PAGEREF _Toc224299101 \h </w:instrText>
             </w:r>
             <w:r>
               <w:rPr>
@@ -2242,7 +2242,7 @@
               <w:lang w:eastAsia="en-GB"/>
             </w:rPr>
           </w:pPr>
-          <w:hyperlink w:anchor="_Toc224033352" w:history="1">
+          <w:hyperlink w:anchor="_Toc224299102" w:history="1">
             <w:r>
               <w:rPr>
                 <w:rStyle w:val="Hyperlink"/>
@@ -2250,7 +2250,7 @@
                 <w:bCs/>
                 <w:noProof/>
               </w:rPr>
-              <w:t>Hierarchy Diagram</w:t>
+              <w:t>Risk Management</w:t>
             </w:r>
             <w:r>
               <w:rPr>
@@ -2271,7 +2271,7 @@
                 <w:noProof/>
                 <w:webHidden/>
               </w:rPr>
-              <w:instrText xml:space="preserve"> PAGEREF _Toc224033352 \h </w:instrText>
+              <w:instrText xml:space="preserve"> PAGEREF _Toc224299102 \h </w:instrText>
             </w:r>
             <w:r>
               <w:rPr>
@@ -2291,7 +2291,357 @@
                 <w:noProof/>
                 <w:webHidden/>
               </w:rPr>
-              <w:t>15</w:t>
+              <w:t>16</w:t>
+            </w:r>
+            <w:r>
+              <w:rPr>
+                <w:noProof/>
+                <w:webHidden/>
+              </w:rPr>
+              <w:fldChar w:fldCharType="end"/>
+            </w:r>
+          </w:hyperlink>
+        </w:p>
+        <w:p>
+          <w:pPr>
+            <w:pStyle w:val="TOC2"/>
+            <w:tabs>
+              <w:tab w:val="right" w:leader="dot" w:pos="9016"/>
+            </w:tabs>
+            <w:rPr>
+              <w:rFonts w:eastAsiaTheme="minorEastAsia"/>
+              <w:noProof/>
+              <w:lang w:eastAsia="en-GB"/>
+            </w:rPr>
+          </w:pPr>
+          <w:hyperlink w:anchor="_Toc224299103" w:history="1">
+            <w:r>
+              <w:rPr>
+                <w:rStyle w:val="Hyperlink"/>
+                <w:noProof/>
+              </w:rPr>
+              <w:t>General Project Risks (GPR)</w:t>
+            </w:r>
+            <w:r>
+              <w:rPr>
+                <w:noProof/>
+                <w:webHidden/>
+              </w:rPr>
+              <w:tab/>
+            </w:r>
+            <w:r>
+              <w:rPr>
+                <w:noProof/>
+                <w:webHidden/>
+              </w:rPr>
+              <w:fldChar w:fldCharType="begin"/>
+            </w:r>
+            <w:r>
+              <w:rPr>
+                <w:noProof/>
+                <w:webHidden/>
+              </w:rPr>
+              <w:instrText xml:space="preserve"> PAGEREF _Toc224299103 \h </w:instrText>
+            </w:r>
+            <w:r>
+              <w:rPr>
+                <w:noProof/>
+                <w:webHidden/>
+              </w:rPr>
+            </w:r>
+            <w:r>
+              <w:rPr>
+                <w:noProof/>
+                <w:webHidden/>
+              </w:rPr>
+              <w:fldChar w:fldCharType="separate"/>
+            </w:r>
+            <w:r>
+              <w:rPr>
+                <w:noProof/>
+                <w:webHidden/>
+              </w:rPr>
+              <w:t>16</w:t>
+            </w:r>
+            <w:r>
+              <w:rPr>
+                <w:noProof/>
+                <w:webHidden/>
+              </w:rPr>
+              <w:fldChar w:fldCharType="end"/>
+            </w:r>
+          </w:hyperlink>
+        </w:p>
+        <w:p>
+          <w:pPr>
+            <w:pStyle w:val="TOC2"/>
+            <w:tabs>
+              <w:tab w:val="right" w:leader="dot" w:pos="9016"/>
+            </w:tabs>
+            <w:rPr>
+              <w:rFonts w:eastAsiaTheme="minorEastAsia"/>
+              <w:noProof/>
+              <w:lang w:eastAsia="en-GB"/>
+            </w:rPr>
+          </w:pPr>
+          <w:hyperlink w:anchor="_Toc224299104" w:history="1">
+            <w:r>
+              <w:rPr>
+                <w:rStyle w:val="Hyperlink"/>
+                <w:noProof/>
+              </w:rPr>
+              <w:t>General Technical Risks (GTR)</w:t>
+            </w:r>
+            <w:r>
+              <w:rPr>
+                <w:noProof/>
+                <w:webHidden/>
+              </w:rPr>
+              <w:tab/>
+            </w:r>
+            <w:r>
+              <w:rPr>
+                <w:noProof/>
+                <w:webHidden/>
+              </w:rPr>
+              <w:fldChar w:fldCharType="begin"/>
+            </w:r>
+            <w:r>
+              <w:rPr>
+                <w:noProof/>
+                <w:webHidden/>
+              </w:rPr>
+              <w:instrText xml:space="preserve"> PAGEREF _Toc224299104 \h </w:instrText>
+            </w:r>
+            <w:r>
+              <w:rPr>
+                <w:noProof/>
+                <w:webHidden/>
+              </w:rPr>
+            </w:r>
+            <w:r>
+              <w:rPr>
+                <w:noProof/>
+                <w:webHidden/>
+              </w:rPr>
+              <w:fldChar w:fldCharType="separate"/>
+            </w:r>
+            <w:r>
+              <w:rPr>
+                <w:noProof/>
+                <w:webHidden/>
+              </w:rPr>
+              <w:t>16</w:t>
+            </w:r>
+            <w:r>
+              <w:rPr>
+                <w:noProof/>
+                <w:webHidden/>
+              </w:rPr>
+              <w:fldChar w:fldCharType="end"/>
+            </w:r>
+          </w:hyperlink>
+        </w:p>
+        <w:p>
+          <w:pPr>
+            <w:pStyle w:val="TOC2"/>
+            <w:tabs>
+              <w:tab w:val="right" w:leader="dot" w:pos="9016"/>
+            </w:tabs>
+            <w:rPr>
+              <w:rFonts w:eastAsiaTheme="minorEastAsia"/>
+              <w:noProof/>
+              <w:lang w:eastAsia="en-GB"/>
+            </w:rPr>
+          </w:pPr>
+          <w:hyperlink w:anchor="_Toc224299105" w:history="1">
+            <w:r>
+              <w:rPr>
+                <w:rStyle w:val="Hyperlink"/>
+                <w:noProof/>
+              </w:rPr>
+              <w:t>Project-Based Risks (PBR)</w:t>
+            </w:r>
+            <w:r>
+              <w:rPr>
+                <w:noProof/>
+                <w:webHidden/>
+              </w:rPr>
+              <w:tab/>
+            </w:r>
+            <w:r>
+              <w:rPr>
+                <w:noProof/>
+                <w:webHidden/>
+              </w:rPr>
+              <w:fldChar w:fldCharType="begin"/>
+            </w:r>
+            <w:r>
+              <w:rPr>
+                <w:noProof/>
+                <w:webHidden/>
+              </w:rPr>
+              <w:instrText xml:space="preserve"> PAGEREF _Toc224299105 \h </w:instrText>
+            </w:r>
+            <w:r>
+              <w:rPr>
+                <w:noProof/>
+                <w:webHidden/>
+              </w:rPr>
+            </w:r>
+            <w:r>
+              <w:rPr>
+                <w:noProof/>
+                <w:webHidden/>
+              </w:rPr>
+              <w:fldChar w:fldCharType="separate"/>
+            </w:r>
+            <w:r>
+              <w:rPr>
+                <w:noProof/>
+                <w:webHidden/>
+              </w:rPr>
+              <w:t>16</w:t>
+            </w:r>
+            <w:r>
+              <w:rPr>
+                <w:noProof/>
+                <w:webHidden/>
+              </w:rPr>
+              <w:fldChar w:fldCharType="end"/>
+            </w:r>
+          </w:hyperlink>
+        </w:p>
+        <w:p>
+          <w:pPr>
+            <w:pStyle w:val="TOC2"/>
+            <w:tabs>
+              <w:tab w:val="right" w:leader="dot" w:pos="9016"/>
+            </w:tabs>
+            <w:rPr>
+              <w:rFonts w:eastAsiaTheme="minorEastAsia"/>
+              <w:noProof/>
+              <w:lang w:eastAsia="en-GB"/>
+            </w:rPr>
+          </w:pPr>
+          <w:hyperlink w:anchor="_Toc224299106" w:history="1">
+            <w:r>
+              <w:rPr>
+                <w:rStyle w:val="Hyperlink"/>
+                <w:noProof/>
+              </w:rPr>
+              <w:t>Risk Matrix</w:t>
+            </w:r>
+            <w:r>
+              <w:rPr>
+                <w:noProof/>
+                <w:webHidden/>
+              </w:rPr>
+              <w:tab/>
+            </w:r>
+            <w:r>
+              <w:rPr>
+                <w:noProof/>
+                <w:webHidden/>
+              </w:rPr>
+              <w:fldChar w:fldCharType="begin"/>
+            </w:r>
+            <w:r>
+              <w:rPr>
+                <w:noProof/>
+                <w:webHidden/>
+              </w:rPr>
+              <w:instrText xml:space="preserve"> PAGEREF _Toc224299106 \h </w:instrText>
+            </w:r>
+            <w:r>
+              <w:rPr>
+                <w:noProof/>
+                <w:webHidden/>
+              </w:rPr>
+            </w:r>
+            <w:r>
+              <w:rPr>
+                <w:noProof/>
+                <w:webHidden/>
+              </w:rPr>
+              <w:fldChar w:fldCharType="separate"/>
+            </w:r>
+            <w:r>
+              <w:rPr>
+                <w:noProof/>
+                <w:webHidden/>
+              </w:rPr>
+              <w:t>16</w:t>
+            </w:r>
+            <w:r>
+              <w:rPr>
+                <w:noProof/>
+                <w:webHidden/>
+              </w:rPr>
+              <w:fldChar w:fldCharType="end"/>
+            </w:r>
+          </w:hyperlink>
+        </w:p>
+        <w:p>
+          <w:pPr>
+            <w:pStyle w:val="TOC2"/>
+            <w:tabs>
+              <w:tab w:val="right" w:leader="dot" w:pos="9016"/>
+            </w:tabs>
+            <w:rPr>
+              <w:rFonts w:eastAsiaTheme="minorEastAsia"/>
+              <w:noProof/>
+              <w:lang w:eastAsia="en-GB"/>
+            </w:rPr>
+          </w:pPr>
+          <w:hyperlink w:anchor="_Toc224299107" w:history="1">
+            <w:r>
+              <w:rPr>
+                <w:rStyle w:val="Hyperlink"/>
+                <w:noProof/>
+              </w:rPr>
+              <w:t>Risk Mitigation</w:t>
+            </w:r>
+            <w:r>
+              <w:rPr>
+                <w:noProof/>
+                <w:webHidden/>
+              </w:rPr>
+              <w:tab/>
+            </w:r>
+            <w:r>
+              <w:rPr>
+                <w:noProof/>
+                <w:webHidden/>
+              </w:rPr>
+              <w:fldChar w:fldCharType="begin"/>
+            </w:r>
+            <w:r>
+              <w:rPr>
+                <w:noProof/>
+                <w:webHidden/>
+              </w:rPr>
+              <w:instrText xml:space="preserve"> PAGEREF _Toc224299107 \h </w:instrText>
+            </w:r>
+            <w:r>
+              <w:rPr>
+                <w:noProof/>
+                <w:webHidden/>
+              </w:rPr>
+            </w:r>
+            <w:r>
+              <w:rPr>
+                <w:noProof/>
+                <w:webHidden/>
+              </w:rPr>
+              <w:fldChar w:fldCharType="separate"/>
+            </w:r>
+            <w:r>
+              <w:rPr>
+                <w:noProof/>
+                <w:webHidden/>
+              </w:rPr>
+              <w:t>16</w:t>
             </w:r>
             <w:r>
               <w:rPr>
@@ -2314,7 +2664,7 @@
               <w:lang w:eastAsia="en-GB"/>
             </w:rPr>
           </w:pPr>
-          <w:hyperlink w:anchor="_Toc224033353" w:history="1">
+          <w:hyperlink w:anchor="_Toc224299108" w:history="1">
             <w:r>
               <w:rPr>
                 <w:rStyle w:val="Hyperlink"/>
@@ -2322,7 +2672,7 @@
                 <w:bCs/>
                 <w:noProof/>
               </w:rPr>
-              <w:t>Risk Management</w:t>
+              <w:t>Legal Consideration</w:t>
             </w:r>
             <w:r>
               <w:rPr>
@@ -2343,7 +2693,7 @@
                 <w:noProof/>
                 <w:webHidden/>
               </w:rPr>
-              <w:instrText xml:space="preserve"> PAGEREF _Toc224033353 \h </w:instrText>
+              <w:instrText xml:space="preserve"> PAGEREF _Toc224299108 \h </w:instrText>
             </w:r>
             <w:r>
               <w:rPr>
@@ -2363,357 +2713,7 @@
                 <w:noProof/>
                 <w:webHidden/>
               </w:rPr>
-              <w:t>15</w:t>
-            </w:r>
-            <w:r>
-              <w:rPr>
-                <w:noProof/>
-                <w:webHidden/>
-              </w:rPr>
-              <w:fldChar w:fldCharType="end"/>
-            </w:r>
-          </w:hyperlink>
-        </w:p>
-        <w:p>
-          <w:pPr>
-            <w:pStyle w:val="TOC2"/>
-            <w:tabs>
-              <w:tab w:val="right" w:leader="dot" w:pos="9016"/>
-            </w:tabs>
-            <w:rPr>
-              <w:rFonts w:eastAsiaTheme="minorEastAsia"/>
-              <w:noProof/>
-              <w:lang w:eastAsia="en-GB"/>
-            </w:rPr>
-          </w:pPr>
-          <w:hyperlink w:anchor="_Toc224033354" w:history="1">
-            <w:r>
-              <w:rPr>
-                <w:rStyle w:val="Hyperlink"/>
-                <w:noProof/>
-              </w:rPr>
-              <w:t>General Project Risks</w:t>
-            </w:r>
-            <w:r>
-              <w:rPr>
-                <w:noProof/>
-                <w:webHidden/>
-              </w:rPr>
-              <w:tab/>
-            </w:r>
-            <w:r>
-              <w:rPr>
-                <w:noProof/>
-                <w:webHidden/>
-              </w:rPr>
-              <w:fldChar w:fldCharType="begin"/>
-            </w:r>
-            <w:r>
-              <w:rPr>
-                <w:noProof/>
-                <w:webHidden/>
-              </w:rPr>
-              <w:instrText xml:space="preserve"> PAGEREF _Toc224033354 \h </w:instrText>
-            </w:r>
-            <w:r>
-              <w:rPr>
-                <w:noProof/>
-                <w:webHidden/>
-              </w:rPr>
-            </w:r>
-            <w:r>
-              <w:rPr>
-                <w:noProof/>
-                <w:webHidden/>
-              </w:rPr>
-              <w:fldChar w:fldCharType="separate"/>
-            </w:r>
-            <w:r>
-              <w:rPr>
-                <w:noProof/>
-                <w:webHidden/>
-              </w:rPr>
-              <w:t>15</w:t>
-            </w:r>
-            <w:r>
-              <w:rPr>
-                <w:noProof/>
-                <w:webHidden/>
-              </w:rPr>
-              <w:fldChar w:fldCharType="end"/>
-            </w:r>
-          </w:hyperlink>
-        </w:p>
-        <w:p>
-          <w:pPr>
-            <w:pStyle w:val="TOC2"/>
-            <w:tabs>
-              <w:tab w:val="right" w:leader="dot" w:pos="9016"/>
-            </w:tabs>
-            <w:rPr>
-              <w:rFonts w:eastAsiaTheme="minorEastAsia"/>
-              <w:noProof/>
-              <w:lang w:eastAsia="en-GB"/>
-            </w:rPr>
-          </w:pPr>
-          <w:hyperlink w:anchor="_Toc224033355" w:history="1">
-            <w:r>
-              <w:rPr>
-                <w:rStyle w:val="Hyperlink"/>
-                <w:noProof/>
-              </w:rPr>
-              <w:t>General Technical Risks</w:t>
-            </w:r>
-            <w:r>
-              <w:rPr>
-                <w:noProof/>
-                <w:webHidden/>
-              </w:rPr>
-              <w:tab/>
-            </w:r>
-            <w:r>
-              <w:rPr>
-                <w:noProof/>
-                <w:webHidden/>
-              </w:rPr>
-              <w:fldChar w:fldCharType="begin"/>
-            </w:r>
-            <w:r>
-              <w:rPr>
-                <w:noProof/>
-                <w:webHidden/>
-              </w:rPr>
-              <w:instrText xml:space="preserve"> PAGEREF _Toc224033355 \h </w:instrText>
-            </w:r>
-            <w:r>
-              <w:rPr>
-                <w:noProof/>
-                <w:webHidden/>
-              </w:rPr>
-            </w:r>
-            <w:r>
-              <w:rPr>
-                <w:noProof/>
-                <w:webHidden/>
-              </w:rPr>
-              <w:fldChar w:fldCharType="separate"/>
-            </w:r>
-            <w:r>
-              <w:rPr>
-                <w:noProof/>
-                <w:webHidden/>
-              </w:rPr>
-              <w:t>15</w:t>
-            </w:r>
-            <w:r>
-              <w:rPr>
-                <w:noProof/>
-                <w:webHidden/>
-              </w:rPr>
-              <w:fldChar w:fldCharType="end"/>
-            </w:r>
-          </w:hyperlink>
-        </w:p>
-        <w:p>
-          <w:pPr>
-            <w:pStyle w:val="TOC2"/>
-            <w:tabs>
-              <w:tab w:val="right" w:leader="dot" w:pos="9016"/>
-            </w:tabs>
-            <w:rPr>
-              <w:rFonts w:eastAsiaTheme="minorEastAsia"/>
-              <w:noProof/>
-              <w:lang w:eastAsia="en-GB"/>
-            </w:rPr>
-          </w:pPr>
-          <w:hyperlink w:anchor="_Toc224033356" w:history="1">
-            <w:r>
-              <w:rPr>
-                <w:rStyle w:val="Hyperlink"/>
-                <w:noProof/>
-              </w:rPr>
-              <w:t>Project-Based Risks</w:t>
-            </w:r>
-            <w:r>
-              <w:rPr>
-                <w:noProof/>
-                <w:webHidden/>
-              </w:rPr>
-              <w:tab/>
-            </w:r>
-            <w:r>
-              <w:rPr>
-                <w:noProof/>
-                <w:webHidden/>
-              </w:rPr>
-              <w:fldChar w:fldCharType="begin"/>
-            </w:r>
-            <w:r>
-              <w:rPr>
-                <w:noProof/>
-                <w:webHidden/>
-              </w:rPr>
-              <w:instrText xml:space="preserve"> PAGEREF _Toc224033356 \h </w:instrText>
-            </w:r>
-            <w:r>
-              <w:rPr>
-                <w:noProof/>
-                <w:webHidden/>
-              </w:rPr>
-            </w:r>
-            <w:r>
-              <w:rPr>
-                <w:noProof/>
-                <w:webHidden/>
-              </w:rPr>
-              <w:fldChar w:fldCharType="separate"/>
-            </w:r>
-            <w:r>
-              <w:rPr>
-                <w:noProof/>
-                <w:webHidden/>
-              </w:rPr>
-              <w:t>16</w:t>
-            </w:r>
-            <w:r>
-              <w:rPr>
-                <w:noProof/>
-                <w:webHidden/>
-              </w:rPr>
-              <w:fldChar w:fldCharType="end"/>
-            </w:r>
-          </w:hyperlink>
-        </w:p>
-        <w:p>
-          <w:pPr>
-            <w:pStyle w:val="TOC2"/>
-            <w:tabs>
-              <w:tab w:val="right" w:leader="dot" w:pos="9016"/>
-            </w:tabs>
-            <w:rPr>
-              <w:rFonts w:eastAsiaTheme="minorEastAsia"/>
-              <w:noProof/>
-              <w:lang w:eastAsia="en-GB"/>
-            </w:rPr>
-          </w:pPr>
-          <w:hyperlink w:anchor="_Toc224033357" w:history="1">
-            <w:r>
-              <w:rPr>
-                <w:rStyle w:val="Hyperlink"/>
-                <w:noProof/>
-              </w:rPr>
-              <w:t>Risk Matrix</w:t>
-            </w:r>
-            <w:r>
-              <w:rPr>
-                <w:noProof/>
-                <w:webHidden/>
-              </w:rPr>
-              <w:tab/>
-            </w:r>
-            <w:r>
-              <w:rPr>
-                <w:noProof/>
-                <w:webHidden/>
-              </w:rPr>
-              <w:fldChar w:fldCharType="begin"/>
-            </w:r>
-            <w:r>
-              <w:rPr>
-                <w:noProof/>
-                <w:webHidden/>
-              </w:rPr>
-              <w:instrText xml:space="preserve"> PAGEREF _Toc224033357 \h </w:instrText>
-            </w:r>
-            <w:r>
-              <w:rPr>
-                <w:noProof/>
-                <w:webHidden/>
-              </w:rPr>
-            </w:r>
-            <w:r>
-              <w:rPr>
-                <w:noProof/>
-                <w:webHidden/>
-              </w:rPr>
-              <w:fldChar w:fldCharType="separate"/>
-            </w:r>
-            <w:r>
-              <w:rPr>
-                <w:noProof/>
-                <w:webHidden/>
-              </w:rPr>
-              <w:t>16</w:t>
-            </w:r>
-            <w:r>
-              <w:rPr>
-                <w:noProof/>
-                <w:webHidden/>
-              </w:rPr>
-              <w:fldChar w:fldCharType="end"/>
-            </w:r>
-          </w:hyperlink>
-        </w:p>
-        <w:p>
-          <w:pPr>
-            <w:pStyle w:val="TOC2"/>
-            <w:tabs>
-              <w:tab w:val="right" w:leader="dot" w:pos="9016"/>
-            </w:tabs>
-            <w:rPr>
-              <w:rFonts w:eastAsiaTheme="minorEastAsia"/>
-              <w:noProof/>
-              <w:lang w:eastAsia="en-GB"/>
-            </w:rPr>
-          </w:pPr>
-          <w:hyperlink w:anchor="_Toc224033358" w:history="1">
-            <w:r>
-              <w:rPr>
-                <w:rStyle w:val="Hyperlink"/>
-                <w:noProof/>
-              </w:rPr>
-              <w:t>Risk Mitigation</w:t>
-            </w:r>
-            <w:r>
-              <w:rPr>
-                <w:noProof/>
-                <w:webHidden/>
-              </w:rPr>
-              <w:tab/>
-            </w:r>
-            <w:r>
-              <w:rPr>
-                <w:noProof/>
-                <w:webHidden/>
-              </w:rPr>
-              <w:fldChar w:fldCharType="begin"/>
-            </w:r>
-            <w:r>
-              <w:rPr>
-                <w:noProof/>
-                <w:webHidden/>
-              </w:rPr>
-              <w:instrText xml:space="preserve"> PAGEREF _Toc224033358 \h </w:instrText>
-            </w:r>
-            <w:r>
-              <w:rPr>
-                <w:noProof/>
-                <w:webHidden/>
-              </w:rPr>
-            </w:r>
-            <w:r>
-              <w:rPr>
-                <w:noProof/>
-                <w:webHidden/>
-              </w:rPr>
-              <w:fldChar w:fldCharType="separate"/>
-            </w:r>
-            <w:r>
-              <w:rPr>
-                <w:noProof/>
-                <w:webHidden/>
-              </w:rPr>
-              <w:t>16</w:t>
+              <w:t>17</w:t>
             </w:r>
             <w:r>
               <w:rPr>
@@ -2736,7 +2736,7 @@
               <w:lang w:eastAsia="en-GB"/>
             </w:rPr>
           </w:pPr>
-          <w:hyperlink w:anchor="_Toc224033359" w:history="1">
+          <w:hyperlink w:anchor="_Toc224299109" w:history="1">
             <w:r>
               <w:rPr>
                 <w:rStyle w:val="Hyperlink"/>
@@ -2744,7 +2744,7 @@
                 <w:bCs/>
                 <w:noProof/>
               </w:rPr>
-              <w:t>Legal Consideration</w:t>
+              <w:t>UI Consideration</w:t>
             </w:r>
             <w:r>
               <w:rPr>
@@ -2765,7 +2765,7 @@
                 <w:noProof/>
                 <w:webHidden/>
               </w:rPr>
-              <w:instrText xml:space="preserve"> PAGEREF _Toc224033359 \h </w:instrText>
+              <w:instrText xml:space="preserve"> PAGEREF _Toc224299109 \h </w:instrText>
             </w:r>
             <w:r>
               <w:rPr>
@@ -2785,79 +2785,7 @@
                 <w:noProof/>
                 <w:webHidden/>
               </w:rPr>
-              <w:t>16</w:t>
-            </w:r>
-            <w:r>
-              <w:rPr>
-                <w:noProof/>
-                <w:webHidden/>
-              </w:rPr>
-              <w:fldChar w:fldCharType="end"/>
-            </w:r>
-          </w:hyperlink>
-        </w:p>
-        <w:p>
-          <w:pPr>
-            <w:pStyle w:val="TOC1"/>
-            <w:tabs>
-              <w:tab w:val="right" w:leader="dot" w:pos="9016"/>
-            </w:tabs>
-            <w:rPr>
-              <w:rFonts w:eastAsiaTheme="minorEastAsia"/>
-              <w:noProof/>
-              <w:lang w:eastAsia="en-GB"/>
-            </w:rPr>
-          </w:pPr>
-          <w:hyperlink w:anchor="_Toc224033360" w:history="1">
-            <w:r>
-              <w:rPr>
-                <w:rStyle w:val="Hyperlink"/>
-                <w:b/>
-                <w:bCs/>
-                <w:noProof/>
-              </w:rPr>
-              <w:t>UI Consideration</w:t>
-            </w:r>
-            <w:r>
-              <w:rPr>
-                <w:noProof/>
-                <w:webHidden/>
-              </w:rPr>
-              <w:tab/>
-            </w:r>
-            <w:r>
-              <w:rPr>
-                <w:noProof/>
-                <w:webHidden/>
-              </w:rPr>
-              <w:fldChar w:fldCharType="begin"/>
-            </w:r>
-            <w:r>
-              <w:rPr>
-                <w:noProof/>
-                <w:webHidden/>
-              </w:rPr>
-              <w:instrText xml:space="preserve"> PAGEREF _Toc224033360 \h </w:instrText>
-            </w:r>
-            <w:r>
-              <w:rPr>
-                <w:noProof/>
-                <w:webHidden/>
-              </w:rPr>
-            </w:r>
-            <w:r>
-              <w:rPr>
-                <w:noProof/>
-                <w:webHidden/>
-              </w:rPr>
-              <w:fldChar w:fldCharType="separate"/>
-            </w:r>
-            <w:r>
-              <w:rPr>
-                <w:noProof/>
-                <w:webHidden/>
-              </w:rPr>
-              <w:t>16</w:t>
+              <w:t>19</w:t>
             </w:r>
             <w:r>
               <w:rPr>
@@ -2887,7 +2815,6 @@
           <w:bCs/>
         </w:rPr>
       </w:pPr>
-      <w:bookmarkStart w:id="0" w:name="_Toc224033333"/>
     </w:p>
     <w:p>
       <w:pPr>
@@ -2906,6 +2833,7 @@
           <w:bCs/>
         </w:rPr>
       </w:pPr>
+      <w:bookmarkStart w:id="0" w:name="_Toc224299083"/>
       <w:r>
         <w:rPr>
           <w:b/>
@@ -2919,7 +2847,7 @@
       <w:pPr>
         <w:pStyle w:val="Heading2"/>
       </w:pPr>
-      <w:bookmarkStart w:id="1" w:name="_Toc224033334"/>
+      <w:bookmarkStart w:id="1" w:name="_Toc224299084"/>
       <w:r>
         <w:t>View P</w:t>
       </w:r>
@@ -3020,7 +2948,7 @@
       <w:pPr>
         <w:pStyle w:val="Heading2"/>
       </w:pPr>
-      <w:bookmarkStart w:id="2" w:name="_Toc224033335"/>
+      <w:bookmarkStart w:id="2" w:name="_Toc224299085"/>
       <w:r>
         <w:t>Place Orders</w:t>
       </w:r>
@@ -3122,7 +3050,7 @@
       <w:pPr>
         <w:pStyle w:val="Heading2"/>
       </w:pPr>
-      <w:bookmarkStart w:id="3" w:name="_Toc224033336"/>
+      <w:bookmarkStart w:id="3" w:name="_Toc224299086"/>
       <w:r>
         <w:t>Manage accounts</w:t>
       </w:r>
@@ -3203,7 +3131,7 @@
       <w:pPr>
         <w:pStyle w:val="Heading2"/>
       </w:pPr>
-      <w:bookmarkStart w:id="4" w:name="_Toc224033337"/>
+      <w:bookmarkStart w:id="4" w:name="_Toc224299087"/>
       <w:r>
         <w:lastRenderedPageBreak/>
         <w:t>Producers</w:t>
@@ -3238,7 +3166,7 @@
       <w:pPr>
         <w:pStyle w:val="Heading2"/>
       </w:pPr>
-      <w:bookmarkStart w:id="5" w:name="_Toc224033338"/>
+      <w:bookmarkStart w:id="5" w:name="_Toc224299088"/>
       <w:r>
         <w:t>Dashboard</w:t>
       </w:r>
@@ -3284,7 +3212,7 @@
       <w:pPr>
         <w:pStyle w:val="Heading2"/>
       </w:pPr>
-      <w:bookmarkStart w:id="6" w:name="_Toc224033339"/>
+      <w:bookmarkStart w:id="6" w:name="_Toc224299089"/>
       <w:r>
         <w:t>Order Management</w:t>
       </w:r>
@@ -3323,7 +3251,7 @@
       <w:pPr>
         <w:pStyle w:val="Heading2"/>
       </w:pPr>
-      <w:bookmarkStart w:id="7" w:name="_Toc224033340"/>
+      <w:bookmarkStart w:id="7" w:name="_Toc224299090"/>
       <w:r>
         <w:t>Accessibility Features</w:t>
       </w:r>
@@ -3348,7 +3276,7 @@
       <w:pPr>
         <w:pStyle w:val="Heading2"/>
       </w:pPr>
-      <w:bookmarkStart w:id="8" w:name="_Toc224033341"/>
+      <w:bookmarkStart w:id="8" w:name="_Toc224299091"/>
       <w:r>
         <w:t>Loyalty</w:t>
       </w:r>
@@ -3381,7 +3309,7 @@
           <w:bCs/>
         </w:rPr>
       </w:pPr>
-      <w:bookmarkStart w:id="9" w:name="_Toc224033342"/>
+      <w:bookmarkStart w:id="9" w:name="_Toc224299092"/>
       <w:r>
         <w:rPr>
           <w:b/>
@@ -3485,7 +3413,7 @@
           <w:bCs/>
         </w:rPr>
       </w:pPr>
-      <w:bookmarkStart w:id="10" w:name="_Toc224033343"/>
+      <w:bookmarkStart w:id="10" w:name="_Toc224299093"/>
       <w:r>
         <w:rPr>
           <w:b/>
@@ -3499,7 +3427,7 @@
       <w:pPr>
         <w:pStyle w:val="Heading2"/>
       </w:pPr>
-      <w:bookmarkStart w:id="11" w:name="_Toc224033344"/>
+      <w:bookmarkStart w:id="11" w:name="_Toc224299094"/>
       <w:r>
         <w:t>User Personas</w:t>
       </w:r>
@@ -3583,7 +3511,7 @@
       <w:pPr>
         <w:pStyle w:val="Heading2"/>
       </w:pPr>
-      <w:bookmarkStart w:id="12" w:name="_Toc224033345"/>
+      <w:bookmarkStart w:id="12" w:name="_Toc224299095"/>
       <w:r>
         <w:t>Functional Requirement Table</w:t>
       </w:r>
@@ -4354,6 +4282,7 @@
                 <w:sz w:val="24"/>
                 <w:szCs w:val="24"/>
               </w:rPr>
+              <w:lastRenderedPageBreak/>
               <w:t>Users able to view privacy information</w:t>
             </w:r>
           </w:p>
@@ -5473,6 +5402,7 @@
                 <w:sz w:val="24"/>
                 <w:szCs w:val="24"/>
               </w:rPr>
+              <w:lastRenderedPageBreak/>
               <w:t>Allow users to manage their account</w:t>
             </w:r>
           </w:p>
@@ -5903,6 +5833,7 @@
                 <w:sz w:val="24"/>
                 <w:szCs w:val="24"/>
               </w:rPr>
+              <w:lastRenderedPageBreak/>
               <w:t>Allow users to manage their order details</w:t>
             </w:r>
           </w:p>
@@ -6008,21 +5939,7 @@
                 <w:sz w:val="24"/>
                 <w:szCs w:val="24"/>
               </w:rPr>
-              <w:t>Click on “</w:t>
-            </w:r>
-            <w:r>
-              <w:rPr>
-                <w:sz w:val="24"/>
-                <w:szCs w:val="24"/>
-              </w:rPr>
-              <w:t>Profile</w:t>
-            </w:r>
-            <w:r>
-              <w:rPr>
-                <w:sz w:val="24"/>
-                <w:szCs w:val="24"/>
-              </w:rPr>
-              <w:t>” button</w:t>
+              <w:t>Click on “Profile” button</w:t>
             </w:r>
           </w:p>
           <w:p>
@@ -6452,6 +6369,7 @@
                 <w:sz w:val="24"/>
                 <w:szCs w:val="24"/>
               </w:rPr>
+              <w:lastRenderedPageBreak/>
               <w:t>Accessibility Features</w:t>
             </w:r>
           </w:p>
@@ -6768,21 +6686,7 @@
                 <w:sz w:val="24"/>
                 <w:szCs w:val="24"/>
               </w:rPr>
-              <w:t xml:space="preserve">View </w:t>
-            </w:r>
-            <w:r>
-              <w:rPr>
-                <w:sz w:val="24"/>
-                <w:szCs w:val="24"/>
-              </w:rPr>
-              <w:t>Dashboard</w:t>
-            </w:r>
-            <w:r>
-              <w:rPr>
-                <w:sz w:val="24"/>
-                <w:szCs w:val="24"/>
-              </w:rPr>
-              <w:t xml:space="preserve"> button on navigation Bar</w:t>
+              <w:t>View Dashboard button on navigation Bar</w:t>
             </w:r>
           </w:p>
           <w:p>
@@ -6870,21 +6774,7 @@
                 <w:sz w:val="24"/>
                 <w:szCs w:val="24"/>
               </w:rPr>
-              <w:t xml:space="preserve">View the </w:t>
-            </w:r>
-            <w:r>
-              <w:rPr>
-                <w:sz w:val="24"/>
-                <w:szCs w:val="24"/>
-              </w:rPr>
-              <w:t xml:space="preserve">Dashboard </w:t>
-            </w:r>
-            <w:r>
-              <w:rPr>
-                <w:sz w:val="24"/>
-                <w:szCs w:val="24"/>
-              </w:rPr>
-              <w:t>page</w:t>
+              <w:t>View the Dashboard page</w:t>
             </w:r>
           </w:p>
           <w:p>
@@ -7374,7 +7264,7 @@
       <w:r>
         <w:br/>
       </w:r>
-      <w:bookmarkStart w:id="13" w:name="_Toc224033346"/>
+      <w:bookmarkStart w:id="13" w:name="_Toc224299096"/>
       <w:r>
         <w:rPr>
           <w:b/>
@@ -7388,7 +7278,7 @@
       <w:pPr>
         <w:pStyle w:val="Heading2"/>
       </w:pPr>
-      <w:bookmarkStart w:id="14" w:name="_Toc224033347"/>
+      <w:bookmarkStart w:id="14" w:name="_Toc224299097"/>
       <w:r>
         <w:t>Performance</w:t>
       </w:r>
@@ -7522,14 +7412,7 @@
                 <w:sz w:val="24"/>
                 <w:szCs w:val="24"/>
               </w:rPr>
-              <w:t xml:space="preserve">Webpages loading quickly leads to good user experience and good reputation for </w:t>
-            </w:r>
-            <w:r>
-              <w:rPr>
-                <w:sz w:val="24"/>
-                <w:szCs w:val="24"/>
-              </w:rPr>
-              <w:t>GLH</w:t>
+              <w:t>Webpages loading quickly leads to good user experience and good reputation for GLH</w:t>
             </w:r>
           </w:p>
         </w:tc>
@@ -7837,7 +7720,7 @@
         <w:pStyle w:val="Heading2"/>
       </w:pPr>
       <w:bookmarkStart w:id="15" w:name="_Toc220396083"/>
-      <w:bookmarkStart w:id="16" w:name="_Toc224033348"/>
+      <w:bookmarkStart w:id="16" w:name="_Toc224299098"/>
       <w:r>
         <w:lastRenderedPageBreak/>
         <w:t>Security</w:t>
@@ -8167,7 +8050,7 @@
         <w:pStyle w:val="Heading2"/>
       </w:pPr>
       <w:bookmarkStart w:id="17" w:name="_Toc220396084"/>
-      <w:bookmarkStart w:id="18" w:name="_Toc224033349"/>
+      <w:bookmarkStart w:id="18" w:name="_Toc224299099"/>
       <w:r>
         <w:t>Capacity</w:t>
       </w:r>
@@ -8503,7 +8386,7 @@
         </w:rPr>
       </w:pPr>
       <w:bookmarkStart w:id="19" w:name="_Toc220396085"/>
-      <w:bookmarkStart w:id="20" w:name="_Toc224033350"/>
+      <w:bookmarkStart w:id="20" w:name="_Toc224299100"/>
       <w:r>
         <w:rPr>
           <w:sz w:val="24"/>
@@ -8793,7 +8676,7 @@
         <w:pStyle w:val="Heading2"/>
       </w:pPr>
       <w:bookmarkStart w:id="21" w:name="_Toc220396086"/>
-      <w:bookmarkStart w:id="22" w:name="_Toc224033351"/>
+      <w:bookmarkStart w:id="22" w:name="_Toc224299101"/>
       <w:r>
         <w:t>Usability and Accessibility</w:t>
       </w:r>
@@ -9163,68 +9046,29 @@
           <w:bCs/>
         </w:rPr>
       </w:pPr>
-      <w:r>
-        <w:lastRenderedPageBreak/>
-        <w:br/>
-      </w:r>
-      <w:bookmarkStart w:id="23" w:name="_Toc224033352"/>
+      <w:bookmarkStart w:id="23" w:name="_Toc224299102"/>
       <w:r>
         <w:rPr>
           <w:b/>
           <w:bCs/>
         </w:rPr>
-        <w:t>Hierarchy Diagram</w:t>
+        <w:lastRenderedPageBreak/>
+        <w:t>Risk Management</w:t>
       </w:r>
       <w:bookmarkEnd w:id="23"/>
     </w:p>
     <w:p>
       <w:pPr>
-        <w:rPr>
-          <w:b/>
-          <w:bCs/>
-          <w:color w:val="FF0000"/>
-          <w:sz w:val="40"/>
-          <w:szCs w:val="40"/>
-        </w:rPr>
-      </w:pPr>
-      <w:r>
-        <w:rPr>
-          <w:b/>
-          <w:bCs/>
-          <w:color w:val="FF0000"/>
-          <w:sz w:val="40"/>
-          <w:szCs w:val="40"/>
-        </w:rPr>
-        <w:t>DO YOUR HIERARCHY DIAGRAM</w:t>
-      </w:r>
-    </w:p>
-    <w:p>
-      <w:pPr>
-        <w:pStyle w:val="Heading1"/>
-        <w:rPr>
-          <w:b/>
-          <w:bCs/>
-        </w:rPr>
-      </w:pPr>
-      <w:bookmarkStart w:id="24" w:name="_Toc224033353"/>
-      <w:r>
-        <w:rPr>
-          <w:b/>
-          <w:bCs/>
-        </w:rPr>
-        <w:t>Risk Management</w:t>
-      </w:r>
-      <w:bookmarkEnd w:id="24"/>
-    </w:p>
-    <w:p>
-      <w:pPr>
         <w:pStyle w:val="Heading2"/>
       </w:pPr>
-      <w:bookmarkStart w:id="25" w:name="_Toc224033354"/>
+      <w:bookmarkStart w:id="24" w:name="_Toc224299103"/>
       <w:r>
         <w:t>General Project Risks</w:t>
       </w:r>
-      <w:bookmarkEnd w:id="25"/>
+      <w:r>
+        <w:t xml:space="preserve"> (GPR)</w:t>
+      </w:r>
+      <w:bookmarkEnd w:id="24"/>
     </w:p>
     <w:p>
       <w:pPr>
@@ -9290,11 +9134,14 @@
       <w:pPr>
         <w:pStyle w:val="Heading2"/>
       </w:pPr>
-      <w:bookmarkStart w:id="26" w:name="_Toc224033355"/>
+      <w:bookmarkStart w:id="25" w:name="_Toc224299104"/>
       <w:r>
         <w:t>General Technical Risks</w:t>
       </w:r>
-      <w:bookmarkEnd w:id="26"/>
+      <w:r>
+        <w:t xml:space="preserve"> (GTR)</w:t>
+      </w:r>
+      <w:bookmarkEnd w:id="25"/>
     </w:p>
     <w:p>
       <w:pPr>
@@ -9420,11 +9267,14 @@
       <w:pPr>
         <w:pStyle w:val="Heading2"/>
       </w:pPr>
-      <w:bookmarkStart w:id="27" w:name="_Toc224033356"/>
+      <w:bookmarkStart w:id="26" w:name="_Toc224299105"/>
       <w:r>
         <w:t>Project-Based Risks</w:t>
       </w:r>
-      <w:bookmarkEnd w:id="27"/>
+      <w:r>
+        <w:t xml:space="preserve"> (PBR)</w:t>
+      </w:r>
+      <w:bookmarkEnd w:id="26"/>
     </w:p>
     <w:p>
       <w:pPr>
@@ -9463,7 +9313,7 @@
           <w:sz w:val="24"/>
           <w:szCs w:val="24"/>
         </w:rPr>
-        <w:t>Product Stock count being wrong</w:t>
+        <w:t>Wrong stock count or availability being shown</w:t>
       </w:r>
     </w:p>
     <w:p>
@@ -9488,13 +9338,33 @@
     </w:p>
     <w:p>
       <w:pPr>
+        <w:pStyle w:val="ListParagraph"/>
+        <w:numPr>
+          <w:ilvl w:val="0"/>
+          <w:numId w:val="7"/>
+        </w:numPr>
+        <w:rPr>
+          <w:sz w:val="24"/>
+          <w:szCs w:val="24"/>
+        </w:rPr>
+      </w:pPr>
+      <w:r>
+        <w:rPr>
+          <w:sz w:val="24"/>
+          <w:szCs w:val="24"/>
+        </w:rPr>
+        <w:t>Unauthorised users access the backend</w:t>
+      </w:r>
+    </w:p>
+    <w:p>
+      <w:pPr>
         <w:pStyle w:val="Heading2"/>
       </w:pPr>
-      <w:bookmarkStart w:id="28" w:name="_Toc224033357"/>
+      <w:bookmarkStart w:id="27" w:name="_Toc224299106"/>
       <w:r>
         <w:t>Risk Matrix</w:t>
       </w:r>
-      <w:bookmarkEnd w:id="28"/>
+      <w:bookmarkEnd w:id="27"/>
     </w:p>
     <w:p>
       <w:pPr>
@@ -9603,6 +9473,9 @@
             <w:pPr>
               <w:spacing w:after="160" w:line="278" w:lineRule="auto"/>
             </w:pPr>
+            <w:r>
+              <w:t>GTR1, GTR4</w:t>
+            </w:r>
           </w:p>
         </w:tc>
         <w:tc>
@@ -9621,6 +9494,9 @@
             <w:pPr>
               <w:spacing w:after="160" w:line="278" w:lineRule="auto"/>
             </w:pPr>
+            <w:r>
+              <w:t>GTR5, PBR4</w:t>
+            </w:r>
           </w:p>
         </w:tc>
         <w:tc>
@@ -10161,11 +10037,11 @@
       <w:pPr>
         <w:pStyle w:val="Heading2"/>
       </w:pPr>
-      <w:bookmarkStart w:id="29" w:name="_Toc224033358"/>
+      <w:bookmarkStart w:id="28" w:name="_Toc224299107"/>
       <w:r>
         <w:t>Risk Mitigation</w:t>
       </w:r>
-      <w:bookmarkEnd w:id="29"/>
+      <w:bookmarkEnd w:id="28"/>
     </w:p>
     <w:tbl>
       <w:tblPr>
@@ -10370,29 +10246,7 @@
                 <w:sz w:val="24"/>
                 <w:szCs w:val="24"/>
               </w:rPr>
-              <w:t xml:space="preserve">Define and set requirements clearly and use a </w:t>
-            </w:r>
-            <w:r>
-              <w:rPr>
-                <w:sz w:val="24"/>
-                <w:szCs w:val="24"/>
-              </w:rPr>
-              <w:t>top-down</w:t>
-            </w:r>
-            <w:r>
-              <w:rPr>
-                <w:sz w:val="24"/>
-                <w:szCs w:val="24"/>
-              </w:rPr>
-              <w:t xml:space="preserve"> </w:t>
-            </w:r>
-            <w:r>
-              <w:rPr>
-                <w:sz w:val="24"/>
-                <w:szCs w:val="24"/>
-              </w:rPr>
-              <w:lastRenderedPageBreak/>
-              <w:t>approach when planning.</w:t>
+              <w:t>Define and set requirements clearly and use a top-down approach when planning.</w:t>
             </w:r>
           </w:p>
         </w:tc>
@@ -10414,68 +10268,75 @@
                 <w:sz w:val="24"/>
                 <w:szCs w:val="24"/>
               </w:rPr>
+              <w:t>Schedule delays</w:t>
+            </w:r>
+          </w:p>
+        </w:tc>
+        <w:tc>
+          <w:tcPr>
+            <w:tcW w:w="2254" w:type="dxa"/>
+          </w:tcPr>
+          <w:p>
+            <w:pPr>
+              <w:rPr>
+                <w:sz w:val="24"/>
+                <w:szCs w:val="24"/>
+              </w:rPr>
+            </w:pPr>
+            <w:r>
+              <w:rPr>
+                <w:sz w:val="24"/>
+                <w:szCs w:val="24"/>
+              </w:rPr>
+              <w:t>Medium</w:t>
+            </w:r>
+          </w:p>
+        </w:tc>
+        <w:tc>
+          <w:tcPr>
+            <w:tcW w:w="2254" w:type="dxa"/>
+          </w:tcPr>
+          <w:p>
+            <w:pPr>
+              <w:rPr>
+                <w:sz w:val="24"/>
+                <w:szCs w:val="24"/>
+              </w:rPr>
+            </w:pPr>
+            <w:r>
+              <w:rPr>
+                <w:sz w:val="24"/>
+                <w:szCs w:val="24"/>
+              </w:rPr>
+              <w:t>High</w:t>
+            </w:r>
+          </w:p>
+        </w:tc>
+        <w:tc>
+          <w:tcPr>
+            <w:tcW w:w="2254" w:type="dxa"/>
+          </w:tcPr>
+          <w:p>
+            <w:pPr>
+              <w:rPr>
+                <w:sz w:val="24"/>
+                <w:szCs w:val="24"/>
+              </w:rPr>
+            </w:pPr>
+            <w:r>
+              <w:rPr>
+                <w:sz w:val="24"/>
+                <w:szCs w:val="24"/>
+              </w:rPr>
+              <w:t xml:space="preserve">Use realistic timelines and track progress with milestones and </w:t>
+            </w:r>
+            <w:r>
+              <w:rPr>
+                <w:sz w:val="24"/>
+                <w:szCs w:val="24"/>
+              </w:rPr>
               <w:lastRenderedPageBreak/>
-              <w:t>Schedule delays</w:t>
-            </w:r>
-          </w:p>
-        </w:tc>
-        <w:tc>
-          <w:tcPr>
-            <w:tcW w:w="2254" w:type="dxa"/>
-          </w:tcPr>
-          <w:p>
-            <w:pPr>
-              <w:rPr>
-                <w:sz w:val="24"/>
-                <w:szCs w:val="24"/>
-              </w:rPr>
-            </w:pPr>
-            <w:r>
-              <w:rPr>
-                <w:sz w:val="24"/>
-                <w:szCs w:val="24"/>
-              </w:rPr>
-              <w:t>Medium</w:t>
-            </w:r>
-          </w:p>
-        </w:tc>
-        <w:tc>
-          <w:tcPr>
-            <w:tcW w:w="2254" w:type="dxa"/>
-          </w:tcPr>
-          <w:p>
-            <w:pPr>
-              <w:rPr>
-                <w:sz w:val="24"/>
-                <w:szCs w:val="24"/>
-              </w:rPr>
-            </w:pPr>
-            <w:r>
-              <w:rPr>
-                <w:sz w:val="24"/>
-                <w:szCs w:val="24"/>
-              </w:rPr>
-              <w:t>High</w:t>
-            </w:r>
-          </w:p>
-        </w:tc>
-        <w:tc>
-          <w:tcPr>
-            <w:tcW w:w="2254" w:type="dxa"/>
-          </w:tcPr>
-          <w:p>
-            <w:pPr>
-              <w:rPr>
-                <w:sz w:val="24"/>
-                <w:szCs w:val="24"/>
-              </w:rPr>
-            </w:pPr>
-            <w:r>
-              <w:rPr>
-                <w:sz w:val="24"/>
-                <w:szCs w:val="24"/>
-              </w:rPr>
-              <w:t>Use realistic timelines and track progress with milestones and regularly check progress.</w:t>
+              <w:t>regularly check progress.</w:t>
             </w:r>
           </w:p>
         </w:tc>
@@ -10497,6 +10358,7 @@
                 <w:sz w:val="24"/>
                 <w:szCs w:val="24"/>
               </w:rPr>
+              <w:lastRenderedPageBreak/>
               <w:t>Lack of skilled resources</w:t>
             </w:r>
           </w:p>
@@ -11330,48 +11192,252 @@
           <w:bCs/>
         </w:rPr>
       </w:pPr>
-      <w:bookmarkStart w:id="30" w:name="_Toc224033359"/>
+      <w:bookmarkStart w:id="29" w:name="_Toc224299108"/>
       <w:r>
         <w:rPr>
           <w:b/>
           <w:bCs/>
         </w:rPr>
-        <w:lastRenderedPageBreak/>
         <w:t>Legal Consideration</w:t>
       </w:r>
-      <w:bookmarkEnd w:id="30"/>
+      <w:bookmarkEnd w:id="29"/>
     </w:p>
-    <w:p>
-      <w:pPr>
-        <w:rPr>
-          <w:b/>
-          <w:bCs/>
-          <w:color w:val="FF0000"/>
-          <w:sz w:val="40"/>
-          <w:szCs w:val="40"/>
-        </w:rPr>
-      </w:pPr>
-      <w:r>
-        <w:rPr>
-          <w:b/>
-          <w:bCs/>
-          <w:color w:val="FF0000"/>
-          <w:sz w:val="40"/>
-          <w:szCs w:val="40"/>
-        </w:rPr>
-        <w:t xml:space="preserve">DO YOUR </w:t>
-      </w:r>
-      <w:r>
-        <w:rPr>
-          <w:b/>
-          <w:bCs/>
-          <w:color w:val="FF0000"/>
-          <w:sz w:val="40"/>
-          <w:szCs w:val="40"/>
-        </w:rPr>
-        <w:t>LEGAL CONSIDERATIONS</w:t>
-      </w:r>
-    </w:p>
+    <w:tbl>
+      <w:tblPr>
+        <w:tblStyle w:val="TableGrid"/>
+        <w:tblW w:w="0" w:type="auto"/>
+        <w:tblLook w:val="04A0" w:firstRow="1" w:lastRow="0" w:firstColumn="1" w:lastColumn="0" w:noHBand="0" w:noVBand="1"/>
+      </w:tblPr>
+      <w:tblGrid>
+        <w:gridCol w:w="4508"/>
+        <w:gridCol w:w="4508"/>
+      </w:tblGrid>
+      <w:tr>
+        <w:tc>
+          <w:tcPr>
+            <w:tcW w:w="4508" w:type="dxa"/>
+          </w:tcPr>
+          <w:p>
+            <w:r>
+              <w:t>Legal Regulation</w:t>
+            </w:r>
+          </w:p>
+        </w:tc>
+        <w:tc>
+          <w:tcPr>
+            <w:tcW w:w="4508" w:type="dxa"/>
+          </w:tcPr>
+          <w:p>
+            <w:r>
+              <w:t>Application</w:t>
+            </w:r>
+          </w:p>
+        </w:tc>
+      </w:tr>
+      <w:tr>
+        <w:tc>
+          <w:tcPr>
+            <w:tcW w:w="4508" w:type="dxa"/>
+          </w:tcPr>
+          <w:p>
+            <w:r>
+              <w:t>General Data Protection Regulation (GDPR)</w:t>
+            </w:r>
+          </w:p>
+        </w:tc>
+        <w:tc>
+          <w:tcPr>
+            <w:tcW w:w="4508" w:type="dxa"/>
+          </w:tcPr>
+          <w:p>
+            <w:r>
+              <w:t xml:space="preserve">The web application will be aligned to this regulation by making use of a privacy page. This page will serve the purpose </w:t>
+            </w:r>
+            <w:r>
+              <w:t xml:space="preserve">of informing the users on how their data is being used. The company will also only collect data that is </w:t>
+            </w:r>
+            <w:r>
+              <w:lastRenderedPageBreak/>
+              <w:t>relevant and in use. Other ways the application will abide by this regulation will be through the use of encryption to make sure user data stays safe.</w:t>
+            </w:r>
+            <w:r>
+              <w:br/>
+              <w:t>The web application will also make users consent to their data being collected by making use of tick boxes or the option to accept cookies. Users will also be given right of erasure of their data at any time they want.</w:t>
+            </w:r>
+          </w:p>
+        </w:tc>
+      </w:tr>
+      <w:tr>
+        <w:tc>
+          <w:tcPr>
+            <w:tcW w:w="4508" w:type="dxa"/>
+          </w:tcPr>
+          <w:p>
+            <w:r>
+              <w:lastRenderedPageBreak/>
+              <w:t>Equality Act 2010</w:t>
+            </w:r>
+          </w:p>
+        </w:tc>
+        <w:tc>
+          <w:tcPr>
+            <w:tcW w:w="4508" w:type="dxa"/>
+          </w:tcPr>
+          <w:p>
+            <w:r>
+              <w:t xml:space="preserve">To abide to this law, the web application will have features tailored to people with disabilities to change certain features to help them use the system. Text to speech for the visually impaired, high contrast modes, dark modes, text size changes, </w:t>
+            </w:r>
+            <w:r>
+              <w:t>etc.</w:t>
+            </w:r>
+            <w:r>
+              <w:br/>
+              <w:t>The website will be compatible with screen reader technology for anyone who uses those to be able to use the solution.</w:t>
+            </w:r>
+          </w:p>
+          <w:p>
+            <w:r>
+              <w:t>The website will feature clear and simple, non-technical language to negate confusion by users.</w:t>
+            </w:r>
+          </w:p>
+        </w:tc>
+      </w:tr>
+      <w:tr>
+        <w:tc>
+          <w:tcPr>
+            <w:tcW w:w="4508" w:type="dxa"/>
+          </w:tcPr>
+          <w:p>
+            <w:r>
+              <w:t>Payment Services Regulations 2017</w:t>
+            </w:r>
+          </w:p>
+        </w:tc>
+        <w:tc>
+          <w:tcPr>
+            <w:tcW w:w="4508" w:type="dxa"/>
+          </w:tcPr>
+          <w:p>
+            <w:r>
+              <w:t>To comply with these regulations, the solution will feature external payment system providers as they already have secure ways to process payments that comply with standards of the law. Using external payment systems also makes the solution more accessible as people with different payment methods can use it</w:t>
+            </w:r>
+          </w:p>
+          <w:p>
+            <w:r>
+              <w:t>The system will also not store any card details in the database, reducing the risk of data breaches. The payment providers will also handle fraud detection and authentication helping comply with secure payment requirements.</w:t>
+            </w:r>
+          </w:p>
+        </w:tc>
+      </w:tr>
+      <w:tr>
+        <w:tc>
+          <w:tcPr>
+            <w:tcW w:w="4508" w:type="dxa"/>
+          </w:tcPr>
+          <w:p>
+            <w:r>
+              <w:t>Food Information Regulations 2014 and Food Safety Act 1990</w:t>
+            </w:r>
+          </w:p>
+        </w:tc>
+        <w:tc>
+          <w:tcPr>
+            <w:tcW w:w="4508" w:type="dxa"/>
+          </w:tcPr>
+          <w:p>
+            <w:r>
+              <w:t>To meet this regulation the web application will need to properly highlight any and all information about allergies, in the product page for each product to ensure safety of consumers and avoid confusion</w:t>
+            </w:r>
+            <w:r>
+              <w:t>.</w:t>
+            </w:r>
+            <w:r>
+              <w:br/>
+              <w:t>Each product will have its full ingredient list listed on its page to inform customers about what is in it, product information will be updated and checked regularly.</w:t>
+            </w:r>
+          </w:p>
+        </w:tc>
+      </w:tr>
+      <w:tr>
+        <w:tc>
+          <w:tcPr>
+            <w:tcW w:w="4508" w:type="dxa"/>
+          </w:tcPr>
+          <w:p>
+            <w:r>
+              <w:t>Consumer Rights Act 2015</w:t>
+            </w:r>
+          </w:p>
+        </w:tc>
+        <w:tc>
+          <w:tcPr>
+            <w:tcW w:w="4508" w:type="dxa"/>
+          </w:tcPr>
+          <w:p>
+            <w:r>
+              <w:t xml:space="preserve">The web application will feature </w:t>
+            </w:r>
+            <w:r>
+              <w:t>a page</w:t>
+            </w:r>
+            <w:r>
+              <w:t xml:space="preserve"> where all policies are listed, stating the customers rights and the </w:t>
+            </w:r>
+            <w:r>
+              <w:t>companies’</w:t>
+            </w:r>
+            <w:r>
+              <w:t xml:space="preserve"> rights as well, users are therefore informed of the rights and the company’s rules before shopping, this page will show return or refund policies and many more. The information on this </w:t>
+            </w:r>
+            <w:r>
+              <w:t>application</w:t>
+            </w:r>
+            <w:r>
+              <w:t xml:space="preserve"> will be fully transparent and accurate and not misleading </w:t>
+            </w:r>
+            <w:r>
+              <w:lastRenderedPageBreak/>
+              <w:t>ensuring goods match with what is advertised</w:t>
+            </w:r>
+            <w:r>
+              <w:t>.</w:t>
+            </w:r>
+            <w:r>
+              <w:br/>
+              <w:t>All terms and conditions will be written clearly so that they cannot be misinterpreted and users can easily understand them.</w:t>
+            </w:r>
+          </w:p>
+        </w:tc>
+      </w:tr>
+      <w:tr>
+        <w:tc>
+          <w:tcPr>
+            <w:tcW w:w="4508" w:type="dxa"/>
+          </w:tcPr>
+          <w:p/>
+        </w:tc>
+        <w:tc>
+          <w:tcPr>
+            <w:tcW w:w="4508" w:type="dxa"/>
+          </w:tcPr>
+          <w:p/>
+        </w:tc>
+      </w:tr>
+      <w:tr>
+        <w:tc>
+          <w:tcPr>
+            <w:tcW w:w="4508" w:type="dxa"/>
+          </w:tcPr>
+          <w:p/>
+        </w:tc>
+        <w:tc>
+          <w:tcPr>
+            <w:tcW w:w="4508" w:type="dxa"/>
+          </w:tcPr>
+          <w:p/>
+        </w:tc>
+      </w:tr>
+    </w:tbl>
     <w:p/>
     <w:p>
       <w:pPr>
@@ -11381,7 +11447,7 @@
           <w:bCs/>
         </w:rPr>
       </w:pPr>
-      <w:bookmarkStart w:id="31" w:name="_Toc224033360"/>
+      <w:bookmarkStart w:id="30" w:name="_Toc224299109"/>
       <w:r>
         <w:rPr>
           <w:b/>
@@ -11389,40 +11455,144 @@
         </w:rPr>
         <w:t>UI Consideration</w:t>
       </w:r>
-      <w:bookmarkEnd w:id="31"/>
+      <w:bookmarkEnd w:id="30"/>
     </w:p>
     <w:p>
       <w:pPr>
         <w:rPr>
-          <w:b/>
-          <w:bCs/>
-          <w:color w:val="FF0000"/>
-          <w:sz w:val="40"/>
-          <w:szCs w:val="40"/>
+          <w:sz w:val="24"/>
+          <w:szCs w:val="24"/>
         </w:rPr>
       </w:pPr>
       <w:r>
         <w:rPr>
-          <w:b/>
-          <w:bCs/>
-          <w:color w:val="FF0000"/>
-          <w:sz w:val="40"/>
-          <w:szCs w:val="40"/>
+          <w:sz w:val="24"/>
+          <w:szCs w:val="24"/>
         </w:rPr>
-        <w:t xml:space="preserve">DO YOUR </w:t>
+        <w:t>The user interface needs to be simple, minimal and attractive, due to the company being big on the eco friendliness and local farming the website colour scheme will consist of greens, whites, cool grey, and more. The dark mode and high contrast modes will back off of the main colour schemes as well. Pictures used will be high definition and very descriptive so as to serve their purpose correctly.</w:t>
       </w:r>
       <w:r>
         <w:rPr>
-          <w:b/>
-          <w:bCs/>
-          <w:color w:val="FF0000"/>
-          <w:sz w:val="40"/>
-          <w:szCs w:val="40"/>
+          <w:sz w:val="24"/>
+          <w:szCs w:val="24"/>
         </w:rPr>
-        <w:t>UI CONSIDERATIONS</w:t>
+        <w:br/>
+        <w:t xml:space="preserve">A simple and minimal interface will have to be employed in this solution as it reduces clutter and makes the website look </w:t>
+      </w:r>
+      <w:r>
+        <w:rPr>
+          <w:sz w:val="24"/>
+          <w:szCs w:val="24"/>
+        </w:rPr>
+        <w:t>cleaner</w:t>
+      </w:r>
+      <w:r>
+        <w:rPr>
+          <w:sz w:val="24"/>
+          <w:szCs w:val="24"/>
+        </w:rPr>
+        <w:t xml:space="preserve">, making navigation easier for users thereby increasing customer satisfaction. Green is often associated with nature </w:t>
+      </w:r>
+      <w:r>
+        <w:rPr>
+          <w:sz w:val="24"/>
+          <w:szCs w:val="24"/>
+        </w:rPr>
+        <w:t>sustenance</w:t>
+      </w:r>
+      <w:r>
+        <w:rPr>
+          <w:sz w:val="24"/>
+          <w:szCs w:val="24"/>
+        </w:rPr>
+        <w:t xml:space="preserve"> and eco-friendliness which reflects with the </w:t>
+      </w:r>
+      <w:r>
+        <w:rPr>
+          <w:sz w:val="24"/>
+          <w:szCs w:val="24"/>
+        </w:rPr>
+        <w:t>company’s</w:t>
+      </w:r>
+      <w:r>
+        <w:rPr>
+          <w:sz w:val="24"/>
+          <w:szCs w:val="24"/>
+        </w:rPr>
+        <w:t xml:space="preserve"> beliefs directly which is why it will be a good main colour choice, it will be accompanied with cooler tones, cool greys, void whites, to give it more of a professional look </w:t>
+      </w:r>
+      <w:r>
+        <w:rPr>
+          <w:sz w:val="24"/>
+          <w:szCs w:val="24"/>
+        </w:rPr>
+        <w:t>as well</w:t>
+      </w:r>
+      <w:r>
+        <w:rPr>
+          <w:sz w:val="24"/>
+          <w:szCs w:val="24"/>
+        </w:rPr>
+        <w:t xml:space="preserve"> as it serving its </w:t>
+      </w:r>
+      <w:r>
+        <w:rPr>
+          <w:sz w:val="24"/>
+          <w:szCs w:val="24"/>
+        </w:rPr>
+        <w:t>purpose</w:t>
+      </w:r>
+      <w:r>
+        <w:rPr>
+          <w:sz w:val="24"/>
+          <w:szCs w:val="24"/>
+        </w:rPr>
+        <w:t xml:space="preserve"> of being void so actual elements stand out, For user accessibility and comfort dark mode and high contrast modes will need to be added </w:t>
+      </w:r>
+      <w:r>
+        <w:rPr>
+          <w:sz w:val="24"/>
+          <w:szCs w:val="24"/>
+        </w:rPr>
+        <w:t>as well</w:t>
+      </w:r>
+      <w:r>
+        <w:rPr>
+          <w:sz w:val="24"/>
+          <w:szCs w:val="24"/>
+        </w:rPr>
+        <w:t xml:space="preserve"> as dark mode can </w:t>
+      </w:r>
+      <w:r>
+        <w:rPr>
+          <w:sz w:val="24"/>
+          <w:szCs w:val="24"/>
+        </w:rPr>
+        <w:t>severely</w:t>
+      </w:r>
+      <w:r>
+        <w:rPr>
+          <w:sz w:val="24"/>
+          <w:szCs w:val="24"/>
+        </w:rPr>
+        <w:t xml:space="preserve"> reduce the strain on the eyes and high contrast mode is a way to make the solution more accessible to the visually impaired.</w:t>
+      </w:r>
+      <w:r>
+        <w:rPr>
+          <w:sz w:val="24"/>
+          <w:szCs w:val="24"/>
+        </w:rPr>
+        <w:br/>
+        <w:t>The solution must feature high quality images so consumers can properly see what they are being sold before actually paying, this increases customer confidence in the quality of the products they are being sold.</w:t>
+      </w:r>
+      <w:r>
+        <w:rPr>
+          <w:sz w:val="24"/>
+          <w:szCs w:val="24"/>
+        </w:rPr>
+        <w:t xml:space="preserve"> The website must also have a consistent design with consistent elements as well as users can rely on their memories while navigating. For example, the navigation bar must remain on the top of the page at all times for ease of access, removal on entry of one page can be off putting to a user.</w:t>
       </w:r>
     </w:p>
-    <w:p/>
     <w:sectPr>
       <w:pgSz w:w="11906" w:h="16838"/>
       <w:pgMar w:top="1440" w:right="1440" w:bottom="1440" w:left="1440" w:header="708" w:footer="708" w:gutter="0"/>

--- a/Task1_Proposal_722957_Adewuyi_A.docx
+++ b/Task1_Proposal_722957_Adewuyi_A.docx
@@ -11409,34 +11409,6 @@
           </w:p>
         </w:tc>
       </w:tr>
-      <w:tr>
-        <w:tc>
-          <w:tcPr>
-            <w:tcW w:w="4508" w:type="dxa"/>
-          </w:tcPr>
-          <w:p/>
-        </w:tc>
-        <w:tc>
-          <w:tcPr>
-            <w:tcW w:w="4508" w:type="dxa"/>
-          </w:tcPr>
-          <w:p/>
-        </w:tc>
-      </w:tr>
-      <w:tr>
-        <w:tc>
-          <w:tcPr>
-            <w:tcW w:w="4508" w:type="dxa"/>
-          </w:tcPr>
-          <w:p/>
-        </w:tc>
-        <w:tc>
-          <w:tcPr>
-            <w:tcW w:w="4508" w:type="dxa"/>
-          </w:tcPr>
-          <w:p/>
-        </w:tc>
-      </w:tr>
     </w:tbl>
     <w:p/>
     <w:p>
@@ -11591,6 +11563,13 @@
           <w:szCs w:val="24"/>
         </w:rPr>
         <w:t xml:space="preserve"> The website must also have a consistent design with consistent elements as well as users can rely on their memories while navigating. For example, the navigation bar must remain on the top of the page at all times for ease of access, removal on entry of one page can be off putting to a user.</w:t>
+      </w:r>
+      <w:r>
+        <w:rPr>
+          <w:sz w:val="24"/>
+          <w:szCs w:val="24"/>
+        </w:rPr>
+        <w:t xml:space="preserve"> </w:t>
       </w:r>
     </w:p>
     <w:sectPr>

--- a/Task1_Proposal_722957_Adewuyi_A.docx
+++ b/Task1_Proposal_722957_Adewuyi_A.docx
@@ -7441,6 +7441,52 @@
               </w:rPr>
               <w:t xml:space="preserve"> in less than 2 seconds on average</w:t>
             </w:r>
+            <w:r>
+              <w:rPr>
+                <w:sz w:val="24"/>
+                <w:szCs w:val="24"/>
+              </w:rPr>
+              <w:br/>
+            </w:r>
+            <w:r>
+              <w:rPr>
+                <w:sz w:val="24"/>
+                <w:szCs w:val="24"/>
+              </w:rPr>
+              <w:br/>
+              <w:t xml:space="preserve">FCP (first </w:t>
+            </w:r>
+            <w:proofErr w:type="spellStart"/>
+            <w:r>
+              <w:rPr>
+                <w:sz w:val="24"/>
+                <w:szCs w:val="24"/>
+              </w:rPr>
+              <w:t>contentful</w:t>
+            </w:r>
+            <w:proofErr w:type="spellEnd"/>
+            <w:r>
+              <w:rPr>
+                <w:sz w:val="24"/>
+                <w:szCs w:val="24"/>
+              </w:rPr>
+              <w:t xml:space="preserve"> paint) should be under 1.5 seconds</w:t>
+            </w:r>
+            <w:r>
+              <w:rPr>
+                <w:sz w:val="24"/>
+                <w:szCs w:val="24"/>
+              </w:rPr>
+              <w:br/>
+            </w:r>
+            <w:r>
+              <w:rPr>
+                <w:sz w:val="24"/>
+                <w:szCs w:val="24"/>
+              </w:rPr>
+              <w:br/>
+              <w:t>Page size should remain under 2mb to prevent slow loading</w:t>
+            </w:r>
           </w:p>
         </w:tc>
       </w:tr>
@@ -7517,6 +7563,58 @@
               </w:rPr>
               <w:t xml:space="preserve"> requests per second without slowing down.</w:t>
             </w:r>
+            <w:r>
+              <w:rPr>
+                <w:sz w:val="24"/>
+                <w:szCs w:val="24"/>
+              </w:rPr>
+              <w:br/>
+            </w:r>
+            <w:r>
+              <w:rPr>
+                <w:sz w:val="24"/>
+                <w:szCs w:val="24"/>
+              </w:rPr>
+              <w:br/>
+              <w:t>Error rates of the solution should remain below 1% during peak usage</w:t>
+            </w:r>
+            <w:r>
+              <w:rPr>
+                <w:sz w:val="24"/>
+                <w:szCs w:val="24"/>
+              </w:rPr>
+              <w:br/>
+            </w:r>
+            <w:r>
+              <w:rPr>
+                <w:sz w:val="24"/>
+                <w:szCs w:val="24"/>
+              </w:rPr>
+              <w:br/>
+            </w:r>
+            <w:proofErr w:type="gramStart"/>
+            <w:r>
+              <w:rPr>
+                <w:sz w:val="24"/>
+                <w:szCs w:val="24"/>
+              </w:rPr>
+              <w:t>Client side</w:t>
+            </w:r>
+            <w:proofErr w:type="gramEnd"/>
+            <w:r>
+              <w:rPr>
+                <w:sz w:val="24"/>
+                <w:szCs w:val="24"/>
+              </w:rPr>
+              <w:t xml:space="preserve"> CPU usage should remain below 50% during interjections</w:t>
+            </w:r>
+            <w:r>
+              <w:rPr>
+                <w:sz w:val="24"/>
+                <w:szCs w:val="24"/>
+              </w:rPr>
+              <w:br/>
+            </w:r>
           </w:p>
         </w:tc>
       </w:tr>
@@ -7557,7 +7655,15 @@
                 <w:sz w:val="24"/>
                 <w:szCs w:val="24"/>
               </w:rPr>
-              <w:t>This will ensure low end devices can use the website without sacrificing significant speed of the website.</w:t>
+              <w:t xml:space="preserve">This will ensure low end devices can use the website without sacrificing </w:t>
+            </w:r>
+            <w:r>
+              <w:rPr>
+                <w:sz w:val="24"/>
+                <w:szCs w:val="24"/>
+              </w:rPr>
+              <w:lastRenderedPageBreak/>
+              <w:t>significant speed of the website.</w:t>
             </w:r>
           </w:p>
         </w:tc>
@@ -7577,6 +7683,7 @@
                 <w:sz w:val="24"/>
                 <w:szCs w:val="24"/>
               </w:rPr>
+              <w:lastRenderedPageBreak/>
               <w:t xml:space="preserve">The CPU usage should be </w:t>
             </w:r>
             <w:r>
@@ -7585,6 +7692,45 @@
                 <w:szCs w:val="24"/>
               </w:rPr>
               <w:t>low enough that pages remain responsive on low end to typical user devices.</w:t>
+            </w:r>
+            <w:r>
+              <w:rPr>
+                <w:sz w:val="24"/>
+                <w:szCs w:val="24"/>
+              </w:rPr>
+              <w:br/>
+            </w:r>
+            <w:r>
+              <w:rPr>
+                <w:sz w:val="24"/>
+                <w:szCs w:val="24"/>
+              </w:rPr>
+              <w:lastRenderedPageBreak/>
+              <w:br/>
+              <w:t>The solutions layout must function as planned/correctly on-screen sizes of 320px to 1920px</w:t>
+            </w:r>
+          </w:p>
+          <w:p>
+            <w:pPr>
+              <w:rPr>
+                <w:sz w:val="24"/>
+                <w:szCs w:val="24"/>
+              </w:rPr>
+            </w:pPr>
+          </w:p>
+          <w:p>
+            <w:pPr>
+              <w:rPr>
+                <w:sz w:val="24"/>
+                <w:szCs w:val="24"/>
+              </w:rPr>
+            </w:pPr>
+            <w:r>
+              <w:rPr>
+                <w:sz w:val="24"/>
+                <w:szCs w:val="24"/>
+              </w:rPr>
+              <w:t>All interactive elements must remain accessible without horizontal scrolling</w:t>
             </w:r>
           </w:p>
         </w:tc>
@@ -7709,6 +7855,52 @@
                 <w:szCs w:val="24"/>
               </w:rPr>
               <w:t>The system uptime should be at least 99.9% over a 30-day period.</w:t>
+            </w:r>
+          </w:p>
+          <w:p>
+            <w:pPr>
+              <w:rPr>
+                <w:sz w:val="24"/>
+                <w:szCs w:val="24"/>
+              </w:rPr>
+            </w:pPr>
+          </w:p>
+          <w:p>
+            <w:pPr>
+              <w:rPr>
+                <w:sz w:val="24"/>
+                <w:szCs w:val="24"/>
+              </w:rPr>
+            </w:pPr>
+            <w:r>
+              <w:rPr>
+                <w:sz w:val="24"/>
+                <w:szCs w:val="24"/>
+              </w:rPr>
+              <w:t>Unplanned down times should not be more than 1 hour per month</w:t>
+            </w:r>
+          </w:p>
+          <w:p>
+            <w:pPr>
+              <w:rPr>
+                <w:sz w:val="24"/>
+                <w:szCs w:val="24"/>
+              </w:rPr>
+            </w:pPr>
+          </w:p>
+          <w:p>
+            <w:pPr>
+              <w:rPr>
+                <w:sz w:val="24"/>
+                <w:szCs w:val="24"/>
+              </w:rPr>
+            </w:pPr>
+            <w:r>
+              <w:rPr>
+                <w:sz w:val="24"/>
+                <w:szCs w:val="24"/>
+              </w:rPr>
+              <w:t>System recovery after failure should occur within 10 minutes</w:t>
             </w:r>
           </w:p>
         </w:tc>
@@ -7722,7 +7914,6 @@
       <w:bookmarkStart w:id="15" w:name="_Toc220396083"/>
       <w:bookmarkStart w:id="16" w:name="_Toc224299098"/>
       <w:r>
-        <w:lastRenderedPageBreak/>
         <w:t>Security</w:t>
       </w:r>
       <w:bookmarkEnd w:id="15"/>
@@ -7855,6 +8046,44 @@
               <w:t>All sensitive data, including payment information and personal data, should be encrypted using SHA256 Encryption.</w:t>
             </w:r>
           </w:p>
+          <w:p>
+            <w:pPr>
+              <w:rPr>
+                <w:sz w:val="24"/>
+                <w:szCs w:val="24"/>
+              </w:rPr>
+            </w:pPr>
+          </w:p>
+          <w:p>
+            <w:pPr>
+              <w:rPr>
+                <w:sz w:val="24"/>
+                <w:szCs w:val="24"/>
+              </w:rPr>
+            </w:pPr>
+            <w:r>
+              <w:rPr>
+                <w:sz w:val="24"/>
+                <w:szCs w:val="24"/>
+              </w:rPr>
+              <w:t>Password must be hashed and salted before storage</w:t>
+            </w:r>
+            <w:r>
+              <w:rPr>
+                <w:sz w:val="24"/>
+                <w:szCs w:val="24"/>
+              </w:rPr>
+              <w:br/>
+            </w:r>
+            <w:r>
+              <w:rPr>
+                <w:sz w:val="24"/>
+                <w:szCs w:val="24"/>
+              </w:rPr>
+              <w:br/>
+              <w:t>No sensitive data should be stored in plain text within the database</w:t>
+            </w:r>
+          </w:p>
         </w:tc>
       </w:tr>
       <w:tr>
@@ -7917,6 +8146,30 @@
               <w:t>Passwords must be a minimum of 8 characters and include a lix of uppercase, lowercase, numbers and special characters</w:t>
             </w:r>
           </w:p>
+          <w:p>
+            <w:pPr>
+              <w:rPr>
+                <w:sz w:val="24"/>
+                <w:szCs w:val="24"/>
+              </w:rPr>
+            </w:pPr>
+          </w:p>
+          <w:p>
+            <w:pPr>
+              <w:rPr>
+                <w:sz w:val="24"/>
+                <w:szCs w:val="24"/>
+              </w:rPr>
+            </w:pPr>
+            <w:r>
+              <w:rPr>
+                <w:sz w:val="24"/>
+                <w:szCs w:val="24"/>
+              </w:rPr>
+              <w:lastRenderedPageBreak/>
+              <w:t>Accounts should be temporarily locked after 5 failed login attempts</w:t>
+            </w:r>
+          </w:p>
         </w:tc>
       </w:tr>
       <w:tr>
@@ -7936,6 +8189,7 @@
                 <w:sz w:val="24"/>
                 <w:szCs w:val="24"/>
               </w:rPr>
+              <w:lastRenderedPageBreak/>
               <w:t>The application must use HTTPS for all pages and APIs</w:t>
             </w:r>
           </w:p>
@@ -8039,6 +8293,51 @@
                 <w:szCs w:val="24"/>
               </w:rPr>
               <w:t>Card numbers and sensitive information should be replaced with asterisk characters to help hide said information</w:t>
+            </w:r>
+            <w:r>
+              <w:rPr>
+                <w:sz w:val="24"/>
+                <w:szCs w:val="24"/>
+              </w:rPr>
+              <w:t>.</w:t>
+            </w:r>
+          </w:p>
+          <w:p>
+            <w:pPr>
+              <w:rPr>
+                <w:sz w:val="24"/>
+                <w:szCs w:val="24"/>
+              </w:rPr>
+            </w:pPr>
+          </w:p>
+          <w:p>
+            <w:pPr>
+              <w:rPr>
+                <w:sz w:val="24"/>
+                <w:szCs w:val="24"/>
+              </w:rPr>
+            </w:pPr>
+            <w:r>
+              <w:rPr>
+                <w:sz w:val="24"/>
+                <w:szCs w:val="24"/>
+              </w:rPr>
+              <w:t>Only last 4 digits of card details should be visible</w:t>
+            </w:r>
+            <w:r>
+              <w:rPr>
+                <w:sz w:val="24"/>
+                <w:szCs w:val="24"/>
+              </w:rPr>
+              <w:br/>
+            </w:r>
+            <w:r>
+              <w:rPr>
+                <w:sz w:val="24"/>
+                <w:szCs w:val="24"/>
+              </w:rPr>
+              <w:br/>
+              <w:t>Sensitive information should not appear in logs or error messages</w:t>
             </w:r>
           </w:p>
         </w:tc>
@@ -8227,6 +8526,36 @@
               </w:rPr>
               <w:t xml:space="preserve"> without any noticeable slow down</w:t>
             </w:r>
+            <w:r>
+              <w:rPr>
+                <w:sz w:val="24"/>
+                <w:szCs w:val="24"/>
+              </w:rPr>
+              <w:br/>
+            </w:r>
+            <w:r>
+              <w:rPr>
+                <w:sz w:val="24"/>
+                <w:szCs w:val="24"/>
+              </w:rPr>
+              <w:br/>
+              <w:t>Response time should remain below1 second during load testing</w:t>
+            </w:r>
+            <w:r>
+              <w:rPr>
+                <w:sz w:val="24"/>
+                <w:szCs w:val="24"/>
+              </w:rPr>
+              <w:br/>
+            </w:r>
+            <w:r>
+              <w:rPr>
+                <w:sz w:val="24"/>
+                <w:szCs w:val="24"/>
+              </w:rPr>
+              <w:br/>
+              <w:t>The system should be able to stay afloat while 100 users are being simulated onto it simultaneously during testing</w:t>
+            </w:r>
           </w:p>
         </w:tc>
       </w:tr>
@@ -8303,6 +8632,29 @@
               </w:rPr>
               <w:t>of data and must be scaled up when necessary</w:t>
             </w:r>
+            <w:r>
+              <w:rPr>
+                <w:sz w:val="24"/>
+                <w:szCs w:val="24"/>
+              </w:rPr>
+              <w:br/>
+            </w:r>
+            <w:r>
+              <w:rPr>
+                <w:sz w:val="24"/>
+                <w:szCs w:val="24"/>
+              </w:rPr>
+              <w:br/>
+              <w:t xml:space="preserve">Database storage should </w:t>
+            </w:r>
+            <w:r>
+              <w:rPr>
+                <w:sz w:val="24"/>
+                <w:szCs w:val="24"/>
+              </w:rPr>
+              <w:lastRenderedPageBreak/>
+              <w:t>not exceed 80% capacity before upgrading</w:t>
+            </w:r>
           </w:p>
         </w:tc>
       </w:tr>
@@ -8323,6 +8675,7 @@
                 <w:sz w:val="24"/>
                 <w:szCs w:val="24"/>
               </w:rPr>
+              <w:lastRenderedPageBreak/>
               <w:t>The system should maintain health during scaling</w:t>
             </w:r>
           </w:p>
@@ -8364,6 +8717,36 @@
                 <w:szCs w:val="24"/>
               </w:rPr>
               <w:t>The system should be able to maintain its uptime during scaling events</w:t>
+            </w:r>
+            <w:r>
+              <w:rPr>
+                <w:sz w:val="24"/>
+                <w:szCs w:val="24"/>
+              </w:rPr>
+              <w:br/>
+            </w:r>
+            <w:r>
+              <w:rPr>
+                <w:sz w:val="24"/>
+                <w:szCs w:val="24"/>
+              </w:rPr>
+              <w:br/>
+              <w:t>System performance should not drop lower than 80% of normal speed during scaling</w:t>
+            </w:r>
+            <w:r>
+              <w:rPr>
+                <w:sz w:val="24"/>
+                <w:szCs w:val="24"/>
+              </w:rPr>
+              <w:br/>
+            </w:r>
+            <w:r>
+              <w:rPr>
+                <w:sz w:val="24"/>
+                <w:szCs w:val="24"/>
+              </w:rPr>
+              <w:br/>
+              <w:t>Scaling operations should not cause more than 1 minute of service interruptions</w:t>
             </w:r>
           </w:p>
         </w:tc>
@@ -8392,7 +8775,6 @@
           <w:sz w:val="24"/>
           <w:szCs w:val="24"/>
         </w:rPr>
-        <w:lastRenderedPageBreak/>
         <w:t>Scalability</w:t>
       </w:r>
       <w:bookmarkEnd w:id="19"/>
@@ -8542,6 +8924,21 @@
               </w:rPr>
               <w:t>Storage should be able to be increased/modified</w:t>
             </w:r>
+            <w:r>
+              <w:rPr>
+                <w:sz w:val="24"/>
+                <w:szCs w:val="24"/>
+              </w:rPr>
+              <w:br/>
+            </w:r>
+            <w:r>
+              <w:rPr>
+                <w:sz w:val="24"/>
+                <w:szCs w:val="24"/>
+              </w:rPr>
+              <w:br/>
+              <w:t>Database queries should execute in under 1 second for standard operations</w:t>
+            </w:r>
           </w:p>
         </w:tc>
       </w:tr>
@@ -8604,6 +9001,36 @@
               </w:rPr>
               <w:t>On average, every new major function should be added within 5 to 10 days.</w:t>
             </w:r>
+            <w:r>
+              <w:rPr>
+                <w:sz w:val="24"/>
+                <w:szCs w:val="24"/>
+              </w:rPr>
+              <w:br/>
+            </w:r>
+            <w:r>
+              <w:rPr>
+                <w:sz w:val="24"/>
+                <w:szCs w:val="24"/>
+              </w:rPr>
+              <w:br/>
+              <w:t>Bug fixes should be deployed between 1-3 days of discovery</w:t>
+            </w:r>
+            <w:r>
+              <w:rPr>
+                <w:sz w:val="24"/>
+                <w:szCs w:val="24"/>
+              </w:rPr>
+              <w:br/>
+            </w:r>
+            <w:r>
+              <w:rPr>
+                <w:sz w:val="24"/>
+                <w:szCs w:val="24"/>
+              </w:rPr>
+              <w:br/>
+              <w:t>New features should pass thorough testing before being pushed to the main system</w:t>
+            </w:r>
           </w:p>
         </w:tc>
       </w:tr>
@@ -8665,6 +9092,43 @@
                 <w:szCs w:val="24"/>
               </w:rPr>
               <w:t>A third party should be able to understand the coding conventions and basic functions and logics being used.</w:t>
+            </w:r>
+            <w:r>
+              <w:rPr>
+                <w:sz w:val="24"/>
+                <w:szCs w:val="24"/>
+              </w:rPr>
+              <w:br/>
+            </w:r>
+            <w:r>
+              <w:rPr>
+                <w:sz w:val="24"/>
+                <w:szCs w:val="24"/>
+              </w:rPr>
+              <w:br/>
+              <w:t>Major functions should include comments explaining their use and functionality</w:t>
+            </w:r>
+            <w:r>
+              <w:rPr>
+                <w:sz w:val="24"/>
+                <w:szCs w:val="24"/>
+              </w:rPr>
+              <w:br/>
+            </w:r>
+            <w:r>
+              <w:rPr>
+                <w:sz w:val="24"/>
+                <w:szCs w:val="24"/>
+              </w:rPr>
+              <w:br/>
+            </w:r>
+            <w:r>
+              <w:rPr>
+                <w:sz w:val="24"/>
+                <w:szCs w:val="24"/>
+              </w:rPr>
+              <w:lastRenderedPageBreak/>
+              <w:t>Code must follow industry standard naming conventions all through the system</w:t>
             </w:r>
           </w:p>
         </w:tc>
@@ -8834,6 +9298,42 @@
               </w:rPr>
               <w:t xml:space="preserve"> of users should be able to complete key tasks without needing help from workers or developers on their first attempt.</w:t>
             </w:r>
+            <w:r>
+              <w:rPr>
+                <w:sz w:val="24"/>
+                <w:szCs w:val="24"/>
+              </w:rPr>
+              <w:br/>
+            </w:r>
+            <w:r>
+              <w:rPr>
+                <w:sz w:val="24"/>
+                <w:szCs w:val="24"/>
+              </w:rPr>
+              <w:br/>
+              <w:t>Average task completion should be under 5 minutes</w:t>
+            </w:r>
+            <w:r>
+              <w:rPr>
+                <w:sz w:val="24"/>
+                <w:szCs w:val="24"/>
+              </w:rPr>
+              <w:br/>
+            </w:r>
+            <w:r>
+              <w:rPr>
+                <w:sz w:val="24"/>
+                <w:szCs w:val="24"/>
+              </w:rPr>
+              <w:br/>
+            </w:r>
+            <w:r>
+              <w:rPr>
+                <w:sz w:val="24"/>
+                <w:szCs w:val="24"/>
+              </w:rPr>
+              <w:t>User satisfaction rating should be 4/5 in usability testing</w:t>
+            </w:r>
           </w:p>
         </w:tc>
       </w:tr>
@@ -8910,6 +9410,36 @@
               </w:rPr>
               <w:t>different languages which users can switch between easily.</w:t>
             </w:r>
+            <w:r>
+              <w:rPr>
+                <w:sz w:val="24"/>
+                <w:szCs w:val="24"/>
+              </w:rPr>
+              <w:br/>
+            </w:r>
+            <w:r>
+              <w:rPr>
+                <w:sz w:val="24"/>
+                <w:szCs w:val="24"/>
+              </w:rPr>
+              <w:br/>
+              <w:t>Language switching should occur instantly without reloading the page</w:t>
+            </w:r>
+            <w:r>
+              <w:rPr>
+                <w:sz w:val="24"/>
+                <w:szCs w:val="24"/>
+              </w:rPr>
+              <w:br/>
+            </w:r>
+            <w:r>
+              <w:rPr>
+                <w:sz w:val="24"/>
+                <w:szCs w:val="24"/>
+              </w:rPr>
+              <w:br/>
+              <w:t>All core interface elements must be translated in supported languages</w:t>
+            </w:r>
           </w:p>
         </w:tc>
       </w:tr>
@@ -8972,6 +9502,36 @@
               </w:rPr>
               <w:t>The system should pass WCAG 2.1 AA accessibility standards with 0% critical violations</w:t>
             </w:r>
+            <w:r>
+              <w:rPr>
+                <w:sz w:val="24"/>
+                <w:szCs w:val="24"/>
+              </w:rPr>
+              <w:br/>
+            </w:r>
+            <w:r>
+              <w:rPr>
+                <w:sz w:val="24"/>
+                <w:szCs w:val="24"/>
+              </w:rPr>
+              <w:br/>
+              <w:t>Images must contain descriptive alt text</w:t>
+            </w:r>
+            <w:r>
+              <w:rPr>
+                <w:sz w:val="24"/>
+                <w:szCs w:val="24"/>
+              </w:rPr>
+              <w:br/>
+            </w:r>
+            <w:r>
+              <w:rPr>
+                <w:sz w:val="24"/>
+                <w:szCs w:val="24"/>
+              </w:rPr>
+              <w:br/>
+              <w:t>Colour contrast ratios must meet WCAG minimum standards.</w:t>
+            </w:r>
           </w:p>
         </w:tc>
       </w:tr>
@@ -9033,6 +9593,22 @@
                 <w:szCs w:val="24"/>
               </w:rPr>
               <w:t>95% of users must report that the navigation is intuitive and consistent across the platform</w:t>
+            </w:r>
+            <w:r>
+              <w:rPr>
+                <w:sz w:val="24"/>
+                <w:szCs w:val="24"/>
+              </w:rPr>
+              <w:br/>
+            </w:r>
+            <w:r>
+              <w:rPr>
+                <w:sz w:val="24"/>
+                <w:szCs w:val="24"/>
+              </w:rPr>
+              <w:lastRenderedPageBreak/>
+              <w:br/>
+              <w:t>Primary navigation page (homepage) must be accessible within 1 or 2 clicks at all times</w:t>
             </w:r>
           </w:p>
         </w:tc>
@@ -9333,7 +9909,14 @@
           <w:sz w:val="24"/>
           <w:szCs w:val="24"/>
         </w:rPr>
-        <w:t>Producers not being able to view Orders</w:t>
+        <w:t xml:space="preserve">Producers not </w:t>
+      </w:r>
+      <w:r>
+        <w:rPr>
+          <w:sz w:val="24"/>
+          <w:szCs w:val="24"/>
+        </w:rPr>
+        <w:t>adopting the new system</w:t>
       </w:r>
     </w:p>
     <w:p>
@@ -9473,9 +10056,6 @@
             <w:pPr>
               <w:spacing w:after="160" w:line="278" w:lineRule="auto"/>
             </w:pPr>
-            <w:r>
-              <w:t>GTR1, GTR4</w:t>
-            </w:r>
           </w:p>
         </w:tc>
         <w:tc>
@@ -9495,7 +10075,7 @@
               <w:spacing w:after="160" w:line="278" w:lineRule="auto"/>
             </w:pPr>
             <w:r>
-              <w:t>GTR5, PBR4</w:t>
+              <w:t>GTR1, GTR4</w:t>
             </w:r>
           </w:p>
         </w:tc>
@@ -9515,6 +10095,9 @@
             <w:pPr>
               <w:spacing w:after="160" w:line="278" w:lineRule="auto"/>
             </w:pPr>
+            <w:r>
+              <w:t>GPR1. GPR2, GTR2, PBR1</w:t>
+            </w:r>
           </w:p>
         </w:tc>
         <w:tc>
@@ -9533,6 +10116,9 @@
             <w:pPr>
               <w:spacing w:after="160" w:line="278" w:lineRule="auto"/>
             </w:pPr>
+            <w:r>
+              <w:t>GTR4, GTR5, PBR3, PBR4</w:t>
+            </w:r>
           </w:p>
         </w:tc>
       </w:tr>
@@ -9624,12 +10210,16 @@
               <w:bottom w:val="single" w:sz="4" w:space="0" w:color="auto"/>
               <w:right w:val="single" w:sz="4" w:space="0" w:color="auto"/>
             </w:tcBorders>
+            <w:shd w:val="clear" w:color="auto" w:fill="FFC000"/>
             <w:hideMark/>
           </w:tcPr>
           <w:p>
             <w:pPr>
               <w:spacing w:after="160" w:line="278" w:lineRule="auto"/>
             </w:pPr>
+            <w:r>
+              <w:t>PBR2</w:t>
+            </w:r>
           </w:p>
         </w:tc>
         <w:tc>
@@ -9839,6 +10429,9 @@
             <w:pPr>
               <w:spacing w:after="160" w:line="278" w:lineRule="auto"/>
             </w:pPr>
+            <w:r>
+              <w:t>GTR6</w:t>
+            </w:r>
           </w:p>
         </w:tc>
         <w:tc>
@@ -9932,7 +10525,7 @@
               <w:spacing w:after="160" w:line="278" w:lineRule="auto"/>
             </w:pPr>
             <w:r>
-              <w:t>Significant</w:t>
+              <w:t>Moderate</w:t>
             </w:r>
           </w:p>
         </w:tc>
@@ -9952,7 +10545,7 @@
               <w:spacing w:after="160" w:line="278" w:lineRule="auto"/>
             </w:pPr>
             <w:r>
-              <w:t>Moderate</w:t>
+              <w:t>Significant</w:t>
             </w:r>
           </w:p>
         </w:tc>
@@ -10246,7 +10839,15 @@
                 <w:sz w:val="24"/>
                 <w:szCs w:val="24"/>
               </w:rPr>
-              <w:t>Define and set requirements clearly and use a top-down approach when planning.</w:t>
+              <w:t xml:space="preserve">Define and set requirements clearly </w:t>
+            </w:r>
+            <w:r>
+              <w:rPr>
+                <w:sz w:val="24"/>
+                <w:szCs w:val="24"/>
+              </w:rPr>
+              <w:lastRenderedPageBreak/>
+              <w:t>and use a top-down approach when planning.</w:t>
             </w:r>
           </w:p>
         </w:tc>
@@ -10268,6 +10869,7 @@
                 <w:sz w:val="24"/>
                 <w:szCs w:val="24"/>
               </w:rPr>
+              <w:lastRenderedPageBreak/>
               <w:t>Schedule delays</w:t>
             </w:r>
           </w:p>
@@ -10328,15 +10930,7 @@
                 <w:sz w:val="24"/>
                 <w:szCs w:val="24"/>
               </w:rPr>
-              <w:t xml:space="preserve">Use realistic timelines and track progress with milestones and </w:t>
-            </w:r>
-            <w:r>
-              <w:rPr>
-                <w:sz w:val="24"/>
-                <w:szCs w:val="24"/>
-              </w:rPr>
-              <w:lastRenderedPageBreak/>
-              <w:t>regularly check progress.</w:t>
+              <w:t>Use realistic timelines and track progress with milestones and regularly check progress.</w:t>
             </w:r>
           </w:p>
         </w:tc>
@@ -10358,7 +10952,6 @@
                 <w:sz w:val="24"/>
                 <w:szCs w:val="24"/>
               </w:rPr>
-              <w:lastRenderedPageBreak/>
               <w:t>Lack of skilled resources</w:t>
             </w:r>
           </w:p>
@@ -11031,6 +11624,13 @@
                 <w:szCs w:val="24"/>
               </w:rPr>
             </w:pPr>
+            <w:r>
+              <w:rPr>
+                <w:sz w:val="24"/>
+                <w:szCs w:val="24"/>
+              </w:rPr>
+              <w:t>Medium</w:t>
+            </w:r>
           </w:p>
         </w:tc>
         <w:tc>
@@ -11044,6 +11644,13 @@
                 <w:szCs w:val="24"/>
               </w:rPr>
             </w:pPr>
+            <w:r>
+              <w:rPr>
+                <w:sz w:val="24"/>
+                <w:szCs w:val="24"/>
+              </w:rPr>
+              <w:t>High</w:t>
+            </w:r>
           </w:p>
         </w:tc>
         <w:tc>
@@ -11057,6 +11664,13 @@
                 <w:szCs w:val="24"/>
               </w:rPr>
             </w:pPr>
+            <w:r>
+              <w:rPr>
+                <w:sz w:val="24"/>
+                <w:szCs w:val="24"/>
+              </w:rPr>
+              <w:t>Thorough testing of order logic and its sub components such as creating, editing and deleting orders.</w:t>
+            </w:r>
           </w:p>
         </w:tc>
       </w:tr>
@@ -11092,6 +11706,13 @@
                 <w:szCs w:val="24"/>
               </w:rPr>
             </w:pPr>
+            <w:r>
+              <w:rPr>
+                <w:sz w:val="24"/>
+                <w:szCs w:val="24"/>
+              </w:rPr>
+              <w:t>High</w:t>
+            </w:r>
           </w:p>
         </w:tc>
         <w:tc>
@@ -11105,6 +11726,13 @@
                 <w:szCs w:val="24"/>
               </w:rPr>
             </w:pPr>
+            <w:r>
+              <w:rPr>
+                <w:sz w:val="24"/>
+                <w:szCs w:val="24"/>
+              </w:rPr>
+              <w:t>Medium</w:t>
+            </w:r>
           </w:p>
         </w:tc>
         <w:tc>
@@ -11118,6 +11746,29 @@
                 <w:szCs w:val="24"/>
               </w:rPr>
             </w:pPr>
+            <w:r>
+              <w:rPr>
+                <w:sz w:val="24"/>
+                <w:szCs w:val="24"/>
+              </w:rPr>
+              <w:t xml:space="preserve">Automatic stock reduction will be </w:t>
+            </w:r>
+            <w:r>
+              <w:rPr>
+                <w:sz w:val="24"/>
+                <w:szCs w:val="24"/>
+              </w:rPr>
+              <w:lastRenderedPageBreak/>
+              <w:t>implemented, after an order the stock number will be updated to remove what has been ordered.</w:t>
+            </w:r>
+            <w:r>
+              <w:rPr>
+                <w:sz w:val="24"/>
+                <w:szCs w:val="24"/>
+              </w:rPr>
+              <w:br/>
+              <w:t>Notifications will be sent out to producers when stock is low</w:t>
+            </w:r>
           </w:p>
         </w:tc>
       </w:tr>
@@ -11138,7 +11789,15 @@
                 <w:sz w:val="24"/>
                 <w:szCs w:val="24"/>
               </w:rPr>
-              <w:t>Producers not being able to view Orders</w:t>
+              <w:lastRenderedPageBreak/>
+              <w:t xml:space="preserve">Producers </w:t>
+            </w:r>
+            <w:r>
+              <w:rPr>
+                <w:sz w:val="24"/>
+                <w:szCs w:val="24"/>
+              </w:rPr>
+              <w:t>struggling to adopt using the dashboard</w:t>
             </w:r>
           </w:p>
         </w:tc>
@@ -11153,6 +11812,13 @@
                 <w:szCs w:val="24"/>
               </w:rPr>
             </w:pPr>
+            <w:r>
+              <w:rPr>
+                <w:sz w:val="24"/>
+                <w:szCs w:val="24"/>
+              </w:rPr>
+              <w:t>High</w:t>
+            </w:r>
           </w:p>
         </w:tc>
         <w:tc>
@@ -11166,6 +11832,13 @@
                 <w:szCs w:val="24"/>
               </w:rPr>
             </w:pPr>
+            <w:r>
+              <w:rPr>
+                <w:sz w:val="24"/>
+                <w:szCs w:val="24"/>
+              </w:rPr>
+              <w:t>High</w:t>
+            </w:r>
           </w:p>
         </w:tc>
         <w:tc>
@@ -11179,6 +11852,95 @@
                 <w:szCs w:val="24"/>
               </w:rPr>
             </w:pPr>
+            <w:r>
+              <w:rPr>
+                <w:sz w:val="24"/>
+                <w:szCs w:val="24"/>
+              </w:rPr>
+              <w:t>Provision of tutoring and guidance around the software. Provision of help personnel to answer their questions if they have any.</w:t>
+            </w:r>
+          </w:p>
+        </w:tc>
+      </w:tr>
+      <w:tr>
+        <w:tc>
+          <w:tcPr>
+            <w:tcW w:w="2254" w:type="dxa"/>
+          </w:tcPr>
+          <w:p>
+            <w:pPr>
+              <w:rPr>
+                <w:sz w:val="24"/>
+                <w:szCs w:val="24"/>
+              </w:rPr>
+            </w:pPr>
+            <w:r>
+              <w:rPr>
+                <w:sz w:val="24"/>
+                <w:szCs w:val="24"/>
+              </w:rPr>
+              <w:t>Unauthorised users access the backend</w:t>
+            </w:r>
+          </w:p>
+        </w:tc>
+        <w:tc>
+          <w:tcPr>
+            <w:tcW w:w="2254" w:type="dxa"/>
+          </w:tcPr>
+          <w:p>
+            <w:pPr>
+              <w:rPr>
+                <w:sz w:val="24"/>
+                <w:szCs w:val="24"/>
+              </w:rPr>
+            </w:pPr>
+            <w:r>
+              <w:rPr>
+                <w:sz w:val="24"/>
+                <w:szCs w:val="24"/>
+              </w:rPr>
+              <w:t>High</w:t>
+            </w:r>
+          </w:p>
+        </w:tc>
+        <w:tc>
+          <w:tcPr>
+            <w:tcW w:w="2254" w:type="dxa"/>
+          </w:tcPr>
+          <w:p>
+            <w:pPr>
+              <w:rPr>
+                <w:sz w:val="24"/>
+                <w:szCs w:val="24"/>
+              </w:rPr>
+            </w:pPr>
+            <w:r>
+              <w:rPr>
+                <w:sz w:val="24"/>
+                <w:szCs w:val="24"/>
+              </w:rPr>
+              <w:t>High</w:t>
+            </w:r>
+          </w:p>
+        </w:tc>
+        <w:tc>
+          <w:tcPr>
+            <w:tcW w:w="2254" w:type="dxa"/>
+          </w:tcPr>
+          <w:p>
+            <w:pPr>
+              <w:rPr>
+                <w:sz w:val="24"/>
+                <w:szCs w:val="24"/>
+              </w:rPr>
+            </w:pPr>
+            <w:r>
+              <w:rPr>
+                <w:sz w:val="24"/>
+                <w:szCs w:val="24"/>
+              </w:rPr>
+              <w:t>Severe testing of the backend security using brute force and other attack methods will be done after every update to ensure top security at all times.</w:t>
+            </w:r>
           </w:p>
         </w:tc>
       </w:tr>
@@ -11254,11 +12016,7 @@
               <w:t xml:space="preserve">The web application will be aligned to this regulation by making use of a privacy page. This page will serve the purpose </w:t>
             </w:r>
             <w:r>
-              <w:t xml:space="preserve">of informing the users on how their data is being used. The company will also only collect data that is </w:t>
-            </w:r>
-            <w:r>
-              <w:lastRenderedPageBreak/>
-              <w:t>relevant and in use. Other ways the application will abide by this regulation will be through the use of encryption to make sure user data stays safe.</w:t>
+              <w:t>of informing the users on how their data is being used. The company will also only collect data that is relevant and in use. Other ways the application will abide by this regulation will be through the use of encryption to make sure user data stays safe.</w:t>
             </w:r>
             <w:r>
               <w:br/>
@@ -11274,18 +12032,21 @@
           </w:tcPr>
           <w:p>
             <w:r>
+              <w:t>Equality Act 2010</w:t>
+            </w:r>
+          </w:p>
+        </w:tc>
+        <w:tc>
+          <w:tcPr>
+            <w:tcW w:w="4508" w:type="dxa"/>
+          </w:tcPr>
+          <w:p>
+            <w:r>
+              <w:t xml:space="preserve">To abide to this law, the web application will have features tailored to people with disabilities to change certain features to help </w:t>
+            </w:r>
+            <w:r>
               <w:lastRenderedPageBreak/>
-              <w:t>Equality Act 2010</w:t>
-            </w:r>
-          </w:p>
-        </w:tc>
-        <w:tc>
-          <w:tcPr>
-            <w:tcW w:w="4508" w:type="dxa"/>
-          </w:tcPr>
-          <w:p>
-            <w:r>
-              <w:t xml:space="preserve">To abide to this law, the web application will have features tailored to people with disabilities to change certain features to help them use the system. Text to speech for the visually impaired, high contrast modes, dark modes, text size changes, </w:t>
+              <w:t xml:space="preserve">them use the system. Text to speech for the visually impaired, high contrast modes, dark modes, text size changes, </w:t>
             </w:r>
             <w:r>
               <w:t>etc.</w:t>
@@ -11309,6 +12070,7 @@
           </w:tcPr>
           <w:p>
             <w:r>
+              <w:lastRenderedPageBreak/>
               <w:t>Payment Services Regulations 2017</w:t>
             </w:r>
           </w:p>
@@ -11393,11 +12155,7 @@
               <w:t>application</w:t>
             </w:r>
             <w:r>
-              <w:t xml:space="preserve"> will be fully transparent and accurate and not misleading </w:t>
-            </w:r>
-            <w:r>
-              <w:lastRenderedPageBreak/>
-              <w:t>ensuring goods match with what is advertised</w:t>
+              <w:t xml:space="preserve"> will be fully transparent and accurate and not misleading ensuring goods match with what is advertised</w:t>
             </w:r>
             <w:r>
               <w:t>.</w:t>
@@ -11441,7 +12199,29 @@
           <w:sz w:val="24"/>
           <w:szCs w:val="24"/>
         </w:rPr>
-        <w:t>The user interface needs to be simple, minimal and attractive, due to the company being big on the eco friendliness and local farming the website colour scheme will consist of greens, whites, cool grey, and more. The dark mode and high contrast modes will back off of the main colour schemes as well. Pictures used will be high definition and very descriptive so as to serve their purpose correctly.</w:t>
+        <w:t xml:space="preserve">The user interface needs to be simple, minimal and attractive, due to the company being big on the eco friendliness and local farming the website colour scheme </w:t>
+      </w:r>
+      <w:r>
+        <w:rPr>
+          <w:sz w:val="24"/>
+          <w:szCs w:val="24"/>
+        </w:rPr>
+        <w:t>should</w:t>
+      </w:r>
+      <w:r>
+        <w:rPr>
+          <w:sz w:val="24"/>
+          <w:szCs w:val="24"/>
+        </w:rPr>
+        <w:t xml:space="preserve"> consist of greens, whites, cool grey, and more. The dark mode and high contrast modes will back off of the main colour schemes as well. Pictures used will be high definition and very descriptive </w:t>
+      </w:r>
+      <w:r>
+        <w:rPr>
+          <w:sz w:val="24"/>
+          <w:szCs w:val="24"/>
+        </w:rPr>
+        <w:lastRenderedPageBreak/>
+        <w:t>so as to serve their purpose correctly.</w:t>
       </w:r>
       <w:r>
         <w:rPr>
@@ -13217,4 +13997,16 @@
     </a:ext>
   </a:extLst>
 </a:theme>
+</file>
+
+<file path=customXml/item1.xml><?xml version="1.0" encoding="utf-8"?>
+<b:Sources xmlns:b="http://schemas.openxmlformats.org/officeDocument/2006/bibliography" xmlns="http://schemas.openxmlformats.org/officeDocument/2006/bibliography" SelectedStyle="\APASixthEditionOfficeOnline.xsl" StyleName="APA" Version="6"/>
+</file>
+
+<file path=customXml/itemProps1.xml><?xml version="1.0" encoding="utf-8"?>
+<ds:datastoreItem xmlns:ds="http://schemas.openxmlformats.org/officeDocument/2006/customXml" ds:itemID="{04DB1A39-5662-4138-BEA5-1268A2BE8E77}">
+  <ds:schemaRefs>
+    <ds:schemaRef ds:uri="http://schemas.openxmlformats.org/officeDocument/2006/bibliography"/>
+  </ds:schemaRefs>
+</ds:datastoreItem>
 </file>
--- a/Task1_Proposal_722957_Adewuyi_A.docx
+++ b/Task1_Proposal_722957_Adewuyi_A.docx
@@ -125,7 +125,7 @@
                                         <w:sz w:val="64"/>
                                         <w:szCs w:val="64"/>
                                       </w:rPr>
-                                      <w:t>Project Proposal</w:t>
+                                      <w:t>GreenField local hub proposal</w:t>
                                     </w:r>
                                   </w:p>
                                 </w:sdtContent>
@@ -247,7 +247,7 @@
                                   <w:sz w:val="64"/>
                                   <w:szCs w:val="64"/>
                                 </w:rPr>
-                                <w:t>Project Proposal</w:t>
+                                <w:t>GreenField local hub proposal</w:t>
                               </w:r>
                             </w:p>
                           </w:sdtContent>
@@ -904,7 +904,7 @@
           <w:r>
             <w:fldChar w:fldCharType="separate"/>
           </w:r>
-          <w:hyperlink w:anchor="_Toc224299083" w:history="1">
+          <w:hyperlink w:anchor="_Toc224903232" w:history="1">
             <w:r>
               <w:rPr>
                 <w:rStyle w:val="Hyperlink"/>
@@ -933,7 +933,7 @@
                 <w:noProof/>
                 <w:webHidden/>
               </w:rPr>
-              <w:instrText xml:space="preserve"> PAGEREF _Toc224299083 \h </w:instrText>
+              <w:instrText xml:space="preserve"> PAGEREF _Toc224903232 \h </w:instrText>
             </w:r>
             <w:r>
               <w:rPr>
@@ -976,7 +976,7 @@
               <w:lang w:eastAsia="en-GB"/>
             </w:rPr>
           </w:pPr>
-          <w:hyperlink w:anchor="_Toc224299084" w:history="1">
+          <w:hyperlink w:anchor="_Toc224903233" w:history="1">
             <w:r>
               <w:rPr>
                 <w:rStyle w:val="Hyperlink"/>
@@ -1003,7 +1003,7 @@
                 <w:noProof/>
                 <w:webHidden/>
               </w:rPr>
-              <w:instrText xml:space="preserve"> PAGEREF _Toc224299084 \h </w:instrText>
+              <w:instrText xml:space="preserve"> PAGEREF _Toc224903233 \h </w:instrText>
             </w:r>
             <w:r>
               <w:rPr>
@@ -1046,7 +1046,7 @@
               <w:lang w:eastAsia="en-GB"/>
             </w:rPr>
           </w:pPr>
-          <w:hyperlink w:anchor="_Toc224299085" w:history="1">
+          <w:hyperlink w:anchor="_Toc224903234" w:history="1">
             <w:r>
               <w:rPr>
                 <w:rStyle w:val="Hyperlink"/>
@@ -1073,7 +1073,7 @@
                 <w:noProof/>
                 <w:webHidden/>
               </w:rPr>
-              <w:instrText xml:space="preserve"> PAGEREF _Toc224299085 \h </w:instrText>
+              <w:instrText xml:space="preserve"> PAGEREF _Toc224903234 \h </w:instrText>
             </w:r>
             <w:r>
               <w:rPr>
@@ -1116,7 +1116,7 @@
               <w:lang w:eastAsia="en-GB"/>
             </w:rPr>
           </w:pPr>
-          <w:hyperlink w:anchor="_Toc224299086" w:history="1">
+          <w:hyperlink w:anchor="_Toc224903235" w:history="1">
             <w:r>
               <w:rPr>
                 <w:rStyle w:val="Hyperlink"/>
@@ -1143,7 +1143,7 @@
                 <w:noProof/>
                 <w:webHidden/>
               </w:rPr>
-              <w:instrText xml:space="preserve"> PAGEREF _Toc224299086 \h </w:instrText>
+              <w:instrText xml:space="preserve"> PAGEREF _Toc224903235 \h </w:instrText>
             </w:r>
             <w:r>
               <w:rPr>
@@ -1186,7 +1186,7 @@
               <w:lang w:eastAsia="en-GB"/>
             </w:rPr>
           </w:pPr>
-          <w:hyperlink w:anchor="_Toc224299087" w:history="1">
+          <w:hyperlink w:anchor="_Toc224903236" w:history="1">
             <w:r>
               <w:rPr>
                 <w:rStyle w:val="Hyperlink"/>
@@ -1213,7 +1213,7 @@
                 <w:noProof/>
                 <w:webHidden/>
               </w:rPr>
-              <w:instrText xml:space="preserve"> PAGEREF _Toc224299087 \h </w:instrText>
+              <w:instrText xml:space="preserve"> PAGEREF _Toc224903236 \h </w:instrText>
             </w:r>
             <w:r>
               <w:rPr>
@@ -1256,7 +1256,7 @@
               <w:lang w:eastAsia="en-GB"/>
             </w:rPr>
           </w:pPr>
-          <w:hyperlink w:anchor="_Toc224299088" w:history="1">
+          <w:hyperlink w:anchor="_Toc224903237" w:history="1">
             <w:r>
               <w:rPr>
                 <w:rStyle w:val="Hyperlink"/>
@@ -1283,7 +1283,7 @@
                 <w:noProof/>
                 <w:webHidden/>
               </w:rPr>
-              <w:instrText xml:space="preserve"> PAGEREF _Toc224299088 \h </w:instrText>
+              <w:instrText xml:space="preserve"> PAGEREF _Toc224903237 \h </w:instrText>
             </w:r>
             <w:r>
               <w:rPr>
@@ -1326,7 +1326,7 @@
               <w:lang w:eastAsia="en-GB"/>
             </w:rPr>
           </w:pPr>
-          <w:hyperlink w:anchor="_Toc224299089" w:history="1">
+          <w:hyperlink w:anchor="_Toc224903238" w:history="1">
             <w:r>
               <w:rPr>
                 <w:rStyle w:val="Hyperlink"/>
@@ -1353,7 +1353,7 @@
                 <w:noProof/>
                 <w:webHidden/>
               </w:rPr>
-              <w:instrText xml:space="preserve"> PAGEREF _Toc224299089 \h </w:instrText>
+              <w:instrText xml:space="preserve"> PAGEREF _Toc224903238 \h </w:instrText>
             </w:r>
             <w:r>
               <w:rPr>
@@ -1396,7 +1396,7 @@
               <w:lang w:eastAsia="en-GB"/>
             </w:rPr>
           </w:pPr>
-          <w:hyperlink w:anchor="_Toc224299090" w:history="1">
+          <w:hyperlink w:anchor="_Toc224903239" w:history="1">
             <w:r>
               <w:rPr>
                 <w:rStyle w:val="Hyperlink"/>
@@ -1423,7 +1423,7 @@
                 <w:noProof/>
                 <w:webHidden/>
               </w:rPr>
-              <w:instrText xml:space="preserve"> PAGEREF _Toc224299090 \h </w:instrText>
+              <w:instrText xml:space="preserve"> PAGEREF _Toc224903239 \h </w:instrText>
             </w:r>
             <w:r>
               <w:rPr>
@@ -1466,7 +1466,7 @@
               <w:lang w:eastAsia="en-GB"/>
             </w:rPr>
           </w:pPr>
-          <w:hyperlink w:anchor="_Toc224299091" w:history="1">
+          <w:hyperlink w:anchor="_Toc224903240" w:history="1">
             <w:r>
               <w:rPr>
                 <w:rStyle w:val="Hyperlink"/>
@@ -1493,7 +1493,7 @@
                 <w:noProof/>
                 <w:webHidden/>
               </w:rPr>
-              <w:instrText xml:space="preserve"> PAGEREF _Toc224299091 \h </w:instrText>
+              <w:instrText xml:space="preserve"> PAGEREF _Toc224903240 \h </w:instrText>
             </w:r>
             <w:r>
               <w:rPr>
@@ -1536,7 +1536,7 @@
               <w:lang w:eastAsia="en-GB"/>
             </w:rPr>
           </w:pPr>
-          <w:hyperlink w:anchor="_Toc224299092" w:history="1">
+          <w:hyperlink w:anchor="_Toc224903241" w:history="1">
             <w:r>
               <w:rPr>
                 <w:rStyle w:val="Hyperlink"/>
@@ -1565,7 +1565,7 @@
                 <w:noProof/>
                 <w:webHidden/>
               </w:rPr>
-              <w:instrText xml:space="preserve"> PAGEREF _Toc224299092 \h </w:instrText>
+              <w:instrText xml:space="preserve"> PAGEREF _Toc224903241 \h </w:instrText>
             </w:r>
             <w:r>
               <w:rPr>
@@ -1608,7 +1608,7 @@
               <w:lang w:eastAsia="en-GB"/>
             </w:rPr>
           </w:pPr>
-          <w:hyperlink w:anchor="_Toc224299093" w:history="1">
+          <w:hyperlink w:anchor="_Toc224903242" w:history="1">
             <w:r>
               <w:rPr>
                 <w:rStyle w:val="Hyperlink"/>
@@ -1637,7 +1637,7 @@
                 <w:noProof/>
                 <w:webHidden/>
               </w:rPr>
-              <w:instrText xml:space="preserve"> PAGEREF _Toc224299093 \h </w:instrText>
+              <w:instrText xml:space="preserve"> PAGEREF _Toc224903242 \h </w:instrText>
             </w:r>
             <w:r>
               <w:rPr>
@@ -1680,7 +1680,7 @@
               <w:lang w:eastAsia="en-GB"/>
             </w:rPr>
           </w:pPr>
-          <w:hyperlink w:anchor="_Toc224299094" w:history="1">
+          <w:hyperlink w:anchor="_Toc224903243" w:history="1">
             <w:r>
               <w:rPr>
                 <w:rStyle w:val="Hyperlink"/>
@@ -1707,7 +1707,7 @@
                 <w:noProof/>
                 <w:webHidden/>
               </w:rPr>
-              <w:instrText xml:space="preserve"> PAGEREF _Toc224299094 \h </w:instrText>
+              <w:instrText xml:space="preserve"> PAGEREF _Toc224903243 \h </w:instrText>
             </w:r>
             <w:r>
               <w:rPr>
@@ -1750,7 +1750,7 @@
               <w:lang w:eastAsia="en-GB"/>
             </w:rPr>
           </w:pPr>
-          <w:hyperlink w:anchor="_Toc224299095" w:history="1">
+          <w:hyperlink w:anchor="_Toc224903244" w:history="1">
             <w:r>
               <w:rPr>
                 <w:rStyle w:val="Hyperlink"/>
@@ -1777,7 +1777,7 @@
                 <w:noProof/>
                 <w:webHidden/>
               </w:rPr>
-              <w:instrText xml:space="preserve"> PAGEREF _Toc224299095 \h </w:instrText>
+              <w:instrText xml:space="preserve"> PAGEREF _Toc224903244 \h </w:instrText>
             </w:r>
             <w:r>
               <w:rPr>
@@ -1820,7 +1820,7 @@
               <w:lang w:eastAsia="en-GB"/>
             </w:rPr>
           </w:pPr>
-          <w:hyperlink w:anchor="_Toc224299096" w:history="1">
+          <w:hyperlink w:anchor="_Toc224903245" w:history="1">
             <w:r>
               <w:rPr>
                 <w:rStyle w:val="Hyperlink"/>
@@ -1849,7 +1849,7 @@
                 <w:noProof/>
                 <w:webHidden/>
               </w:rPr>
-              <w:instrText xml:space="preserve"> PAGEREF _Toc224299096 \h </w:instrText>
+              <w:instrText xml:space="preserve"> PAGEREF _Toc224903245 \h </w:instrText>
             </w:r>
             <w:r>
               <w:rPr>
@@ -1892,7 +1892,7 @@
               <w:lang w:eastAsia="en-GB"/>
             </w:rPr>
           </w:pPr>
-          <w:hyperlink w:anchor="_Toc224299097" w:history="1">
+          <w:hyperlink w:anchor="_Toc224903246" w:history="1">
             <w:r>
               <w:rPr>
                 <w:rStyle w:val="Hyperlink"/>
@@ -1919,7 +1919,7 @@
                 <w:noProof/>
                 <w:webHidden/>
               </w:rPr>
-              <w:instrText xml:space="preserve"> PAGEREF _Toc224299097 \h </w:instrText>
+              <w:instrText xml:space="preserve"> PAGEREF _Toc224903246 \h </w:instrText>
             </w:r>
             <w:r>
               <w:rPr>
@@ -1962,7 +1962,7 @@
               <w:lang w:eastAsia="en-GB"/>
             </w:rPr>
           </w:pPr>
-          <w:hyperlink w:anchor="_Toc224299098" w:history="1">
+          <w:hyperlink w:anchor="_Toc224903247" w:history="1">
             <w:r>
               <w:rPr>
                 <w:rStyle w:val="Hyperlink"/>
@@ -1989,7 +1989,7 @@
                 <w:noProof/>
                 <w:webHidden/>
               </w:rPr>
-              <w:instrText xml:space="preserve"> PAGEREF _Toc224299098 \h </w:instrText>
+              <w:instrText xml:space="preserve"> PAGEREF _Toc224903247 \h </w:instrText>
             </w:r>
             <w:r>
               <w:rPr>
@@ -2032,7 +2032,7 @@
               <w:lang w:eastAsia="en-GB"/>
             </w:rPr>
           </w:pPr>
-          <w:hyperlink w:anchor="_Toc224299099" w:history="1">
+          <w:hyperlink w:anchor="_Toc224903248" w:history="1">
             <w:r>
               <w:rPr>
                 <w:rStyle w:val="Hyperlink"/>
@@ -2059,7 +2059,7 @@
                 <w:noProof/>
                 <w:webHidden/>
               </w:rPr>
-              <w:instrText xml:space="preserve"> PAGEREF _Toc224299099 \h </w:instrText>
+              <w:instrText xml:space="preserve"> PAGEREF _Toc224903248 \h </w:instrText>
             </w:r>
             <w:r>
               <w:rPr>
@@ -2079,7 +2079,7 @@
                 <w:noProof/>
                 <w:webHidden/>
               </w:rPr>
-              <w:t>14</w:t>
+              <w:t>15</w:t>
             </w:r>
             <w:r>
               <w:rPr>
@@ -2102,7 +2102,7 @@
               <w:lang w:eastAsia="en-GB"/>
             </w:rPr>
           </w:pPr>
-          <w:hyperlink w:anchor="_Toc224299100" w:history="1">
+          <w:hyperlink w:anchor="_Toc224903249" w:history="1">
             <w:r>
               <w:rPr>
                 <w:rStyle w:val="Hyperlink"/>
@@ -2129,7 +2129,7 @@
                 <w:noProof/>
                 <w:webHidden/>
               </w:rPr>
-              <w:instrText xml:space="preserve"> PAGEREF _Toc224299100 \h </w:instrText>
+              <w:instrText xml:space="preserve"> PAGEREF _Toc224903249 \h </w:instrText>
             </w:r>
             <w:r>
               <w:rPr>
@@ -2149,7 +2149,7 @@
                 <w:noProof/>
                 <w:webHidden/>
               </w:rPr>
-              <w:t>15</w:t>
+              <w:t>16</w:t>
             </w:r>
             <w:r>
               <w:rPr>
@@ -2172,7 +2172,7 @@
               <w:lang w:eastAsia="en-GB"/>
             </w:rPr>
           </w:pPr>
-          <w:hyperlink w:anchor="_Toc224299101" w:history="1">
+          <w:hyperlink w:anchor="_Toc224903250" w:history="1">
             <w:r>
               <w:rPr>
                 <w:rStyle w:val="Hyperlink"/>
@@ -2199,7 +2199,7 @@
                 <w:noProof/>
                 <w:webHidden/>
               </w:rPr>
-              <w:instrText xml:space="preserve"> PAGEREF _Toc224299101 \h </w:instrText>
+              <w:instrText xml:space="preserve"> PAGEREF _Toc224903250 \h </w:instrText>
             </w:r>
             <w:r>
               <w:rPr>
@@ -2219,7 +2219,7 @@
                 <w:noProof/>
                 <w:webHidden/>
               </w:rPr>
-              <w:t>15</w:t>
+              <w:t>17</w:t>
             </w:r>
             <w:r>
               <w:rPr>
@@ -2242,7 +2242,7 @@
               <w:lang w:eastAsia="en-GB"/>
             </w:rPr>
           </w:pPr>
-          <w:hyperlink w:anchor="_Toc224299102" w:history="1">
+          <w:hyperlink w:anchor="_Toc224903251" w:history="1">
             <w:r>
               <w:rPr>
                 <w:rStyle w:val="Hyperlink"/>
@@ -2271,7 +2271,7 @@
                 <w:noProof/>
                 <w:webHidden/>
               </w:rPr>
-              <w:instrText xml:space="preserve"> PAGEREF _Toc224299102 \h </w:instrText>
+              <w:instrText xml:space="preserve"> PAGEREF _Toc224903251 \h </w:instrText>
             </w:r>
             <w:r>
               <w:rPr>
@@ -2291,7 +2291,7 @@
                 <w:noProof/>
                 <w:webHidden/>
               </w:rPr>
-              <w:t>16</w:t>
+              <w:t>18</w:t>
             </w:r>
             <w:r>
               <w:rPr>
@@ -2314,7 +2314,7 @@
               <w:lang w:eastAsia="en-GB"/>
             </w:rPr>
           </w:pPr>
-          <w:hyperlink w:anchor="_Toc224299103" w:history="1">
+          <w:hyperlink w:anchor="_Toc224903252" w:history="1">
             <w:r>
               <w:rPr>
                 <w:rStyle w:val="Hyperlink"/>
@@ -2341,7 +2341,7 @@
                 <w:noProof/>
                 <w:webHidden/>
               </w:rPr>
-              <w:instrText xml:space="preserve"> PAGEREF _Toc224299103 \h </w:instrText>
+              <w:instrText xml:space="preserve"> PAGEREF _Toc224903252 \h </w:instrText>
             </w:r>
             <w:r>
               <w:rPr>
@@ -2361,7 +2361,7 @@
                 <w:noProof/>
                 <w:webHidden/>
               </w:rPr>
-              <w:t>16</w:t>
+              <w:t>18</w:t>
             </w:r>
             <w:r>
               <w:rPr>
@@ -2384,7 +2384,7 @@
               <w:lang w:eastAsia="en-GB"/>
             </w:rPr>
           </w:pPr>
-          <w:hyperlink w:anchor="_Toc224299104" w:history="1">
+          <w:hyperlink w:anchor="_Toc224903253" w:history="1">
             <w:r>
               <w:rPr>
                 <w:rStyle w:val="Hyperlink"/>
@@ -2411,7 +2411,7 @@
                 <w:noProof/>
                 <w:webHidden/>
               </w:rPr>
-              <w:instrText xml:space="preserve"> PAGEREF _Toc224299104 \h </w:instrText>
+              <w:instrText xml:space="preserve"> PAGEREF _Toc224903253 \h </w:instrText>
             </w:r>
             <w:r>
               <w:rPr>
@@ -2431,7 +2431,7 @@
                 <w:noProof/>
                 <w:webHidden/>
               </w:rPr>
-              <w:t>16</w:t>
+              <w:t>18</w:t>
             </w:r>
             <w:r>
               <w:rPr>
@@ -2454,7 +2454,7 @@
               <w:lang w:eastAsia="en-GB"/>
             </w:rPr>
           </w:pPr>
-          <w:hyperlink w:anchor="_Toc224299105" w:history="1">
+          <w:hyperlink w:anchor="_Toc224903254" w:history="1">
             <w:r>
               <w:rPr>
                 <w:rStyle w:val="Hyperlink"/>
@@ -2481,7 +2481,7 @@
                 <w:noProof/>
                 <w:webHidden/>
               </w:rPr>
-              <w:instrText xml:space="preserve"> PAGEREF _Toc224299105 \h </w:instrText>
+              <w:instrText xml:space="preserve"> PAGEREF _Toc224903254 \h </w:instrText>
             </w:r>
             <w:r>
               <w:rPr>
@@ -2501,7 +2501,7 @@
                 <w:noProof/>
                 <w:webHidden/>
               </w:rPr>
-              <w:t>16</w:t>
+              <w:t>18</w:t>
             </w:r>
             <w:r>
               <w:rPr>
@@ -2524,7 +2524,7 @@
               <w:lang w:eastAsia="en-GB"/>
             </w:rPr>
           </w:pPr>
-          <w:hyperlink w:anchor="_Toc224299106" w:history="1">
+          <w:hyperlink w:anchor="_Toc224903255" w:history="1">
             <w:r>
               <w:rPr>
                 <w:rStyle w:val="Hyperlink"/>
@@ -2551,7 +2551,7 @@
                 <w:noProof/>
                 <w:webHidden/>
               </w:rPr>
-              <w:instrText xml:space="preserve"> PAGEREF _Toc224299106 \h </w:instrText>
+              <w:instrText xml:space="preserve"> PAGEREF _Toc224903255 \h </w:instrText>
             </w:r>
             <w:r>
               <w:rPr>
@@ -2571,7 +2571,7 @@
                 <w:noProof/>
                 <w:webHidden/>
               </w:rPr>
-              <w:t>16</w:t>
+              <w:t>18</w:t>
             </w:r>
             <w:r>
               <w:rPr>
@@ -2594,7 +2594,7 @@
               <w:lang w:eastAsia="en-GB"/>
             </w:rPr>
           </w:pPr>
-          <w:hyperlink w:anchor="_Toc224299107" w:history="1">
+          <w:hyperlink w:anchor="_Toc224903256" w:history="1">
             <w:r>
               <w:rPr>
                 <w:rStyle w:val="Hyperlink"/>
@@ -2621,7 +2621,7 @@
                 <w:noProof/>
                 <w:webHidden/>
               </w:rPr>
-              <w:instrText xml:space="preserve"> PAGEREF _Toc224299107 \h </w:instrText>
+              <w:instrText xml:space="preserve"> PAGEREF _Toc224903256 \h </w:instrText>
             </w:r>
             <w:r>
               <w:rPr>
@@ -2641,7 +2641,7 @@
                 <w:noProof/>
                 <w:webHidden/>
               </w:rPr>
-              <w:t>16</w:t>
+              <w:t>18</w:t>
             </w:r>
             <w:r>
               <w:rPr>
@@ -2664,7 +2664,7 @@
               <w:lang w:eastAsia="en-GB"/>
             </w:rPr>
           </w:pPr>
-          <w:hyperlink w:anchor="_Toc224299108" w:history="1">
+          <w:hyperlink w:anchor="_Toc224903257" w:history="1">
             <w:r>
               <w:rPr>
                 <w:rStyle w:val="Hyperlink"/>
@@ -2693,7 +2693,7 @@
                 <w:noProof/>
                 <w:webHidden/>
               </w:rPr>
-              <w:instrText xml:space="preserve"> PAGEREF _Toc224299108 \h </w:instrText>
+              <w:instrText xml:space="preserve"> PAGEREF _Toc224903257 \h </w:instrText>
             </w:r>
             <w:r>
               <w:rPr>
@@ -2713,7 +2713,7 @@
                 <w:noProof/>
                 <w:webHidden/>
               </w:rPr>
-              <w:t>17</w:t>
+              <w:t>20</w:t>
             </w:r>
             <w:r>
               <w:rPr>
@@ -2736,7 +2736,7 @@
               <w:lang w:eastAsia="en-GB"/>
             </w:rPr>
           </w:pPr>
-          <w:hyperlink w:anchor="_Toc224299109" w:history="1">
+          <w:hyperlink w:anchor="_Toc224903258" w:history="1">
             <w:r>
               <w:rPr>
                 <w:rStyle w:val="Hyperlink"/>
@@ -2765,7 +2765,7 @@
                 <w:noProof/>
                 <w:webHidden/>
               </w:rPr>
-              <w:instrText xml:space="preserve"> PAGEREF _Toc224299109 \h </w:instrText>
+              <w:instrText xml:space="preserve"> PAGEREF _Toc224903258 \h </w:instrText>
             </w:r>
             <w:r>
               <w:rPr>
@@ -2785,7 +2785,7 @@
                 <w:noProof/>
                 <w:webHidden/>
               </w:rPr>
-              <w:t>19</w:t>
+              <w:t>21</w:t>
             </w:r>
             <w:r>
               <w:rPr>
@@ -2833,7 +2833,7 @@
           <w:bCs/>
         </w:rPr>
       </w:pPr>
-      <w:bookmarkStart w:id="0" w:name="_Toc224299083"/>
+      <w:bookmarkStart w:id="0" w:name="_Toc224903232"/>
       <w:r>
         <w:rPr>
           <w:b/>
@@ -2847,7 +2847,7 @@
       <w:pPr>
         <w:pStyle w:val="Heading2"/>
       </w:pPr>
-      <w:bookmarkStart w:id="1" w:name="_Toc224299084"/>
+      <w:bookmarkStart w:id="1" w:name="_Toc224903233"/>
       <w:r>
         <w:t>View P</w:t>
       </w:r>
@@ -2920,7 +2920,21 @@
           <w:sz w:val="24"/>
           <w:szCs w:val="24"/>
         </w:rPr>
-        <w:t xml:space="preserve"> and also manage their stock better, as less bought items wouldn’t need to be stocked more and might need to be dropped as a whole, helping cutting costs ultimately helping he business. Giving the customers full transparency can also lead to better brand reputation and trust in the brand</w:t>
+        <w:t xml:space="preserve"> and also manage their stock better, as less bought items wouldn’t need to be stocked more and might need to be dropped as a whole, helping cutting costs ultimately helping </w:t>
+      </w:r>
+      <w:r>
+        <w:rPr>
+          <w:sz w:val="24"/>
+          <w:szCs w:val="24"/>
+        </w:rPr>
+        <w:t>t</w:t>
+      </w:r>
+      <w:r>
+        <w:rPr>
+          <w:sz w:val="24"/>
+          <w:szCs w:val="24"/>
+        </w:rPr>
+        <w:t>he business. Giving the customers full transparency can also lead to better brand reputation and trust in the brand</w:t>
       </w:r>
       <w:r>
         <w:rPr>
@@ -2948,7 +2962,7 @@
       <w:pPr>
         <w:pStyle w:val="Heading2"/>
       </w:pPr>
-      <w:bookmarkStart w:id="2" w:name="_Toc224299085"/>
+      <w:bookmarkStart w:id="2" w:name="_Toc224903234"/>
       <w:r>
         <w:t>Place Orders</w:t>
       </w:r>
@@ -2987,7 +3001,21 @@
           <w:sz w:val="24"/>
           <w:szCs w:val="24"/>
         </w:rPr>
-        <w:t>will eb made</w:t>
+        <w:t xml:space="preserve">will </w:t>
+      </w:r>
+      <w:r>
+        <w:rPr>
+          <w:sz w:val="24"/>
+          <w:szCs w:val="24"/>
+        </w:rPr>
+        <w:t>be</w:t>
+      </w:r>
+      <w:r>
+        <w:rPr>
+          <w:sz w:val="24"/>
+          <w:szCs w:val="24"/>
+        </w:rPr>
+        <w:t xml:space="preserve"> made</w:t>
       </w:r>
       <w:r>
         <w:rPr>
@@ -3050,7 +3078,7 @@
       <w:pPr>
         <w:pStyle w:val="Heading2"/>
       </w:pPr>
-      <w:bookmarkStart w:id="3" w:name="_Toc224299086"/>
+      <w:bookmarkStart w:id="3" w:name="_Toc224903235"/>
       <w:r>
         <w:t>Manage accounts</w:t>
       </w:r>
@@ -3131,7 +3159,7 @@
       <w:pPr>
         <w:pStyle w:val="Heading2"/>
       </w:pPr>
-      <w:bookmarkStart w:id="4" w:name="_Toc224299087"/>
+      <w:bookmarkStart w:id="4" w:name="_Toc224903236"/>
       <w:r>
         <w:lastRenderedPageBreak/>
         <w:t>Producers</w:t>
@@ -3166,7 +3194,7 @@
       <w:pPr>
         <w:pStyle w:val="Heading2"/>
       </w:pPr>
-      <w:bookmarkStart w:id="5" w:name="_Toc224299088"/>
+      <w:bookmarkStart w:id="5" w:name="_Toc224903237"/>
       <w:r>
         <w:t>Dashboard</w:t>
       </w:r>
@@ -3212,7 +3240,7 @@
       <w:pPr>
         <w:pStyle w:val="Heading2"/>
       </w:pPr>
-      <w:bookmarkStart w:id="6" w:name="_Toc224299089"/>
+      <w:bookmarkStart w:id="6" w:name="_Toc224903238"/>
       <w:r>
         <w:t>Order Management</w:t>
       </w:r>
@@ -3251,7 +3279,7 @@
       <w:pPr>
         <w:pStyle w:val="Heading2"/>
       </w:pPr>
-      <w:bookmarkStart w:id="7" w:name="_Toc224299090"/>
+      <w:bookmarkStart w:id="7" w:name="_Toc224903239"/>
       <w:r>
         <w:t>Accessibility Features</w:t>
       </w:r>
@@ -3276,7 +3304,7 @@
       <w:pPr>
         <w:pStyle w:val="Heading2"/>
       </w:pPr>
-      <w:bookmarkStart w:id="8" w:name="_Toc224299091"/>
+      <w:bookmarkStart w:id="8" w:name="_Toc224903240"/>
       <w:r>
         <w:t>Loyalty</w:t>
       </w:r>
@@ -3309,7 +3337,7 @@
           <w:bCs/>
         </w:rPr>
       </w:pPr>
-      <w:bookmarkStart w:id="9" w:name="_Toc224299092"/>
+      <w:bookmarkStart w:id="9" w:name="_Toc224903241"/>
       <w:r>
         <w:rPr>
           <w:b/>
@@ -3342,7 +3370,13 @@
         </w:numPr>
       </w:pPr>
       <w:r>
-        <w:t>Provide information about the producers, their methods and the benefits if buying locally</w:t>
+        <w:t xml:space="preserve">Provide information about the producers, their methods and the benefits </w:t>
+      </w:r>
+      <w:r>
+        <w:t>of</w:t>
+      </w:r>
+      <w:r>
+        <w:t xml:space="preserve"> buying locally</w:t>
       </w:r>
     </w:p>
     <w:p>
@@ -3413,7 +3447,7 @@
           <w:bCs/>
         </w:rPr>
       </w:pPr>
-      <w:bookmarkStart w:id="10" w:name="_Toc224299093"/>
+      <w:bookmarkStart w:id="10" w:name="_Toc224903242"/>
       <w:r>
         <w:rPr>
           <w:b/>
@@ -3427,7 +3461,7 @@
       <w:pPr>
         <w:pStyle w:val="Heading2"/>
       </w:pPr>
-      <w:bookmarkStart w:id="11" w:name="_Toc224299094"/>
+      <w:bookmarkStart w:id="11" w:name="_Toc224903243"/>
       <w:r>
         <w:t>User Personas</w:t>
       </w:r>
@@ -3511,7 +3545,7 @@
       <w:pPr>
         <w:pStyle w:val="Heading2"/>
       </w:pPr>
-      <w:bookmarkStart w:id="12" w:name="_Toc224299095"/>
+      <w:bookmarkStart w:id="12" w:name="_Toc224903244"/>
       <w:r>
         <w:t>Functional Requirement Table</w:t>
       </w:r>
@@ -4020,7 +4054,21 @@
                 <w:sz w:val="24"/>
                 <w:szCs w:val="24"/>
               </w:rPr>
-              <w:t>This feature will allow users to access their accounts that they have already mad, so they can actually get access into the web application, improving user experience.</w:t>
+              <w:t>This feature will allow users to access their accounts that they have already mad</w:t>
+            </w:r>
+            <w:r>
+              <w:rPr>
+                <w:sz w:val="24"/>
+                <w:szCs w:val="24"/>
+              </w:rPr>
+              <w:t>e</w:t>
+            </w:r>
+            <w:r>
+              <w:rPr>
+                <w:sz w:val="24"/>
+                <w:szCs w:val="24"/>
+              </w:rPr>
+              <w:t>, so they can actually get access into the web application, improving user experience.</w:t>
             </w:r>
           </w:p>
         </w:tc>
@@ -7264,7 +7312,7 @@
       <w:r>
         <w:br/>
       </w:r>
-      <w:bookmarkStart w:id="13" w:name="_Toc224299096"/>
+      <w:bookmarkStart w:id="13" w:name="_Toc224903245"/>
       <w:r>
         <w:rPr>
           <w:b/>
@@ -7278,7 +7326,7 @@
       <w:pPr>
         <w:pStyle w:val="Heading2"/>
       </w:pPr>
-      <w:bookmarkStart w:id="14" w:name="_Toc224299097"/>
+      <w:bookmarkStart w:id="14" w:name="_Toc224903246"/>
       <w:r>
         <w:t>Performance</w:t>
       </w:r>
@@ -7752,6 +7800,7 @@
                 <w:sz w:val="24"/>
                 <w:szCs w:val="24"/>
               </w:rPr>
+              <w:lastRenderedPageBreak/>
               <w:t>The website must be responsive on devices with different size screens</w:t>
             </w:r>
           </w:p>
@@ -7912,7 +7961,7 @@
         <w:pStyle w:val="Heading2"/>
       </w:pPr>
       <w:bookmarkStart w:id="15" w:name="_Toc220396083"/>
-      <w:bookmarkStart w:id="16" w:name="_Toc224299098"/>
+      <w:bookmarkStart w:id="16" w:name="_Toc224903247"/>
       <w:r>
         <w:t>Security</w:t>
       </w:r>
@@ -8143,7 +8192,21 @@
                 <w:sz w:val="24"/>
                 <w:szCs w:val="24"/>
               </w:rPr>
-              <w:t>Passwords must be a minimum of 8 characters and include a lix of uppercase, lowercase, numbers and special characters</w:t>
+              <w:t xml:space="preserve">Passwords must be a minimum of 8 characters and include a </w:t>
+            </w:r>
+            <w:r>
+              <w:rPr>
+                <w:sz w:val="24"/>
+                <w:szCs w:val="24"/>
+              </w:rPr>
+              <w:t>m</w:t>
+            </w:r>
+            <w:r>
+              <w:rPr>
+                <w:sz w:val="24"/>
+                <w:szCs w:val="24"/>
+              </w:rPr>
+              <w:t>ix of uppercase, lowercase, numbers and special characters</w:t>
             </w:r>
           </w:p>
           <w:p>
@@ -8349,7 +8412,7 @@
         <w:pStyle w:val="Heading2"/>
       </w:pPr>
       <w:bookmarkStart w:id="17" w:name="_Toc220396084"/>
-      <w:bookmarkStart w:id="18" w:name="_Toc224299099"/>
+      <w:bookmarkStart w:id="18" w:name="_Toc224903248"/>
       <w:r>
         <w:t>Capacity</w:t>
       </w:r>
@@ -8539,7 +8602,21 @@
                 <w:szCs w:val="24"/>
               </w:rPr>
               <w:br/>
-              <w:t>Response time should remain below1 second during load testing</w:t>
+              <w:t>Response time should remain below</w:t>
+            </w:r>
+            <w:r>
+              <w:rPr>
+                <w:sz w:val="24"/>
+                <w:szCs w:val="24"/>
+              </w:rPr>
+              <w:t xml:space="preserve"> </w:t>
+            </w:r>
+            <w:r>
+              <w:rPr>
+                <w:sz w:val="24"/>
+                <w:szCs w:val="24"/>
+              </w:rPr>
+              <w:t>1 second during load testing</w:t>
             </w:r>
             <w:r>
               <w:rPr>
@@ -8769,7 +8846,7 @@
         </w:rPr>
       </w:pPr>
       <w:bookmarkStart w:id="19" w:name="_Toc220396085"/>
-      <w:bookmarkStart w:id="20" w:name="_Toc224299100"/>
+      <w:bookmarkStart w:id="20" w:name="_Toc224903249"/>
       <w:r>
         <w:rPr>
           <w:sz w:val="24"/>
@@ -9140,7 +9217,7 @@
         <w:pStyle w:val="Heading2"/>
       </w:pPr>
       <w:bookmarkStart w:id="21" w:name="_Toc220396086"/>
-      <w:bookmarkStart w:id="22" w:name="_Toc224299101"/>
+      <w:bookmarkStart w:id="22" w:name="_Toc224903250"/>
       <w:r>
         <w:t>Usability and Accessibility</w:t>
       </w:r>
@@ -9269,7 +9346,21 @@
                 <w:sz w:val="24"/>
                 <w:szCs w:val="24"/>
               </w:rPr>
-              <w:t>This will ensure that suers do not get lost or confused when trying to navigate the system, improving satisfaction</w:t>
+              <w:t xml:space="preserve">This will ensure that </w:t>
+            </w:r>
+            <w:r>
+              <w:rPr>
+                <w:sz w:val="24"/>
+                <w:szCs w:val="24"/>
+              </w:rPr>
+              <w:t>us</w:t>
+            </w:r>
+            <w:r>
+              <w:rPr>
+                <w:sz w:val="24"/>
+                <w:szCs w:val="24"/>
+              </w:rPr>
+              <w:t>ers do not get lost or confused when trying to navigate the system, improving satisfaction</w:t>
             </w:r>
           </w:p>
         </w:tc>
@@ -9622,7 +9713,7 @@
           <w:bCs/>
         </w:rPr>
       </w:pPr>
-      <w:bookmarkStart w:id="23" w:name="_Toc224299102"/>
+      <w:bookmarkStart w:id="23" w:name="_Toc224903251"/>
       <w:r>
         <w:rPr>
           <w:b/>
@@ -9637,7 +9728,7 @@
       <w:pPr>
         <w:pStyle w:val="Heading2"/>
       </w:pPr>
-      <w:bookmarkStart w:id="24" w:name="_Toc224299103"/>
+      <w:bookmarkStart w:id="24" w:name="_Toc224903252"/>
       <w:r>
         <w:t>General Project Risks</w:t>
       </w:r>
@@ -9710,7 +9801,7 @@
       <w:pPr>
         <w:pStyle w:val="Heading2"/>
       </w:pPr>
-      <w:bookmarkStart w:id="25" w:name="_Toc224299104"/>
+      <w:bookmarkStart w:id="25" w:name="_Toc224903253"/>
       <w:r>
         <w:t>General Technical Risks</w:t>
       </w:r>
@@ -9843,7 +9934,7 @@
       <w:pPr>
         <w:pStyle w:val="Heading2"/>
       </w:pPr>
-      <w:bookmarkStart w:id="26" w:name="_Toc224299105"/>
+      <w:bookmarkStart w:id="26" w:name="_Toc224903254"/>
       <w:r>
         <w:t>Project-Based Risks</w:t>
       </w:r>
@@ -9943,7 +10034,7 @@
       <w:pPr>
         <w:pStyle w:val="Heading2"/>
       </w:pPr>
-      <w:bookmarkStart w:id="27" w:name="_Toc224299106"/>
+      <w:bookmarkStart w:id="27" w:name="_Toc224903255"/>
       <w:r>
         <w:t>Risk Matrix</w:t>
       </w:r>
@@ -10075,7 +10166,18 @@
               <w:spacing w:after="160" w:line="278" w:lineRule="auto"/>
             </w:pPr>
             <w:r>
-              <w:t>GTR1, GTR4</w:t>
+              <w:t>GTR</w:t>
+            </w:r>
+            <w:proofErr w:type="gramStart"/>
+            <w:r>
+              <w:t>1,</w:t>
+            </w:r>
+            <w:r>
+              <w:t>GTR</w:t>
+            </w:r>
+            <w:proofErr w:type="gramEnd"/>
+            <w:r>
+              <w:t>5</w:t>
             </w:r>
           </w:p>
         </w:tc>
@@ -10117,7 +10219,13 @@
               <w:spacing w:after="160" w:line="278" w:lineRule="auto"/>
             </w:pPr>
             <w:r>
-              <w:t>GTR4, GTR5, PBR3, PBR4</w:t>
+              <w:t>GTR4,</w:t>
+            </w:r>
+            <w:r>
+              <w:t xml:space="preserve"> </w:t>
+            </w:r>
+            <w:r>
+              <w:t>PBR3, PBR4</w:t>
             </w:r>
           </w:p>
         </w:tc>
@@ -10630,7 +10738,7 @@
       <w:pPr>
         <w:pStyle w:val="Heading2"/>
       </w:pPr>
-      <w:bookmarkStart w:id="28" w:name="_Toc224299107"/>
+      <w:bookmarkStart w:id="28" w:name="_Toc224903256"/>
       <w:r>
         <w:t>Risk Mitigation</w:t>
       </w:r>
@@ -11954,7 +12062,7 @@
           <w:bCs/>
         </w:rPr>
       </w:pPr>
-      <w:bookmarkStart w:id="29" w:name="_Toc224299108"/>
+      <w:bookmarkStart w:id="29" w:name="_Toc224903257"/>
       <w:r>
         <w:rPr>
           <w:b/>
@@ -12177,7 +12285,7 @@
           <w:bCs/>
         </w:rPr>
       </w:pPr>
-      <w:bookmarkStart w:id="30" w:name="_Toc224299109"/>
+      <w:bookmarkStart w:id="30" w:name="_Toc224903258"/>
       <w:r>
         <w:rPr>
           <w:b/>
